--- a/docs/HAMS_PRODUCTION_REFERENCE.docx
+++ b/docs/HAMS_PRODUCTION_REFERENCE.docx
@@ -1842,16 +1842,32 @@
           <w:p>
             <w:pPr>
               <w:spacing w:after="0"/>
-            </w:pPr>
-            <w:r>
-              <w:rPr>
-                <w:b w:val="0"/>
-                <w:bCs w:val="0"/>
-                <w:color w:val="202020"/>
-                <w:sz w:val="19"/>
-                <w:szCs w:val="19"/>
-              </w:rPr>
-              <w:t>1.1 (2)</w:t>
+              <w:rPr>
+                <w:rFonts w:hint="default"/>
+                <w:lang w:val="en-US"/>
+              </w:rPr>
+            </w:pPr>
+            <w:r>
+              <w:rPr>
+                <w:b w:val="0"/>
+                <w:bCs w:val="0"/>
+                <w:color w:val="202020"/>
+                <w:sz w:val="19"/>
+                <w:szCs w:val="19"/>
+              </w:rPr>
+              <w:t>1.</w:t>
+            </w:r>
+            <w:r>
+              <w:rPr>
+                <w:rFonts w:hint="default"/>
+                <w:b w:val="0"/>
+                <w:bCs w:val="0"/>
+                <w:color w:val="202020"/>
+                <w:sz w:val="19"/>
+                <w:szCs w:val="19"/>
+                <w:lang w:val="en-US"/>
+              </w:rPr>
+              <w:t>2</w:t>
             </w:r>
           </w:p>
         </w:tc>
@@ -2484,12 +2500,6 @@
             <w:insideH w:val="single" w:color="auto" w:sz="4" w:space="0"/>
             <w:insideV w:val="single" w:color="auto" w:sz="4" w:space="0"/>
           </w:tblBorders>
-          <w:tblCellMar>
-            <w:top w:w="0" w:type="dxa"/>
-            <w:left w:w="10" w:type="dxa"/>
-            <w:bottom w:w="0" w:type="dxa"/>
-            <w:right w:w="10" w:type="dxa"/>
-          </w:tblCellMar>
         </w:tblPrEx>
         <w:trPr>
           <w:tblHeader/>
@@ -2807,16 +2817,32 @@
           <w:p>
             <w:pPr>
               <w:spacing w:after="0"/>
-            </w:pPr>
-            <w:r>
-              <w:rPr>
-                <w:b w:val="0"/>
-                <w:bCs w:val="0"/>
-                <w:color w:val="202020"/>
-                <w:sz w:val="19"/>
-                <w:szCs w:val="19"/>
-              </w:rPr>
-              <w:t>1.1 (2)</w:t>
+              <w:rPr>
+                <w:rFonts w:hint="default"/>
+                <w:lang w:val="en-US"/>
+              </w:rPr>
+            </w:pPr>
+            <w:r>
+              <w:rPr>
+                <w:b w:val="0"/>
+                <w:bCs w:val="0"/>
+                <w:color w:val="202020"/>
+                <w:sz w:val="19"/>
+                <w:szCs w:val="19"/>
+              </w:rPr>
+              <w:t>1</w:t>
+            </w:r>
+            <w:r>
+              <w:rPr>
+                <w:rFonts w:hint="default"/>
+                <w:b w:val="0"/>
+                <w:bCs w:val="0"/>
+                <w:color w:val="202020"/>
+                <w:sz w:val="19"/>
+                <w:szCs w:val="19"/>
+                <w:lang w:val="en-US"/>
+              </w:rPr>
+              <w:t>.2</w:t>
             </w:r>
           </w:p>
         </w:tc>
@@ -3236,12 +3262,6 @@
             <w:insideH w:val="single" w:color="auto" w:sz="4" w:space="0"/>
             <w:insideV w:val="single" w:color="auto" w:sz="4" w:space="0"/>
           </w:tblBorders>
-          <w:tblCellMar>
-            <w:top w:w="0" w:type="dxa"/>
-            <w:left w:w="10" w:type="dxa"/>
-            <w:bottom w:w="0" w:type="dxa"/>
-            <w:right w:w="10" w:type="dxa"/>
-          </w:tblCellMar>
         </w:tblPrEx>
         <w:trPr>
           <w:tblHeader/>
@@ -3768,7 +3788,7 @@
           <wp:inline distT="0" distB="0" distL="114300" distR="114300">
             <wp:extent cx="1175385" cy="2600960"/>
             <wp:effectExtent l="0" t="0" r="13335" b="5080"/>
-            <wp:docPr id="1" name="Picture 1" descr="app-01-count-screen"/>
+            <wp:docPr id="1" name="Picture 1" descr="C:/Users/User/Downloads/WhatsApp Image 2026-08-21 at 09.47.39.jpegWhatsApp Image 2026-08-21 at 09.47.39"/>
             <wp:cNvGraphicFramePr>
               <a:graphicFrameLocks xmlns:a="http://schemas.openxmlformats.org/drawingml/2006/main" noChangeAspect="1"/>
             </wp:cNvGraphicFramePr>
@@ -3776,13 +3796,14 @@
               <a:graphicData uri="http://schemas.openxmlformats.org/drawingml/2006/picture">
                 <pic:pic xmlns:pic="http://schemas.openxmlformats.org/drawingml/2006/picture">
                   <pic:nvPicPr>
-                    <pic:cNvPr id="1" name="Picture 1" descr="app-01-count-screen"/>
+                    <pic:cNvPr id="1" name="Picture 1" descr="C:/Users/User/Downloads/WhatsApp Image 2026-08-21 at 09.47.39.jpegWhatsApp Image 2026-08-21 at 09.47.39"/>
                     <pic:cNvPicPr>
                       <a:picLocks noChangeAspect="1"/>
                     </pic:cNvPicPr>
                   </pic:nvPicPr>
                   <pic:blipFill>
                     <a:blip r:embed="rId6"/>
+                    <a:srcRect l="49" r="49"/>
                     <a:stretch>
                       <a:fillRect/>
                     </a:stretch>
@@ -3818,7 +3839,7 @@
           <wp:inline distT="0" distB="0" distL="114300" distR="114300">
             <wp:extent cx="1176655" cy="2604135"/>
             <wp:effectExtent l="0" t="0" r="12065" b="1905"/>
-            <wp:docPr id="2" name="Picture 2" descr="D:/HAMS_company_solution/docs/image_guideline/app/app-02-new-task.jpegapp-02-new-task"/>
+            <wp:docPr id="2" name="Picture 2" descr="C:/Users/User/Downloads/WhatsApp Image 2026-08-21 at 09.46.07.jpegWhatsApp Image 2026-08-21 at 09.46.07"/>
             <wp:cNvGraphicFramePr>
               <a:graphicFrameLocks xmlns:a="http://schemas.openxmlformats.org/drawingml/2006/main" noChangeAspect="1"/>
             </wp:cNvGraphicFramePr>
@@ -3826,14 +3847,14 @@
               <a:graphicData uri="http://schemas.openxmlformats.org/drawingml/2006/picture">
                 <pic:pic xmlns:pic="http://schemas.openxmlformats.org/drawingml/2006/picture">
                   <pic:nvPicPr>
-                    <pic:cNvPr id="2" name="Picture 2" descr="D:/HAMS_company_solution/docs/image_guideline/app/app-02-new-task.jpegapp-02-new-task"/>
+                    <pic:cNvPr id="2" name="Picture 2" descr="C:/Users/User/Downloads/WhatsApp Image 2026-08-21 at 09.46.07.jpegWhatsApp Image 2026-08-21 at 09.46.07"/>
                     <pic:cNvPicPr>
                       <a:picLocks noChangeAspect="1"/>
                     </pic:cNvPicPr>
                   </pic:nvPicPr>
                   <pic:blipFill>
                     <a:blip r:embed="rId7"/>
-                    <a:srcRect l="56" r="56"/>
+                    <a:srcRect l="61" r="61"/>
                     <a:stretch>
                       <a:fillRect/>
                     </a:stretch>
@@ -4150,12 +4171,6 @@
             <w:insideH w:val="single" w:color="auto" w:sz="4" w:space="0"/>
             <w:insideV w:val="single" w:color="auto" w:sz="4" w:space="0"/>
           </w:tblBorders>
-          <w:tblCellMar>
-            <w:top w:w="0" w:type="dxa"/>
-            <w:left w:w="10" w:type="dxa"/>
-            <w:bottom w:w="0" w:type="dxa"/>
-            <w:right w:w="10" w:type="dxa"/>
-          </w:tblCellMar>
         </w:tblPrEx>
         <w:trPr>
           <w:tblHeader/>
@@ -5317,12 +5332,6 @@
             <w:insideH w:val="single" w:color="auto" w:sz="4" w:space="0"/>
             <w:insideV w:val="single" w:color="auto" w:sz="4" w:space="0"/>
           </w:tblBorders>
-          <w:tblCellMar>
-            <w:top w:w="0" w:type="dxa"/>
-            <w:left w:w="10" w:type="dxa"/>
-            <w:bottom w:w="0" w:type="dxa"/>
-            <w:right w:w="10" w:type="dxa"/>
-          </w:tblCellMar>
         </w:tblPrEx>
         <w:trPr>
           <w:tblHeader/>
@@ -5855,12 +5864,6 @@
             <w:insideH w:val="single" w:color="auto" w:sz="4" w:space="0"/>
             <w:insideV w:val="single" w:color="auto" w:sz="4" w:space="0"/>
           </w:tblBorders>
-          <w:tblCellMar>
-            <w:top w:w="0" w:type="dxa"/>
-            <w:left w:w="10" w:type="dxa"/>
-            <w:bottom w:w="0" w:type="dxa"/>
-            <w:right w:w="10" w:type="dxa"/>
-          </w:tblCellMar>
         </w:tblPrEx>
         <w:tc>
           <w:tcPr>
@@ -5885,6 +5888,1706 @@
             </w:pPr>
             <w:r>
               <w:t>⚠ Never pair a replacement phone to the same unit while the old phone may contain unsent work.</w:t>
+            </w:r>
+          </w:p>
+        </w:tc>
+      </w:tr>
+    </w:tbl>
+    <w:p>
+      <w:pPr>
+        <w:spacing w:after="100"/>
+      </w:pPr>
+    </w:p>
+    <w:p>
+      <w:pPr>
+        <w:pStyle w:val="3"/>
+      </w:pPr>
+      <w:bookmarkStart w:id="900" w:name="_Toc99431"/>
+      <w:r>
+        <w:t>4.3 Pairing and release: precautions and fallback</w:t>
+      </w:r>
+      <w:bookmarkEnd w:id="900"/>
+    </w:p>
+    <w:p>
+      <w:pPr>
+        <w:spacing w:after="100"/>
+      </w:pPr>
+      <w:r>
+        <w:t xml:space="preserve">This section tells the person holding the phone what to do when pairing or release does not go as expected. In the tables below, the highlighted cell is the action to take.</w:t>
+      </w:r>
+    </w:p>
+    <w:p>
+      <w:pPr>
+        <w:spacing w:after="100"/>
+      </w:pPr>
+      <w:r>
+        <w:rPr>
+          <w:b/>
+          <w:bCs/>
+        </w:rPr>
+        <w:t xml:space="preserve">Before pairing</w:t>
+      </w:r>
+    </w:p>
+    <w:p>
+      <w:pPr>
+        <w:numPr>
+          <w:ilvl w:val="0"/>
+          <w:numId w:val="2"/>
+        </w:numPr>
+        <w:spacing w:after="50"/>
+      </w:pPr>
+      <w:r>
+        <w:t xml:space="preserve">Take the unit ID from the office register. Do not guess it or type it from memory. The convention is OC&lt;NUM&gt;_H_&lt;SERIAL_NUMBER&gt;; a wrong ID either fails outright or binds the phone to the wrong unit.</w:t>
+      </w:r>
+    </w:p>
+    <w:p>
+      <w:pPr>
+        <w:numPr>
+          <w:ilvl w:val="0"/>
+          <w:numId w:val="2"/>
+        </w:numPr>
+        <w:spacing w:after="50"/>
+      </w:pPr>
+      <w:r>
+        <w:t xml:space="preserve">Confirm the phone has a working network connection. Pairing needs one. GPS is not required until counting starts.</w:t>
+      </w:r>
+    </w:p>
+    <w:p>
+      <w:pPr>
+        <w:numPr>
+          <w:ilvl w:val="0"/>
+          <w:numId w:val="2"/>
+        </w:numPr>
+        <w:spacing w:after="50"/>
+      </w:pPr>
+      <w:r>
+        <w:t xml:space="preserve">Pair one phone to one unit at a time, and record the pairing in the operational register.</w:t>
+      </w:r>
+    </w:p>
+    <w:p>
+      <w:pPr>
+        <w:spacing w:after="60"/>
+      </w:pPr>
+      <w:r>
+        <w:t xml:space="preserve"/>
+      </w:r>
+    </w:p>
+    <w:p>
+      <w:pPr>
+        <w:spacing w:after="100"/>
+      </w:pPr>
+      <w:r>
+        <w:rPr>
+          <w:b/>
+          <w:bCs/>
+        </w:rPr>
+        <w:t xml:space="preserve">If pairing does not succeed</w:t>
+      </w:r>
+    </w:p>
+    <w:tbl>
+      <w:tblPr>
+        <w:tblStyle w:val="9"/>
+        <w:tblW w:w="9746" w:type="dxa"/>
+        <w:tblInd w:w="0" w:type="dxa"/>
+        <w:tblBorders>
+          <w:top w:val="single" w:color="auto" w:sz="4" w:space="0"/>
+          <w:left w:val="single" w:color="auto" w:sz="4" w:space="0"/>
+          <w:bottom w:val="single" w:color="auto" w:sz="4" w:space="0"/>
+          <w:right w:val="single" w:color="auto" w:sz="4" w:space="0"/>
+          <w:insideH w:val="single" w:color="auto" w:sz="4" w:space="0"/>
+          <w:insideV w:val="single" w:color="auto" w:sz="4" w:space="0"/>
+        </w:tblBorders>
+        <w:tblLayout w:type="autofit"/>
+        <w:tblCellMar>
+          <w:top w:w="0" w:type="dxa"/>
+          <w:left w:w="10" w:type="dxa"/>
+          <w:bottom w:w="0" w:type="dxa"/>
+          <w:right w:w="10" w:type="dxa"/>
+        </w:tblCellMar>
+      </w:tblPr>
+      <w:tblGrid>
+        <w:gridCol w:w="3000"/>
+        <w:gridCol w:w="3200"/>
+        <w:gridCol w:w="3546"/>
+      </w:tblGrid>
+      <w:tr>
+        <w:trPr>
+          <w:tblHeader/>
+        </w:trPr>
+        <w:tc>
+          <w:tcPr>
+            <w:tcW w:w="3000" w:type="dxa"/>
+            <w:tcBorders>
+              <w:top w:val="single" w:color="B7C9C0" w:sz="4" w:space="0"/>
+              <w:left w:val="single" w:color="B7C9C0" w:sz="4" w:space="0"/>
+              <w:bottom w:val="single" w:color="B7C9C0" w:sz="4" w:space="0"/>
+              <w:right w:val="single" w:color="B7C9C0" w:sz="4" w:space="0"/>
+            </w:tcBorders>
+            <w:shd w:val="clear" w:color="auto" w:fill="1F4E3D"/>
+            <w:tcMar>
+              <w:top w:w="80" w:type="dxa"/>
+              <w:left w:w="100" w:type="dxa"/>
+              <w:bottom w:w="80" w:type="dxa"/>
+              <w:right w:w="100" w:type="dxa"/>
+            </w:tcMar>
+            <w:vAlign w:val="center"/>
+          </w:tcPr>
+          <w:p>
+            <w:pPr>
+              <w:spacing w:after="0"/>
+            </w:pPr>
+            <w:r>
+              <w:rPr>
+                <w:b/>
+                <w:bCs/>
+                <w:color w:val="FFFFFF"/>
+                <w:sz w:val="19"/>
+                <w:szCs w:val="19"/>
+              </w:rPr>
+              <w:t xml:space="preserve">Message on the phone</w:t>
+            </w:r>
+          </w:p>
+        </w:tc>
+        <w:tc>
+          <w:tcPr>
+            <w:tcW w:w="3200" w:type="dxa"/>
+            <w:tcBorders>
+              <w:top w:val="single" w:color="B7C9C0" w:sz="4" w:space="0"/>
+              <w:left w:val="single" w:color="B7C9C0" w:sz="4" w:space="0"/>
+              <w:bottom w:val="single" w:color="B7C9C0" w:sz="4" w:space="0"/>
+              <w:right w:val="single" w:color="B7C9C0" w:sz="4" w:space="0"/>
+            </w:tcBorders>
+            <w:shd w:val="clear" w:color="auto" w:fill="1F4E3D"/>
+            <w:tcMar>
+              <w:top w:w="80" w:type="dxa"/>
+              <w:left w:w="100" w:type="dxa"/>
+              <w:bottom w:w="80" w:type="dxa"/>
+              <w:right w:w="100" w:type="dxa"/>
+            </w:tcMar>
+            <w:vAlign w:val="center"/>
+          </w:tcPr>
+          <w:p>
+            <w:pPr>
+              <w:spacing w:after="0"/>
+            </w:pPr>
+            <w:r>
+              <w:rPr>
+                <w:b/>
+                <w:bCs/>
+                <w:color w:val="FFFFFF"/>
+                <w:sz w:val="19"/>
+                <w:szCs w:val="19"/>
+              </w:rPr>
+              <w:t xml:space="preserve">What it means</w:t>
+            </w:r>
+          </w:p>
+        </w:tc>
+        <w:tc>
+          <w:tcPr>
+            <w:tcW w:w="3546" w:type="dxa"/>
+            <w:tcBorders>
+              <w:top w:val="single" w:color="B7C9C0" w:sz="4" w:space="0"/>
+              <w:left w:val="single" w:color="B7C9C0" w:sz="4" w:space="0"/>
+              <w:bottom w:val="single" w:color="B7C9C0" w:sz="4" w:space="0"/>
+              <w:right w:val="single" w:color="B7C9C0" w:sz="4" w:space="0"/>
+            </w:tcBorders>
+            <w:shd w:val="clear" w:color="auto" w:fill="1F4E3D"/>
+            <w:tcMar>
+              <w:top w:w="80" w:type="dxa"/>
+              <w:left w:w="100" w:type="dxa"/>
+              <w:bottom w:w="80" w:type="dxa"/>
+              <w:right w:w="100" w:type="dxa"/>
+            </w:tcMar>
+            <w:vAlign w:val="center"/>
+          </w:tcPr>
+          <w:p>
+            <w:pPr>
+              <w:spacing w:after="0"/>
+            </w:pPr>
+            <w:r>
+              <w:rPr>
+                <w:b/>
+                <w:bCs/>
+                <w:color w:val="FFFFFF"/>
+                <w:sz w:val="19"/>
+                <w:szCs w:val="19"/>
+              </w:rPr>
+              <w:t xml:space="preserve">What to do</w:t>
+            </w:r>
+          </w:p>
+        </w:tc>
+      </w:tr>
+      <w:tr>
+        <w:tc>
+          <w:tcPr>
+            <w:tcW w:w="3000" w:type="dxa"/>
+            <w:tcBorders>
+              <w:top w:val="single" w:color="B7C9C0" w:sz="4" w:space="0"/>
+              <w:left w:val="single" w:color="B7C9C0" w:sz="4" w:space="0"/>
+              <w:bottom w:val="single" w:color="B7C9C0" w:sz="4" w:space="0"/>
+              <w:right w:val="single" w:color="B7C9C0" w:sz="4" w:space="0"/>
+            </w:tcBorders>
+            <w:shd w:val="clear" w:color="auto" w:fill="FFFFFF"/>
+            <w:tcMar>
+              <w:top w:w="80" w:type="dxa"/>
+              <w:left w:w="100" w:type="dxa"/>
+              <w:bottom w:w="80" w:type="dxa"/>
+              <w:right w:w="100" w:type="dxa"/>
+            </w:tcMar>
+            <w:vAlign w:val="center"/>
+          </w:tcPr>
+          <w:p>
+            <w:pPr>
+              <w:spacing w:after="0"/>
+            </w:pPr>
+            <w:r>
+              <w:rPr>
+                <w:b w:val="0"/>
+                <w:bCs w:val="0"/>
+                <w:color w:val="202020"/>
+                <w:sz w:val="19"/>
+                <w:szCs w:val="19"/>
+              </w:rPr>
+              <w:t xml:space="preserve">Unknown unit ID. Check and retry.</w:t>
+            </w:r>
+          </w:p>
+        </w:tc>
+        <w:tc>
+          <w:tcPr>
+            <w:tcW w:w="3200" w:type="dxa"/>
+            <w:tcBorders>
+              <w:top w:val="single" w:color="B7C9C0" w:sz="4" w:space="0"/>
+              <w:left w:val="single" w:color="B7C9C0" w:sz="4" w:space="0"/>
+              <w:bottom w:val="single" w:color="B7C9C0" w:sz="4" w:space="0"/>
+              <w:right w:val="single" w:color="B7C9C0" w:sz="4" w:space="0"/>
+            </w:tcBorders>
+            <w:shd w:val="clear" w:color="auto" w:fill="FFFFFF"/>
+            <w:tcMar>
+              <w:top w:w="80" w:type="dxa"/>
+              <w:left w:w="100" w:type="dxa"/>
+              <w:bottom w:w="80" w:type="dxa"/>
+              <w:right w:w="100" w:type="dxa"/>
+            </w:tcMar>
+            <w:vAlign w:val="center"/>
+          </w:tcPr>
+          <w:p>
+            <w:pPr>
+              <w:spacing w:after="0"/>
+            </w:pPr>
+            <w:r>
+              <w:rPr>
+                <w:b w:val="0"/>
+                <w:bCs w:val="0"/>
+                <w:color w:val="202020"/>
+                <w:sz w:val="19"/>
+                <w:szCs w:val="19"/>
+              </w:rPr>
+              <w:t xml:space="preserve">The unit is not in the office register.</w:t>
+            </w:r>
+          </w:p>
+        </w:tc>
+        <w:tc>
+          <w:tcPr>
+            <w:tcW w:w="3546" w:type="dxa"/>
+            <w:tcBorders>
+              <w:top w:val="single" w:color="B7C9C0" w:sz="4" w:space="0"/>
+              <w:left w:val="single" w:color="B7C9C0" w:sz="4" w:space="0"/>
+              <w:bottom w:val="single" w:color="B7C9C0" w:sz="4" w:space="0"/>
+              <w:right w:val="single" w:color="B7C9C0" w:sz="4" w:space="0"/>
+            </w:tcBorders>
+            <w:shd w:val="clear" w:color="auto" w:fill="FFF2CC"/>
+            <w:tcMar>
+              <w:top w:w="80" w:type="dxa"/>
+              <w:left w:w="100" w:type="dxa"/>
+              <w:bottom w:w="80" w:type="dxa"/>
+              <w:right w:w="100" w:type="dxa"/>
+            </w:tcMar>
+            <w:vAlign w:val="center"/>
+          </w:tcPr>
+          <w:p>
+            <w:pPr>
+              <w:spacing w:after="0"/>
+            </w:pPr>
+            <w:r>
+              <w:rPr>
+                <w:b/>
+                <w:bCs/>
+                <w:color w:val="202020"/>
+                <w:sz w:val="19"/>
+                <w:szCs w:val="19"/>
+              </w:rPr>
+              <w:t xml:space="preserve">Re-check the ID against the register. If it is correct, ask the office to confirm the unit was seeded.</w:t>
+            </w:r>
+          </w:p>
+        </w:tc>
+      </w:tr>
+      <w:tr>
+        <w:tc>
+          <w:tcPr>
+            <w:tcW w:w="3000" w:type="dxa"/>
+            <w:tcBorders>
+              <w:top w:val="single" w:color="B7C9C0" w:sz="4" w:space="0"/>
+              <w:left w:val="single" w:color="B7C9C0" w:sz="4" w:space="0"/>
+              <w:bottom w:val="single" w:color="B7C9C0" w:sz="4" w:space="0"/>
+              <w:right w:val="single" w:color="B7C9C0" w:sz="4" w:space="0"/>
+            </w:tcBorders>
+            <w:shd w:val="clear" w:color="auto" w:fill="FFFFFF"/>
+            <w:tcMar>
+              <w:top w:w="80" w:type="dxa"/>
+              <w:left w:w="100" w:type="dxa"/>
+              <w:bottom w:w="80" w:type="dxa"/>
+              <w:right w:w="100" w:type="dxa"/>
+            </w:tcMar>
+            <w:vAlign w:val="center"/>
+          </w:tcPr>
+          <w:p>
+            <w:pPr>
+              <w:spacing w:after="0"/>
+            </w:pPr>
+            <w:r>
+              <w:rPr>
+                <w:b w:val="0"/>
+                <w:bCs w:val="0"/>
+                <w:color w:val="202020"/>
+                <w:sz w:val="19"/>
+                <w:szCs w:val="19"/>
+              </w:rPr>
+              <w:t xml:space="preserve">This device is already bound to another unit.</w:t>
+            </w:r>
+          </w:p>
+        </w:tc>
+        <w:tc>
+          <w:tcPr>
+            <w:tcW w:w="3200" w:type="dxa"/>
+            <w:tcBorders>
+              <w:top w:val="single" w:color="B7C9C0" w:sz="4" w:space="0"/>
+              <w:left w:val="single" w:color="B7C9C0" w:sz="4" w:space="0"/>
+              <w:bottom w:val="single" w:color="B7C9C0" w:sz="4" w:space="0"/>
+              <w:right w:val="single" w:color="B7C9C0" w:sz="4" w:space="0"/>
+            </w:tcBorders>
+            <w:shd w:val="clear" w:color="auto" w:fill="FFFFFF"/>
+            <w:tcMar>
+              <w:top w:w="80" w:type="dxa"/>
+              <w:left w:w="100" w:type="dxa"/>
+              <w:bottom w:w="80" w:type="dxa"/>
+              <w:right w:w="100" w:type="dxa"/>
+            </w:tcMar>
+            <w:vAlign w:val="center"/>
+          </w:tcPr>
+          <w:p>
+            <w:pPr>
+              <w:spacing w:after="0"/>
+            </w:pPr>
+            <w:r>
+              <w:rPr>
+                <w:b w:val="0"/>
+                <w:bCs w:val="0"/>
+                <w:color w:val="202020"/>
+                <w:sz w:val="19"/>
+                <w:szCs w:val="19"/>
+              </w:rPr>
+              <w:t xml:space="preserve">This phone already owns a different unit.</w:t>
+            </w:r>
+          </w:p>
+        </w:tc>
+        <w:tc>
+          <w:tcPr>
+            <w:tcW w:w="3546" w:type="dxa"/>
+            <w:tcBorders>
+              <w:top w:val="single" w:color="B7C9C0" w:sz="4" w:space="0"/>
+              <w:left w:val="single" w:color="B7C9C0" w:sz="4" w:space="0"/>
+              <w:bottom w:val="single" w:color="B7C9C0" w:sz="4" w:space="0"/>
+              <w:right w:val="single" w:color="B7C9C0" w:sz="4" w:space="0"/>
+            </w:tcBorders>
+            <w:shd w:val="clear" w:color="auto" w:fill="FFF2CC"/>
+            <w:tcMar>
+              <w:top w:w="80" w:type="dxa"/>
+              <w:left w:w="100" w:type="dxa"/>
+              <w:bottom w:w="80" w:type="dxa"/>
+              <w:right w:w="100" w:type="dxa"/>
+            </w:tcMar>
+            <w:vAlign w:val="center"/>
+          </w:tcPr>
+          <w:p>
+            <w:pPr>
+              <w:spacing w:after="0"/>
+            </w:pPr>
+            <w:r>
+              <w:rPr>
+                <w:b/>
+                <w:bCs/>
+                <w:color w:val="202020"/>
+                <w:sz w:val="19"/>
+                <w:szCs w:val="19"/>
+              </w:rPr>
+              <w:t xml:space="preserve">Release that unit first, then pair to the new one.</w:t>
+            </w:r>
+          </w:p>
+        </w:tc>
+      </w:tr>
+      <w:tr>
+        <w:tc>
+          <w:tcPr>
+            <w:tcW w:w="3000" w:type="dxa"/>
+            <w:tcBorders>
+              <w:top w:val="single" w:color="B7C9C0" w:sz="4" w:space="0"/>
+              <w:left w:val="single" w:color="B7C9C0" w:sz="4" w:space="0"/>
+              <w:bottom w:val="single" w:color="B7C9C0" w:sz="4" w:space="0"/>
+              <w:right w:val="single" w:color="B7C9C0" w:sz="4" w:space="0"/>
+            </w:tcBorders>
+            <w:shd w:val="clear" w:color="auto" w:fill="FFFFFF"/>
+            <w:tcMar>
+              <w:top w:w="80" w:type="dxa"/>
+              <w:left w:w="100" w:type="dxa"/>
+              <w:bottom w:w="80" w:type="dxa"/>
+              <w:right w:w="100" w:type="dxa"/>
+            </w:tcMar>
+            <w:vAlign w:val="center"/>
+          </w:tcPr>
+          <w:p>
+            <w:pPr>
+              <w:spacing w:after="0"/>
+            </w:pPr>
+            <w:r>
+              <w:rPr>
+                <w:b w:val="0"/>
+                <w:bCs w:val="0"/>
+                <w:color w:val="202020"/>
+                <w:sz w:val="19"/>
+                <w:szCs w:val="19"/>
+              </w:rPr>
+              <w:t xml:space="preserve">That unit is bound to another device.</w:t>
+            </w:r>
+          </w:p>
+        </w:tc>
+        <w:tc>
+          <w:tcPr>
+            <w:tcW w:w="3200" w:type="dxa"/>
+            <w:tcBorders>
+              <w:top w:val="single" w:color="B7C9C0" w:sz="4" w:space="0"/>
+              <w:left w:val="single" w:color="B7C9C0" w:sz="4" w:space="0"/>
+              <w:bottom w:val="single" w:color="B7C9C0" w:sz="4" w:space="0"/>
+              <w:right w:val="single" w:color="B7C9C0" w:sz="4" w:space="0"/>
+            </w:tcBorders>
+            <w:shd w:val="clear" w:color="auto" w:fill="FFFFFF"/>
+            <w:tcMar>
+              <w:top w:w="80" w:type="dxa"/>
+              <w:left w:w="100" w:type="dxa"/>
+              <w:bottom w:w="80" w:type="dxa"/>
+              <w:right w:w="100" w:type="dxa"/>
+            </w:tcMar>
+            <w:vAlign w:val="center"/>
+          </w:tcPr>
+          <w:p>
+            <w:pPr>
+              <w:spacing w:after="0"/>
+            </w:pPr>
+            <w:r>
+              <w:rPr>
+                <w:b w:val="0"/>
+                <w:bCs w:val="0"/>
+                <w:color w:val="202020"/>
+                <w:sz w:val="19"/>
+                <w:szCs w:val="19"/>
+              </w:rPr>
+              <w:t xml:space="preserve">A different phone owns the unit.</w:t>
+            </w:r>
+          </w:p>
+        </w:tc>
+        <w:tc>
+          <w:tcPr>
+            <w:tcW w:w="3546" w:type="dxa"/>
+            <w:tcBorders>
+              <w:top w:val="single" w:color="B7C9C0" w:sz="4" w:space="0"/>
+              <w:left w:val="single" w:color="B7C9C0" w:sz="4" w:space="0"/>
+              <w:bottom w:val="single" w:color="B7C9C0" w:sz="4" w:space="0"/>
+              <w:right w:val="single" w:color="B7C9C0" w:sz="4" w:space="0"/>
+            </w:tcBorders>
+            <w:shd w:val="clear" w:color="auto" w:fill="FFF2CC"/>
+            <w:tcMar>
+              <w:top w:w="80" w:type="dxa"/>
+              <w:left w:w="100" w:type="dxa"/>
+              <w:bottom w:w="80" w:type="dxa"/>
+              <w:right w:w="100" w:type="dxa"/>
+            </w:tcMar>
+            <w:vAlign w:val="center"/>
+          </w:tcPr>
+          <w:p>
+            <w:pPr>
+              <w:spacing w:after="0"/>
+            </w:pPr>
+            <w:r>
+              <w:rPr>
+                <w:b/>
+                <w:bCs/>
+                <w:color w:val="202020"/>
+                <w:sz w:val="19"/>
+                <w:szCs w:val="19"/>
+              </w:rPr>
+              <w:t xml:space="preserve">Stop. Do not retry. The office must release the unit before this phone can take it.</w:t>
+            </w:r>
+          </w:p>
+        </w:tc>
+      </w:tr>
+      <w:tr>
+        <w:tc>
+          <w:tcPr>
+            <w:tcW w:w="3000" w:type="dxa"/>
+            <w:tcBorders>
+              <w:top w:val="single" w:color="B7C9C0" w:sz="4" w:space="0"/>
+              <w:left w:val="single" w:color="B7C9C0" w:sz="4" w:space="0"/>
+              <w:bottom w:val="single" w:color="B7C9C0" w:sz="4" w:space="0"/>
+              <w:right w:val="single" w:color="B7C9C0" w:sz="4" w:space="0"/>
+            </w:tcBorders>
+            <w:shd w:val="clear" w:color="auto" w:fill="FFFFFF"/>
+            <w:tcMar>
+              <w:top w:w="80" w:type="dxa"/>
+              <w:left w:w="100" w:type="dxa"/>
+              <w:bottom w:w="80" w:type="dxa"/>
+              <w:right w:w="100" w:type="dxa"/>
+            </w:tcMar>
+            <w:vAlign w:val="center"/>
+          </w:tcPr>
+          <w:p>
+            <w:pPr>
+              <w:spacing w:after="0"/>
+            </w:pPr>
+            <w:r>
+              <w:rPr>
+                <w:b w:val="0"/>
+                <w:bCs w:val="0"/>
+                <w:color w:val="202020"/>
+                <w:sz w:val="19"/>
+                <w:szCs w:val="19"/>
+              </w:rPr>
+              <w:t xml:space="preserve">This unit is finishing release from another device.</w:t>
+            </w:r>
+          </w:p>
+        </w:tc>
+        <w:tc>
+          <w:tcPr>
+            <w:tcW w:w="3200" w:type="dxa"/>
+            <w:tcBorders>
+              <w:top w:val="single" w:color="B7C9C0" w:sz="4" w:space="0"/>
+              <w:left w:val="single" w:color="B7C9C0" w:sz="4" w:space="0"/>
+              <w:bottom w:val="single" w:color="B7C9C0" w:sz="4" w:space="0"/>
+              <w:right w:val="single" w:color="B7C9C0" w:sz="4" w:space="0"/>
+            </w:tcBorders>
+            <w:shd w:val="clear" w:color="auto" w:fill="FFFFFF"/>
+            <w:tcMar>
+              <w:top w:w="80" w:type="dxa"/>
+              <w:left w:w="100" w:type="dxa"/>
+              <w:bottom w:w="80" w:type="dxa"/>
+              <w:right w:w="100" w:type="dxa"/>
+            </w:tcMar>
+            <w:vAlign w:val="center"/>
+          </w:tcPr>
+          <w:p>
+            <w:pPr>
+              <w:spacing w:after="0"/>
+            </w:pPr>
+            <w:r>
+              <w:rPr>
+                <w:b w:val="0"/>
+                <w:bCs w:val="0"/>
+                <w:color w:val="202020"/>
+                <w:sz w:val="19"/>
+                <w:szCs w:val="19"/>
+              </w:rPr>
+              <w:t xml:space="preserve">The previous phone is still inside its protected delivery window.</w:t>
+            </w:r>
+          </w:p>
+        </w:tc>
+        <w:tc>
+          <w:tcPr>
+            <w:tcW w:w="3546" w:type="dxa"/>
+            <w:tcBorders>
+              <w:top w:val="single" w:color="B7C9C0" w:sz="4" w:space="0"/>
+              <w:left w:val="single" w:color="B7C9C0" w:sz="4" w:space="0"/>
+              <w:bottom w:val="single" w:color="B7C9C0" w:sz="4" w:space="0"/>
+              <w:right w:val="single" w:color="B7C9C0" w:sz="4" w:space="0"/>
+            </w:tcBorders>
+            <w:shd w:val="clear" w:color="auto" w:fill="FFF2CC"/>
+            <w:tcMar>
+              <w:top w:w="80" w:type="dxa"/>
+              <w:left w:w="100" w:type="dxa"/>
+              <w:bottom w:w="80" w:type="dxa"/>
+              <w:right w:w="100" w:type="dxa"/>
+            </w:tcMar>
+            <w:vAlign w:val="center"/>
+          </w:tcPr>
+          <w:p>
+            <w:pPr>
+              <w:spacing w:after="0"/>
+            </w:pPr>
+            <w:r>
+              <w:rPr>
+                <w:b/>
+                <w:bCs/>
+                <w:color w:val="202020"/>
+                <w:sz w:val="19"/>
+                <w:szCs w:val="19"/>
+              </w:rPr>
+              <w:t xml:space="preserve">Wait a few minutes, then retry. The wait protects counts still being sent.</w:t>
+            </w:r>
+          </w:p>
+        </w:tc>
+      </w:tr>
+      <w:tr>
+        <w:tc>
+          <w:tcPr>
+            <w:tcW w:w="3000" w:type="dxa"/>
+            <w:tcBorders>
+              <w:top w:val="single" w:color="B7C9C0" w:sz="4" w:space="0"/>
+              <w:left w:val="single" w:color="B7C9C0" w:sz="4" w:space="0"/>
+              <w:bottom w:val="single" w:color="B7C9C0" w:sz="4" w:space="0"/>
+              <w:right w:val="single" w:color="B7C9C0" w:sz="4" w:space="0"/>
+            </w:tcBorders>
+            <w:shd w:val="clear" w:color="auto" w:fill="FFFFFF"/>
+            <w:tcMar>
+              <w:top w:w="80" w:type="dxa"/>
+              <w:left w:w="100" w:type="dxa"/>
+              <w:bottom w:w="80" w:type="dxa"/>
+              <w:right w:w="100" w:type="dxa"/>
+            </w:tcMar>
+            <w:vAlign w:val="center"/>
+          </w:tcPr>
+          <w:p>
+            <w:pPr>
+              <w:spacing w:after="0"/>
+            </w:pPr>
+            <w:r>
+              <w:rPr>
+                <w:b w:val="0"/>
+                <w:bCs w:val="0"/>
+                <w:color w:val="202020"/>
+                <w:sz w:val="19"/>
+                <w:szCs w:val="19"/>
+              </w:rPr>
+              <w:t xml:space="preserve">Supervisor code rejected. Check and retry.</w:t>
+            </w:r>
+          </w:p>
+        </w:tc>
+        <w:tc>
+          <w:tcPr>
+            <w:tcW w:w="3200" w:type="dxa"/>
+            <w:tcBorders>
+              <w:top w:val="single" w:color="B7C9C0" w:sz="4" w:space="0"/>
+              <w:left w:val="single" w:color="B7C9C0" w:sz="4" w:space="0"/>
+              <w:bottom w:val="single" w:color="B7C9C0" w:sz="4" w:space="0"/>
+              <w:right w:val="single" w:color="B7C9C0" w:sz="4" w:space="0"/>
+            </w:tcBorders>
+            <w:shd w:val="clear" w:color="auto" w:fill="FFFFFF"/>
+            <w:tcMar>
+              <w:top w:w="80" w:type="dxa"/>
+              <w:left w:w="100" w:type="dxa"/>
+              <w:bottom w:w="80" w:type="dxa"/>
+              <w:right w:w="100" w:type="dxa"/>
+            </w:tcMar>
+            <w:vAlign w:val="center"/>
+          </w:tcPr>
+          <w:p>
+            <w:pPr>
+              <w:spacing w:after="0"/>
+            </w:pPr>
+            <w:r>
+              <w:rPr>
+                <w:b w:val="0"/>
+                <w:bCs w:val="0"/>
+                <w:color w:val="202020"/>
+                <w:sz w:val="19"/>
+                <w:szCs w:val="19"/>
+              </w:rPr>
+              <w:t xml:space="preserve">The code is wrong, expired, or already used.</w:t>
+            </w:r>
+          </w:p>
+        </w:tc>
+        <w:tc>
+          <w:tcPr>
+            <w:tcW w:w="3546" w:type="dxa"/>
+            <w:tcBorders>
+              <w:top w:val="single" w:color="B7C9C0" w:sz="4" w:space="0"/>
+              <w:left w:val="single" w:color="B7C9C0" w:sz="4" w:space="0"/>
+              <w:bottom w:val="single" w:color="B7C9C0" w:sz="4" w:space="0"/>
+              <w:right w:val="single" w:color="B7C9C0" w:sz="4" w:space="0"/>
+            </w:tcBorders>
+            <w:shd w:val="clear" w:color="auto" w:fill="FFF2CC"/>
+            <w:tcMar>
+              <w:top w:w="80" w:type="dxa"/>
+              <w:left w:w="100" w:type="dxa"/>
+              <w:bottom w:w="80" w:type="dxa"/>
+              <w:right w:w="100" w:type="dxa"/>
+            </w:tcMar>
+            <w:vAlign w:val="center"/>
+          </w:tcPr>
+          <w:p>
+            <w:pPr>
+              <w:spacing w:after="0"/>
+            </w:pPr>
+            <w:r>
+              <w:rPr>
+                <w:b/>
+                <w:bCs/>
+                <w:color w:val="202020"/>
+                <w:sz w:val="19"/>
+                <w:szCs w:val="19"/>
+              </w:rPr>
+              <w:t xml:space="preserve">Request a fresh code. A code lasts 10 minutes and works once only.</w:t>
+            </w:r>
+          </w:p>
+        </w:tc>
+      </w:tr>
+      <w:tr>
+        <w:tc>
+          <w:tcPr>
+            <w:tcW w:w="3000" w:type="dxa"/>
+            <w:tcBorders>
+              <w:top w:val="single" w:color="B7C9C0" w:sz="4" w:space="0"/>
+              <w:left w:val="single" w:color="B7C9C0" w:sz="4" w:space="0"/>
+              <w:bottom w:val="single" w:color="B7C9C0" w:sz="4" w:space="0"/>
+              <w:right w:val="single" w:color="B7C9C0" w:sz="4" w:space="0"/>
+            </w:tcBorders>
+            <w:shd w:val="clear" w:color="auto" w:fill="FFFFFF"/>
+            <w:tcMar>
+              <w:top w:w="80" w:type="dxa"/>
+              <w:left w:w="100" w:type="dxa"/>
+              <w:bottom w:w="80" w:type="dxa"/>
+              <w:right w:w="100" w:type="dxa"/>
+            </w:tcMar>
+            <w:vAlign w:val="center"/>
+          </w:tcPr>
+          <w:p>
+            <w:pPr>
+              <w:spacing w:after="0"/>
+            </w:pPr>
+            <w:r>
+              <w:rPr>
+                <w:b w:val="0"/>
+                <w:bCs w:val="0"/>
+                <w:color w:val="202020"/>
+                <w:sz w:val="19"/>
+                <w:szCs w:val="19"/>
+              </w:rPr>
+              <w:t xml:space="preserve">Supervisor code is not configured.</w:t>
+            </w:r>
+          </w:p>
+        </w:tc>
+        <w:tc>
+          <w:tcPr>
+            <w:tcW w:w="3200" w:type="dxa"/>
+            <w:tcBorders>
+              <w:top w:val="single" w:color="B7C9C0" w:sz="4" w:space="0"/>
+              <w:left w:val="single" w:color="B7C9C0" w:sz="4" w:space="0"/>
+              <w:bottom w:val="single" w:color="B7C9C0" w:sz="4" w:space="0"/>
+              <w:right w:val="single" w:color="B7C9C0" w:sz="4" w:space="0"/>
+            </w:tcBorders>
+            <w:shd w:val="clear" w:color="auto" w:fill="FFFFFF"/>
+            <w:tcMar>
+              <w:top w:w="80" w:type="dxa"/>
+              <w:left w:w="100" w:type="dxa"/>
+              <w:bottom w:w="80" w:type="dxa"/>
+              <w:right w:w="100" w:type="dxa"/>
+            </w:tcMar>
+            <w:vAlign w:val="center"/>
+          </w:tcPr>
+          <w:p>
+            <w:pPr>
+              <w:spacing w:after="0"/>
+            </w:pPr>
+            <w:r>
+              <w:rPr>
+                <w:b w:val="0"/>
+                <w:bCs w:val="0"/>
+                <w:color w:val="202020"/>
+                <w:sz w:val="19"/>
+                <w:szCs w:val="19"/>
+              </w:rPr>
+              <w:t xml:space="preserve">The office code service is not set up.</w:t>
+            </w:r>
+          </w:p>
+        </w:tc>
+        <w:tc>
+          <w:tcPr>
+            <w:tcW w:w="3546" w:type="dxa"/>
+            <w:tcBorders>
+              <w:top w:val="single" w:color="B7C9C0" w:sz="4" w:space="0"/>
+              <w:left w:val="single" w:color="B7C9C0" w:sz="4" w:space="0"/>
+              <w:bottom w:val="single" w:color="B7C9C0" w:sz="4" w:space="0"/>
+              <w:right w:val="single" w:color="B7C9C0" w:sz="4" w:space="0"/>
+            </w:tcBorders>
+            <w:shd w:val="clear" w:color="auto" w:fill="FFF2CC"/>
+            <w:tcMar>
+              <w:top w:w="80" w:type="dxa"/>
+              <w:left w:w="100" w:type="dxa"/>
+              <w:bottom w:w="80" w:type="dxa"/>
+              <w:right w:w="100" w:type="dxa"/>
+            </w:tcMar>
+            <w:vAlign w:val="center"/>
+          </w:tcPr>
+          <w:p>
+            <w:pPr>
+              <w:spacing w:after="0"/>
+            </w:pPr>
+            <w:r>
+              <w:rPr>
+                <w:b/>
+                <w:bCs/>
+                <w:color w:val="202020"/>
+                <w:sz w:val="19"/>
+                <w:szCs w:val="19"/>
+              </w:rPr>
+              <w:t xml:space="preserve">Contact the office administrator. Nothing can be fixed on the phone.</w:t>
+            </w:r>
+          </w:p>
+        </w:tc>
+      </w:tr>
+      <w:tr>
+        <w:tc>
+          <w:tcPr>
+            <w:tcW w:w="3000" w:type="dxa"/>
+            <w:tcBorders>
+              <w:top w:val="single" w:color="B7C9C0" w:sz="4" w:space="0"/>
+              <w:left w:val="single" w:color="B7C9C0" w:sz="4" w:space="0"/>
+              <w:bottom w:val="single" w:color="B7C9C0" w:sz="4" w:space="0"/>
+              <w:right w:val="single" w:color="B7C9C0" w:sz="4" w:space="0"/>
+            </w:tcBorders>
+            <w:shd w:val="clear" w:color="auto" w:fill="FFFFFF"/>
+            <w:tcMar>
+              <w:top w:w="80" w:type="dxa"/>
+              <w:left w:w="100" w:type="dxa"/>
+              <w:bottom w:w="80" w:type="dxa"/>
+              <w:right w:w="100" w:type="dxa"/>
+            </w:tcMar>
+            <w:vAlign w:val="center"/>
+          </w:tcPr>
+          <w:p>
+            <w:pPr>
+              <w:spacing w:after="0"/>
+            </w:pPr>
+            <w:r>
+              <w:rPr>
+                <w:b w:val="0"/>
+                <w:bCs w:val="0"/>
+                <w:color w:val="202020"/>
+                <w:sz w:val="19"/>
+                <w:szCs w:val="19"/>
+              </w:rPr>
+              <w:t xml:space="preserve">No connection. Connect and retry.</w:t>
+            </w:r>
+          </w:p>
+        </w:tc>
+        <w:tc>
+          <w:tcPr>
+            <w:tcW w:w="3200" w:type="dxa"/>
+            <w:tcBorders>
+              <w:top w:val="single" w:color="B7C9C0" w:sz="4" w:space="0"/>
+              <w:left w:val="single" w:color="B7C9C0" w:sz="4" w:space="0"/>
+              <w:bottom w:val="single" w:color="B7C9C0" w:sz="4" w:space="0"/>
+              <w:right w:val="single" w:color="B7C9C0" w:sz="4" w:space="0"/>
+            </w:tcBorders>
+            <w:shd w:val="clear" w:color="auto" w:fill="FFFFFF"/>
+            <w:tcMar>
+              <w:top w:w="80" w:type="dxa"/>
+              <w:left w:w="100" w:type="dxa"/>
+              <w:bottom w:w="80" w:type="dxa"/>
+              <w:right w:w="100" w:type="dxa"/>
+            </w:tcMar>
+            <w:vAlign w:val="center"/>
+          </w:tcPr>
+          <w:p>
+            <w:pPr>
+              <w:spacing w:after="0"/>
+            </w:pPr>
+            <w:r>
+              <w:rPr>
+                <w:b w:val="0"/>
+                <w:bCs w:val="0"/>
+                <w:color w:val="202020"/>
+                <w:sz w:val="19"/>
+                <w:szCs w:val="19"/>
+              </w:rPr>
+              <w:t xml:space="preserve">The phone cannot reach the office service.</w:t>
+            </w:r>
+          </w:p>
+        </w:tc>
+        <w:tc>
+          <w:tcPr>
+            <w:tcW w:w="3546" w:type="dxa"/>
+            <w:tcBorders>
+              <w:top w:val="single" w:color="B7C9C0" w:sz="4" w:space="0"/>
+              <w:left w:val="single" w:color="B7C9C0" w:sz="4" w:space="0"/>
+              <w:bottom w:val="single" w:color="B7C9C0" w:sz="4" w:space="0"/>
+              <w:right w:val="single" w:color="B7C9C0" w:sz="4" w:space="0"/>
+            </w:tcBorders>
+            <w:shd w:val="clear" w:color="auto" w:fill="FFF2CC"/>
+            <w:tcMar>
+              <w:top w:w="80" w:type="dxa"/>
+              <w:left w:w="100" w:type="dxa"/>
+              <w:bottom w:w="80" w:type="dxa"/>
+              <w:right w:w="100" w:type="dxa"/>
+            </w:tcMar>
+            <w:vAlign w:val="center"/>
+          </w:tcPr>
+          <w:p>
+            <w:pPr>
+              <w:spacing w:after="0"/>
+            </w:pPr>
+            <w:r>
+              <w:rPr>
+                <w:b/>
+                <w:bCs/>
+                <w:color w:val="202020"/>
+                <w:sz w:val="19"/>
+                <w:szCs w:val="19"/>
+              </w:rPr>
+              <w:t xml:space="preserve">Restore the network and retry. Nothing is lost by retrying.</w:t>
+            </w:r>
+          </w:p>
+        </w:tc>
+      </w:tr>
+    </w:tbl>
+    <w:p>
+      <w:pPr>
+        <w:spacing w:after="100"/>
+      </w:pPr>
+    </w:p>
+    <w:p>
+      <w:pPr>
+        <w:spacing w:after="100"/>
+      </w:pPr>
+      <w:r>
+        <w:rPr>
+          <w:b/>
+          <w:bCs/>
+        </w:rPr>
+        <w:t xml:space="preserve">Before releasing or handing back a phone</w:t>
+      </w:r>
+    </w:p>
+    <w:p>
+      <w:pPr>
+        <w:numPr>
+          <w:ilvl w:val="0"/>
+          <w:numId w:val="2"/>
+        </w:numPr>
+        <w:spacing w:after="50"/>
+      </w:pPr>
+      <w:r>
+        <w:t xml:space="preserve">Deliver pending counts first, and confirm the push completed.</w:t>
+      </w:r>
+    </w:p>
+    <w:p>
+      <w:pPr>
+        <w:numPr>
+          <w:ilvl w:val="0"/>
+          <w:numId w:val="2"/>
+        </w:numPr>
+        <w:spacing w:after="50"/>
+      </w:pPr>
+      <w:r>
+        <w:t xml:space="preserve">Only then use the protected administrator release control with a valid supervisor code.</w:t>
+      </w:r>
+    </w:p>
+    <w:p>
+      <w:pPr>
+        <w:numPr>
+          <w:ilvl w:val="0"/>
+          <w:numId w:val="2"/>
+        </w:numPr>
+        <w:spacing w:after="50"/>
+      </w:pPr>
+      <w:r>
+        <w:t xml:space="preserve">Never uninstall the app to fix a delivery problem. Uninstalling destroys counts that have not been sent, and skips the safe release sequence entirely.</w:t>
+      </w:r>
+    </w:p>
+    <w:p>
+      <w:pPr>
+        <w:spacing w:after="60"/>
+      </w:pPr>
+      <w:r>
+        <w:t xml:space="preserve"/>
+      </w:r>
+    </w:p>
+    <w:p>
+      <w:pPr>
+        <w:spacing w:after="100"/>
+      </w:pPr>
+      <w:r>
+        <w:rPr>
+          <w:b/>
+          <w:bCs/>
+        </w:rPr>
+        <w:t xml:space="preserve">Fallback when a phone is reset, lost, or damaged</w:t>
+      </w:r>
+    </w:p>
+    <w:p>
+      <w:pPr>
+        <w:spacing w:after="100"/>
+      </w:pPr>
+      <w:r>
+        <w:t xml:space="preserve">A factory reset changes the phone's Android identity. The rebuilt phone can no longer prove it owned the unit, so it cannot release the unit itself and cannot simply pair to it again. The office must force-release the unit first. The same unit ID can then be paired to the rebuilt or replacement phone, keeping its identity and its history.</w:t>
+      </w:r>
+    </w:p>
+    <w:tbl>
+      <w:tblPr>
+        <w:tblStyle w:val="9"/>
+        <w:tblW w:w="9746" w:type="dxa"/>
+        <w:tblInd w:w="0" w:type="dxa"/>
+        <w:tblBorders>
+          <w:top w:val="single" w:color="auto" w:sz="4" w:space="0"/>
+          <w:left w:val="single" w:color="auto" w:sz="4" w:space="0"/>
+          <w:bottom w:val="single" w:color="auto" w:sz="4" w:space="0"/>
+          <w:right w:val="single" w:color="auto" w:sz="4" w:space="0"/>
+          <w:insideH w:val="single" w:color="auto" w:sz="4" w:space="0"/>
+          <w:insideV w:val="single" w:color="auto" w:sz="4" w:space="0"/>
+        </w:tblBorders>
+        <w:tblLayout w:type="autofit"/>
+        <w:tblCellMar>
+          <w:top w:w="0" w:type="dxa"/>
+          <w:left w:w="10" w:type="dxa"/>
+          <w:bottom w:w="0" w:type="dxa"/>
+          <w:right w:w="10" w:type="dxa"/>
+        </w:tblCellMar>
+      </w:tblPr>
+      <w:tblGrid>
+        <w:gridCol w:w="2900"/>
+        <w:gridCol w:w="3200"/>
+        <w:gridCol w:w="3646"/>
+      </w:tblGrid>
+      <w:tr>
+        <w:trPr>
+          <w:tblHeader/>
+        </w:trPr>
+        <w:tc>
+          <w:tcPr>
+            <w:tcW w:w="2900" w:type="dxa"/>
+            <w:tcBorders>
+              <w:top w:val="single" w:color="B7C9C0" w:sz="4" w:space="0"/>
+              <w:left w:val="single" w:color="B7C9C0" w:sz="4" w:space="0"/>
+              <w:bottom w:val="single" w:color="B7C9C0" w:sz="4" w:space="0"/>
+              <w:right w:val="single" w:color="B7C9C0" w:sz="4" w:space="0"/>
+            </w:tcBorders>
+            <w:shd w:val="clear" w:color="auto" w:fill="1F4E3D"/>
+            <w:tcMar>
+              <w:top w:w="80" w:type="dxa"/>
+              <w:left w:w="100" w:type="dxa"/>
+              <w:bottom w:w="80" w:type="dxa"/>
+              <w:right w:w="100" w:type="dxa"/>
+            </w:tcMar>
+            <w:vAlign w:val="center"/>
+          </w:tcPr>
+          <w:p>
+            <w:pPr>
+              <w:spacing w:after="0"/>
+            </w:pPr>
+            <w:r>
+              <w:rPr>
+                <w:b/>
+                <w:bCs/>
+                <w:color w:val="FFFFFF"/>
+                <w:sz w:val="19"/>
+                <w:szCs w:val="19"/>
+              </w:rPr>
+              <w:t xml:space="preserve">Scenario</w:t>
+            </w:r>
+          </w:p>
+        </w:tc>
+        <w:tc>
+          <w:tcPr>
+            <w:tcW w:w="3200" w:type="dxa"/>
+            <w:tcBorders>
+              <w:top w:val="single" w:color="B7C9C0" w:sz="4" w:space="0"/>
+              <w:left w:val="single" w:color="B7C9C0" w:sz="4" w:space="0"/>
+              <w:bottom w:val="single" w:color="B7C9C0" w:sz="4" w:space="0"/>
+              <w:right w:val="single" w:color="B7C9C0" w:sz="4" w:space="0"/>
+            </w:tcBorders>
+            <w:shd w:val="clear" w:color="auto" w:fill="1F4E3D"/>
+            <w:tcMar>
+              <w:top w:w="80" w:type="dxa"/>
+              <w:left w:w="100" w:type="dxa"/>
+              <w:bottom w:w="80" w:type="dxa"/>
+              <w:right w:w="100" w:type="dxa"/>
+            </w:tcMar>
+            <w:vAlign w:val="center"/>
+          </w:tcPr>
+          <w:p>
+            <w:pPr>
+              <w:spacing w:after="0"/>
+            </w:pPr>
+            <w:r>
+              <w:rPr>
+                <w:b/>
+                <w:bCs/>
+                <w:color w:val="FFFFFF"/>
+                <w:sz w:val="19"/>
+                <w:szCs w:val="19"/>
+              </w:rPr>
+              <w:t xml:space="preserve">What has happened</w:t>
+            </w:r>
+          </w:p>
+        </w:tc>
+        <w:tc>
+          <w:tcPr>
+            <w:tcW w:w="3646" w:type="dxa"/>
+            <w:tcBorders>
+              <w:top w:val="single" w:color="B7C9C0" w:sz="4" w:space="0"/>
+              <w:left w:val="single" w:color="B7C9C0" w:sz="4" w:space="0"/>
+              <w:bottom w:val="single" w:color="B7C9C0" w:sz="4" w:space="0"/>
+              <w:right w:val="single" w:color="B7C9C0" w:sz="4" w:space="0"/>
+            </w:tcBorders>
+            <w:shd w:val="clear" w:color="auto" w:fill="1F4E3D"/>
+            <w:tcMar>
+              <w:top w:w="80" w:type="dxa"/>
+              <w:left w:w="100" w:type="dxa"/>
+              <w:bottom w:w="80" w:type="dxa"/>
+              <w:right w:w="100" w:type="dxa"/>
+            </w:tcMar>
+            <w:vAlign w:val="center"/>
+          </w:tcPr>
+          <w:p>
+            <w:pPr>
+              <w:spacing w:after="0"/>
+            </w:pPr>
+            <w:r>
+              <w:rPr>
+                <w:b/>
+                <w:bCs/>
+                <w:color w:val="FFFFFF"/>
+                <w:sz w:val="19"/>
+                <w:szCs w:val="19"/>
+              </w:rPr>
+              <w:t xml:space="preserve">Correct response</w:t>
+            </w:r>
+          </w:p>
+        </w:tc>
+      </w:tr>
+      <w:tr>
+        <w:tc>
+          <w:tcPr>
+            <w:tcW w:w="2900" w:type="dxa"/>
+            <w:tcBorders>
+              <w:top w:val="single" w:color="B7C9C0" w:sz="4" w:space="0"/>
+              <w:left w:val="single" w:color="B7C9C0" w:sz="4" w:space="0"/>
+              <w:bottom w:val="single" w:color="B7C9C0" w:sz="4" w:space="0"/>
+              <w:right w:val="single" w:color="B7C9C0" w:sz="4" w:space="0"/>
+            </w:tcBorders>
+            <w:shd w:val="clear" w:color="auto" w:fill="FFFFFF"/>
+            <w:tcMar>
+              <w:top w:w="80" w:type="dxa"/>
+              <w:left w:w="100" w:type="dxa"/>
+              <w:bottom w:w="80" w:type="dxa"/>
+              <w:right w:w="100" w:type="dxa"/>
+            </w:tcMar>
+            <w:vAlign w:val="center"/>
+          </w:tcPr>
+          <w:p>
+            <w:pPr>
+              <w:spacing w:after="0"/>
+            </w:pPr>
+            <w:r>
+              <w:rPr>
+                <w:b w:val="0"/>
+                <w:bCs w:val="0"/>
+                <w:color w:val="202020"/>
+                <w:sz w:val="19"/>
+                <w:szCs w:val="19"/>
+              </w:rPr>
+              <w:t xml:space="preserve">Phone works and is being reassigned</w:t>
+            </w:r>
+          </w:p>
+        </w:tc>
+        <w:tc>
+          <w:tcPr>
+            <w:tcW w:w="3200" w:type="dxa"/>
+            <w:tcBorders>
+              <w:top w:val="single" w:color="B7C9C0" w:sz="4" w:space="0"/>
+              <w:left w:val="single" w:color="B7C9C0" w:sz="4" w:space="0"/>
+              <w:bottom w:val="single" w:color="B7C9C0" w:sz="4" w:space="0"/>
+              <w:right w:val="single" w:color="B7C9C0" w:sz="4" w:space="0"/>
+            </w:tcBorders>
+            <w:shd w:val="clear" w:color="auto" w:fill="FFFFFF"/>
+            <w:tcMar>
+              <w:top w:w="80" w:type="dxa"/>
+              <w:left w:w="100" w:type="dxa"/>
+              <w:bottom w:w="80" w:type="dxa"/>
+              <w:right w:w="100" w:type="dxa"/>
+            </w:tcMar>
+            <w:vAlign w:val="center"/>
+          </w:tcPr>
+          <w:p>
+            <w:pPr>
+              <w:spacing w:after="0"/>
+            </w:pPr>
+            <w:r>
+              <w:rPr>
+                <w:b w:val="0"/>
+                <w:bCs w:val="0"/>
+                <w:color w:val="202020"/>
+                <w:sz w:val="19"/>
+                <w:szCs w:val="19"/>
+              </w:rPr>
+              <w:t xml:space="preserve">Normal case. The app can still prove it owns the unit.</w:t>
+            </w:r>
+          </w:p>
+        </w:tc>
+        <w:tc>
+          <w:tcPr>
+            <w:tcW w:w="3646" w:type="dxa"/>
+            <w:tcBorders>
+              <w:top w:val="single" w:color="B7C9C0" w:sz="4" w:space="0"/>
+              <w:left w:val="single" w:color="B7C9C0" w:sz="4" w:space="0"/>
+              <w:bottom w:val="single" w:color="B7C9C0" w:sz="4" w:space="0"/>
+              <w:right w:val="single" w:color="B7C9C0" w:sz="4" w:space="0"/>
+            </w:tcBorders>
+            <w:shd w:val="clear" w:color="auto" w:fill="FFF2CC"/>
+            <w:tcMar>
+              <w:top w:w="80" w:type="dxa"/>
+              <w:left w:w="100" w:type="dxa"/>
+              <w:bottom w:w="80" w:type="dxa"/>
+              <w:right w:w="100" w:type="dxa"/>
+            </w:tcMar>
+            <w:vAlign w:val="center"/>
+          </w:tcPr>
+          <w:p>
+            <w:pPr>
+              <w:spacing w:after="0"/>
+            </w:pPr>
+            <w:r>
+              <w:rPr>
+                <w:b/>
+                <w:bCs/>
+                <w:color w:val="202020"/>
+                <w:sz w:val="19"/>
+                <w:szCs w:val="19"/>
+              </w:rPr>
+              <w:t xml:space="preserve">Release from the app with a supervisor code. Pending counts are delivered first.</w:t>
+            </w:r>
+          </w:p>
+        </w:tc>
+      </w:tr>
+      <w:tr>
+        <w:tc>
+          <w:tcPr>
+            <w:tcW w:w="2900" w:type="dxa"/>
+            <w:tcBorders>
+              <w:top w:val="single" w:color="B7C9C0" w:sz="4" w:space="0"/>
+              <w:left w:val="single" w:color="B7C9C0" w:sz="4" w:space="0"/>
+              <w:bottom w:val="single" w:color="B7C9C0" w:sz="4" w:space="0"/>
+              <w:right w:val="single" w:color="B7C9C0" w:sz="4" w:space="0"/>
+            </w:tcBorders>
+            <w:shd w:val="clear" w:color="auto" w:fill="FFFFFF"/>
+            <w:tcMar>
+              <w:top w:w="80" w:type="dxa"/>
+              <w:left w:w="100" w:type="dxa"/>
+              <w:bottom w:w="80" w:type="dxa"/>
+              <w:right w:w="100" w:type="dxa"/>
+            </w:tcMar>
+            <w:vAlign w:val="center"/>
+          </w:tcPr>
+          <w:p>
+            <w:pPr>
+              <w:spacing w:after="0"/>
+            </w:pPr>
+            <w:r>
+              <w:rPr>
+                <w:b w:val="0"/>
+                <w:bCs w:val="0"/>
+                <w:color w:val="202020"/>
+                <w:sz w:val="19"/>
+                <w:szCs w:val="19"/>
+              </w:rPr>
+              <w:t xml:space="preserve">Phone was reset without releasing</w:t>
+            </w:r>
+          </w:p>
+        </w:tc>
+        <w:tc>
+          <w:tcPr>
+            <w:tcW w:w="3200" w:type="dxa"/>
+            <w:tcBorders>
+              <w:top w:val="single" w:color="B7C9C0" w:sz="4" w:space="0"/>
+              <w:left w:val="single" w:color="B7C9C0" w:sz="4" w:space="0"/>
+              <w:bottom w:val="single" w:color="B7C9C0" w:sz="4" w:space="0"/>
+              <w:right w:val="single" w:color="B7C9C0" w:sz="4" w:space="0"/>
+            </w:tcBorders>
+            <w:shd w:val="clear" w:color="auto" w:fill="FFFFFF"/>
+            <w:tcMar>
+              <w:top w:w="80" w:type="dxa"/>
+              <w:left w:w="100" w:type="dxa"/>
+              <w:bottom w:w="80" w:type="dxa"/>
+              <w:right w:w="100" w:type="dxa"/>
+            </w:tcMar>
+            <w:vAlign w:val="center"/>
+          </w:tcPr>
+          <w:p>
+            <w:pPr>
+              <w:spacing w:after="0"/>
+            </w:pPr>
+            <w:r>
+              <w:rPr>
+                <w:b w:val="0"/>
+                <w:bCs w:val="0"/>
+                <w:color w:val="202020"/>
+                <w:sz w:val="19"/>
+                <w:szCs w:val="19"/>
+              </w:rPr>
+              <w:t xml:space="preserve">The register still shows the unit claimed by an identity that no longer exists.</w:t>
+            </w:r>
+          </w:p>
+        </w:tc>
+        <w:tc>
+          <w:tcPr>
+            <w:tcW w:w="3646" w:type="dxa"/>
+            <w:tcBorders>
+              <w:top w:val="single" w:color="B7C9C0" w:sz="4" w:space="0"/>
+              <w:left w:val="single" w:color="B7C9C0" w:sz="4" w:space="0"/>
+              <w:bottom w:val="single" w:color="B7C9C0" w:sz="4" w:space="0"/>
+              <w:right w:val="single" w:color="B7C9C0" w:sz="4" w:space="0"/>
+            </w:tcBorders>
+            <w:shd w:val="clear" w:color="auto" w:fill="FFF2CC"/>
+            <w:tcMar>
+              <w:top w:w="80" w:type="dxa"/>
+              <w:left w:w="100" w:type="dxa"/>
+              <w:bottom w:w="80" w:type="dxa"/>
+              <w:right w:w="100" w:type="dxa"/>
+            </w:tcMar>
+            <w:vAlign w:val="center"/>
+          </w:tcPr>
+          <w:p>
+            <w:pPr>
+              <w:spacing w:after="0"/>
+            </w:pPr>
+            <w:r>
+              <w:rPr>
+                <w:b/>
+                <w:bCs/>
+                <w:color w:val="202020"/>
+                <w:sz w:val="19"/>
+                <w:szCs w:val="19"/>
+              </w:rPr>
+              <w:t xml:space="preserve">Ask the office to force-release the unit, then pair the same unit ID again.</w:t>
+            </w:r>
+          </w:p>
+        </w:tc>
+      </w:tr>
+      <w:tr>
+        <w:tc>
+          <w:tcPr>
+            <w:tcW w:w="2900" w:type="dxa"/>
+            <w:tcBorders>
+              <w:top w:val="single" w:color="B7C9C0" w:sz="4" w:space="0"/>
+              <w:left w:val="single" w:color="B7C9C0" w:sz="4" w:space="0"/>
+              <w:bottom w:val="single" w:color="B7C9C0" w:sz="4" w:space="0"/>
+              <w:right w:val="single" w:color="B7C9C0" w:sz="4" w:space="0"/>
+            </w:tcBorders>
+            <w:shd w:val="clear" w:color="auto" w:fill="FFFFFF"/>
+            <w:tcMar>
+              <w:top w:w="80" w:type="dxa"/>
+              <w:left w:w="100" w:type="dxa"/>
+              <w:bottom w:w="80" w:type="dxa"/>
+              <w:right w:w="100" w:type="dxa"/>
+            </w:tcMar>
+            <w:vAlign w:val="center"/>
+          </w:tcPr>
+          <w:p>
+            <w:pPr>
+              <w:spacing w:after="0"/>
+            </w:pPr>
+            <w:r>
+              <w:rPr>
+                <w:b w:val="0"/>
+                <w:bCs w:val="0"/>
+                <w:color w:val="202020"/>
+                <w:sz w:val="19"/>
+                <w:szCs w:val="19"/>
+              </w:rPr>
+              <w:t xml:space="preserve">Phone lost, stolen, or dead</w:t>
+            </w:r>
+          </w:p>
+        </w:tc>
+        <w:tc>
+          <w:tcPr>
+            <w:tcW w:w="3200" w:type="dxa"/>
+            <w:tcBorders>
+              <w:top w:val="single" w:color="B7C9C0" w:sz="4" w:space="0"/>
+              <w:left w:val="single" w:color="B7C9C0" w:sz="4" w:space="0"/>
+              <w:bottom w:val="single" w:color="B7C9C0" w:sz="4" w:space="0"/>
+              <w:right w:val="single" w:color="B7C9C0" w:sz="4" w:space="0"/>
+            </w:tcBorders>
+            <w:shd w:val="clear" w:color="auto" w:fill="FFFFFF"/>
+            <w:tcMar>
+              <w:top w:w="80" w:type="dxa"/>
+              <w:left w:w="100" w:type="dxa"/>
+              <w:bottom w:w="80" w:type="dxa"/>
+              <w:right w:w="100" w:type="dxa"/>
+            </w:tcMar>
+            <w:vAlign w:val="center"/>
+          </w:tcPr>
+          <w:p>
+            <w:pPr>
+              <w:spacing w:after="0"/>
+            </w:pPr>
+            <w:r>
+              <w:rPr>
+                <w:b w:val="0"/>
+                <w:bCs w:val="0"/>
+                <w:color w:val="202020"/>
+                <w:sz w:val="19"/>
+                <w:szCs w:val="19"/>
+              </w:rPr>
+              <w:t xml:space="preserve">The unit stays claimed and no phone is able to release it.</w:t>
+            </w:r>
+          </w:p>
+        </w:tc>
+        <w:tc>
+          <w:tcPr>
+            <w:tcW w:w="3646" w:type="dxa"/>
+            <w:tcBorders>
+              <w:top w:val="single" w:color="B7C9C0" w:sz="4" w:space="0"/>
+              <w:left w:val="single" w:color="B7C9C0" w:sz="4" w:space="0"/>
+              <w:bottom w:val="single" w:color="B7C9C0" w:sz="4" w:space="0"/>
+              <w:right w:val="single" w:color="B7C9C0" w:sz="4" w:space="0"/>
+            </w:tcBorders>
+            <w:shd w:val="clear" w:color="auto" w:fill="FFF2CC"/>
+            <w:tcMar>
+              <w:top w:w="80" w:type="dxa"/>
+              <w:left w:w="100" w:type="dxa"/>
+              <w:bottom w:w="80" w:type="dxa"/>
+              <w:right w:w="100" w:type="dxa"/>
+            </w:tcMar>
+            <w:vAlign w:val="center"/>
+          </w:tcPr>
+          <w:p>
+            <w:pPr>
+              <w:spacing w:after="0"/>
+            </w:pPr>
+            <w:r>
+              <w:rPr>
+                <w:b/>
+                <w:bCs/>
+                <w:color w:val="202020"/>
+                <w:sz w:val="19"/>
+                <w:szCs w:val="19"/>
+              </w:rPr>
+              <w:t xml:space="preserve">Ask the office to force-release the unit, then pair the replacement phone.</w:t>
+            </w:r>
+          </w:p>
+        </w:tc>
+      </w:tr>
+      <w:tr>
+        <w:tc>
+          <w:tcPr>
+            <w:tcW w:w="2900" w:type="dxa"/>
+            <w:tcBorders>
+              <w:top w:val="single" w:color="B7C9C0" w:sz="4" w:space="0"/>
+              <w:left w:val="single" w:color="B7C9C0" w:sz="4" w:space="0"/>
+              <w:bottom w:val="single" w:color="B7C9C0" w:sz="4" w:space="0"/>
+              <w:right w:val="single" w:color="B7C9C0" w:sz="4" w:space="0"/>
+            </w:tcBorders>
+            <w:shd w:val="clear" w:color="auto" w:fill="FFFFFF"/>
+            <w:tcMar>
+              <w:top w:w="80" w:type="dxa"/>
+              <w:left w:w="100" w:type="dxa"/>
+              <w:bottom w:w="80" w:type="dxa"/>
+              <w:right w:w="100" w:type="dxa"/>
+            </w:tcMar>
+            <w:vAlign w:val="center"/>
+          </w:tcPr>
+          <w:p>
+            <w:pPr>
+              <w:spacing w:after="0"/>
+            </w:pPr>
+            <w:r>
+              <w:rPr>
+                <w:b w:val="0"/>
+                <w:bCs w:val="0"/>
+                <w:color w:val="202020"/>
+                <w:sz w:val="19"/>
+                <w:szCs w:val="19"/>
+              </w:rPr>
+              <w:t xml:space="preserve">App unexpectedly returns to the pairing screen</w:t>
+            </w:r>
+          </w:p>
+        </w:tc>
+        <w:tc>
+          <w:tcPr>
+            <w:tcW w:w="3200" w:type="dxa"/>
+            <w:tcBorders>
+              <w:top w:val="single" w:color="B7C9C0" w:sz="4" w:space="0"/>
+              <w:left w:val="single" w:color="B7C9C0" w:sz="4" w:space="0"/>
+              <w:bottom w:val="single" w:color="B7C9C0" w:sz="4" w:space="0"/>
+              <w:right w:val="single" w:color="B7C9C0" w:sz="4" w:space="0"/>
+            </w:tcBorders>
+            <w:shd w:val="clear" w:color="auto" w:fill="FFFFFF"/>
+            <w:tcMar>
+              <w:top w:w="80" w:type="dxa"/>
+              <w:left w:w="100" w:type="dxa"/>
+              <w:bottom w:w="80" w:type="dxa"/>
+              <w:right w:w="100" w:type="dxa"/>
+            </w:tcMar>
+            <w:vAlign w:val="center"/>
+          </w:tcPr>
+          <w:p>
+            <w:pPr>
+              <w:spacing w:after="0"/>
+            </w:pPr>
+            <w:r>
+              <w:rPr>
+                <w:b w:val="0"/>
+                <w:bCs w:val="0"/>
+                <w:color w:val="202020"/>
+                <w:sz w:val="19"/>
+                <w:szCs w:val="19"/>
+              </w:rPr>
+              <w:t xml:space="preserve">The unit was released or reassigned somewhere else.</w:t>
+            </w:r>
+          </w:p>
+        </w:tc>
+        <w:tc>
+          <w:tcPr>
+            <w:tcW w:w="3646" w:type="dxa"/>
+            <w:tcBorders>
+              <w:top w:val="single" w:color="B7C9C0" w:sz="4" w:space="0"/>
+              <w:left w:val="single" w:color="B7C9C0" w:sz="4" w:space="0"/>
+              <w:bottom w:val="single" w:color="B7C9C0" w:sz="4" w:space="0"/>
+              <w:right w:val="single" w:color="B7C9C0" w:sz="4" w:space="0"/>
+            </w:tcBorders>
+            <w:shd w:val="clear" w:color="auto" w:fill="FFF2CC"/>
+            <w:tcMar>
+              <w:top w:w="80" w:type="dxa"/>
+              <w:left w:w="100" w:type="dxa"/>
+              <w:bottom w:w="80" w:type="dxa"/>
+              <w:right w:w="100" w:type="dxa"/>
+            </w:tcMar>
+            <w:vAlign w:val="center"/>
+          </w:tcPr>
+          <w:p>
+            <w:pPr>
+              <w:spacing w:after="0"/>
+            </w:pPr>
+            <w:r>
+              <w:rPr>
+                <w:b/>
+                <w:bCs/>
+                <w:color w:val="202020"/>
+                <w:sz w:val="19"/>
+                <w:szCs w:val="19"/>
+              </w:rPr>
+              <w:t xml:space="preserve">Stop counting. Do not pair again. Ask the office to check the unit assignment first.</w:t>
+            </w:r>
+          </w:p>
+        </w:tc>
+      </w:tr>
+    </w:tbl>
+    <w:p>
+      <w:pPr>
+        <w:spacing w:after="100"/>
+      </w:pPr>
+    </w:p>
+    <w:tbl>
+      <w:tblPr>
+        <w:tblStyle w:val="9"/>
+        <w:tblW w:w="9746" w:type="dxa"/>
+        <w:tblInd w:w="0" w:type="dxa"/>
+        <w:tblBorders>
+          <w:top w:val="single" w:color="auto" w:sz="4" w:space="0"/>
+          <w:left w:val="single" w:color="auto" w:sz="4" w:space="0"/>
+          <w:bottom w:val="single" w:color="auto" w:sz="4" w:space="0"/>
+          <w:right w:val="single" w:color="auto" w:sz="4" w:space="0"/>
+          <w:insideH w:val="single" w:color="auto" w:sz="4" w:space="0"/>
+          <w:insideV w:val="single" w:color="auto" w:sz="4" w:space="0"/>
+        </w:tblBorders>
+        <w:tblLayout w:type="autofit"/>
+        <w:tblCellMar>
+          <w:top w:w="0" w:type="dxa"/>
+          <w:left w:w="10" w:type="dxa"/>
+          <w:bottom w:w="0" w:type="dxa"/>
+          <w:right w:w="10" w:type="dxa"/>
+        </w:tblCellMar>
+      </w:tblPr>
+      <w:tblGrid>
+        <w:gridCol w:w="9746"/>
+      </w:tblGrid>
+      <w:tr>
+        <w:tc>
+          <w:tcPr>
+            <w:tcW w:w="9746" w:type="dxa"/>
+            <w:tcBorders>
+              <w:top w:val="single" w:color="B7C9C0" w:sz="4" w:space="0"/>
+              <w:left w:val="single" w:color="B7C9C0" w:sz="4" w:space="0"/>
+              <w:bottom w:val="single" w:color="B7C9C0" w:sz="4" w:space="0"/>
+              <w:right w:val="single" w:color="B7C9C0" w:sz="4" w:space="0"/>
+            </w:tcBorders>
+            <w:shd w:val="clear" w:color="auto" w:fill="FFF2CC"/>
+            <w:tcMar>
+              <w:top w:w="100" w:type="dxa"/>
+              <w:left w:w="120" w:type="dxa"/>
+              <w:bottom w:w="100" w:type="dxa"/>
+              <w:right w:w="120" w:type="dxa"/>
+            </w:tcMar>
+          </w:tcPr>
+          <w:p>
+            <w:pPr>
+              <w:spacing w:after="0"/>
+            </w:pPr>
+            <w:r>
+              <w:t xml:space="preserve">⚠ Counts still unsent on a phone that is reset, lost, or damaged are permanently lost. Only a release performed from a working phone delivers pending work first.</w:t>
+            </w:r>
+          </w:p>
+        </w:tc>
+      </w:tr>
+    </w:tbl>
+    <w:p>
+      <w:pPr>
+        <w:spacing w:after="100"/>
+      </w:pPr>
+    </w:p>
+    <w:tbl>
+      <w:tblPr>
+        <w:tblStyle w:val="9"/>
+        <w:tblW w:w="9746" w:type="dxa"/>
+        <w:tblInd w:w="0" w:type="dxa"/>
+        <w:tblBorders>
+          <w:top w:val="single" w:color="auto" w:sz="4" w:space="0"/>
+          <w:left w:val="single" w:color="auto" w:sz="4" w:space="0"/>
+          <w:bottom w:val="single" w:color="auto" w:sz="4" w:space="0"/>
+          <w:right w:val="single" w:color="auto" w:sz="4" w:space="0"/>
+          <w:insideH w:val="single" w:color="auto" w:sz="4" w:space="0"/>
+          <w:insideV w:val="single" w:color="auto" w:sz="4" w:space="0"/>
+        </w:tblBorders>
+        <w:tblLayout w:type="autofit"/>
+        <w:tblCellMar>
+          <w:top w:w="0" w:type="dxa"/>
+          <w:left w:w="10" w:type="dxa"/>
+          <w:bottom w:w="0" w:type="dxa"/>
+          <w:right w:w="10" w:type="dxa"/>
+        </w:tblCellMar>
+      </w:tblPr>
+      <w:tblGrid>
+        <w:gridCol w:w="9746"/>
+      </w:tblGrid>
+      <w:tr>
+        <w:tc>
+          <w:tcPr>
+            <w:tcW w:w="9746" w:type="dxa"/>
+            <w:tcBorders>
+              <w:top w:val="single" w:color="B7C9C0" w:sz="4" w:space="0"/>
+              <w:left w:val="single" w:color="B7C9C0" w:sz="4" w:space="0"/>
+              <w:bottom w:val="single" w:color="B7C9C0" w:sz="4" w:space="0"/>
+              <w:right w:val="single" w:color="B7C9C0" w:sz="4" w:space="0"/>
+            </w:tcBorders>
+            <w:shd w:val="clear" w:color="auto" w:fill="FFF2CC"/>
+            <w:tcMar>
+              <w:top w:w="100" w:type="dxa"/>
+              <w:left w:w="120" w:type="dxa"/>
+              <w:bottom w:w="100" w:type="dxa"/>
+              <w:right w:w="120" w:type="dxa"/>
+            </w:tcMar>
+          </w:tcPr>
+          <w:p>
+            <w:pPr>
+              <w:spacing w:after="0"/>
+            </w:pPr>
+            <w:r>
+              <w:t xml:space="preserve">⚠ Do not force-release a unit while the old phone may still be working and holding unsent counts. That phone will stop delivering, and the work it holds is stranded.</w:t>
             </w:r>
           </w:p>
         </w:tc>
@@ -6327,7 +8030,12 @@
         <w:spacing w:after="50"/>
       </w:pPr>
       <w:r>
-        <w:t>Coordinates are converted to IPS DDMM.MMMM / DDDMM.MMMM format.</w:t>
+        <w:t>Coordinates are converted to IPS DDMM.MM</w:t>
+      </w:r>
+      <w:bookmarkStart w:id="24" w:name="_GoBack"/>
+      <w:bookmarkEnd w:id="24"/>
+      <w:r>
+        <w:t>MM / DDDMM.MMMM format.</w:t>
       </w:r>
     </w:p>
     <w:p>
@@ -8441,12 +10149,6 @@
             <w:insideH w:val="single" w:color="auto" w:sz="4" w:space="0"/>
             <w:insideV w:val="single" w:color="auto" w:sz="4" w:space="0"/>
           </w:tblBorders>
-          <w:tblCellMar>
-            <w:top w:w="0" w:type="dxa"/>
-            <w:left w:w="10" w:type="dxa"/>
-            <w:bottom w:w="0" w:type="dxa"/>
-            <w:right w:w="10" w:type="dxa"/>
-          </w:tblCellMar>
         </w:tblPrEx>
         <w:trPr>
           <w:tblHeader/>
@@ -8974,12 +10676,6 @@
             <w:insideH w:val="single" w:color="auto" w:sz="4" w:space="0"/>
             <w:insideV w:val="single" w:color="auto" w:sz="4" w:space="0"/>
           </w:tblBorders>
-          <w:tblCellMar>
-            <w:top w:w="0" w:type="dxa"/>
-            <w:left w:w="10" w:type="dxa"/>
-            <w:bottom w:w="0" w:type="dxa"/>
-            <w:right w:w="10" w:type="dxa"/>
-          </w:tblCellMar>
         </w:tblPrEx>
         <w:trPr>
           <w:tblHeader/>
@@ -10447,6 +12143,12 @@
             <w:insideH w:val="single" w:color="auto" w:sz="4" w:space="0"/>
             <w:insideV w:val="single" w:color="auto" w:sz="4" w:space="0"/>
           </w:tblBorders>
+          <w:tblCellMar>
+            <w:top w:w="0" w:type="dxa"/>
+            <w:left w:w="10" w:type="dxa"/>
+            <w:bottom w:w="0" w:type="dxa"/>
+            <w:right w:w="10" w:type="dxa"/>
+          </w:tblCellMar>
         </w:tblPrEx>
         <w:trPr>
           <w:tblHeader/>
@@ -11003,12 +12705,6 @@
             <w:insideH w:val="single" w:color="auto" w:sz="4" w:space="0"/>
             <w:insideV w:val="single" w:color="auto" w:sz="4" w:space="0"/>
           </w:tblBorders>
-          <w:tblCellMar>
-            <w:top w:w="0" w:type="dxa"/>
-            <w:left w:w="10" w:type="dxa"/>
-            <w:bottom w:w="0" w:type="dxa"/>
-            <w:right w:w="10" w:type="dxa"/>
-          </w:tblCellMar>
         </w:tblPrEx>
         <w:trPr>
           <w:tblHeader/>
@@ -13711,12 +15407,6 @@
             <w:insideH w:val="single" w:color="auto" w:sz="4" w:space="0"/>
             <w:insideV w:val="single" w:color="auto" w:sz="4" w:space="0"/>
           </w:tblBorders>
-          <w:tblCellMar>
-            <w:top w:w="0" w:type="dxa"/>
-            <w:left w:w="10" w:type="dxa"/>
-            <w:bottom w:w="0" w:type="dxa"/>
-            <w:right w:w="10" w:type="dxa"/>
-          </w:tblCellMar>
         </w:tblPrEx>
         <w:trPr>
           <w:tblHeader/>
@@ -16003,12 +17693,6 @@
             <w:insideH w:val="single" w:color="auto" w:sz="4" w:space="0"/>
             <w:insideV w:val="single" w:color="auto" w:sz="4" w:space="0"/>
           </w:tblBorders>
-          <w:tblCellMar>
-            <w:top w:w="0" w:type="dxa"/>
-            <w:left w:w="10" w:type="dxa"/>
-            <w:bottom w:w="0" w:type="dxa"/>
-            <w:right w:w="10" w:type="dxa"/>
-          </w:tblCellMar>
         </w:tblPrEx>
         <w:tc>
           <w:tcPr>
@@ -16136,6 +17820,13 @@
         <w:szCs w:val="18"/>
       </w:rPr>
       <w:tab/>
+    </w:r>
+    <w:r>
+      <w:rPr>
+        <w:color w:val="666666"/>
+        <w:sz w:val="18"/>
+        <w:szCs w:val="18"/>
+      </w:rPr>
       <w:t>Production Reference and User Guide</w:t>
     </w:r>
   </w:p>

--- a/docs/HAMS_PRODUCTION_REFERENCE.docx
+++ b/docs/HAMS_PRODUCTION_REFERENCE.docx
@@ -86,7 +86,17 @@
           <w:sz w:val="18"/>
           <w:szCs w:val="18"/>
         </w:rPr>
-        <w:t>© 2026 Kuala Lumpur Kepong Berhad. All rights reserved.</w:t>
+        <w:t>© 2026 Kuala Lump</w:t>
+      </w:r>
+      <w:bookmarkStart w:id="50" w:name="_GoBack"/>
+      <w:bookmarkEnd w:id="50"/>
+      <w:r>
+        <w:rPr>
+          <w:color w:val="666666"/>
+          <w:sz w:val="18"/>
+          <w:szCs w:val="18"/>
+        </w:rPr>
+        <w:t>ur Kepong Berhad. All rights reserved.</w:t>
       </w:r>
     </w:p>
     <w:p>
@@ -135,7 +145,7 @@
         <w:fldChar w:fldCharType="begin"/>
       </w:r>
       <w:r>
-        <w:instrText xml:space="preserve"> HYPERLINK \l _Toc15468 </w:instrText>
+        <w:instrText xml:space="preserve"> HYPERLINK \l _Toc3111 </w:instrText>
       </w:r>
       <w:r>
         <w:fldChar w:fldCharType="separate"/>
@@ -150,7 +160,7 @@
         <w:fldChar w:fldCharType="begin"/>
       </w:r>
       <w:r>
-        <w:instrText xml:space="preserve"> PAGEREF _Toc15468 \h </w:instrText>
+        <w:instrText xml:space="preserve"> PAGEREF _Toc3111 \h </w:instrText>
       </w:r>
       <w:r>
         <w:fldChar w:fldCharType="separate"/>
@@ -176,7 +186,7 @@
         <w:fldChar w:fldCharType="begin"/>
       </w:r>
       <w:r>
-        <w:instrText xml:space="preserve"> HYPERLINK \l _Toc5645 </w:instrText>
+        <w:instrText xml:space="preserve"> HYPERLINK \l _Toc15700 </w:instrText>
       </w:r>
       <w:r>
         <w:fldChar w:fldCharType="separate"/>
@@ -191,7 +201,7 @@
         <w:fldChar w:fldCharType="begin"/>
       </w:r>
       <w:r>
-        <w:instrText xml:space="preserve"> PAGEREF _Toc5645 \h </w:instrText>
+        <w:instrText xml:space="preserve"> PAGEREF _Toc15700 \h </w:instrText>
       </w:r>
       <w:r>
         <w:fldChar w:fldCharType="separate"/>
@@ -217,7 +227,7 @@
         <w:fldChar w:fldCharType="begin"/>
       </w:r>
       <w:r>
-        <w:instrText xml:space="preserve"> HYPERLINK \l _Toc13032 </w:instrText>
+        <w:instrText xml:space="preserve"> HYPERLINK \l _Toc8237 </w:instrText>
       </w:r>
       <w:r>
         <w:fldChar w:fldCharType="separate"/>
@@ -232,7 +242,7 @@
         <w:fldChar w:fldCharType="begin"/>
       </w:r>
       <w:r>
-        <w:instrText xml:space="preserve"> PAGEREF _Toc13032 \h </w:instrText>
+        <w:instrText xml:space="preserve"> PAGEREF _Toc8237 \h </w:instrText>
       </w:r>
       <w:r>
         <w:fldChar w:fldCharType="separate"/>
@@ -258,7 +268,7 @@
         <w:fldChar w:fldCharType="begin"/>
       </w:r>
       <w:r>
-        <w:instrText xml:space="preserve"> HYPERLINK \l _Toc26962 </w:instrText>
+        <w:instrText xml:space="preserve"> HYPERLINK \l _Toc1208 </w:instrText>
       </w:r>
       <w:r>
         <w:fldChar w:fldCharType="separate"/>
@@ -273,7 +283,7 @@
         <w:fldChar w:fldCharType="begin"/>
       </w:r>
       <w:r>
-        <w:instrText xml:space="preserve"> PAGEREF _Toc26962 \h </w:instrText>
+        <w:instrText xml:space="preserve"> PAGEREF _Toc1208 \h </w:instrText>
       </w:r>
       <w:r>
         <w:fldChar w:fldCharType="separate"/>
@@ -299,7 +309,7 @@
         <w:fldChar w:fldCharType="begin"/>
       </w:r>
       <w:r>
-        <w:instrText xml:space="preserve"> HYPERLINK \l _Toc16534 </w:instrText>
+        <w:instrText xml:space="preserve"> HYPERLINK \l _Toc8007 </w:instrText>
       </w:r>
       <w:r>
         <w:fldChar w:fldCharType="separate"/>
@@ -314,7 +324,7 @@
         <w:fldChar w:fldCharType="begin"/>
       </w:r>
       <w:r>
-        <w:instrText xml:space="preserve"> PAGEREF _Toc16534 \h </w:instrText>
+        <w:instrText xml:space="preserve"> PAGEREF _Toc8007 \h </w:instrText>
       </w:r>
       <w:r>
         <w:fldChar w:fldCharType="separate"/>
@@ -340,7 +350,7 @@
         <w:fldChar w:fldCharType="begin"/>
       </w:r>
       <w:r>
-        <w:instrText xml:space="preserve"> HYPERLINK \l _Toc9970 </w:instrText>
+        <w:instrText xml:space="preserve"> HYPERLINK \l _Toc26807 </w:instrText>
       </w:r>
       <w:r>
         <w:fldChar w:fldCharType="separate"/>
@@ -355,7 +365,7 @@
         <w:fldChar w:fldCharType="begin"/>
       </w:r>
       <w:r>
-        <w:instrText xml:space="preserve"> PAGEREF _Toc9970 \h </w:instrText>
+        <w:instrText xml:space="preserve"> PAGEREF _Toc26807 \h </w:instrText>
       </w:r>
       <w:r>
         <w:fldChar w:fldCharType="separate"/>
@@ -381,7 +391,7 @@
         <w:fldChar w:fldCharType="begin"/>
       </w:r>
       <w:r>
-        <w:instrText xml:space="preserve"> HYPERLINK \l _Toc23642 </w:instrText>
+        <w:instrText xml:space="preserve"> HYPERLINK \l _Toc11261 </w:instrText>
       </w:r>
       <w:r>
         <w:fldChar w:fldCharType="separate"/>
@@ -396,7 +406,7 @@
         <w:fldChar w:fldCharType="begin"/>
       </w:r>
       <w:r>
-        <w:instrText xml:space="preserve"> PAGEREF _Toc23642 \h </w:instrText>
+        <w:instrText xml:space="preserve"> PAGEREF _Toc11261 \h </w:instrText>
       </w:r>
       <w:r>
         <w:fldChar w:fldCharType="separate"/>
@@ -422,7 +432,7 @@
         <w:fldChar w:fldCharType="begin"/>
       </w:r>
       <w:r>
-        <w:instrText xml:space="preserve"> HYPERLINK \l _Toc15323 </w:instrText>
+        <w:instrText xml:space="preserve"> HYPERLINK \l _Toc665 </w:instrText>
       </w:r>
       <w:r>
         <w:fldChar w:fldCharType="separate"/>
@@ -437,7 +447,48 @@
         <w:fldChar w:fldCharType="begin"/>
       </w:r>
       <w:r>
-        <w:instrText xml:space="preserve"> PAGEREF _Toc15323 \h </w:instrText>
+        <w:instrText xml:space="preserve"> PAGEREF _Toc665 \h </w:instrText>
+      </w:r>
+      <w:r>
+        <w:fldChar w:fldCharType="separate"/>
+      </w:r>
+      <w:r>
+        <w:t>6</w:t>
+      </w:r>
+      <w:r>
+        <w:fldChar w:fldCharType="end"/>
+      </w:r>
+      <w:r>
+        <w:fldChar w:fldCharType="end"/>
+      </w:r>
+    </w:p>
+    <w:p>
+      <w:pPr>
+        <w:pStyle w:val="17"/>
+        <w:tabs>
+          <w:tab w:val="right" w:leader="dot" w:pos="9746"/>
+        </w:tabs>
+      </w:pPr>
+      <w:r>
+        <w:fldChar w:fldCharType="begin"/>
+      </w:r>
+      <w:r>
+        <w:instrText xml:space="preserve"> HYPERLINK \l _Toc24557 </w:instrText>
+      </w:r>
+      <w:r>
+        <w:fldChar w:fldCharType="separate"/>
+      </w:r>
+      <w:r>
+        <w:t>4.3 Pairing and release: precautions and fallback</w:t>
+      </w:r>
+      <w:r>
+        <w:tab/>
+      </w:r>
+      <w:r>
+        <w:fldChar w:fldCharType="begin"/>
+      </w:r>
+      <w:r>
+        <w:instrText xml:space="preserve"> PAGEREF _Toc24557 \h </w:instrText>
       </w:r>
       <w:r>
         <w:fldChar w:fldCharType="separate"/>
@@ -463,7 +514,7 @@
         <w:fldChar w:fldCharType="begin"/>
       </w:r>
       <w:r>
-        <w:instrText xml:space="preserve"> HYPERLINK \l _Toc12954 </w:instrText>
+        <w:instrText xml:space="preserve"> HYPERLINK \l _Toc7469 </w:instrText>
       </w:r>
       <w:r>
         <w:fldChar w:fldCharType="separate"/>
@@ -478,13 +529,13 @@
         <w:fldChar w:fldCharType="begin"/>
       </w:r>
       <w:r>
-        <w:instrText xml:space="preserve"> PAGEREF _Toc12954 \h </w:instrText>
+        <w:instrText xml:space="preserve"> PAGEREF _Toc7469 \h </w:instrText>
       </w:r>
       <w:r>
         <w:fldChar w:fldCharType="separate"/>
       </w:r>
       <w:r>
-        <w:t>7</w:t>
+        <w:t>8</w:t>
       </w:r>
       <w:r>
         <w:fldChar w:fldCharType="end"/>
@@ -504,7 +555,7 @@
         <w:fldChar w:fldCharType="begin"/>
       </w:r>
       <w:r>
-        <w:instrText xml:space="preserve"> HYPERLINK \l _Toc4426 </w:instrText>
+        <w:instrText xml:space="preserve"> HYPERLINK \l _Toc15271 </w:instrText>
       </w:r>
       <w:r>
         <w:fldChar w:fldCharType="separate"/>
@@ -519,13 +570,13 @@
         <w:fldChar w:fldCharType="begin"/>
       </w:r>
       <w:r>
-        <w:instrText xml:space="preserve"> PAGEREF _Toc4426 \h </w:instrText>
+        <w:instrText xml:space="preserve"> PAGEREF _Toc15271 \h </w:instrText>
       </w:r>
       <w:r>
         <w:fldChar w:fldCharType="separate"/>
       </w:r>
       <w:r>
-        <w:t>7</w:t>
+        <w:t>8</w:t>
       </w:r>
       <w:r>
         <w:fldChar w:fldCharType="end"/>
@@ -545,7 +596,7 @@
         <w:fldChar w:fldCharType="begin"/>
       </w:r>
       <w:r>
-        <w:instrText xml:space="preserve"> HYPERLINK \l _Toc25698 </w:instrText>
+        <w:instrText xml:space="preserve"> HYPERLINK \l _Toc7098 </w:instrText>
       </w:r>
       <w:r>
         <w:fldChar w:fldCharType="separate"/>
@@ -560,13 +611,13 @@
         <w:fldChar w:fldCharType="begin"/>
       </w:r>
       <w:r>
-        <w:instrText xml:space="preserve"> PAGEREF _Toc25698 \h </w:instrText>
+        <w:instrText xml:space="preserve"> PAGEREF _Toc7098 \h </w:instrText>
       </w:r>
       <w:r>
         <w:fldChar w:fldCharType="separate"/>
       </w:r>
       <w:r>
-        <w:t>7</w:t>
+        <w:t>8</w:t>
       </w:r>
       <w:r>
         <w:fldChar w:fldCharType="end"/>
@@ -586,7 +637,7 @@
         <w:fldChar w:fldCharType="begin"/>
       </w:r>
       <w:r>
-        <w:instrText xml:space="preserve"> HYPERLINK \l _Toc13778 </w:instrText>
+        <w:instrText xml:space="preserve"> HYPERLINK \l _Toc20072 </w:instrText>
       </w:r>
       <w:r>
         <w:fldChar w:fldCharType="separate"/>
@@ -601,13 +652,13 @@
         <w:fldChar w:fldCharType="begin"/>
       </w:r>
       <w:r>
-        <w:instrText xml:space="preserve"> PAGEREF _Toc13778 \h </w:instrText>
+        <w:instrText xml:space="preserve"> PAGEREF _Toc20072 \h </w:instrText>
       </w:r>
       <w:r>
         <w:fldChar w:fldCharType="separate"/>
       </w:r>
       <w:r>
-        <w:t>7</w:t>
+        <w:t>8</w:t>
       </w:r>
       <w:r>
         <w:fldChar w:fldCharType="end"/>
@@ -627,7 +678,7 @@
         <w:fldChar w:fldCharType="begin"/>
       </w:r>
       <w:r>
-        <w:instrText xml:space="preserve"> HYPERLINK \l _Toc22732 </w:instrText>
+        <w:instrText xml:space="preserve"> HYPERLINK \l _Toc27990 </w:instrText>
       </w:r>
       <w:r>
         <w:fldChar w:fldCharType="separate"/>
@@ -642,13 +693,13 @@
         <w:fldChar w:fldCharType="begin"/>
       </w:r>
       <w:r>
-        <w:instrText xml:space="preserve"> PAGEREF _Toc22732 \h </w:instrText>
+        <w:instrText xml:space="preserve"> PAGEREF _Toc27990 \h </w:instrText>
       </w:r>
       <w:r>
         <w:fldChar w:fldCharType="separate"/>
       </w:r>
       <w:r>
-        <w:t>8</w:t>
+        <w:t>9</w:t>
       </w:r>
       <w:r>
         <w:fldChar w:fldCharType="end"/>
@@ -668,7 +719,7 @@
         <w:fldChar w:fldCharType="begin"/>
       </w:r>
       <w:r>
-        <w:instrText xml:space="preserve"> HYPERLINK \l _Toc941 </w:instrText>
+        <w:instrText xml:space="preserve"> HYPERLINK \l _Toc7319 </w:instrText>
       </w:r>
       <w:r>
         <w:fldChar w:fldCharType="separate"/>
@@ -683,13 +734,13 @@
         <w:fldChar w:fldCharType="begin"/>
       </w:r>
       <w:r>
-        <w:instrText xml:space="preserve"> PAGEREF _Toc941 \h </w:instrText>
+        <w:instrText xml:space="preserve"> PAGEREF _Toc7319 \h </w:instrText>
       </w:r>
       <w:r>
         <w:fldChar w:fldCharType="separate"/>
       </w:r>
       <w:r>
-        <w:t>8</w:t>
+        <w:t>9</w:t>
       </w:r>
       <w:r>
         <w:fldChar w:fldCharType="end"/>
@@ -709,7 +760,7 @@
         <w:fldChar w:fldCharType="begin"/>
       </w:r>
       <w:r>
-        <w:instrText xml:space="preserve"> HYPERLINK \l _Toc31370 </w:instrText>
+        <w:instrText xml:space="preserve"> HYPERLINK \l _Toc6119 </w:instrText>
       </w:r>
       <w:r>
         <w:fldChar w:fldCharType="separate"/>
@@ -724,13 +775,13 @@
         <w:fldChar w:fldCharType="begin"/>
       </w:r>
       <w:r>
-        <w:instrText xml:space="preserve"> PAGEREF _Toc31370 \h </w:instrText>
+        <w:instrText xml:space="preserve"> PAGEREF _Toc6119 \h </w:instrText>
       </w:r>
       <w:r>
         <w:fldChar w:fldCharType="separate"/>
       </w:r>
       <w:r>
-        <w:t>8</w:t>
+        <w:t>9</w:t>
       </w:r>
       <w:r>
         <w:fldChar w:fldCharType="end"/>
@@ -750,7 +801,7 @@
         <w:fldChar w:fldCharType="begin"/>
       </w:r>
       <w:r>
-        <w:instrText xml:space="preserve"> HYPERLINK \l _Toc22178 </w:instrText>
+        <w:instrText xml:space="preserve"> HYPERLINK \l _Toc17197 </w:instrText>
       </w:r>
       <w:r>
         <w:fldChar w:fldCharType="separate"/>
@@ -765,13 +816,13 @@
         <w:fldChar w:fldCharType="begin"/>
       </w:r>
       <w:r>
-        <w:instrText xml:space="preserve"> PAGEREF _Toc22178 \h </w:instrText>
+        <w:instrText xml:space="preserve"> PAGEREF _Toc17197 \h </w:instrText>
       </w:r>
       <w:r>
         <w:fldChar w:fldCharType="separate"/>
       </w:r>
       <w:r>
-        <w:t>8</w:t>
+        <w:t>9</w:t>
       </w:r>
       <w:r>
         <w:fldChar w:fldCharType="end"/>
@@ -791,7 +842,7 @@
         <w:fldChar w:fldCharType="begin"/>
       </w:r>
       <w:r>
-        <w:instrText xml:space="preserve"> HYPERLINK \l _Toc19131 </w:instrText>
+        <w:instrText xml:space="preserve"> HYPERLINK \l _Toc106 </w:instrText>
       </w:r>
       <w:r>
         <w:fldChar w:fldCharType="separate"/>
@@ -806,13 +857,13 @@
         <w:fldChar w:fldCharType="begin"/>
       </w:r>
       <w:r>
-        <w:instrText xml:space="preserve"> PAGEREF _Toc19131 \h </w:instrText>
+        <w:instrText xml:space="preserve"> PAGEREF _Toc106 \h </w:instrText>
       </w:r>
       <w:r>
         <w:fldChar w:fldCharType="separate"/>
       </w:r>
       <w:r>
-        <w:t>9</w:t>
+        <w:t>10</w:t>
       </w:r>
       <w:r>
         <w:fldChar w:fldCharType="end"/>
@@ -832,7 +883,7 @@
         <w:fldChar w:fldCharType="begin"/>
       </w:r>
       <w:r>
-        <w:instrText xml:space="preserve"> HYPERLINK \l _Toc13824 </w:instrText>
+        <w:instrText xml:space="preserve"> HYPERLINK \l _Toc1911 </w:instrText>
       </w:r>
       <w:r>
         <w:fldChar w:fldCharType="separate"/>
@@ -847,13 +898,13 @@
         <w:fldChar w:fldCharType="begin"/>
       </w:r>
       <w:r>
-        <w:instrText xml:space="preserve"> PAGEREF _Toc13824 \h </w:instrText>
+        <w:instrText xml:space="preserve"> PAGEREF _Toc1911 \h </w:instrText>
       </w:r>
       <w:r>
         <w:fldChar w:fldCharType="separate"/>
       </w:r>
       <w:r>
-        <w:t>10</w:t>
+        <w:t>11</w:t>
       </w:r>
       <w:r>
         <w:fldChar w:fldCharType="end"/>
@@ -873,7 +924,7 @@
         <w:fldChar w:fldCharType="begin"/>
       </w:r>
       <w:r>
-        <w:instrText xml:space="preserve"> HYPERLINK \l _Toc15222 </w:instrText>
+        <w:instrText xml:space="preserve"> HYPERLINK \l _Toc561 </w:instrText>
       </w:r>
       <w:r>
         <w:fldChar w:fldCharType="separate"/>
@@ -888,13 +939,13 @@
         <w:fldChar w:fldCharType="begin"/>
       </w:r>
       <w:r>
-        <w:instrText xml:space="preserve"> PAGEREF _Toc15222 \h </w:instrText>
+        <w:instrText xml:space="preserve"> PAGEREF _Toc561 \h </w:instrText>
       </w:r>
       <w:r>
         <w:fldChar w:fldCharType="separate"/>
       </w:r>
       <w:r>
-        <w:t>11</w:t>
+        <w:t>12</w:t>
       </w:r>
       <w:r>
         <w:fldChar w:fldCharType="end"/>
@@ -914,7 +965,7 @@
         <w:fldChar w:fldCharType="begin"/>
       </w:r>
       <w:r>
-        <w:instrText xml:space="preserve"> HYPERLINK \l _Toc15224 </w:instrText>
+        <w:instrText xml:space="preserve"> HYPERLINK \l _Toc15828 </w:instrText>
       </w:r>
       <w:r>
         <w:fldChar w:fldCharType="separate"/>
@@ -929,13 +980,13 @@
         <w:fldChar w:fldCharType="begin"/>
       </w:r>
       <w:r>
-        <w:instrText xml:space="preserve"> PAGEREF _Toc15224 \h </w:instrText>
+        <w:instrText xml:space="preserve"> PAGEREF _Toc15828 \h </w:instrText>
       </w:r>
       <w:r>
         <w:fldChar w:fldCharType="separate"/>
       </w:r>
       <w:r>
-        <w:t>12</w:t>
+        <w:t>13</w:t>
       </w:r>
       <w:r>
         <w:fldChar w:fldCharType="end"/>
@@ -955,7 +1006,7 @@
         <w:fldChar w:fldCharType="begin"/>
       </w:r>
       <w:r>
-        <w:instrText xml:space="preserve"> HYPERLINK \l _Toc6068 </w:instrText>
+        <w:instrText xml:space="preserve"> HYPERLINK \l _Toc13611 </w:instrText>
       </w:r>
       <w:r>
         <w:fldChar w:fldCharType="separate"/>
@@ -970,13 +1021,13 @@
         <w:fldChar w:fldCharType="begin"/>
       </w:r>
       <w:r>
-        <w:instrText xml:space="preserve"> PAGEREF _Toc6068 \h </w:instrText>
+        <w:instrText xml:space="preserve"> PAGEREF _Toc13611 \h </w:instrText>
       </w:r>
       <w:r>
         <w:fldChar w:fldCharType="separate"/>
       </w:r>
       <w:r>
-        <w:t>12</w:t>
+        <w:t>13</w:t>
       </w:r>
       <w:r>
         <w:fldChar w:fldCharType="end"/>
@@ -996,7 +1047,7 @@
         <w:fldChar w:fldCharType="begin"/>
       </w:r>
       <w:r>
-        <w:instrText xml:space="preserve"> HYPERLINK \l _Toc1513 </w:instrText>
+        <w:instrText xml:space="preserve"> HYPERLINK \l _Toc1875 </w:instrText>
       </w:r>
       <w:r>
         <w:fldChar w:fldCharType="separate"/>
@@ -1011,13 +1062,13 @@
         <w:fldChar w:fldCharType="begin"/>
       </w:r>
       <w:r>
-        <w:instrText xml:space="preserve"> PAGEREF _Toc1513 \h </w:instrText>
+        <w:instrText xml:space="preserve"> PAGEREF _Toc1875 \h </w:instrText>
       </w:r>
       <w:r>
         <w:fldChar w:fldCharType="separate"/>
       </w:r>
       <w:r>
-        <w:t>12</w:t>
+        <w:t>13</w:t>
       </w:r>
       <w:r>
         <w:fldChar w:fldCharType="end"/>
@@ -1037,7 +1088,7 @@
         <w:fldChar w:fldCharType="begin"/>
       </w:r>
       <w:r>
-        <w:instrText xml:space="preserve"> HYPERLINK \l _Toc11135 </w:instrText>
+        <w:instrText xml:space="preserve"> HYPERLINK \l _Toc901 </w:instrText>
       </w:r>
       <w:r>
         <w:fldChar w:fldCharType="separate"/>
@@ -1052,13 +1103,13 @@
         <w:fldChar w:fldCharType="begin"/>
       </w:r>
       <w:r>
-        <w:instrText xml:space="preserve"> PAGEREF _Toc11135 \h </w:instrText>
+        <w:instrText xml:space="preserve"> PAGEREF _Toc901 \h </w:instrText>
       </w:r>
       <w:r>
         <w:fldChar w:fldCharType="separate"/>
       </w:r>
       <w:r>
-        <w:t>13</w:t>
+        <w:t>14</w:t>
       </w:r>
       <w:r>
         <w:fldChar w:fldCharType="end"/>
@@ -1078,7 +1129,7 @@
         <w:fldChar w:fldCharType="begin"/>
       </w:r>
       <w:r>
-        <w:instrText xml:space="preserve"> HYPERLINK \l _Toc16210 </w:instrText>
+        <w:instrText xml:space="preserve"> HYPERLINK \l _Toc9571 </w:instrText>
       </w:r>
       <w:r>
         <w:fldChar w:fldCharType="separate"/>
@@ -1093,13 +1144,13 @@
         <w:fldChar w:fldCharType="begin"/>
       </w:r>
       <w:r>
-        <w:instrText xml:space="preserve"> PAGEREF _Toc16210 \h </w:instrText>
+        <w:instrText xml:space="preserve"> PAGEREF _Toc9571 \h </w:instrText>
       </w:r>
       <w:r>
         <w:fldChar w:fldCharType="separate"/>
       </w:r>
       <w:r>
-        <w:t>13</w:t>
+        <w:t>14</w:t>
       </w:r>
       <w:r>
         <w:fldChar w:fldCharType="end"/>
@@ -1117,6 +1168,1357 @@
       <w:r>
         <w:br w:type="page"/>
       </w:r>
+    </w:p>
+    <w:tbl>
+      <w:tblPr>
+        <w:tblStyle w:val="9"/>
+        <w:tblW w:w="9746" w:type="dxa"/>
+        <w:tblInd w:w="0" w:type="dxa"/>
+        <w:tblBorders>
+          <w:top w:val="single" w:color="auto" w:sz="4" w:space="0"/>
+          <w:left w:val="single" w:color="auto" w:sz="4" w:space="0"/>
+          <w:bottom w:val="single" w:color="auto" w:sz="4" w:space="0"/>
+          <w:right w:val="single" w:color="auto" w:sz="4" w:space="0"/>
+          <w:insideH w:val="single" w:color="auto" w:sz="4" w:space="0"/>
+          <w:insideV w:val="single" w:color="auto" w:sz="4" w:space="0"/>
+        </w:tblBorders>
+        <w:tblLayout w:type="autofit"/>
+        <w:tblCellMar>
+          <w:top w:w="0" w:type="dxa"/>
+          <w:left w:w="10" w:type="dxa"/>
+          <w:bottom w:w="0" w:type="dxa"/>
+          <w:right w:w="10" w:type="dxa"/>
+        </w:tblCellMar>
+      </w:tblPr>
+      <w:tblGrid>
+        <w:gridCol w:w="3822"/>
+        <w:gridCol w:w="5924"/>
+      </w:tblGrid>
+      <w:tr>
+        <w:tblPrEx>
+          <w:tblBorders>
+            <w:top w:val="single" w:color="auto" w:sz="4" w:space="0"/>
+            <w:left w:val="single" w:color="auto" w:sz="4" w:space="0"/>
+            <w:bottom w:val="single" w:color="auto" w:sz="4" w:space="0"/>
+            <w:right w:val="single" w:color="auto" w:sz="4" w:space="0"/>
+            <w:insideH w:val="single" w:color="auto" w:sz="4" w:space="0"/>
+            <w:insideV w:val="single" w:color="auto" w:sz="4" w:space="0"/>
+          </w:tblBorders>
+          <w:tblCellMar>
+            <w:top w:w="0" w:type="dxa"/>
+            <w:left w:w="10" w:type="dxa"/>
+            <w:bottom w:w="0" w:type="dxa"/>
+            <w:right w:w="10" w:type="dxa"/>
+          </w:tblCellMar>
+        </w:tblPrEx>
+        <w:trPr>
+          <w:tblHeader/>
+        </w:trPr>
+        <w:tc>
+          <w:tcPr>
+            <w:tcW w:w="3822" w:type="dxa"/>
+            <w:tcBorders>
+              <w:top w:val="single" w:color="B7C9C0" w:sz="4" w:space="0"/>
+              <w:left w:val="single" w:color="B7C9C0" w:sz="4" w:space="0"/>
+              <w:bottom w:val="single" w:color="B7C9C0" w:sz="4" w:space="0"/>
+              <w:right w:val="single" w:color="B7C9C0" w:sz="4" w:space="0"/>
+            </w:tcBorders>
+            <w:shd w:val="clear" w:color="auto" w:fill="1F4E3D"/>
+            <w:tcMar>
+              <w:top w:w="80" w:type="dxa"/>
+              <w:left w:w="100" w:type="dxa"/>
+              <w:bottom w:w="80" w:type="dxa"/>
+              <w:right w:w="100" w:type="dxa"/>
+            </w:tcMar>
+            <w:vAlign w:val="center"/>
+          </w:tcPr>
+          <w:p>
+            <w:pPr>
+              <w:spacing w:after="0"/>
+            </w:pPr>
+            <w:r>
+              <w:rPr>
+                <w:b/>
+                <w:bCs/>
+                <w:color w:val="FFFFFF"/>
+                <w:sz w:val="19"/>
+                <w:szCs w:val="19"/>
+              </w:rPr>
+              <w:t>Field</w:t>
+            </w:r>
+          </w:p>
+        </w:tc>
+        <w:tc>
+          <w:tcPr>
+            <w:tcW w:w="5924" w:type="dxa"/>
+            <w:tcBorders>
+              <w:top w:val="single" w:color="B7C9C0" w:sz="4" w:space="0"/>
+              <w:left w:val="single" w:color="B7C9C0" w:sz="4" w:space="0"/>
+              <w:bottom w:val="single" w:color="B7C9C0" w:sz="4" w:space="0"/>
+              <w:right w:val="single" w:color="B7C9C0" w:sz="4" w:space="0"/>
+            </w:tcBorders>
+            <w:shd w:val="clear" w:color="auto" w:fill="1F4E3D"/>
+            <w:tcMar>
+              <w:top w:w="80" w:type="dxa"/>
+              <w:left w:w="100" w:type="dxa"/>
+              <w:bottom w:w="80" w:type="dxa"/>
+              <w:right w:w="100" w:type="dxa"/>
+            </w:tcMar>
+            <w:vAlign w:val="center"/>
+          </w:tcPr>
+          <w:p>
+            <w:pPr>
+              <w:spacing w:after="0"/>
+            </w:pPr>
+            <w:r>
+              <w:rPr>
+                <w:b/>
+                <w:bCs/>
+                <w:color w:val="FFFFFF"/>
+                <w:sz w:val="19"/>
+                <w:szCs w:val="19"/>
+              </w:rPr>
+              <w:t>Value</w:t>
+            </w:r>
+          </w:p>
+        </w:tc>
+      </w:tr>
+      <w:tr>
+        <w:tblPrEx>
+          <w:tblBorders>
+            <w:top w:val="single" w:color="auto" w:sz="4" w:space="0"/>
+            <w:left w:val="single" w:color="auto" w:sz="4" w:space="0"/>
+            <w:bottom w:val="single" w:color="auto" w:sz="4" w:space="0"/>
+            <w:right w:val="single" w:color="auto" w:sz="4" w:space="0"/>
+            <w:insideH w:val="single" w:color="auto" w:sz="4" w:space="0"/>
+            <w:insideV w:val="single" w:color="auto" w:sz="4" w:space="0"/>
+          </w:tblBorders>
+          <w:tblCellMar>
+            <w:top w:w="0" w:type="dxa"/>
+            <w:left w:w="10" w:type="dxa"/>
+            <w:bottom w:w="0" w:type="dxa"/>
+            <w:right w:w="10" w:type="dxa"/>
+          </w:tblCellMar>
+        </w:tblPrEx>
+        <w:tc>
+          <w:tcPr>
+            <w:tcW w:w="3822" w:type="dxa"/>
+            <w:tcBorders>
+              <w:top w:val="single" w:color="B7C9C0" w:sz="4" w:space="0"/>
+              <w:left w:val="single" w:color="B7C9C0" w:sz="4" w:space="0"/>
+              <w:bottom w:val="single" w:color="B7C9C0" w:sz="4" w:space="0"/>
+              <w:right w:val="single" w:color="B7C9C0" w:sz="4" w:space="0"/>
+            </w:tcBorders>
+            <w:shd w:val="clear" w:color="auto" w:fill="FFFFFF"/>
+            <w:tcMar>
+              <w:top w:w="80" w:type="dxa"/>
+              <w:left w:w="100" w:type="dxa"/>
+              <w:bottom w:w="80" w:type="dxa"/>
+              <w:right w:w="100" w:type="dxa"/>
+            </w:tcMar>
+            <w:vAlign w:val="center"/>
+          </w:tcPr>
+          <w:p>
+            <w:pPr>
+              <w:spacing w:after="0"/>
+            </w:pPr>
+            <w:r>
+              <w:rPr>
+                <w:b w:val="0"/>
+                <w:bCs w:val="0"/>
+                <w:color w:val="202020"/>
+                <w:sz w:val="19"/>
+                <w:szCs w:val="19"/>
+              </w:rPr>
+              <w:t>Prepared by</w:t>
+            </w:r>
+          </w:p>
+        </w:tc>
+        <w:tc>
+          <w:tcPr>
+            <w:tcW w:w="5924" w:type="dxa"/>
+            <w:tcBorders>
+              <w:top w:val="single" w:color="B7C9C0" w:sz="4" w:space="0"/>
+              <w:left w:val="single" w:color="B7C9C0" w:sz="4" w:space="0"/>
+              <w:bottom w:val="single" w:color="B7C9C0" w:sz="4" w:space="0"/>
+              <w:right w:val="single" w:color="B7C9C0" w:sz="4" w:space="0"/>
+            </w:tcBorders>
+            <w:shd w:val="clear" w:color="auto" w:fill="FFFFFF"/>
+            <w:tcMar>
+              <w:top w:w="80" w:type="dxa"/>
+              <w:left w:w="100" w:type="dxa"/>
+              <w:bottom w:w="80" w:type="dxa"/>
+              <w:right w:w="100" w:type="dxa"/>
+            </w:tcMar>
+            <w:vAlign w:val="center"/>
+          </w:tcPr>
+          <w:p>
+            <w:pPr>
+              <w:spacing w:after="0"/>
+            </w:pPr>
+            <w:r>
+              <w:rPr>
+                <w:b w:val="0"/>
+                <w:bCs w:val="0"/>
+                <w:color w:val="202020"/>
+                <w:sz w:val="19"/>
+                <w:szCs w:val="19"/>
+              </w:rPr>
+              <w:t>Woo Ying Hui (it.intern4@klk.com.my)</w:t>
+            </w:r>
+          </w:p>
+        </w:tc>
+      </w:tr>
+      <w:tr>
+        <w:tblPrEx>
+          <w:tblBorders>
+            <w:top w:val="single" w:color="auto" w:sz="4" w:space="0"/>
+            <w:left w:val="single" w:color="auto" w:sz="4" w:space="0"/>
+            <w:bottom w:val="single" w:color="auto" w:sz="4" w:space="0"/>
+            <w:right w:val="single" w:color="auto" w:sz="4" w:space="0"/>
+            <w:insideH w:val="single" w:color="auto" w:sz="4" w:space="0"/>
+            <w:insideV w:val="single" w:color="auto" w:sz="4" w:space="0"/>
+          </w:tblBorders>
+          <w:tblCellMar>
+            <w:top w:w="0" w:type="dxa"/>
+            <w:left w:w="10" w:type="dxa"/>
+            <w:bottom w:w="0" w:type="dxa"/>
+            <w:right w:w="10" w:type="dxa"/>
+          </w:tblCellMar>
+        </w:tblPrEx>
+        <w:tc>
+          <w:tcPr>
+            <w:tcW w:w="3822" w:type="dxa"/>
+            <w:tcBorders>
+              <w:top w:val="single" w:color="B7C9C0" w:sz="4" w:space="0"/>
+              <w:left w:val="single" w:color="B7C9C0" w:sz="4" w:space="0"/>
+              <w:bottom w:val="single" w:color="B7C9C0" w:sz="4" w:space="0"/>
+              <w:right w:val="single" w:color="B7C9C0" w:sz="4" w:space="0"/>
+            </w:tcBorders>
+            <w:shd w:val="clear" w:color="auto" w:fill="FFFFFF"/>
+            <w:tcMar>
+              <w:top w:w="80" w:type="dxa"/>
+              <w:left w:w="100" w:type="dxa"/>
+              <w:bottom w:w="80" w:type="dxa"/>
+              <w:right w:w="100" w:type="dxa"/>
+            </w:tcMar>
+            <w:vAlign w:val="center"/>
+          </w:tcPr>
+          <w:p>
+            <w:pPr>
+              <w:spacing w:after="0"/>
+              <w:rPr>
+                <w:rFonts w:hint="default"/>
+                <w:b w:val="0"/>
+                <w:bCs w:val="0"/>
+                <w:color w:val="202020"/>
+                <w:sz w:val="19"/>
+                <w:szCs w:val="19"/>
+                <w:lang w:val="en-MY"/>
+              </w:rPr>
+            </w:pPr>
+            <w:r>
+              <w:rPr>
+                <w:rFonts w:hint="default"/>
+                <w:b w:val="0"/>
+                <w:bCs w:val="0"/>
+                <w:color w:val="202020"/>
+                <w:sz w:val="19"/>
+                <w:szCs w:val="19"/>
+                <w:lang w:val="en-MY"/>
+              </w:rPr>
+              <w:t>Project PIC</w:t>
+            </w:r>
+          </w:p>
+        </w:tc>
+        <w:tc>
+          <w:tcPr>
+            <w:tcW w:w="5924" w:type="dxa"/>
+            <w:tcBorders>
+              <w:top w:val="single" w:color="B7C9C0" w:sz="4" w:space="0"/>
+              <w:left w:val="single" w:color="B7C9C0" w:sz="4" w:space="0"/>
+              <w:bottom w:val="single" w:color="B7C9C0" w:sz="4" w:space="0"/>
+              <w:right w:val="single" w:color="B7C9C0" w:sz="4" w:space="0"/>
+            </w:tcBorders>
+            <w:shd w:val="clear" w:color="auto" w:fill="FFFFFF"/>
+            <w:tcMar>
+              <w:top w:w="80" w:type="dxa"/>
+              <w:left w:w="100" w:type="dxa"/>
+              <w:bottom w:w="80" w:type="dxa"/>
+              <w:right w:w="100" w:type="dxa"/>
+            </w:tcMar>
+            <w:vAlign w:val="center"/>
+          </w:tcPr>
+          <w:p>
+            <w:pPr>
+              <w:spacing w:after="0"/>
+              <w:rPr>
+                <w:rFonts w:hint="default"/>
+                <w:b w:val="0"/>
+                <w:bCs w:val="0"/>
+                <w:color w:val="202020"/>
+                <w:sz w:val="19"/>
+                <w:szCs w:val="19"/>
+                <w:lang w:val="en-MY"/>
+              </w:rPr>
+            </w:pPr>
+            <w:r>
+              <w:rPr>
+                <w:rFonts w:hint="default"/>
+                <w:b w:val="0"/>
+                <w:bCs w:val="0"/>
+                <w:color w:val="202020"/>
+                <w:sz w:val="19"/>
+                <w:szCs w:val="19"/>
+                <w:lang w:val="en-MY"/>
+              </w:rPr>
+              <w:t>Leong Kah Choon (kc.leong@klk.com.my)</w:t>
+            </w:r>
+          </w:p>
+        </w:tc>
+      </w:tr>
+      <w:tr>
+        <w:tblPrEx>
+          <w:tblBorders>
+            <w:top w:val="single" w:color="auto" w:sz="4" w:space="0"/>
+            <w:left w:val="single" w:color="auto" w:sz="4" w:space="0"/>
+            <w:bottom w:val="single" w:color="auto" w:sz="4" w:space="0"/>
+            <w:right w:val="single" w:color="auto" w:sz="4" w:space="0"/>
+            <w:insideH w:val="single" w:color="auto" w:sz="4" w:space="0"/>
+            <w:insideV w:val="single" w:color="auto" w:sz="4" w:space="0"/>
+          </w:tblBorders>
+          <w:tblCellMar>
+            <w:top w:w="0" w:type="dxa"/>
+            <w:left w:w="10" w:type="dxa"/>
+            <w:bottom w:w="0" w:type="dxa"/>
+            <w:right w:w="10" w:type="dxa"/>
+          </w:tblCellMar>
+        </w:tblPrEx>
+        <w:tc>
+          <w:tcPr>
+            <w:tcW w:w="3822" w:type="dxa"/>
+            <w:tcBorders>
+              <w:top w:val="single" w:color="B7C9C0" w:sz="4" w:space="0"/>
+              <w:left w:val="single" w:color="B7C9C0" w:sz="4" w:space="0"/>
+              <w:bottom w:val="single" w:color="B7C9C0" w:sz="4" w:space="0"/>
+              <w:right w:val="single" w:color="B7C9C0" w:sz="4" w:space="0"/>
+            </w:tcBorders>
+            <w:shd w:val="clear" w:color="auto" w:fill="F2F8F1"/>
+            <w:tcMar>
+              <w:top w:w="80" w:type="dxa"/>
+              <w:left w:w="100" w:type="dxa"/>
+              <w:bottom w:w="80" w:type="dxa"/>
+              <w:right w:w="100" w:type="dxa"/>
+            </w:tcMar>
+            <w:vAlign w:val="center"/>
+          </w:tcPr>
+          <w:p>
+            <w:pPr>
+              <w:spacing w:after="0"/>
+            </w:pPr>
+            <w:r>
+              <w:rPr>
+                <w:b w:val="0"/>
+                <w:bCs w:val="0"/>
+                <w:color w:val="202020"/>
+                <w:sz w:val="19"/>
+                <w:szCs w:val="19"/>
+              </w:rPr>
+              <w:t>Date</w:t>
+            </w:r>
+          </w:p>
+        </w:tc>
+        <w:tc>
+          <w:tcPr>
+            <w:tcW w:w="5924" w:type="dxa"/>
+            <w:tcBorders>
+              <w:top w:val="single" w:color="B7C9C0" w:sz="4" w:space="0"/>
+              <w:left w:val="single" w:color="B7C9C0" w:sz="4" w:space="0"/>
+              <w:bottom w:val="single" w:color="B7C9C0" w:sz="4" w:space="0"/>
+              <w:right w:val="single" w:color="B7C9C0" w:sz="4" w:space="0"/>
+            </w:tcBorders>
+            <w:shd w:val="clear" w:color="auto" w:fill="F2F8F1"/>
+            <w:tcMar>
+              <w:top w:w="80" w:type="dxa"/>
+              <w:left w:w="100" w:type="dxa"/>
+              <w:bottom w:w="80" w:type="dxa"/>
+              <w:right w:w="100" w:type="dxa"/>
+            </w:tcMar>
+            <w:vAlign w:val="center"/>
+          </w:tcPr>
+          <w:p>
+            <w:pPr>
+              <w:spacing w:after="0"/>
+            </w:pPr>
+            <w:r>
+              <w:rPr>
+                <w:b w:val="0"/>
+                <w:bCs w:val="0"/>
+                <w:color w:val="202020"/>
+                <w:sz w:val="19"/>
+                <w:szCs w:val="19"/>
+              </w:rPr>
+              <w:t>10 August 2026</w:t>
+            </w:r>
+          </w:p>
+        </w:tc>
+      </w:tr>
+      <w:tr>
+        <w:tblPrEx>
+          <w:tblBorders>
+            <w:top w:val="single" w:color="auto" w:sz="4" w:space="0"/>
+            <w:left w:val="single" w:color="auto" w:sz="4" w:space="0"/>
+            <w:bottom w:val="single" w:color="auto" w:sz="4" w:space="0"/>
+            <w:right w:val="single" w:color="auto" w:sz="4" w:space="0"/>
+            <w:insideH w:val="single" w:color="auto" w:sz="4" w:space="0"/>
+            <w:insideV w:val="single" w:color="auto" w:sz="4" w:space="0"/>
+          </w:tblBorders>
+          <w:tblCellMar>
+            <w:top w:w="0" w:type="dxa"/>
+            <w:left w:w="10" w:type="dxa"/>
+            <w:bottom w:w="0" w:type="dxa"/>
+            <w:right w:w="10" w:type="dxa"/>
+          </w:tblCellMar>
+        </w:tblPrEx>
+        <w:tc>
+          <w:tcPr>
+            <w:tcW w:w="3822" w:type="dxa"/>
+            <w:tcBorders>
+              <w:top w:val="single" w:color="B7C9C0" w:sz="4" w:space="0"/>
+              <w:left w:val="single" w:color="B7C9C0" w:sz="4" w:space="0"/>
+              <w:bottom w:val="single" w:color="B7C9C0" w:sz="4" w:space="0"/>
+              <w:right w:val="single" w:color="B7C9C0" w:sz="4" w:space="0"/>
+            </w:tcBorders>
+            <w:shd w:val="clear" w:color="auto" w:fill="FFFFFF"/>
+            <w:tcMar>
+              <w:top w:w="80" w:type="dxa"/>
+              <w:left w:w="100" w:type="dxa"/>
+              <w:bottom w:w="80" w:type="dxa"/>
+              <w:right w:w="100" w:type="dxa"/>
+            </w:tcMar>
+            <w:vAlign w:val="center"/>
+          </w:tcPr>
+          <w:p>
+            <w:pPr>
+              <w:spacing w:after="0"/>
+            </w:pPr>
+            <w:r>
+              <w:rPr>
+                <w:b w:val="0"/>
+                <w:bCs w:val="0"/>
+                <w:color w:val="202020"/>
+                <w:sz w:val="19"/>
+                <w:szCs w:val="19"/>
+              </w:rPr>
+              <w:t>Copyright</w:t>
+            </w:r>
+          </w:p>
+        </w:tc>
+        <w:tc>
+          <w:tcPr>
+            <w:tcW w:w="5924" w:type="dxa"/>
+            <w:tcBorders>
+              <w:top w:val="single" w:color="B7C9C0" w:sz="4" w:space="0"/>
+              <w:left w:val="single" w:color="B7C9C0" w:sz="4" w:space="0"/>
+              <w:bottom w:val="single" w:color="B7C9C0" w:sz="4" w:space="0"/>
+              <w:right w:val="single" w:color="B7C9C0" w:sz="4" w:space="0"/>
+            </w:tcBorders>
+            <w:shd w:val="clear" w:color="auto" w:fill="FFFFFF"/>
+            <w:tcMar>
+              <w:top w:w="80" w:type="dxa"/>
+              <w:left w:w="100" w:type="dxa"/>
+              <w:bottom w:w="80" w:type="dxa"/>
+              <w:right w:w="100" w:type="dxa"/>
+            </w:tcMar>
+            <w:vAlign w:val="center"/>
+          </w:tcPr>
+          <w:p>
+            <w:pPr>
+              <w:spacing w:after="0"/>
+            </w:pPr>
+            <w:r>
+              <w:rPr>
+                <w:b w:val="0"/>
+                <w:bCs w:val="0"/>
+                <w:color w:val="202020"/>
+                <w:sz w:val="19"/>
+                <w:szCs w:val="19"/>
+              </w:rPr>
+              <w:t>© 2026 Kuala Lumpur Kepong Berhad. All rights reserved.</w:t>
+            </w:r>
+          </w:p>
+        </w:tc>
+      </w:tr>
+      <w:tr>
+        <w:tblPrEx>
+          <w:tblBorders>
+            <w:top w:val="single" w:color="auto" w:sz="4" w:space="0"/>
+            <w:left w:val="single" w:color="auto" w:sz="4" w:space="0"/>
+            <w:bottom w:val="single" w:color="auto" w:sz="4" w:space="0"/>
+            <w:right w:val="single" w:color="auto" w:sz="4" w:space="0"/>
+            <w:insideH w:val="single" w:color="auto" w:sz="4" w:space="0"/>
+            <w:insideV w:val="single" w:color="auto" w:sz="4" w:space="0"/>
+          </w:tblBorders>
+          <w:tblCellMar>
+            <w:top w:w="0" w:type="dxa"/>
+            <w:left w:w="10" w:type="dxa"/>
+            <w:bottom w:w="0" w:type="dxa"/>
+            <w:right w:w="10" w:type="dxa"/>
+          </w:tblCellMar>
+        </w:tblPrEx>
+        <w:tc>
+          <w:tcPr>
+            <w:tcW w:w="3822" w:type="dxa"/>
+            <w:tcBorders>
+              <w:top w:val="single" w:color="B7C9C0" w:sz="4" w:space="0"/>
+              <w:left w:val="single" w:color="B7C9C0" w:sz="4" w:space="0"/>
+              <w:bottom w:val="single" w:color="B7C9C0" w:sz="4" w:space="0"/>
+              <w:right w:val="single" w:color="B7C9C0" w:sz="4" w:space="0"/>
+            </w:tcBorders>
+            <w:shd w:val="clear" w:color="auto" w:fill="F2F8F1"/>
+            <w:tcMar>
+              <w:top w:w="80" w:type="dxa"/>
+              <w:left w:w="100" w:type="dxa"/>
+              <w:bottom w:w="80" w:type="dxa"/>
+              <w:right w:w="100" w:type="dxa"/>
+            </w:tcMar>
+            <w:vAlign w:val="center"/>
+          </w:tcPr>
+          <w:p>
+            <w:pPr>
+              <w:spacing w:after="0"/>
+            </w:pPr>
+            <w:r>
+              <w:rPr>
+                <w:b w:val="0"/>
+                <w:bCs w:val="0"/>
+                <w:color w:val="202020"/>
+                <w:sz w:val="19"/>
+                <w:szCs w:val="19"/>
+              </w:rPr>
+              <w:t>Status</w:t>
+            </w:r>
+          </w:p>
+        </w:tc>
+        <w:tc>
+          <w:tcPr>
+            <w:tcW w:w="5924" w:type="dxa"/>
+            <w:tcBorders>
+              <w:top w:val="single" w:color="B7C9C0" w:sz="4" w:space="0"/>
+              <w:left w:val="single" w:color="B7C9C0" w:sz="4" w:space="0"/>
+              <w:bottom w:val="single" w:color="B7C9C0" w:sz="4" w:space="0"/>
+              <w:right w:val="single" w:color="B7C9C0" w:sz="4" w:space="0"/>
+            </w:tcBorders>
+            <w:shd w:val="clear" w:color="auto" w:fill="F2F8F1"/>
+            <w:tcMar>
+              <w:top w:w="80" w:type="dxa"/>
+              <w:left w:w="100" w:type="dxa"/>
+              <w:bottom w:w="80" w:type="dxa"/>
+              <w:right w:w="100" w:type="dxa"/>
+            </w:tcMar>
+            <w:vAlign w:val="center"/>
+          </w:tcPr>
+          <w:p>
+            <w:pPr>
+              <w:spacing w:after="0"/>
+            </w:pPr>
+            <w:r>
+              <w:rPr>
+                <w:b w:val="0"/>
+                <w:bCs w:val="0"/>
+                <w:color w:val="202020"/>
+                <w:sz w:val="19"/>
+                <w:szCs w:val="19"/>
+              </w:rPr>
+              <w:t>Draft</w:t>
+            </w:r>
+          </w:p>
+        </w:tc>
+      </w:tr>
+      <w:tr>
+        <w:tblPrEx>
+          <w:tblBorders>
+            <w:top w:val="single" w:color="auto" w:sz="4" w:space="0"/>
+            <w:left w:val="single" w:color="auto" w:sz="4" w:space="0"/>
+            <w:bottom w:val="single" w:color="auto" w:sz="4" w:space="0"/>
+            <w:right w:val="single" w:color="auto" w:sz="4" w:space="0"/>
+            <w:insideH w:val="single" w:color="auto" w:sz="4" w:space="0"/>
+            <w:insideV w:val="single" w:color="auto" w:sz="4" w:space="0"/>
+          </w:tblBorders>
+          <w:tblCellMar>
+            <w:top w:w="0" w:type="dxa"/>
+            <w:left w:w="10" w:type="dxa"/>
+            <w:bottom w:w="0" w:type="dxa"/>
+            <w:right w:w="10" w:type="dxa"/>
+          </w:tblCellMar>
+        </w:tblPrEx>
+        <w:tc>
+          <w:tcPr>
+            <w:tcW w:w="3822" w:type="dxa"/>
+            <w:tcBorders>
+              <w:top w:val="single" w:color="B7C9C0" w:sz="4" w:space="0"/>
+              <w:left w:val="single" w:color="B7C9C0" w:sz="4" w:space="0"/>
+              <w:bottom w:val="single" w:color="B7C9C0" w:sz="4" w:space="0"/>
+              <w:right w:val="single" w:color="B7C9C0" w:sz="4" w:space="0"/>
+            </w:tcBorders>
+            <w:shd w:val="clear" w:color="auto" w:fill="FFFFFF"/>
+            <w:tcMar>
+              <w:top w:w="80" w:type="dxa"/>
+              <w:left w:w="100" w:type="dxa"/>
+              <w:bottom w:w="80" w:type="dxa"/>
+              <w:right w:w="100" w:type="dxa"/>
+            </w:tcMar>
+            <w:vAlign w:val="center"/>
+          </w:tcPr>
+          <w:p>
+            <w:pPr>
+              <w:spacing w:after="0"/>
+            </w:pPr>
+            <w:r>
+              <w:rPr>
+                <w:b w:val="0"/>
+                <w:bCs w:val="0"/>
+                <w:color w:val="202020"/>
+                <w:sz w:val="19"/>
+                <w:szCs w:val="19"/>
+              </w:rPr>
+              <w:t>Approved handset</w:t>
+            </w:r>
+          </w:p>
+        </w:tc>
+        <w:tc>
+          <w:tcPr>
+            <w:tcW w:w="5924" w:type="dxa"/>
+            <w:tcBorders>
+              <w:top w:val="single" w:color="B7C9C0" w:sz="4" w:space="0"/>
+              <w:left w:val="single" w:color="B7C9C0" w:sz="4" w:space="0"/>
+              <w:bottom w:val="single" w:color="B7C9C0" w:sz="4" w:space="0"/>
+              <w:right w:val="single" w:color="B7C9C0" w:sz="4" w:space="0"/>
+            </w:tcBorders>
+            <w:shd w:val="clear" w:color="auto" w:fill="FFFFFF"/>
+            <w:tcMar>
+              <w:top w:w="80" w:type="dxa"/>
+              <w:left w:w="100" w:type="dxa"/>
+              <w:bottom w:w="80" w:type="dxa"/>
+              <w:right w:w="100" w:type="dxa"/>
+            </w:tcMar>
+            <w:vAlign w:val="center"/>
+          </w:tcPr>
+          <w:p>
+            <w:pPr>
+              <w:spacing w:after="0"/>
+            </w:pPr>
+            <w:r>
+              <w:rPr>
+                <w:b w:val="0"/>
+                <w:bCs w:val="0"/>
+                <w:color w:val="202020"/>
+                <w:sz w:val="19"/>
+                <w:szCs w:val="19"/>
+              </w:rPr>
+              <w:t>realme C85</w:t>
+            </w:r>
+          </w:p>
+        </w:tc>
+      </w:tr>
+      <w:tr>
+        <w:tblPrEx>
+          <w:tblBorders>
+            <w:top w:val="single" w:color="auto" w:sz="4" w:space="0"/>
+            <w:left w:val="single" w:color="auto" w:sz="4" w:space="0"/>
+            <w:bottom w:val="single" w:color="auto" w:sz="4" w:space="0"/>
+            <w:right w:val="single" w:color="auto" w:sz="4" w:space="0"/>
+            <w:insideH w:val="single" w:color="auto" w:sz="4" w:space="0"/>
+            <w:insideV w:val="single" w:color="auto" w:sz="4" w:space="0"/>
+          </w:tblBorders>
+          <w:tblCellMar>
+            <w:top w:w="0" w:type="dxa"/>
+            <w:left w:w="10" w:type="dxa"/>
+            <w:bottom w:w="0" w:type="dxa"/>
+            <w:right w:w="10" w:type="dxa"/>
+          </w:tblCellMar>
+        </w:tblPrEx>
+        <w:tc>
+          <w:tcPr>
+            <w:tcW w:w="3822" w:type="dxa"/>
+            <w:tcBorders>
+              <w:top w:val="single" w:color="B7C9C0" w:sz="4" w:space="0"/>
+              <w:left w:val="single" w:color="B7C9C0" w:sz="4" w:space="0"/>
+              <w:bottom w:val="single" w:color="B7C9C0" w:sz="4" w:space="0"/>
+              <w:right w:val="single" w:color="B7C9C0" w:sz="4" w:space="0"/>
+            </w:tcBorders>
+            <w:shd w:val="clear" w:color="auto" w:fill="F2F8F1"/>
+            <w:tcMar>
+              <w:top w:w="80" w:type="dxa"/>
+              <w:left w:w="100" w:type="dxa"/>
+              <w:bottom w:w="80" w:type="dxa"/>
+              <w:right w:w="100" w:type="dxa"/>
+            </w:tcMar>
+            <w:vAlign w:val="center"/>
+          </w:tcPr>
+          <w:p>
+            <w:pPr>
+              <w:spacing w:after="0"/>
+            </w:pPr>
+            <w:r>
+              <w:rPr>
+                <w:b w:val="0"/>
+                <w:bCs w:val="0"/>
+                <w:color w:val="202020"/>
+                <w:sz w:val="19"/>
+                <w:szCs w:val="19"/>
+              </w:rPr>
+              <w:t>App version</w:t>
+            </w:r>
+          </w:p>
+        </w:tc>
+        <w:tc>
+          <w:tcPr>
+            <w:tcW w:w="5924" w:type="dxa"/>
+            <w:tcBorders>
+              <w:top w:val="single" w:color="B7C9C0" w:sz="4" w:space="0"/>
+              <w:left w:val="single" w:color="B7C9C0" w:sz="4" w:space="0"/>
+              <w:bottom w:val="single" w:color="B7C9C0" w:sz="4" w:space="0"/>
+              <w:right w:val="single" w:color="B7C9C0" w:sz="4" w:space="0"/>
+            </w:tcBorders>
+            <w:shd w:val="clear" w:color="auto" w:fill="F2F8F1"/>
+            <w:tcMar>
+              <w:top w:w="80" w:type="dxa"/>
+              <w:left w:w="100" w:type="dxa"/>
+              <w:bottom w:w="80" w:type="dxa"/>
+              <w:right w:w="100" w:type="dxa"/>
+            </w:tcMar>
+            <w:vAlign w:val="center"/>
+          </w:tcPr>
+          <w:p>
+            <w:pPr>
+              <w:spacing w:after="0"/>
+              <w:rPr>
+                <w:rFonts w:hint="default"/>
+                <w:lang w:val="en-US"/>
+              </w:rPr>
+            </w:pPr>
+            <w:r>
+              <w:rPr>
+                <w:b w:val="0"/>
+                <w:bCs w:val="0"/>
+                <w:color w:val="202020"/>
+                <w:sz w:val="19"/>
+                <w:szCs w:val="19"/>
+              </w:rPr>
+              <w:t>1.</w:t>
+            </w:r>
+            <w:r>
+              <w:rPr>
+                <w:rFonts w:hint="default"/>
+                <w:b w:val="0"/>
+                <w:bCs w:val="0"/>
+                <w:color w:val="202020"/>
+                <w:sz w:val="19"/>
+                <w:szCs w:val="19"/>
+                <w:lang w:val="en-US"/>
+              </w:rPr>
+              <w:t>2</w:t>
+            </w:r>
+          </w:p>
+        </w:tc>
+      </w:tr>
+      <w:tr>
+        <w:tblPrEx>
+          <w:tblBorders>
+            <w:top w:val="single" w:color="auto" w:sz="4" w:space="0"/>
+            <w:left w:val="single" w:color="auto" w:sz="4" w:space="0"/>
+            <w:bottom w:val="single" w:color="auto" w:sz="4" w:space="0"/>
+            <w:right w:val="single" w:color="auto" w:sz="4" w:space="0"/>
+            <w:insideH w:val="single" w:color="auto" w:sz="4" w:space="0"/>
+            <w:insideV w:val="single" w:color="auto" w:sz="4" w:space="0"/>
+          </w:tblBorders>
+          <w:tblCellMar>
+            <w:top w:w="0" w:type="dxa"/>
+            <w:left w:w="10" w:type="dxa"/>
+            <w:bottom w:w="0" w:type="dxa"/>
+            <w:right w:w="10" w:type="dxa"/>
+          </w:tblCellMar>
+        </w:tblPrEx>
+        <w:tc>
+          <w:tcPr>
+            <w:tcW w:w="3822" w:type="dxa"/>
+            <w:tcBorders>
+              <w:top w:val="single" w:color="B7C9C0" w:sz="4" w:space="0"/>
+              <w:left w:val="single" w:color="B7C9C0" w:sz="4" w:space="0"/>
+              <w:bottom w:val="single" w:color="B7C9C0" w:sz="4" w:space="0"/>
+              <w:right w:val="single" w:color="B7C9C0" w:sz="4" w:space="0"/>
+            </w:tcBorders>
+            <w:shd w:val="clear" w:color="auto" w:fill="FFFFFF"/>
+            <w:tcMar>
+              <w:top w:w="80" w:type="dxa"/>
+              <w:left w:w="100" w:type="dxa"/>
+              <w:bottom w:w="80" w:type="dxa"/>
+              <w:right w:w="100" w:type="dxa"/>
+            </w:tcMar>
+            <w:vAlign w:val="center"/>
+          </w:tcPr>
+          <w:p>
+            <w:pPr>
+              <w:spacing w:after="0"/>
+            </w:pPr>
+            <w:r>
+              <w:rPr>
+                <w:b w:val="0"/>
+                <w:bCs w:val="0"/>
+                <w:color w:val="202020"/>
+                <w:sz w:val="19"/>
+                <w:szCs w:val="19"/>
+              </w:rPr>
+              <w:t>Android support</w:t>
+            </w:r>
+          </w:p>
+        </w:tc>
+        <w:tc>
+          <w:tcPr>
+            <w:tcW w:w="5924" w:type="dxa"/>
+            <w:tcBorders>
+              <w:top w:val="single" w:color="B7C9C0" w:sz="4" w:space="0"/>
+              <w:left w:val="single" w:color="B7C9C0" w:sz="4" w:space="0"/>
+              <w:bottom w:val="single" w:color="B7C9C0" w:sz="4" w:space="0"/>
+              <w:right w:val="single" w:color="B7C9C0" w:sz="4" w:space="0"/>
+            </w:tcBorders>
+            <w:shd w:val="clear" w:color="auto" w:fill="FFFFFF"/>
+            <w:tcMar>
+              <w:top w:w="80" w:type="dxa"/>
+              <w:left w:w="100" w:type="dxa"/>
+              <w:bottom w:w="80" w:type="dxa"/>
+              <w:right w:w="100" w:type="dxa"/>
+            </w:tcMar>
+            <w:vAlign w:val="center"/>
+          </w:tcPr>
+          <w:p>
+            <w:pPr>
+              <w:spacing w:after="0"/>
+            </w:pPr>
+            <w:r>
+              <w:rPr>
+                <w:b w:val="0"/>
+                <w:bCs w:val="0"/>
+                <w:color w:val="202020"/>
+                <w:sz w:val="19"/>
+                <w:szCs w:val="19"/>
+              </w:rPr>
+              <w:t>Android 13 (API 33) to Android 15 (API 35)</w:t>
+            </w:r>
+          </w:p>
+        </w:tc>
+      </w:tr>
+    </w:tbl>
+    <w:p>
+      <w:pPr>
+        <w:spacing w:after="100"/>
+      </w:pPr>
+    </w:p>
+    <w:p>
+      <w:pPr>
+        <w:pStyle w:val="2"/>
+      </w:pPr>
+      <w:bookmarkStart w:id="0" w:name="_Toc15468"/>
+      <w:bookmarkStart w:id="1" w:name="_Toc3111"/>
+      <w:r>
+        <w:t>1. Purpose and system scope</w:t>
+      </w:r>
+      <w:bookmarkEnd w:id="0"/>
+      <w:bookmarkEnd w:id="1"/>
+    </w:p>
+    <w:p>
+      <w:pPr>
+        <w:spacing w:after="100" w:line="276" w:lineRule="auto"/>
+      </w:pPr>
+      <w:r>
+        <w:t>HAMS Task Recorder is an offline-first Android app for field task counting. It stores each valid count with time, GPS, battery, and task-count data, then delivers eligible records through Wialon IPS.</w:t>
+      </w:r>
+    </w:p>
+    <w:tbl>
+      <w:tblPr>
+        <w:tblStyle w:val="9"/>
+        <w:tblW w:w="9746" w:type="dxa"/>
+        <w:tblInd w:w="0" w:type="dxa"/>
+        <w:tblBorders>
+          <w:top w:val="single" w:color="auto" w:sz="4" w:space="0"/>
+          <w:left w:val="single" w:color="auto" w:sz="4" w:space="0"/>
+          <w:bottom w:val="single" w:color="auto" w:sz="4" w:space="0"/>
+          <w:right w:val="single" w:color="auto" w:sz="4" w:space="0"/>
+          <w:insideH w:val="single" w:color="auto" w:sz="4" w:space="0"/>
+          <w:insideV w:val="single" w:color="auto" w:sz="4" w:space="0"/>
+        </w:tblBorders>
+        <w:tblLayout w:type="autofit"/>
+        <w:tblCellMar>
+          <w:top w:w="0" w:type="dxa"/>
+          <w:left w:w="10" w:type="dxa"/>
+          <w:bottom w:w="0" w:type="dxa"/>
+          <w:right w:w="10" w:type="dxa"/>
+        </w:tblCellMar>
+      </w:tblPr>
+      <w:tblGrid>
+        <w:gridCol w:w="2504"/>
+        <w:gridCol w:w="7242"/>
+      </w:tblGrid>
+      <w:tr>
+        <w:tblPrEx>
+          <w:tblBorders>
+            <w:top w:val="single" w:color="auto" w:sz="4" w:space="0"/>
+            <w:left w:val="single" w:color="auto" w:sz="4" w:space="0"/>
+            <w:bottom w:val="single" w:color="auto" w:sz="4" w:space="0"/>
+            <w:right w:val="single" w:color="auto" w:sz="4" w:space="0"/>
+            <w:insideH w:val="single" w:color="auto" w:sz="4" w:space="0"/>
+            <w:insideV w:val="single" w:color="auto" w:sz="4" w:space="0"/>
+          </w:tblBorders>
+          <w:tblCellMar>
+            <w:top w:w="0" w:type="dxa"/>
+            <w:left w:w="10" w:type="dxa"/>
+            <w:bottom w:w="0" w:type="dxa"/>
+            <w:right w:w="10" w:type="dxa"/>
+          </w:tblCellMar>
+        </w:tblPrEx>
+        <w:trPr>
+          <w:tblHeader/>
+        </w:trPr>
+        <w:tc>
+          <w:tcPr>
+            <w:tcW w:w="2504" w:type="dxa"/>
+            <w:tcBorders>
+              <w:top w:val="single" w:color="B7C9C0" w:sz="4" w:space="0"/>
+              <w:left w:val="single" w:color="B7C9C0" w:sz="4" w:space="0"/>
+              <w:bottom w:val="single" w:color="B7C9C0" w:sz="4" w:space="0"/>
+              <w:right w:val="single" w:color="B7C9C0" w:sz="4" w:space="0"/>
+            </w:tcBorders>
+            <w:shd w:val="clear" w:color="auto" w:fill="1F4E3D"/>
+            <w:tcMar>
+              <w:top w:w="80" w:type="dxa"/>
+              <w:left w:w="100" w:type="dxa"/>
+              <w:bottom w:w="80" w:type="dxa"/>
+              <w:right w:w="100" w:type="dxa"/>
+            </w:tcMar>
+            <w:vAlign w:val="center"/>
+          </w:tcPr>
+          <w:p>
+            <w:pPr>
+              <w:spacing w:after="0"/>
+            </w:pPr>
+            <w:r>
+              <w:rPr>
+                <w:b/>
+                <w:bCs/>
+                <w:color w:val="FFFFFF"/>
+                <w:sz w:val="19"/>
+                <w:szCs w:val="19"/>
+              </w:rPr>
+              <w:t>Component</w:t>
+            </w:r>
+          </w:p>
+        </w:tc>
+        <w:tc>
+          <w:tcPr>
+            <w:tcW w:w="7242" w:type="dxa"/>
+            <w:tcBorders>
+              <w:top w:val="single" w:color="B7C9C0" w:sz="4" w:space="0"/>
+              <w:left w:val="single" w:color="B7C9C0" w:sz="4" w:space="0"/>
+              <w:bottom w:val="single" w:color="B7C9C0" w:sz="4" w:space="0"/>
+              <w:right w:val="single" w:color="B7C9C0" w:sz="4" w:space="0"/>
+            </w:tcBorders>
+            <w:shd w:val="clear" w:color="auto" w:fill="1F4E3D"/>
+            <w:tcMar>
+              <w:top w:w="80" w:type="dxa"/>
+              <w:left w:w="100" w:type="dxa"/>
+              <w:bottom w:w="80" w:type="dxa"/>
+              <w:right w:w="100" w:type="dxa"/>
+            </w:tcMar>
+            <w:vAlign w:val="center"/>
+          </w:tcPr>
+          <w:p>
+            <w:pPr>
+              <w:spacing w:after="0"/>
+            </w:pPr>
+            <w:r>
+              <w:rPr>
+                <w:b/>
+                <w:bCs/>
+                <w:color w:val="FFFFFF"/>
+                <w:sz w:val="19"/>
+                <w:szCs w:val="19"/>
+              </w:rPr>
+              <w:t>Responsibility</w:t>
+            </w:r>
+          </w:p>
+        </w:tc>
+      </w:tr>
+      <w:tr>
+        <w:tblPrEx>
+          <w:tblBorders>
+            <w:top w:val="single" w:color="auto" w:sz="4" w:space="0"/>
+            <w:left w:val="single" w:color="auto" w:sz="4" w:space="0"/>
+            <w:bottom w:val="single" w:color="auto" w:sz="4" w:space="0"/>
+            <w:right w:val="single" w:color="auto" w:sz="4" w:space="0"/>
+            <w:insideH w:val="single" w:color="auto" w:sz="4" w:space="0"/>
+            <w:insideV w:val="single" w:color="auto" w:sz="4" w:space="0"/>
+          </w:tblBorders>
+          <w:tblCellMar>
+            <w:top w:w="0" w:type="dxa"/>
+            <w:left w:w="10" w:type="dxa"/>
+            <w:bottom w:w="0" w:type="dxa"/>
+            <w:right w:w="10" w:type="dxa"/>
+          </w:tblCellMar>
+        </w:tblPrEx>
+        <w:tc>
+          <w:tcPr>
+            <w:tcW w:w="2504" w:type="dxa"/>
+            <w:tcBorders>
+              <w:top w:val="single" w:color="B7C9C0" w:sz="4" w:space="0"/>
+              <w:left w:val="single" w:color="B7C9C0" w:sz="4" w:space="0"/>
+              <w:bottom w:val="single" w:color="B7C9C0" w:sz="4" w:space="0"/>
+              <w:right w:val="single" w:color="B7C9C0" w:sz="4" w:space="0"/>
+            </w:tcBorders>
+            <w:shd w:val="clear" w:color="auto" w:fill="FFFFFF"/>
+            <w:tcMar>
+              <w:top w:w="80" w:type="dxa"/>
+              <w:left w:w="100" w:type="dxa"/>
+              <w:bottom w:w="80" w:type="dxa"/>
+              <w:right w:w="100" w:type="dxa"/>
+            </w:tcMar>
+            <w:vAlign w:val="center"/>
+          </w:tcPr>
+          <w:p>
+            <w:pPr>
+              <w:spacing w:after="0"/>
+            </w:pPr>
+            <w:r>
+              <w:rPr>
+                <w:b w:val="0"/>
+                <w:bCs w:val="0"/>
+                <w:color w:val="202020"/>
+                <w:sz w:val="19"/>
+                <w:szCs w:val="19"/>
+              </w:rPr>
+              <w:t>Android app</w:t>
+            </w:r>
+          </w:p>
+        </w:tc>
+        <w:tc>
+          <w:tcPr>
+            <w:tcW w:w="7242" w:type="dxa"/>
+            <w:tcBorders>
+              <w:top w:val="single" w:color="B7C9C0" w:sz="4" w:space="0"/>
+              <w:left w:val="single" w:color="B7C9C0" w:sz="4" w:space="0"/>
+              <w:bottom w:val="single" w:color="B7C9C0" w:sz="4" w:space="0"/>
+              <w:right w:val="single" w:color="B7C9C0" w:sz="4" w:space="0"/>
+            </w:tcBorders>
+            <w:shd w:val="clear" w:color="auto" w:fill="FFFFFF"/>
+            <w:tcMar>
+              <w:top w:w="80" w:type="dxa"/>
+              <w:left w:w="100" w:type="dxa"/>
+              <w:bottom w:w="80" w:type="dxa"/>
+              <w:right w:w="100" w:type="dxa"/>
+            </w:tcMar>
+            <w:vAlign w:val="center"/>
+          </w:tcPr>
+          <w:p>
+            <w:pPr>
+              <w:spacing w:after="0"/>
+            </w:pPr>
+            <w:r>
+              <w:rPr>
+                <w:b w:val="0"/>
+                <w:bCs w:val="0"/>
+                <w:color w:val="202020"/>
+                <w:sz w:val="19"/>
+                <w:szCs w:val="19"/>
+              </w:rPr>
+              <w:t>Field counting, local storage, direct IPS delivery, safe device binding behaviour.</w:t>
+            </w:r>
+          </w:p>
+        </w:tc>
+      </w:tr>
+      <w:tr>
+        <w:tblPrEx>
+          <w:tblBorders>
+            <w:top w:val="single" w:color="auto" w:sz="4" w:space="0"/>
+            <w:left w:val="single" w:color="auto" w:sz="4" w:space="0"/>
+            <w:bottom w:val="single" w:color="auto" w:sz="4" w:space="0"/>
+            <w:right w:val="single" w:color="auto" w:sz="4" w:space="0"/>
+            <w:insideH w:val="single" w:color="auto" w:sz="4" w:space="0"/>
+            <w:insideV w:val="single" w:color="auto" w:sz="4" w:space="0"/>
+          </w:tblBorders>
+          <w:tblCellMar>
+            <w:top w:w="0" w:type="dxa"/>
+            <w:left w:w="10" w:type="dxa"/>
+            <w:bottom w:w="0" w:type="dxa"/>
+            <w:right w:w="10" w:type="dxa"/>
+          </w:tblCellMar>
+        </w:tblPrEx>
+        <w:tc>
+          <w:tcPr>
+            <w:tcW w:w="2504" w:type="dxa"/>
+            <w:tcBorders>
+              <w:top w:val="single" w:color="B7C9C0" w:sz="4" w:space="0"/>
+              <w:left w:val="single" w:color="B7C9C0" w:sz="4" w:space="0"/>
+              <w:bottom w:val="single" w:color="B7C9C0" w:sz="4" w:space="0"/>
+              <w:right w:val="single" w:color="B7C9C0" w:sz="4" w:space="0"/>
+            </w:tcBorders>
+            <w:shd w:val="clear" w:color="auto" w:fill="F2F8F1"/>
+            <w:tcMar>
+              <w:top w:w="80" w:type="dxa"/>
+              <w:left w:w="100" w:type="dxa"/>
+              <w:bottom w:w="80" w:type="dxa"/>
+              <w:right w:w="100" w:type="dxa"/>
+            </w:tcMar>
+            <w:vAlign w:val="center"/>
+          </w:tcPr>
+          <w:p>
+            <w:pPr>
+              <w:spacing w:after="0"/>
+            </w:pPr>
+            <w:r>
+              <w:rPr>
+                <w:b w:val="0"/>
+                <w:bCs w:val="0"/>
+                <w:color w:val="202020"/>
+                <w:sz w:val="19"/>
+                <w:szCs w:val="19"/>
+              </w:rPr>
+              <w:t>Wialon</w:t>
+            </w:r>
+          </w:p>
+        </w:tc>
+        <w:tc>
+          <w:tcPr>
+            <w:tcW w:w="7242" w:type="dxa"/>
+            <w:tcBorders>
+              <w:top w:val="single" w:color="B7C9C0" w:sz="4" w:space="0"/>
+              <w:left w:val="single" w:color="B7C9C0" w:sz="4" w:space="0"/>
+              <w:bottom w:val="single" w:color="B7C9C0" w:sz="4" w:space="0"/>
+              <w:right w:val="single" w:color="B7C9C0" w:sz="4" w:space="0"/>
+            </w:tcBorders>
+            <w:shd w:val="clear" w:color="auto" w:fill="F2F8F1"/>
+            <w:tcMar>
+              <w:top w:w="80" w:type="dxa"/>
+              <w:left w:w="100" w:type="dxa"/>
+              <w:bottom w:w="80" w:type="dxa"/>
+              <w:right w:w="100" w:type="dxa"/>
+            </w:tcMar>
+            <w:vAlign w:val="center"/>
+          </w:tcPr>
+          <w:p>
+            <w:pPr>
+              <w:spacing w:after="0"/>
+            </w:pPr>
+            <w:r>
+              <w:rPr>
+                <w:b w:val="0"/>
+                <w:bCs w:val="0"/>
+                <w:color w:val="202020"/>
+                <w:sz w:val="19"/>
+                <w:szCs w:val="19"/>
+              </w:rPr>
+              <w:t>IPS reception, unit configuration, reporting, and notification rules.</w:t>
+            </w:r>
+          </w:p>
+        </w:tc>
+      </w:tr>
+      <w:tr>
+        <w:tblPrEx>
+          <w:tblBorders>
+            <w:top w:val="single" w:color="auto" w:sz="4" w:space="0"/>
+            <w:left w:val="single" w:color="auto" w:sz="4" w:space="0"/>
+            <w:bottom w:val="single" w:color="auto" w:sz="4" w:space="0"/>
+            <w:right w:val="single" w:color="auto" w:sz="4" w:space="0"/>
+            <w:insideH w:val="single" w:color="auto" w:sz="4" w:space="0"/>
+            <w:insideV w:val="single" w:color="auto" w:sz="4" w:space="0"/>
+          </w:tblBorders>
+          <w:tblCellMar>
+            <w:top w:w="0" w:type="dxa"/>
+            <w:left w:w="10" w:type="dxa"/>
+            <w:bottom w:w="0" w:type="dxa"/>
+            <w:right w:w="10" w:type="dxa"/>
+          </w:tblCellMar>
+        </w:tblPrEx>
+        <w:tc>
+          <w:tcPr>
+            <w:tcW w:w="2504" w:type="dxa"/>
+            <w:tcBorders>
+              <w:top w:val="single" w:color="B7C9C0" w:sz="4" w:space="0"/>
+              <w:left w:val="single" w:color="B7C9C0" w:sz="4" w:space="0"/>
+              <w:bottom w:val="single" w:color="B7C9C0" w:sz="4" w:space="0"/>
+              <w:right w:val="single" w:color="B7C9C0" w:sz="4" w:space="0"/>
+            </w:tcBorders>
+            <w:shd w:val="clear" w:color="auto" w:fill="FFFFFF"/>
+            <w:tcMar>
+              <w:top w:w="80" w:type="dxa"/>
+              <w:left w:w="100" w:type="dxa"/>
+              <w:bottom w:w="80" w:type="dxa"/>
+              <w:right w:w="100" w:type="dxa"/>
+            </w:tcMar>
+            <w:vAlign w:val="center"/>
+          </w:tcPr>
+          <w:p>
+            <w:pPr>
+              <w:spacing w:after="0"/>
+            </w:pPr>
+            <w:r>
+              <w:rPr>
+                <w:b w:val="0"/>
+                <w:bCs w:val="0"/>
+                <w:color w:val="202020"/>
+                <w:sz w:val="19"/>
+                <w:szCs w:val="19"/>
+              </w:rPr>
+              <w:t>n8n</w:t>
+            </w:r>
+          </w:p>
+        </w:tc>
+        <w:tc>
+          <w:tcPr>
+            <w:tcW w:w="7242" w:type="dxa"/>
+            <w:tcBorders>
+              <w:top w:val="single" w:color="B7C9C0" w:sz="4" w:space="0"/>
+              <w:left w:val="single" w:color="B7C9C0" w:sz="4" w:space="0"/>
+              <w:bottom w:val="single" w:color="B7C9C0" w:sz="4" w:space="0"/>
+              <w:right w:val="single" w:color="B7C9C0" w:sz="4" w:space="0"/>
+            </w:tcBorders>
+            <w:shd w:val="clear" w:color="auto" w:fill="FFFFFF"/>
+            <w:tcMar>
+              <w:top w:w="80" w:type="dxa"/>
+              <w:left w:w="100" w:type="dxa"/>
+              <w:bottom w:w="80" w:type="dxa"/>
+              <w:right w:w="100" w:type="dxa"/>
+            </w:tcMar>
+            <w:vAlign w:val="center"/>
+          </w:tcPr>
+          <w:p>
+            <w:pPr>
+              <w:spacing w:after="0"/>
+            </w:pPr>
+            <w:r>
+              <w:rPr>
+                <w:b w:val="0"/>
+                <w:bCs w:val="0"/>
+                <w:color w:val="202020"/>
+                <w:sz w:val="19"/>
+                <w:szCs w:val="19"/>
+              </w:rPr>
+              <w:t>Pairing, OTP, release, verification, and office administration APIs.</w:t>
+            </w:r>
+          </w:p>
+        </w:tc>
+      </w:tr>
+      <w:tr>
+        <w:tblPrEx>
+          <w:tblBorders>
+            <w:top w:val="single" w:color="auto" w:sz="4" w:space="0"/>
+            <w:left w:val="single" w:color="auto" w:sz="4" w:space="0"/>
+            <w:bottom w:val="single" w:color="auto" w:sz="4" w:space="0"/>
+            <w:right w:val="single" w:color="auto" w:sz="4" w:space="0"/>
+            <w:insideH w:val="single" w:color="auto" w:sz="4" w:space="0"/>
+            <w:insideV w:val="single" w:color="auto" w:sz="4" w:space="0"/>
+          </w:tblBorders>
+          <w:tblCellMar>
+            <w:top w:w="0" w:type="dxa"/>
+            <w:left w:w="10" w:type="dxa"/>
+            <w:bottom w:w="0" w:type="dxa"/>
+            <w:right w:w="10" w:type="dxa"/>
+          </w:tblCellMar>
+        </w:tblPrEx>
+        <w:tc>
+          <w:tcPr>
+            <w:tcW w:w="2504" w:type="dxa"/>
+            <w:tcBorders>
+              <w:top w:val="single" w:color="B7C9C0" w:sz="4" w:space="0"/>
+              <w:left w:val="single" w:color="B7C9C0" w:sz="4" w:space="0"/>
+              <w:bottom w:val="single" w:color="B7C9C0" w:sz="4" w:space="0"/>
+              <w:right w:val="single" w:color="B7C9C0" w:sz="4" w:space="0"/>
+            </w:tcBorders>
+            <w:shd w:val="clear" w:color="auto" w:fill="F2F8F1"/>
+            <w:tcMar>
+              <w:top w:w="80" w:type="dxa"/>
+              <w:left w:w="100" w:type="dxa"/>
+              <w:bottom w:w="80" w:type="dxa"/>
+              <w:right w:w="100" w:type="dxa"/>
+            </w:tcMar>
+            <w:vAlign w:val="center"/>
+          </w:tcPr>
+          <w:p>
+            <w:pPr>
+              <w:spacing w:after="0"/>
+            </w:pPr>
+            <w:r>
+              <w:rPr>
+                <w:b w:val="0"/>
+                <w:bCs w:val="0"/>
+                <w:color w:val="202020"/>
+                <w:sz w:val="19"/>
+                <w:szCs w:val="19"/>
+              </w:rPr>
+              <w:t>PostgreSQL</w:t>
+            </w:r>
+          </w:p>
+        </w:tc>
+        <w:tc>
+          <w:tcPr>
+            <w:tcW w:w="7242" w:type="dxa"/>
+            <w:tcBorders>
+              <w:top w:val="single" w:color="B7C9C0" w:sz="4" w:space="0"/>
+              <w:left w:val="single" w:color="B7C9C0" w:sz="4" w:space="0"/>
+              <w:bottom w:val="single" w:color="B7C9C0" w:sz="4" w:space="0"/>
+              <w:right w:val="single" w:color="B7C9C0" w:sz="4" w:space="0"/>
+            </w:tcBorders>
+            <w:shd w:val="clear" w:color="auto" w:fill="F2F8F1"/>
+            <w:tcMar>
+              <w:top w:w="80" w:type="dxa"/>
+              <w:left w:w="100" w:type="dxa"/>
+              <w:bottom w:w="80" w:type="dxa"/>
+              <w:right w:w="100" w:type="dxa"/>
+            </w:tcMar>
+            <w:vAlign w:val="center"/>
+          </w:tcPr>
+          <w:p>
+            <w:pPr>
+              <w:spacing w:after="0"/>
+            </w:pPr>
+            <w:r>
+              <w:rPr>
+                <w:b w:val="0"/>
+                <w:bCs w:val="0"/>
+                <w:color w:val="202020"/>
+                <w:sz w:val="19"/>
+                <w:szCs w:val="19"/>
+              </w:rPr>
+              <w:t>Unit registry and short-lived OTP state.</w:t>
+            </w:r>
+          </w:p>
+        </w:tc>
+      </w:tr>
+    </w:tbl>
+    <w:p>
+      <w:pPr>
+        <w:spacing w:after="100"/>
+      </w:pPr>
+    </w:p>
+    <w:p>
+      <w:pPr>
+        <w:spacing w:after="100" w:line="276" w:lineRule="auto"/>
+      </w:pPr>
+      <w:r>
+        <w:t>The app does not administer Wialon, n8n, or PostgreSQL, and it does not perform geofence matching or business reporting.</w:t>
+      </w:r>
+    </w:p>
+    <w:p>
+      <w:pPr>
+        <w:pStyle w:val="2"/>
+        <w:pageBreakBefore/>
+      </w:pPr>
+      <w:bookmarkStart w:id="2" w:name="_Toc5645"/>
+      <w:bookmarkStart w:id="3" w:name="_Toc15700"/>
+      <w:r>
+        <w:t>2. Device and application baseline</w:t>
+      </w:r>
+      <w:bookmarkEnd w:id="2"/>
+      <w:bookmarkEnd w:id="3"/>
     </w:p>
     <w:tbl>
       <w:tblPr>
@@ -1193,7 +2595,7 @@
                 <w:sz w:val="19"/>
                 <w:szCs w:val="19"/>
               </w:rPr>
-              <w:t>Field</w:t>
+              <w:t>Item</w:t>
             </w:r>
           </w:p>
         </w:tc>
@@ -1227,7 +2629,7 @@
                 <w:sz w:val="19"/>
                 <w:szCs w:val="19"/>
               </w:rPr>
-              <w:t>Value</w:t>
+              <w:t>Current baseline</w:t>
             </w:r>
           </w:p>
         </w:tc>
@@ -1279,7 +2681,7 @@
                 <w:sz w:val="19"/>
                 <w:szCs w:val="19"/>
               </w:rPr>
-              <w:t>Prepared by</w:t>
+              <w:t>Approved handset</w:t>
             </w:r>
           </w:p>
         </w:tc>
@@ -1313,7 +2715,7 @@
                 <w:sz w:val="19"/>
                 <w:szCs w:val="19"/>
               </w:rPr>
-              <w:t>Woo Ying Hui (it.intern4@klk.com.my)</w:t>
+              <w:t>realme C85</w:t>
             </w:r>
           </w:p>
         </w:tc>
@@ -1344,39 +2746,28 @@
               <w:bottom w:val="single" w:color="B7C9C0" w:sz="4" w:space="0"/>
               <w:right w:val="single" w:color="B7C9C0" w:sz="4" w:space="0"/>
             </w:tcBorders>
-            <w:shd w:val="clear" w:color="auto" w:fill="FFFFFF"/>
-            <w:tcMar>
-              <w:top w:w="80" w:type="dxa"/>
-              <w:left w:w="100" w:type="dxa"/>
-              <w:bottom w:w="80" w:type="dxa"/>
-              <w:right w:w="100" w:type="dxa"/>
-            </w:tcMar>
-            <w:vAlign w:val="center"/>
-          </w:tcPr>
-          <w:p>
-            <w:pPr>
-              <w:spacing w:after="0"/>
-              <w:rPr>
-                <w:rFonts w:hint="default"/>
-                <w:b w:val="0"/>
-                <w:bCs w:val="0"/>
-                <w:color w:val="202020"/>
-                <w:sz w:val="19"/>
-                <w:szCs w:val="19"/>
-                <w:lang w:val="en-MY"/>
-              </w:rPr>
-            </w:pPr>
-            <w:r>
-              <w:rPr>
-                <w:rFonts w:hint="default"/>
-                <w:b w:val="0"/>
-                <w:bCs w:val="0"/>
-                <w:color w:val="202020"/>
-                <w:sz w:val="19"/>
-                <w:szCs w:val="19"/>
-                <w:lang w:val="en-MY"/>
-              </w:rPr>
-              <w:t>Project PIC</w:t>
+            <w:shd w:val="clear" w:color="auto" w:fill="F2F8F1"/>
+            <w:tcMar>
+              <w:top w:w="80" w:type="dxa"/>
+              <w:left w:w="100" w:type="dxa"/>
+              <w:bottom w:w="80" w:type="dxa"/>
+              <w:right w:w="100" w:type="dxa"/>
+            </w:tcMar>
+            <w:vAlign w:val="center"/>
+          </w:tcPr>
+          <w:p>
+            <w:pPr>
+              <w:spacing w:after="0"/>
+            </w:pPr>
+            <w:r>
+              <w:rPr>
+                <w:b w:val="0"/>
+                <w:bCs w:val="0"/>
+                <w:color w:val="202020"/>
+                <w:sz w:val="19"/>
+                <w:szCs w:val="19"/>
+              </w:rPr>
+              <w:t>Application ID</w:t>
             </w:r>
           </w:p>
         </w:tc>
@@ -1389,39 +2780,28 @@
               <w:bottom w:val="single" w:color="B7C9C0" w:sz="4" w:space="0"/>
               <w:right w:val="single" w:color="B7C9C0" w:sz="4" w:space="0"/>
             </w:tcBorders>
-            <w:shd w:val="clear" w:color="auto" w:fill="FFFFFF"/>
-            <w:tcMar>
-              <w:top w:w="80" w:type="dxa"/>
-              <w:left w:w="100" w:type="dxa"/>
-              <w:bottom w:w="80" w:type="dxa"/>
-              <w:right w:w="100" w:type="dxa"/>
-            </w:tcMar>
-            <w:vAlign w:val="center"/>
-          </w:tcPr>
-          <w:p>
-            <w:pPr>
-              <w:spacing w:after="0"/>
-              <w:rPr>
-                <w:rFonts w:hint="default"/>
-                <w:b w:val="0"/>
-                <w:bCs w:val="0"/>
-                <w:color w:val="202020"/>
-                <w:sz w:val="19"/>
-                <w:szCs w:val="19"/>
-                <w:lang w:val="en-MY"/>
-              </w:rPr>
-            </w:pPr>
-            <w:r>
-              <w:rPr>
-                <w:rFonts w:hint="default"/>
-                <w:b w:val="0"/>
-                <w:bCs w:val="0"/>
-                <w:color w:val="202020"/>
-                <w:sz w:val="19"/>
-                <w:szCs w:val="19"/>
-                <w:lang w:val="en-MY"/>
-              </w:rPr>
-              <w:t>Leong Kah Choon (kc.leong@klk.com.my)</w:t>
+            <w:shd w:val="clear" w:color="auto" w:fill="F2F8F1"/>
+            <w:tcMar>
+              <w:top w:w="80" w:type="dxa"/>
+              <w:left w:w="100" w:type="dxa"/>
+              <w:bottom w:w="80" w:type="dxa"/>
+              <w:right w:w="100" w:type="dxa"/>
+            </w:tcMar>
+            <w:vAlign w:val="center"/>
+          </w:tcPr>
+          <w:p>
+            <w:pPr>
+              <w:spacing w:after="0"/>
+            </w:pPr>
+            <w:r>
+              <w:rPr>
+                <w:b w:val="0"/>
+                <w:bCs w:val="0"/>
+                <w:color w:val="202020"/>
+                <w:sz w:val="19"/>
+                <w:szCs w:val="19"/>
+              </w:rPr>
+              <w:t>com.klk.hams</w:t>
             </w:r>
           </w:p>
         </w:tc>
@@ -1452,28 +2832,28 @@
               <w:bottom w:val="single" w:color="B7C9C0" w:sz="4" w:space="0"/>
               <w:right w:val="single" w:color="B7C9C0" w:sz="4" w:space="0"/>
             </w:tcBorders>
-            <w:shd w:val="clear" w:color="auto" w:fill="F2F8F1"/>
-            <w:tcMar>
-              <w:top w:w="80" w:type="dxa"/>
-              <w:left w:w="100" w:type="dxa"/>
-              <w:bottom w:w="80" w:type="dxa"/>
-              <w:right w:w="100" w:type="dxa"/>
-            </w:tcMar>
-            <w:vAlign w:val="center"/>
-          </w:tcPr>
-          <w:p>
-            <w:pPr>
-              <w:spacing w:after="0"/>
-            </w:pPr>
-            <w:r>
-              <w:rPr>
-                <w:b w:val="0"/>
-                <w:bCs w:val="0"/>
-                <w:color w:val="202020"/>
-                <w:sz w:val="19"/>
-                <w:szCs w:val="19"/>
-              </w:rPr>
-              <w:t>Date</w:t>
+            <w:shd w:val="clear" w:color="auto" w:fill="FFFFFF"/>
+            <w:tcMar>
+              <w:top w:w="80" w:type="dxa"/>
+              <w:left w:w="100" w:type="dxa"/>
+              <w:bottom w:w="80" w:type="dxa"/>
+              <w:right w:w="100" w:type="dxa"/>
+            </w:tcMar>
+            <w:vAlign w:val="center"/>
+          </w:tcPr>
+          <w:p>
+            <w:pPr>
+              <w:spacing w:after="0"/>
+            </w:pPr>
+            <w:r>
+              <w:rPr>
+                <w:b w:val="0"/>
+                <w:bCs w:val="0"/>
+                <w:color w:val="202020"/>
+                <w:sz w:val="19"/>
+                <w:szCs w:val="19"/>
+              </w:rPr>
+              <w:t>Release version</w:t>
             </w:r>
           </w:p>
         </w:tc>
@@ -1486,28 +2866,44 @@
               <w:bottom w:val="single" w:color="B7C9C0" w:sz="4" w:space="0"/>
               <w:right w:val="single" w:color="B7C9C0" w:sz="4" w:space="0"/>
             </w:tcBorders>
-            <w:shd w:val="clear" w:color="auto" w:fill="F2F8F1"/>
-            <w:tcMar>
-              <w:top w:w="80" w:type="dxa"/>
-              <w:left w:w="100" w:type="dxa"/>
-              <w:bottom w:w="80" w:type="dxa"/>
-              <w:right w:w="100" w:type="dxa"/>
-            </w:tcMar>
-            <w:vAlign w:val="center"/>
-          </w:tcPr>
-          <w:p>
-            <w:pPr>
-              <w:spacing w:after="0"/>
-            </w:pPr>
-            <w:r>
-              <w:rPr>
-                <w:b w:val="0"/>
-                <w:bCs w:val="0"/>
-                <w:color w:val="202020"/>
-                <w:sz w:val="19"/>
-                <w:szCs w:val="19"/>
-              </w:rPr>
-              <w:t>10 August 2026</w:t>
+            <w:shd w:val="clear" w:color="auto" w:fill="FFFFFF"/>
+            <w:tcMar>
+              <w:top w:w="80" w:type="dxa"/>
+              <w:left w:w="100" w:type="dxa"/>
+              <w:bottom w:w="80" w:type="dxa"/>
+              <w:right w:w="100" w:type="dxa"/>
+            </w:tcMar>
+            <w:vAlign w:val="center"/>
+          </w:tcPr>
+          <w:p>
+            <w:pPr>
+              <w:spacing w:after="0"/>
+              <w:rPr>
+                <w:rFonts w:hint="default"/>
+                <w:lang w:val="en-US"/>
+              </w:rPr>
+            </w:pPr>
+            <w:r>
+              <w:rPr>
+                <w:b w:val="0"/>
+                <w:bCs w:val="0"/>
+                <w:color w:val="202020"/>
+                <w:sz w:val="19"/>
+                <w:szCs w:val="19"/>
+              </w:rPr>
+              <w:t>1</w:t>
+            </w:r>
+            <w:r>
+              <w:rPr>
+                <w:rFonts w:hint="default"/>
+                <w:b w:val="0"/>
+                <w:bCs w:val="0"/>
+                <w:color w:val="202020"/>
+                <w:sz w:val="19"/>
+                <w:szCs w:val="19"/>
+                <w:lang w:val="en-US"/>
+              </w:rPr>
+              <w:t>.2</w:t>
             </w:r>
           </w:p>
         </w:tc>
@@ -1538,28 +2934,28 @@
               <w:bottom w:val="single" w:color="B7C9C0" w:sz="4" w:space="0"/>
               <w:right w:val="single" w:color="B7C9C0" w:sz="4" w:space="0"/>
             </w:tcBorders>
-            <w:shd w:val="clear" w:color="auto" w:fill="FFFFFF"/>
-            <w:tcMar>
-              <w:top w:w="80" w:type="dxa"/>
-              <w:left w:w="100" w:type="dxa"/>
-              <w:bottom w:w="80" w:type="dxa"/>
-              <w:right w:w="100" w:type="dxa"/>
-            </w:tcMar>
-            <w:vAlign w:val="center"/>
-          </w:tcPr>
-          <w:p>
-            <w:pPr>
-              <w:spacing w:after="0"/>
-            </w:pPr>
-            <w:r>
-              <w:rPr>
-                <w:b w:val="0"/>
-                <w:bCs w:val="0"/>
-                <w:color w:val="202020"/>
-                <w:sz w:val="19"/>
-                <w:szCs w:val="19"/>
-              </w:rPr>
-              <w:t>Copyright</w:t>
+            <w:shd w:val="clear" w:color="auto" w:fill="F2F8F1"/>
+            <w:tcMar>
+              <w:top w:w="80" w:type="dxa"/>
+              <w:left w:w="100" w:type="dxa"/>
+              <w:bottom w:w="80" w:type="dxa"/>
+              <w:right w:w="100" w:type="dxa"/>
+            </w:tcMar>
+            <w:vAlign w:val="center"/>
+          </w:tcPr>
+          <w:p>
+            <w:pPr>
+              <w:spacing w:after="0"/>
+            </w:pPr>
+            <w:r>
+              <w:rPr>
+                <w:b w:val="0"/>
+                <w:bCs w:val="0"/>
+                <w:color w:val="202020"/>
+                <w:sz w:val="19"/>
+                <w:szCs w:val="19"/>
+              </w:rPr>
+              <w:t>Android support</w:t>
             </w:r>
           </w:p>
         </w:tc>
@@ -1572,28 +2968,28 @@
               <w:bottom w:val="single" w:color="B7C9C0" w:sz="4" w:space="0"/>
               <w:right w:val="single" w:color="B7C9C0" w:sz="4" w:space="0"/>
             </w:tcBorders>
-            <w:shd w:val="clear" w:color="auto" w:fill="FFFFFF"/>
-            <w:tcMar>
-              <w:top w:w="80" w:type="dxa"/>
-              <w:left w:w="100" w:type="dxa"/>
-              <w:bottom w:w="80" w:type="dxa"/>
-              <w:right w:w="100" w:type="dxa"/>
-            </w:tcMar>
-            <w:vAlign w:val="center"/>
-          </w:tcPr>
-          <w:p>
-            <w:pPr>
-              <w:spacing w:after="0"/>
-            </w:pPr>
-            <w:r>
-              <w:rPr>
-                <w:b w:val="0"/>
-                <w:bCs w:val="0"/>
-                <w:color w:val="202020"/>
-                <w:sz w:val="19"/>
-                <w:szCs w:val="19"/>
-              </w:rPr>
-              <w:t>© 2026 Kuala Lumpur Kepong Berhad. All rights reserved.</w:t>
+            <w:shd w:val="clear" w:color="auto" w:fill="F2F8F1"/>
+            <w:tcMar>
+              <w:top w:w="80" w:type="dxa"/>
+              <w:left w:w="100" w:type="dxa"/>
+              <w:bottom w:w="80" w:type="dxa"/>
+              <w:right w:w="100" w:type="dxa"/>
+            </w:tcMar>
+            <w:vAlign w:val="center"/>
+          </w:tcPr>
+          <w:p>
+            <w:pPr>
+              <w:spacing w:after="0"/>
+            </w:pPr>
+            <w:r>
+              <w:rPr>
+                <w:b w:val="0"/>
+                <w:bCs w:val="0"/>
+                <w:color w:val="202020"/>
+                <w:sz w:val="19"/>
+                <w:szCs w:val="19"/>
+              </w:rPr>
+              <w:t>API 33–35</w:t>
             </w:r>
           </w:p>
         </w:tc>
@@ -1624,28 +3020,28 @@
               <w:bottom w:val="single" w:color="B7C9C0" w:sz="4" w:space="0"/>
               <w:right w:val="single" w:color="B7C9C0" w:sz="4" w:space="0"/>
             </w:tcBorders>
-            <w:shd w:val="clear" w:color="auto" w:fill="F2F8F1"/>
-            <w:tcMar>
-              <w:top w:w="80" w:type="dxa"/>
-              <w:left w:w="100" w:type="dxa"/>
-              <w:bottom w:w="80" w:type="dxa"/>
-              <w:right w:w="100" w:type="dxa"/>
-            </w:tcMar>
-            <w:vAlign w:val="center"/>
-          </w:tcPr>
-          <w:p>
-            <w:pPr>
-              <w:spacing w:after="0"/>
-            </w:pPr>
-            <w:r>
-              <w:rPr>
-                <w:b w:val="0"/>
-                <w:bCs w:val="0"/>
-                <w:color w:val="202020"/>
-                <w:sz w:val="19"/>
-                <w:szCs w:val="19"/>
-              </w:rPr>
-              <w:t>Status</w:t>
+            <w:shd w:val="clear" w:color="auto" w:fill="FFFFFF"/>
+            <w:tcMar>
+              <w:top w:w="80" w:type="dxa"/>
+              <w:left w:w="100" w:type="dxa"/>
+              <w:bottom w:w="80" w:type="dxa"/>
+              <w:right w:w="100" w:type="dxa"/>
+            </w:tcMar>
+            <w:vAlign w:val="center"/>
+          </w:tcPr>
+          <w:p>
+            <w:pPr>
+              <w:spacing w:after="0"/>
+            </w:pPr>
+            <w:r>
+              <w:rPr>
+                <w:b w:val="0"/>
+                <w:bCs w:val="0"/>
+                <w:color w:val="202020"/>
+                <w:sz w:val="19"/>
+                <w:szCs w:val="19"/>
+              </w:rPr>
+              <w:t>Local store</w:t>
             </w:r>
           </w:p>
         </w:tc>
@@ -1658,28 +3054,28 @@
               <w:bottom w:val="single" w:color="B7C9C0" w:sz="4" w:space="0"/>
               <w:right w:val="single" w:color="B7C9C0" w:sz="4" w:space="0"/>
             </w:tcBorders>
-            <w:shd w:val="clear" w:color="auto" w:fill="F2F8F1"/>
-            <w:tcMar>
-              <w:top w:w="80" w:type="dxa"/>
-              <w:left w:w="100" w:type="dxa"/>
-              <w:bottom w:w="80" w:type="dxa"/>
-              <w:right w:w="100" w:type="dxa"/>
-            </w:tcMar>
-            <w:vAlign w:val="center"/>
-          </w:tcPr>
-          <w:p>
-            <w:pPr>
-              <w:spacing w:after="0"/>
-            </w:pPr>
-            <w:r>
-              <w:rPr>
-                <w:b w:val="0"/>
-                <w:bCs w:val="0"/>
-                <w:color w:val="202020"/>
-                <w:sz w:val="19"/>
-                <w:szCs w:val="19"/>
-              </w:rPr>
-              <w:t>Draft</w:t>
+            <w:shd w:val="clear" w:color="auto" w:fill="FFFFFF"/>
+            <w:tcMar>
+              <w:top w:w="80" w:type="dxa"/>
+              <w:left w:w="100" w:type="dxa"/>
+              <w:bottom w:w="80" w:type="dxa"/>
+              <w:right w:w="100" w:type="dxa"/>
+            </w:tcMar>
+            <w:vAlign w:val="center"/>
+          </w:tcPr>
+          <w:p>
+            <w:pPr>
+              <w:spacing w:after="0"/>
+            </w:pPr>
+            <w:r>
+              <w:rPr>
+                <w:b w:val="0"/>
+                <w:bCs w:val="0"/>
+                <w:color w:val="202020"/>
+                <w:sz w:val="19"/>
+                <w:szCs w:val="19"/>
+              </w:rPr>
+              <w:t>Room/SQLite hams.db, schema version 6</w:t>
             </w:r>
           </w:p>
         </w:tc>
@@ -1710,28 +3106,28 @@
               <w:bottom w:val="single" w:color="B7C9C0" w:sz="4" w:space="0"/>
               <w:right w:val="single" w:color="B7C9C0" w:sz="4" w:space="0"/>
             </w:tcBorders>
-            <w:shd w:val="clear" w:color="auto" w:fill="FFFFFF"/>
-            <w:tcMar>
-              <w:top w:w="80" w:type="dxa"/>
-              <w:left w:w="100" w:type="dxa"/>
-              <w:bottom w:w="80" w:type="dxa"/>
-              <w:right w:w="100" w:type="dxa"/>
-            </w:tcMar>
-            <w:vAlign w:val="center"/>
-          </w:tcPr>
-          <w:p>
-            <w:pPr>
-              <w:spacing w:after="0"/>
-            </w:pPr>
-            <w:r>
-              <w:rPr>
-                <w:b w:val="0"/>
-                <w:bCs w:val="0"/>
-                <w:color w:val="202020"/>
-                <w:sz w:val="19"/>
-                <w:szCs w:val="19"/>
-              </w:rPr>
-              <w:t>Approved handset</w:t>
+            <w:shd w:val="clear" w:color="auto" w:fill="F2F8F1"/>
+            <w:tcMar>
+              <w:top w:w="80" w:type="dxa"/>
+              <w:left w:w="100" w:type="dxa"/>
+              <w:bottom w:w="80" w:type="dxa"/>
+              <w:right w:w="100" w:type="dxa"/>
+            </w:tcMar>
+            <w:vAlign w:val="center"/>
+          </w:tcPr>
+          <w:p>
+            <w:pPr>
+              <w:spacing w:after="0"/>
+            </w:pPr>
+            <w:r>
+              <w:rPr>
+                <w:b w:val="0"/>
+                <w:bCs w:val="0"/>
+                <w:color w:val="202020"/>
+                <w:sz w:val="19"/>
+                <w:szCs w:val="19"/>
+              </w:rPr>
+              <w:t>Orientation</w:t>
             </w:r>
           </w:p>
         </w:tc>
@@ -1744,28 +3140,28 @@
               <w:bottom w:val="single" w:color="B7C9C0" w:sz="4" w:space="0"/>
               <w:right w:val="single" w:color="B7C9C0" w:sz="4" w:space="0"/>
             </w:tcBorders>
-            <w:shd w:val="clear" w:color="auto" w:fill="FFFFFF"/>
-            <w:tcMar>
-              <w:top w:w="80" w:type="dxa"/>
-              <w:left w:w="100" w:type="dxa"/>
-              <w:bottom w:w="80" w:type="dxa"/>
-              <w:right w:w="100" w:type="dxa"/>
-            </w:tcMar>
-            <w:vAlign w:val="center"/>
-          </w:tcPr>
-          <w:p>
-            <w:pPr>
-              <w:spacing w:after="0"/>
-            </w:pPr>
-            <w:r>
-              <w:rPr>
-                <w:b w:val="0"/>
-                <w:bCs w:val="0"/>
-                <w:color w:val="202020"/>
-                <w:sz w:val="19"/>
-                <w:szCs w:val="19"/>
-              </w:rPr>
-              <w:t>realme C85</w:t>
+            <w:shd w:val="clear" w:color="auto" w:fill="F2F8F1"/>
+            <w:tcMar>
+              <w:top w:w="80" w:type="dxa"/>
+              <w:left w:w="100" w:type="dxa"/>
+              <w:bottom w:w="80" w:type="dxa"/>
+              <w:right w:w="100" w:type="dxa"/>
+            </w:tcMar>
+            <w:vAlign w:val="center"/>
+          </w:tcPr>
+          <w:p>
+            <w:pPr>
+              <w:spacing w:after="0"/>
+            </w:pPr>
+            <w:r>
+              <w:rPr>
+                <w:b w:val="0"/>
+                <w:bCs w:val="0"/>
+                <w:color w:val="202020"/>
+                <w:sz w:val="19"/>
+                <w:szCs w:val="19"/>
+              </w:rPr>
+              <w:t>Sensor portrait</w:t>
             </w:r>
           </w:p>
         </w:tc>
@@ -1796,28 +3192,28 @@
               <w:bottom w:val="single" w:color="B7C9C0" w:sz="4" w:space="0"/>
               <w:right w:val="single" w:color="B7C9C0" w:sz="4" w:space="0"/>
             </w:tcBorders>
-            <w:shd w:val="clear" w:color="auto" w:fill="F2F8F1"/>
-            <w:tcMar>
-              <w:top w:w="80" w:type="dxa"/>
-              <w:left w:w="100" w:type="dxa"/>
-              <w:bottom w:w="80" w:type="dxa"/>
-              <w:right w:w="100" w:type="dxa"/>
-            </w:tcMar>
-            <w:vAlign w:val="center"/>
-          </w:tcPr>
-          <w:p>
-            <w:pPr>
-              <w:spacing w:after="0"/>
-            </w:pPr>
-            <w:r>
-              <w:rPr>
-                <w:b w:val="0"/>
-                <w:bCs w:val="0"/>
-                <w:color w:val="202020"/>
-                <w:sz w:val="19"/>
-                <w:szCs w:val="19"/>
-              </w:rPr>
-              <w:t>App version</w:t>
+            <w:shd w:val="clear" w:color="auto" w:fill="FFFFFF"/>
+            <w:tcMar>
+              <w:top w:w="80" w:type="dxa"/>
+              <w:left w:w="100" w:type="dxa"/>
+              <w:bottom w:w="80" w:type="dxa"/>
+              <w:right w:w="100" w:type="dxa"/>
+            </w:tcMar>
+            <w:vAlign w:val="center"/>
+          </w:tcPr>
+          <w:p>
+            <w:pPr>
+              <w:spacing w:after="0"/>
+            </w:pPr>
+            <w:r>
+              <w:rPr>
+                <w:b w:val="0"/>
+                <w:bCs w:val="0"/>
+                <w:color w:val="202020"/>
+                <w:sz w:val="19"/>
+                <w:szCs w:val="19"/>
+              </w:rPr>
+              <w:t>Exact realme Android version</w:t>
             </w:r>
           </w:p>
         </w:tc>
@@ -1830,7 +3226,7 @@
               <w:bottom w:val="single" w:color="B7C9C0" w:sz="4" w:space="0"/>
               <w:right w:val="single" w:color="B7C9C0" w:sz="4" w:space="0"/>
             </w:tcBorders>
-            <w:shd w:val="clear" w:color="auto" w:fill="F2F8F1"/>
+            <w:shd w:val="clear" w:color="auto" w:fill="FFFFFF"/>
             <w:tcMar>
               <w:top w:w="80" w:type="dxa"/>
               <w:left w:w="100" w:type="dxa"/>
@@ -1844,598 +3240,15 @@
               <w:spacing w:after="0"/>
               <w:rPr>
                 <w:rFonts w:hint="default"/>
-                <w:lang w:val="en-US"/>
-              </w:rPr>
-            </w:pPr>
-            <w:r>
-              <w:rPr>
-                <w:b w:val="0"/>
-                <w:bCs w:val="0"/>
-                <w:color w:val="202020"/>
-                <w:sz w:val="19"/>
-                <w:szCs w:val="19"/>
-              </w:rPr>
-              <w:t>1.</w:t>
-            </w:r>
+                <w:lang w:val="en-MY"/>
+              </w:rPr>
+            </w:pPr>
             <w:r>
               <w:rPr>
                 <w:rFonts w:hint="default"/>
-                <w:b w:val="0"/>
-                <w:bCs w:val="0"/>
-                <w:color w:val="202020"/>
-                <w:sz w:val="19"/>
-                <w:szCs w:val="19"/>
-                <w:lang w:val="en-US"/>
-              </w:rPr>
-              <w:t>2</w:t>
-            </w:r>
-          </w:p>
-        </w:tc>
-      </w:tr>
-      <w:tr>
-        <w:tblPrEx>
-          <w:tblBorders>
-            <w:top w:val="single" w:color="auto" w:sz="4" w:space="0"/>
-            <w:left w:val="single" w:color="auto" w:sz="4" w:space="0"/>
-            <w:bottom w:val="single" w:color="auto" w:sz="4" w:space="0"/>
-            <w:right w:val="single" w:color="auto" w:sz="4" w:space="0"/>
-            <w:insideH w:val="single" w:color="auto" w:sz="4" w:space="0"/>
-            <w:insideV w:val="single" w:color="auto" w:sz="4" w:space="0"/>
-          </w:tblBorders>
-          <w:tblCellMar>
-            <w:top w:w="0" w:type="dxa"/>
-            <w:left w:w="10" w:type="dxa"/>
-            <w:bottom w:w="0" w:type="dxa"/>
-            <w:right w:w="10" w:type="dxa"/>
-          </w:tblCellMar>
-        </w:tblPrEx>
-        <w:tc>
-          <w:tcPr>
-            <w:tcW w:w="4873" w:type="dxa"/>
-            <w:tcBorders>
-              <w:top w:val="single" w:color="B7C9C0" w:sz="4" w:space="0"/>
-              <w:left w:val="single" w:color="B7C9C0" w:sz="4" w:space="0"/>
-              <w:bottom w:val="single" w:color="B7C9C0" w:sz="4" w:space="0"/>
-              <w:right w:val="single" w:color="B7C9C0" w:sz="4" w:space="0"/>
-            </w:tcBorders>
-            <w:shd w:val="clear" w:color="auto" w:fill="FFFFFF"/>
-            <w:tcMar>
-              <w:top w:w="80" w:type="dxa"/>
-              <w:left w:w="100" w:type="dxa"/>
-              <w:bottom w:w="80" w:type="dxa"/>
-              <w:right w:w="100" w:type="dxa"/>
-            </w:tcMar>
-            <w:vAlign w:val="center"/>
-          </w:tcPr>
-          <w:p>
-            <w:pPr>
-              <w:spacing w:after="0"/>
-            </w:pPr>
-            <w:r>
-              <w:rPr>
-                <w:b w:val="0"/>
-                <w:bCs w:val="0"/>
-                <w:color w:val="202020"/>
-                <w:sz w:val="19"/>
-                <w:szCs w:val="19"/>
-              </w:rPr>
-              <w:t>Android support</w:t>
-            </w:r>
-          </w:p>
-        </w:tc>
-        <w:tc>
-          <w:tcPr>
-            <w:tcW w:w="4873" w:type="dxa"/>
-            <w:tcBorders>
-              <w:top w:val="single" w:color="B7C9C0" w:sz="4" w:space="0"/>
-              <w:left w:val="single" w:color="B7C9C0" w:sz="4" w:space="0"/>
-              <w:bottom w:val="single" w:color="B7C9C0" w:sz="4" w:space="0"/>
-              <w:right w:val="single" w:color="B7C9C0" w:sz="4" w:space="0"/>
-            </w:tcBorders>
-            <w:shd w:val="clear" w:color="auto" w:fill="FFFFFF"/>
-            <w:tcMar>
-              <w:top w:w="80" w:type="dxa"/>
-              <w:left w:w="100" w:type="dxa"/>
-              <w:bottom w:w="80" w:type="dxa"/>
-              <w:right w:w="100" w:type="dxa"/>
-            </w:tcMar>
-            <w:vAlign w:val="center"/>
-          </w:tcPr>
-          <w:p>
-            <w:pPr>
-              <w:spacing w:after="0"/>
-            </w:pPr>
-            <w:r>
-              <w:rPr>
-                <w:b w:val="0"/>
-                <w:bCs w:val="0"/>
-                <w:color w:val="202020"/>
-                <w:sz w:val="19"/>
-                <w:szCs w:val="19"/>
-              </w:rPr>
-              <w:t>Android 13 (API 33) to Android 15 (API 35)</w:t>
-            </w:r>
-          </w:p>
-        </w:tc>
-      </w:tr>
-    </w:tbl>
-    <w:p>
-      <w:pPr>
-        <w:spacing w:after="100"/>
-      </w:pPr>
-    </w:p>
-    <w:p>
-      <w:pPr>
-        <w:pStyle w:val="2"/>
-      </w:pPr>
-      <w:bookmarkStart w:id="0" w:name="_Toc15468"/>
-      <w:r>
-        <w:t>1. Purpose and system scope</w:t>
-      </w:r>
-      <w:bookmarkEnd w:id="0"/>
-    </w:p>
-    <w:p>
-      <w:pPr>
-        <w:spacing w:after="100" w:line="276" w:lineRule="auto"/>
-      </w:pPr>
-      <w:r>
-        <w:t>HAMS Task Recorder is an offline-first Android app for field task counting. It stores each valid count with time, GPS, battery, and task-count data, then delivers eligible records through Wialon IPS.</w:t>
-      </w:r>
-    </w:p>
-    <w:tbl>
-      <w:tblPr>
-        <w:tblStyle w:val="9"/>
-        <w:tblW w:w="9746" w:type="dxa"/>
-        <w:tblInd w:w="0" w:type="dxa"/>
-        <w:tblBorders>
-          <w:top w:val="single" w:color="auto" w:sz="4" w:space="0"/>
-          <w:left w:val="single" w:color="auto" w:sz="4" w:space="0"/>
-          <w:bottom w:val="single" w:color="auto" w:sz="4" w:space="0"/>
-          <w:right w:val="single" w:color="auto" w:sz="4" w:space="0"/>
-          <w:insideH w:val="single" w:color="auto" w:sz="4" w:space="0"/>
-          <w:insideV w:val="single" w:color="auto" w:sz="4" w:space="0"/>
-        </w:tblBorders>
-        <w:tblLayout w:type="autofit"/>
-        <w:tblCellMar>
-          <w:top w:w="0" w:type="dxa"/>
-          <w:left w:w="10" w:type="dxa"/>
-          <w:bottom w:w="0" w:type="dxa"/>
-          <w:right w:w="10" w:type="dxa"/>
-        </w:tblCellMar>
-      </w:tblPr>
-      <w:tblGrid>
-        <w:gridCol w:w="2504"/>
-        <w:gridCol w:w="7242"/>
-      </w:tblGrid>
-      <w:tr>
-        <w:tblPrEx>
-          <w:tblBorders>
-            <w:top w:val="single" w:color="auto" w:sz="4" w:space="0"/>
-            <w:left w:val="single" w:color="auto" w:sz="4" w:space="0"/>
-            <w:bottom w:val="single" w:color="auto" w:sz="4" w:space="0"/>
-            <w:right w:val="single" w:color="auto" w:sz="4" w:space="0"/>
-            <w:insideH w:val="single" w:color="auto" w:sz="4" w:space="0"/>
-            <w:insideV w:val="single" w:color="auto" w:sz="4" w:space="0"/>
-          </w:tblBorders>
-          <w:tblCellMar>
-            <w:top w:w="0" w:type="dxa"/>
-            <w:left w:w="10" w:type="dxa"/>
-            <w:bottom w:w="0" w:type="dxa"/>
-            <w:right w:w="10" w:type="dxa"/>
-          </w:tblCellMar>
-        </w:tblPrEx>
-        <w:trPr>
-          <w:tblHeader/>
-        </w:trPr>
-        <w:tc>
-          <w:tcPr>
-            <w:tcW w:w="2504" w:type="dxa"/>
-            <w:tcBorders>
-              <w:top w:val="single" w:color="B7C9C0" w:sz="4" w:space="0"/>
-              <w:left w:val="single" w:color="B7C9C0" w:sz="4" w:space="0"/>
-              <w:bottom w:val="single" w:color="B7C9C0" w:sz="4" w:space="0"/>
-              <w:right w:val="single" w:color="B7C9C0" w:sz="4" w:space="0"/>
-            </w:tcBorders>
-            <w:shd w:val="clear" w:color="auto" w:fill="1F4E3D"/>
-            <w:tcMar>
-              <w:top w:w="80" w:type="dxa"/>
-              <w:left w:w="100" w:type="dxa"/>
-              <w:bottom w:w="80" w:type="dxa"/>
-              <w:right w:w="100" w:type="dxa"/>
-            </w:tcMar>
-            <w:vAlign w:val="center"/>
-          </w:tcPr>
-          <w:p>
-            <w:pPr>
-              <w:spacing w:after="0"/>
-            </w:pPr>
-            <w:r>
-              <w:rPr>
-                <w:b/>
-                <w:bCs/>
-                <w:color w:val="FFFFFF"/>
-                <w:sz w:val="19"/>
-                <w:szCs w:val="19"/>
-              </w:rPr>
-              <w:t>Component</w:t>
-            </w:r>
-          </w:p>
-        </w:tc>
-        <w:tc>
-          <w:tcPr>
-            <w:tcW w:w="7242" w:type="dxa"/>
-            <w:tcBorders>
-              <w:top w:val="single" w:color="B7C9C0" w:sz="4" w:space="0"/>
-              <w:left w:val="single" w:color="B7C9C0" w:sz="4" w:space="0"/>
-              <w:bottom w:val="single" w:color="B7C9C0" w:sz="4" w:space="0"/>
-              <w:right w:val="single" w:color="B7C9C0" w:sz="4" w:space="0"/>
-            </w:tcBorders>
-            <w:shd w:val="clear" w:color="auto" w:fill="1F4E3D"/>
-            <w:tcMar>
-              <w:top w:w="80" w:type="dxa"/>
-              <w:left w:w="100" w:type="dxa"/>
-              <w:bottom w:w="80" w:type="dxa"/>
-              <w:right w:w="100" w:type="dxa"/>
-            </w:tcMar>
-            <w:vAlign w:val="center"/>
-          </w:tcPr>
-          <w:p>
-            <w:pPr>
-              <w:spacing w:after="0"/>
-            </w:pPr>
-            <w:r>
-              <w:rPr>
-                <w:b/>
-                <w:bCs/>
-                <w:color w:val="FFFFFF"/>
-                <w:sz w:val="19"/>
-                <w:szCs w:val="19"/>
-              </w:rPr>
-              <w:t>Responsibility</w:t>
-            </w:r>
-          </w:p>
-        </w:tc>
-      </w:tr>
-      <w:tr>
-        <w:tblPrEx>
-          <w:tblBorders>
-            <w:top w:val="single" w:color="auto" w:sz="4" w:space="0"/>
-            <w:left w:val="single" w:color="auto" w:sz="4" w:space="0"/>
-            <w:bottom w:val="single" w:color="auto" w:sz="4" w:space="0"/>
-            <w:right w:val="single" w:color="auto" w:sz="4" w:space="0"/>
-            <w:insideH w:val="single" w:color="auto" w:sz="4" w:space="0"/>
-            <w:insideV w:val="single" w:color="auto" w:sz="4" w:space="0"/>
-          </w:tblBorders>
-          <w:tblCellMar>
-            <w:top w:w="0" w:type="dxa"/>
-            <w:left w:w="10" w:type="dxa"/>
-            <w:bottom w:w="0" w:type="dxa"/>
-            <w:right w:w="10" w:type="dxa"/>
-          </w:tblCellMar>
-        </w:tblPrEx>
-        <w:tc>
-          <w:tcPr>
-            <w:tcW w:w="2504" w:type="dxa"/>
-            <w:tcBorders>
-              <w:top w:val="single" w:color="B7C9C0" w:sz="4" w:space="0"/>
-              <w:left w:val="single" w:color="B7C9C0" w:sz="4" w:space="0"/>
-              <w:bottom w:val="single" w:color="B7C9C0" w:sz="4" w:space="0"/>
-              <w:right w:val="single" w:color="B7C9C0" w:sz="4" w:space="0"/>
-            </w:tcBorders>
-            <w:shd w:val="clear" w:color="auto" w:fill="FFFFFF"/>
-            <w:tcMar>
-              <w:top w:w="80" w:type="dxa"/>
-              <w:left w:w="100" w:type="dxa"/>
-              <w:bottom w:w="80" w:type="dxa"/>
-              <w:right w:w="100" w:type="dxa"/>
-            </w:tcMar>
-            <w:vAlign w:val="center"/>
-          </w:tcPr>
-          <w:p>
-            <w:pPr>
-              <w:spacing w:after="0"/>
-            </w:pPr>
-            <w:r>
-              <w:rPr>
-                <w:b w:val="0"/>
-                <w:bCs w:val="0"/>
-                <w:color w:val="202020"/>
-                <w:sz w:val="19"/>
-                <w:szCs w:val="19"/>
-              </w:rPr>
-              <w:t>Android app</w:t>
-            </w:r>
-          </w:p>
-        </w:tc>
-        <w:tc>
-          <w:tcPr>
-            <w:tcW w:w="7242" w:type="dxa"/>
-            <w:tcBorders>
-              <w:top w:val="single" w:color="B7C9C0" w:sz="4" w:space="0"/>
-              <w:left w:val="single" w:color="B7C9C0" w:sz="4" w:space="0"/>
-              <w:bottom w:val="single" w:color="B7C9C0" w:sz="4" w:space="0"/>
-              <w:right w:val="single" w:color="B7C9C0" w:sz="4" w:space="0"/>
-            </w:tcBorders>
-            <w:shd w:val="clear" w:color="auto" w:fill="FFFFFF"/>
-            <w:tcMar>
-              <w:top w:w="80" w:type="dxa"/>
-              <w:left w:w="100" w:type="dxa"/>
-              <w:bottom w:w="80" w:type="dxa"/>
-              <w:right w:w="100" w:type="dxa"/>
-            </w:tcMar>
-            <w:vAlign w:val="center"/>
-          </w:tcPr>
-          <w:p>
-            <w:pPr>
-              <w:spacing w:after="0"/>
-            </w:pPr>
-            <w:r>
-              <w:rPr>
-                <w:b w:val="0"/>
-                <w:bCs w:val="0"/>
-                <w:color w:val="202020"/>
-                <w:sz w:val="19"/>
-                <w:szCs w:val="19"/>
-              </w:rPr>
-              <w:t>Field counting, local storage, direct IPS delivery, safe device binding behaviour.</w:t>
-            </w:r>
-          </w:p>
-        </w:tc>
-      </w:tr>
-      <w:tr>
-        <w:tblPrEx>
-          <w:tblBorders>
-            <w:top w:val="single" w:color="auto" w:sz="4" w:space="0"/>
-            <w:left w:val="single" w:color="auto" w:sz="4" w:space="0"/>
-            <w:bottom w:val="single" w:color="auto" w:sz="4" w:space="0"/>
-            <w:right w:val="single" w:color="auto" w:sz="4" w:space="0"/>
-            <w:insideH w:val="single" w:color="auto" w:sz="4" w:space="0"/>
-            <w:insideV w:val="single" w:color="auto" w:sz="4" w:space="0"/>
-          </w:tblBorders>
-          <w:tblCellMar>
-            <w:top w:w="0" w:type="dxa"/>
-            <w:left w:w="10" w:type="dxa"/>
-            <w:bottom w:w="0" w:type="dxa"/>
-            <w:right w:w="10" w:type="dxa"/>
-          </w:tblCellMar>
-        </w:tblPrEx>
-        <w:tc>
-          <w:tcPr>
-            <w:tcW w:w="2504" w:type="dxa"/>
-            <w:tcBorders>
-              <w:top w:val="single" w:color="B7C9C0" w:sz="4" w:space="0"/>
-              <w:left w:val="single" w:color="B7C9C0" w:sz="4" w:space="0"/>
-              <w:bottom w:val="single" w:color="B7C9C0" w:sz="4" w:space="0"/>
-              <w:right w:val="single" w:color="B7C9C0" w:sz="4" w:space="0"/>
-            </w:tcBorders>
-            <w:shd w:val="clear" w:color="auto" w:fill="F2F8F1"/>
-            <w:tcMar>
-              <w:top w:w="80" w:type="dxa"/>
-              <w:left w:w="100" w:type="dxa"/>
-              <w:bottom w:w="80" w:type="dxa"/>
-              <w:right w:w="100" w:type="dxa"/>
-            </w:tcMar>
-            <w:vAlign w:val="center"/>
-          </w:tcPr>
-          <w:p>
-            <w:pPr>
-              <w:spacing w:after="0"/>
-            </w:pPr>
-            <w:r>
-              <w:rPr>
-                <w:b w:val="0"/>
-                <w:bCs w:val="0"/>
-                <w:color w:val="202020"/>
-                <w:sz w:val="19"/>
-                <w:szCs w:val="19"/>
-              </w:rPr>
-              <w:t>Wialon</w:t>
-            </w:r>
-          </w:p>
-        </w:tc>
-        <w:tc>
-          <w:tcPr>
-            <w:tcW w:w="7242" w:type="dxa"/>
-            <w:tcBorders>
-              <w:top w:val="single" w:color="B7C9C0" w:sz="4" w:space="0"/>
-              <w:left w:val="single" w:color="B7C9C0" w:sz="4" w:space="0"/>
-              <w:bottom w:val="single" w:color="B7C9C0" w:sz="4" w:space="0"/>
-              <w:right w:val="single" w:color="B7C9C0" w:sz="4" w:space="0"/>
-            </w:tcBorders>
-            <w:shd w:val="clear" w:color="auto" w:fill="F2F8F1"/>
-            <w:tcMar>
-              <w:top w:w="80" w:type="dxa"/>
-              <w:left w:w="100" w:type="dxa"/>
-              <w:bottom w:w="80" w:type="dxa"/>
-              <w:right w:w="100" w:type="dxa"/>
-            </w:tcMar>
-            <w:vAlign w:val="center"/>
-          </w:tcPr>
-          <w:p>
-            <w:pPr>
-              <w:spacing w:after="0"/>
-            </w:pPr>
-            <w:r>
-              <w:rPr>
-                <w:b w:val="0"/>
-                <w:bCs w:val="0"/>
-                <w:color w:val="202020"/>
-                <w:sz w:val="19"/>
-                <w:szCs w:val="19"/>
-              </w:rPr>
-              <w:t>IPS reception, unit configuration, reporting, and notification rules.</w:t>
-            </w:r>
-          </w:p>
-        </w:tc>
-      </w:tr>
-      <w:tr>
-        <w:tblPrEx>
-          <w:tblBorders>
-            <w:top w:val="single" w:color="auto" w:sz="4" w:space="0"/>
-            <w:left w:val="single" w:color="auto" w:sz="4" w:space="0"/>
-            <w:bottom w:val="single" w:color="auto" w:sz="4" w:space="0"/>
-            <w:right w:val="single" w:color="auto" w:sz="4" w:space="0"/>
-            <w:insideH w:val="single" w:color="auto" w:sz="4" w:space="0"/>
-            <w:insideV w:val="single" w:color="auto" w:sz="4" w:space="0"/>
-          </w:tblBorders>
-          <w:tblCellMar>
-            <w:top w:w="0" w:type="dxa"/>
-            <w:left w:w="10" w:type="dxa"/>
-            <w:bottom w:w="0" w:type="dxa"/>
-            <w:right w:w="10" w:type="dxa"/>
-          </w:tblCellMar>
-        </w:tblPrEx>
-        <w:tc>
-          <w:tcPr>
-            <w:tcW w:w="2504" w:type="dxa"/>
-            <w:tcBorders>
-              <w:top w:val="single" w:color="B7C9C0" w:sz="4" w:space="0"/>
-              <w:left w:val="single" w:color="B7C9C0" w:sz="4" w:space="0"/>
-              <w:bottom w:val="single" w:color="B7C9C0" w:sz="4" w:space="0"/>
-              <w:right w:val="single" w:color="B7C9C0" w:sz="4" w:space="0"/>
-            </w:tcBorders>
-            <w:shd w:val="clear" w:color="auto" w:fill="FFFFFF"/>
-            <w:tcMar>
-              <w:top w:w="80" w:type="dxa"/>
-              <w:left w:w="100" w:type="dxa"/>
-              <w:bottom w:w="80" w:type="dxa"/>
-              <w:right w:w="100" w:type="dxa"/>
-            </w:tcMar>
-            <w:vAlign w:val="center"/>
-          </w:tcPr>
-          <w:p>
-            <w:pPr>
-              <w:spacing w:after="0"/>
-            </w:pPr>
-            <w:r>
-              <w:rPr>
-                <w:b w:val="0"/>
-                <w:bCs w:val="0"/>
-                <w:color w:val="202020"/>
-                <w:sz w:val="19"/>
-                <w:szCs w:val="19"/>
-              </w:rPr>
-              <w:t>n8n</w:t>
-            </w:r>
-          </w:p>
-        </w:tc>
-        <w:tc>
-          <w:tcPr>
-            <w:tcW w:w="7242" w:type="dxa"/>
-            <w:tcBorders>
-              <w:top w:val="single" w:color="B7C9C0" w:sz="4" w:space="0"/>
-              <w:left w:val="single" w:color="B7C9C0" w:sz="4" w:space="0"/>
-              <w:bottom w:val="single" w:color="B7C9C0" w:sz="4" w:space="0"/>
-              <w:right w:val="single" w:color="B7C9C0" w:sz="4" w:space="0"/>
-            </w:tcBorders>
-            <w:shd w:val="clear" w:color="auto" w:fill="FFFFFF"/>
-            <w:tcMar>
-              <w:top w:w="80" w:type="dxa"/>
-              <w:left w:w="100" w:type="dxa"/>
-              <w:bottom w:w="80" w:type="dxa"/>
-              <w:right w:w="100" w:type="dxa"/>
-            </w:tcMar>
-            <w:vAlign w:val="center"/>
-          </w:tcPr>
-          <w:p>
-            <w:pPr>
-              <w:spacing w:after="0"/>
-            </w:pPr>
-            <w:r>
-              <w:rPr>
-                <w:b w:val="0"/>
-                <w:bCs w:val="0"/>
-                <w:color w:val="202020"/>
-                <w:sz w:val="19"/>
-                <w:szCs w:val="19"/>
-              </w:rPr>
-              <w:t>Pairing, OTP, release, verification, and office administration APIs.</w:t>
-            </w:r>
-          </w:p>
-        </w:tc>
-      </w:tr>
-      <w:tr>
-        <w:tblPrEx>
-          <w:tblBorders>
-            <w:top w:val="single" w:color="auto" w:sz="4" w:space="0"/>
-            <w:left w:val="single" w:color="auto" w:sz="4" w:space="0"/>
-            <w:bottom w:val="single" w:color="auto" w:sz="4" w:space="0"/>
-            <w:right w:val="single" w:color="auto" w:sz="4" w:space="0"/>
-            <w:insideH w:val="single" w:color="auto" w:sz="4" w:space="0"/>
-            <w:insideV w:val="single" w:color="auto" w:sz="4" w:space="0"/>
-          </w:tblBorders>
-          <w:tblCellMar>
-            <w:top w:w="0" w:type="dxa"/>
-            <w:left w:w="10" w:type="dxa"/>
-            <w:bottom w:w="0" w:type="dxa"/>
-            <w:right w:w="10" w:type="dxa"/>
-          </w:tblCellMar>
-        </w:tblPrEx>
-        <w:tc>
-          <w:tcPr>
-            <w:tcW w:w="2504" w:type="dxa"/>
-            <w:tcBorders>
-              <w:top w:val="single" w:color="B7C9C0" w:sz="4" w:space="0"/>
-              <w:left w:val="single" w:color="B7C9C0" w:sz="4" w:space="0"/>
-              <w:bottom w:val="single" w:color="B7C9C0" w:sz="4" w:space="0"/>
-              <w:right w:val="single" w:color="B7C9C0" w:sz="4" w:space="0"/>
-            </w:tcBorders>
-            <w:shd w:val="clear" w:color="auto" w:fill="F2F8F1"/>
-            <w:tcMar>
-              <w:top w:w="80" w:type="dxa"/>
-              <w:left w:w="100" w:type="dxa"/>
-              <w:bottom w:w="80" w:type="dxa"/>
-              <w:right w:w="100" w:type="dxa"/>
-            </w:tcMar>
-            <w:vAlign w:val="center"/>
-          </w:tcPr>
-          <w:p>
-            <w:pPr>
-              <w:spacing w:after="0"/>
-            </w:pPr>
-            <w:r>
-              <w:rPr>
-                <w:b w:val="0"/>
-                <w:bCs w:val="0"/>
-                <w:color w:val="202020"/>
-                <w:sz w:val="19"/>
-                <w:szCs w:val="19"/>
-              </w:rPr>
-              <w:t>PostgreSQL</w:t>
-            </w:r>
-          </w:p>
-        </w:tc>
-        <w:tc>
-          <w:tcPr>
-            <w:tcW w:w="7242" w:type="dxa"/>
-            <w:tcBorders>
-              <w:top w:val="single" w:color="B7C9C0" w:sz="4" w:space="0"/>
-              <w:left w:val="single" w:color="B7C9C0" w:sz="4" w:space="0"/>
-              <w:bottom w:val="single" w:color="B7C9C0" w:sz="4" w:space="0"/>
-              <w:right w:val="single" w:color="B7C9C0" w:sz="4" w:space="0"/>
-            </w:tcBorders>
-            <w:shd w:val="clear" w:color="auto" w:fill="F2F8F1"/>
-            <w:tcMar>
-              <w:top w:w="80" w:type="dxa"/>
-              <w:left w:w="100" w:type="dxa"/>
-              <w:bottom w:w="80" w:type="dxa"/>
-              <w:right w:w="100" w:type="dxa"/>
-            </w:tcMar>
-            <w:vAlign w:val="center"/>
-          </w:tcPr>
-          <w:p>
-            <w:pPr>
-              <w:spacing w:after="0"/>
-            </w:pPr>
-            <w:r>
-              <w:rPr>
-                <w:b w:val="0"/>
-                <w:bCs w:val="0"/>
-                <w:color w:val="202020"/>
-                <w:sz w:val="19"/>
-                <w:szCs w:val="19"/>
-              </w:rPr>
-              <w:t>Unit registry and short-lived OTP state.</w:t>
+                <w:lang w:val="en-MY"/>
+              </w:rPr>
+              <w:t>15</w:t>
             </w:r>
           </w:p>
         </w:tc>
@@ -2451,7 +3264,7 @@
         <w:spacing w:after="100" w:line="276" w:lineRule="auto"/>
       </w:pPr>
       <w:r>
-        <w:t>The app does not administer Wialon, n8n, or PostgreSQL, and it does not perform geofence matching or business reporting.</w:t>
+        <w:t>Before use, install the approved signed build, enable location services, grant location permission, allow notifications, and complete pairing through the office process.</w:t>
       </w:r>
     </w:p>
     <w:p>
@@ -2459,773 +3272,25 @@
         <w:pStyle w:val="2"/>
         <w:pageBreakBefore/>
       </w:pPr>
-      <w:bookmarkStart w:id="1" w:name="_Toc5645"/>
-      <w:r>
-        <w:t>2. Device and application baseline</w:t>
-      </w:r>
-      <w:bookmarkEnd w:id="1"/>
-    </w:p>
-    <w:tbl>
-      <w:tblPr>
-        <w:tblStyle w:val="9"/>
-        <w:tblW w:w="9746" w:type="dxa"/>
-        <w:tblInd w:w="0" w:type="dxa"/>
-        <w:tblBorders>
-          <w:top w:val="single" w:color="auto" w:sz="4" w:space="0"/>
-          <w:left w:val="single" w:color="auto" w:sz="4" w:space="0"/>
-          <w:bottom w:val="single" w:color="auto" w:sz="4" w:space="0"/>
-          <w:right w:val="single" w:color="auto" w:sz="4" w:space="0"/>
-          <w:insideH w:val="single" w:color="auto" w:sz="4" w:space="0"/>
-          <w:insideV w:val="single" w:color="auto" w:sz="4" w:space="0"/>
-        </w:tblBorders>
-        <w:tblLayout w:type="autofit"/>
-        <w:tblCellMar>
-          <w:top w:w="0" w:type="dxa"/>
-          <w:left w:w="10" w:type="dxa"/>
-          <w:bottom w:w="0" w:type="dxa"/>
-          <w:right w:w="10" w:type="dxa"/>
-        </w:tblCellMar>
-      </w:tblPr>
-      <w:tblGrid>
-        <w:gridCol w:w="4873"/>
-        <w:gridCol w:w="4873"/>
-      </w:tblGrid>
-      <w:tr>
-        <w:tblPrEx>
-          <w:tblBorders>
-            <w:top w:val="single" w:color="auto" w:sz="4" w:space="0"/>
-            <w:left w:val="single" w:color="auto" w:sz="4" w:space="0"/>
-            <w:bottom w:val="single" w:color="auto" w:sz="4" w:space="0"/>
-            <w:right w:val="single" w:color="auto" w:sz="4" w:space="0"/>
-            <w:insideH w:val="single" w:color="auto" w:sz="4" w:space="0"/>
-            <w:insideV w:val="single" w:color="auto" w:sz="4" w:space="0"/>
-          </w:tblBorders>
-        </w:tblPrEx>
-        <w:trPr>
-          <w:tblHeader/>
-        </w:trPr>
-        <w:tc>
-          <w:tcPr>
-            <w:tcW w:w="4873" w:type="dxa"/>
-            <w:tcBorders>
-              <w:top w:val="single" w:color="B7C9C0" w:sz="4" w:space="0"/>
-              <w:left w:val="single" w:color="B7C9C0" w:sz="4" w:space="0"/>
-              <w:bottom w:val="single" w:color="B7C9C0" w:sz="4" w:space="0"/>
-              <w:right w:val="single" w:color="B7C9C0" w:sz="4" w:space="0"/>
-            </w:tcBorders>
-            <w:shd w:val="clear" w:color="auto" w:fill="1F4E3D"/>
-            <w:tcMar>
-              <w:top w:w="80" w:type="dxa"/>
-              <w:left w:w="100" w:type="dxa"/>
-              <w:bottom w:w="80" w:type="dxa"/>
-              <w:right w:w="100" w:type="dxa"/>
-            </w:tcMar>
-            <w:vAlign w:val="center"/>
-          </w:tcPr>
-          <w:p>
-            <w:pPr>
-              <w:spacing w:after="0"/>
-            </w:pPr>
-            <w:r>
-              <w:rPr>
-                <w:b/>
-                <w:bCs/>
-                <w:color w:val="FFFFFF"/>
-                <w:sz w:val="19"/>
-                <w:szCs w:val="19"/>
-              </w:rPr>
-              <w:t>Item</w:t>
-            </w:r>
-          </w:p>
-        </w:tc>
-        <w:tc>
-          <w:tcPr>
-            <w:tcW w:w="4873" w:type="dxa"/>
-            <w:tcBorders>
-              <w:top w:val="single" w:color="B7C9C0" w:sz="4" w:space="0"/>
-              <w:left w:val="single" w:color="B7C9C0" w:sz="4" w:space="0"/>
-              <w:bottom w:val="single" w:color="B7C9C0" w:sz="4" w:space="0"/>
-              <w:right w:val="single" w:color="B7C9C0" w:sz="4" w:space="0"/>
-            </w:tcBorders>
-            <w:shd w:val="clear" w:color="auto" w:fill="1F4E3D"/>
-            <w:tcMar>
-              <w:top w:w="80" w:type="dxa"/>
-              <w:left w:w="100" w:type="dxa"/>
-              <w:bottom w:w="80" w:type="dxa"/>
-              <w:right w:w="100" w:type="dxa"/>
-            </w:tcMar>
-            <w:vAlign w:val="center"/>
-          </w:tcPr>
-          <w:p>
-            <w:pPr>
-              <w:spacing w:after="0"/>
-            </w:pPr>
-            <w:r>
-              <w:rPr>
-                <w:b/>
-                <w:bCs/>
-                <w:color w:val="FFFFFF"/>
-                <w:sz w:val="19"/>
-                <w:szCs w:val="19"/>
-              </w:rPr>
-              <w:t>Current baseline</w:t>
-            </w:r>
-          </w:p>
-        </w:tc>
-      </w:tr>
-      <w:tr>
-        <w:tblPrEx>
-          <w:tblBorders>
-            <w:top w:val="single" w:color="auto" w:sz="4" w:space="0"/>
-            <w:left w:val="single" w:color="auto" w:sz="4" w:space="0"/>
-            <w:bottom w:val="single" w:color="auto" w:sz="4" w:space="0"/>
-            <w:right w:val="single" w:color="auto" w:sz="4" w:space="0"/>
-            <w:insideH w:val="single" w:color="auto" w:sz="4" w:space="0"/>
-            <w:insideV w:val="single" w:color="auto" w:sz="4" w:space="0"/>
-          </w:tblBorders>
-          <w:tblCellMar>
-            <w:top w:w="0" w:type="dxa"/>
-            <w:left w:w="10" w:type="dxa"/>
-            <w:bottom w:w="0" w:type="dxa"/>
-            <w:right w:w="10" w:type="dxa"/>
-          </w:tblCellMar>
-        </w:tblPrEx>
-        <w:tc>
-          <w:tcPr>
-            <w:tcW w:w="4873" w:type="dxa"/>
-            <w:tcBorders>
-              <w:top w:val="single" w:color="B7C9C0" w:sz="4" w:space="0"/>
-              <w:left w:val="single" w:color="B7C9C0" w:sz="4" w:space="0"/>
-              <w:bottom w:val="single" w:color="B7C9C0" w:sz="4" w:space="0"/>
-              <w:right w:val="single" w:color="B7C9C0" w:sz="4" w:space="0"/>
-            </w:tcBorders>
-            <w:shd w:val="clear" w:color="auto" w:fill="FFFFFF"/>
-            <w:tcMar>
-              <w:top w:w="80" w:type="dxa"/>
-              <w:left w:w="100" w:type="dxa"/>
-              <w:bottom w:w="80" w:type="dxa"/>
-              <w:right w:w="100" w:type="dxa"/>
-            </w:tcMar>
-            <w:vAlign w:val="center"/>
-          </w:tcPr>
-          <w:p>
-            <w:pPr>
-              <w:spacing w:after="0"/>
-            </w:pPr>
-            <w:r>
-              <w:rPr>
-                <w:b w:val="0"/>
-                <w:bCs w:val="0"/>
-                <w:color w:val="202020"/>
-                <w:sz w:val="19"/>
-                <w:szCs w:val="19"/>
-              </w:rPr>
-              <w:t>Approved handset</w:t>
-            </w:r>
-          </w:p>
-        </w:tc>
-        <w:tc>
-          <w:tcPr>
-            <w:tcW w:w="4873" w:type="dxa"/>
-            <w:tcBorders>
-              <w:top w:val="single" w:color="B7C9C0" w:sz="4" w:space="0"/>
-              <w:left w:val="single" w:color="B7C9C0" w:sz="4" w:space="0"/>
-              <w:bottom w:val="single" w:color="B7C9C0" w:sz="4" w:space="0"/>
-              <w:right w:val="single" w:color="B7C9C0" w:sz="4" w:space="0"/>
-            </w:tcBorders>
-            <w:shd w:val="clear" w:color="auto" w:fill="FFFFFF"/>
-            <w:tcMar>
-              <w:top w:w="80" w:type="dxa"/>
-              <w:left w:w="100" w:type="dxa"/>
-              <w:bottom w:w="80" w:type="dxa"/>
-              <w:right w:w="100" w:type="dxa"/>
-            </w:tcMar>
-            <w:vAlign w:val="center"/>
-          </w:tcPr>
-          <w:p>
-            <w:pPr>
-              <w:spacing w:after="0"/>
-            </w:pPr>
-            <w:r>
-              <w:rPr>
-                <w:b w:val="0"/>
-                <w:bCs w:val="0"/>
-                <w:color w:val="202020"/>
-                <w:sz w:val="19"/>
-                <w:szCs w:val="19"/>
-              </w:rPr>
-              <w:t>realme C85</w:t>
-            </w:r>
-          </w:p>
-        </w:tc>
-      </w:tr>
-      <w:tr>
-        <w:tblPrEx>
-          <w:tblBorders>
-            <w:top w:val="single" w:color="auto" w:sz="4" w:space="0"/>
-            <w:left w:val="single" w:color="auto" w:sz="4" w:space="0"/>
-            <w:bottom w:val="single" w:color="auto" w:sz="4" w:space="0"/>
-            <w:right w:val="single" w:color="auto" w:sz="4" w:space="0"/>
-            <w:insideH w:val="single" w:color="auto" w:sz="4" w:space="0"/>
-            <w:insideV w:val="single" w:color="auto" w:sz="4" w:space="0"/>
-          </w:tblBorders>
-          <w:tblCellMar>
-            <w:top w:w="0" w:type="dxa"/>
-            <w:left w:w="10" w:type="dxa"/>
-            <w:bottom w:w="0" w:type="dxa"/>
-            <w:right w:w="10" w:type="dxa"/>
-          </w:tblCellMar>
-        </w:tblPrEx>
-        <w:tc>
-          <w:tcPr>
-            <w:tcW w:w="4873" w:type="dxa"/>
-            <w:tcBorders>
-              <w:top w:val="single" w:color="B7C9C0" w:sz="4" w:space="0"/>
-              <w:left w:val="single" w:color="B7C9C0" w:sz="4" w:space="0"/>
-              <w:bottom w:val="single" w:color="B7C9C0" w:sz="4" w:space="0"/>
-              <w:right w:val="single" w:color="B7C9C0" w:sz="4" w:space="0"/>
-            </w:tcBorders>
-            <w:shd w:val="clear" w:color="auto" w:fill="F2F8F1"/>
-            <w:tcMar>
-              <w:top w:w="80" w:type="dxa"/>
-              <w:left w:w="100" w:type="dxa"/>
-              <w:bottom w:w="80" w:type="dxa"/>
-              <w:right w:w="100" w:type="dxa"/>
-            </w:tcMar>
-            <w:vAlign w:val="center"/>
-          </w:tcPr>
-          <w:p>
-            <w:pPr>
-              <w:spacing w:after="0"/>
-            </w:pPr>
-            <w:r>
-              <w:rPr>
-                <w:b w:val="0"/>
-                <w:bCs w:val="0"/>
-                <w:color w:val="202020"/>
-                <w:sz w:val="19"/>
-                <w:szCs w:val="19"/>
-              </w:rPr>
-              <w:t>Application ID</w:t>
-            </w:r>
-          </w:p>
-        </w:tc>
-        <w:tc>
-          <w:tcPr>
-            <w:tcW w:w="4873" w:type="dxa"/>
-            <w:tcBorders>
-              <w:top w:val="single" w:color="B7C9C0" w:sz="4" w:space="0"/>
-              <w:left w:val="single" w:color="B7C9C0" w:sz="4" w:space="0"/>
-              <w:bottom w:val="single" w:color="B7C9C0" w:sz="4" w:space="0"/>
-              <w:right w:val="single" w:color="B7C9C0" w:sz="4" w:space="0"/>
-            </w:tcBorders>
-            <w:shd w:val="clear" w:color="auto" w:fill="F2F8F1"/>
-            <w:tcMar>
-              <w:top w:w="80" w:type="dxa"/>
-              <w:left w:w="100" w:type="dxa"/>
-              <w:bottom w:w="80" w:type="dxa"/>
-              <w:right w:w="100" w:type="dxa"/>
-            </w:tcMar>
-            <w:vAlign w:val="center"/>
-          </w:tcPr>
-          <w:p>
-            <w:pPr>
-              <w:spacing w:after="0"/>
-            </w:pPr>
-            <w:r>
-              <w:rPr>
-                <w:b w:val="0"/>
-                <w:bCs w:val="0"/>
-                <w:color w:val="202020"/>
-                <w:sz w:val="19"/>
-                <w:szCs w:val="19"/>
-              </w:rPr>
-              <w:t>com.klk.hams</w:t>
-            </w:r>
-          </w:p>
-        </w:tc>
-      </w:tr>
-      <w:tr>
-        <w:tblPrEx>
-          <w:tblBorders>
-            <w:top w:val="single" w:color="auto" w:sz="4" w:space="0"/>
-            <w:left w:val="single" w:color="auto" w:sz="4" w:space="0"/>
-            <w:bottom w:val="single" w:color="auto" w:sz="4" w:space="0"/>
-            <w:right w:val="single" w:color="auto" w:sz="4" w:space="0"/>
-            <w:insideH w:val="single" w:color="auto" w:sz="4" w:space="0"/>
-            <w:insideV w:val="single" w:color="auto" w:sz="4" w:space="0"/>
-          </w:tblBorders>
-          <w:tblCellMar>
-            <w:top w:w="0" w:type="dxa"/>
-            <w:left w:w="10" w:type="dxa"/>
-            <w:bottom w:w="0" w:type="dxa"/>
-            <w:right w:w="10" w:type="dxa"/>
-          </w:tblCellMar>
-        </w:tblPrEx>
-        <w:tc>
-          <w:tcPr>
-            <w:tcW w:w="4873" w:type="dxa"/>
-            <w:tcBorders>
-              <w:top w:val="single" w:color="B7C9C0" w:sz="4" w:space="0"/>
-              <w:left w:val="single" w:color="B7C9C0" w:sz="4" w:space="0"/>
-              <w:bottom w:val="single" w:color="B7C9C0" w:sz="4" w:space="0"/>
-              <w:right w:val="single" w:color="B7C9C0" w:sz="4" w:space="0"/>
-            </w:tcBorders>
-            <w:shd w:val="clear" w:color="auto" w:fill="FFFFFF"/>
-            <w:tcMar>
-              <w:top w:w="80" w:type="dxa"/>
-              <w:left w:w="100" w:type="dxa"/>
-              <w:bottom w:w="80" w:type="dxa"/>
-              <w:right w:w="100" w:type="dxa"/>
-            </w:tcMar>
-            <w:vAlign w:val="center"/>
-          </w:tcPr>
-          <w:p>
-            <w:pPr>
-              <w:spacing w:after="0"/>
-            </w:pPr>
-            <w:r>
-              <w:rPr>
-                <w:b w:val="0"/>
-                <w:bCs w:val="0"/>
-                <w:color w:val="202020"/>
-                <w:sz w:val="19"/>
-                <w:szCs w:val="19"/>
-              </w:rPr>
-              <w:t>Release version</w:t>
-            </w:r>
-          </w:p>
-        </w:tc>
-        <w:tc>
-          <w:tcPr>
-            <w:tcW w:w="4873" w:type="dxa"/>
-            <w:tcBorders>
-              <w:top w:val="single" w:color="B7C9C0" w:sz="4" w:space="0"/>
-              <w:left w:val="single" w:color="B7C9C0" w:sz="4" w:space="0"/>
-              <w:bottom w:val="single" w:color="B7C9C0" w:sz="4" w:space="0"/>
-              <w:right w:val="single" w:color="B7C9C0" w:sz="4" w:space="0"/>
-            </w:tcBorders>
-            <w:shd w:val="clear" w:color="auto" w:fill="FFFFFF"/>
-            <w:tcMar>
-              <w:top w:w="80" w:type="dxa"/>
-              <w:left w:w="100" w:type="dxa"/>
-              <w:bottom w:w="80" w:type="dxa"/>
-              <w:right w:w="100" w:type="dxa"/>
-            </w:tcMar>
-            <w:vAlign w:val="center"/>
-          </w:tcPr>
-          <w:p>
-            <w:pPr>
-              <w:spacing w:after="0"/>
-              <w:rPr>
-                <w:rFonts w:hint="default"/>
-                <w:lang w:val="en-US"/>
-              </w:rPr>
-            </w:pPr>
-            <w:r>
-              <w:rPr>
-                <w:b w:val="0"/>
-                <w:bCs w:val="0"/>
-                <w:color w:val="202020"/>
-                <w:sz w:val="19"/>
-                <w:szCs w:val="19"/>
-              </w:rPr>
-              <w:t>1</w:t>
-            </w:r>
-            <w:r>
-              <w:rPr>
-                <w:rFonts w:hint="default"/>
-                <w:b w:val="0"/>
-                <w:bCs w:val="0"/>
-                <w:color w:val="202020"/>
-                <w:sz w:val="19"/>
-                <w:szCs w:val="19"/>
-                <w:lang w:val="en-US"/>
-              </w:rPr>
-              <w:t>.2</w:t>
-            </w:r>
-          </w:p>
-        </w:tc>
-      </w:tr>
-      <w:tr>
-        <w:tblPrEx>
-          <w:tblBorders>
-            <w:top w:val="single" w:color="auto" w:sz="4" w:space="0"/>
-            <w:left w:val="single" w:color="auto" w:sz="4" w:space="0"/>
-            <w:bottom w:val="single" w:color="auto" w:sz="4" w:space="0"/>
-            <w:right w:val="single" w:color="auto" w:sz="4" w:space="0"/>
-            <w:insideH w:val="single" w:color="auto" w:sz="4" w:space="0"/>
-            <w:insideV w:val="single" w:color="auto" w:sz="4" w:space="0"/>
-          </w:tblBorders>
-          <w:tblCellMar>
-            <w:top w:w="0" w:type="dxa"/>
-            <w:left w:w="10" w:type="dxa"/>
-            <w:bottom w:w="0" w:type="dxa"/>
-            <w:right w:w="10" w:type="dxa"/>
-          </w:tblCellMar>
-        </w:tblPrEx>
-        <w:tc>
-          <w:tcPr>
-            <w:tcW w:w="4873" w:type="dxa"/>
-            <w:tcBorders>
-              <w:top w:val="single" w:color="B7C9C0" w:sz="4" w:space="0"/>
-              <w:left w:val="single" w:color="B7C9C0" w:sz="4" w:space="0"/>
-              <w:bottom w:val="single" w:color="B7C9C0" w:sz="4" w:space="0"/>
-              <w:right w:val="single" w:color="B7C9C0" w:sz="4" w:space="0"/>
-            </w:tcBorders>
-            <w:shd w:val="clear" w:color="auto" w:fill="F2F8F1"/>
-            <w:tcMar>
-              <w:top w:w="80" w:type="dxa"/>
-              <w:left w:w="100" w:type="dxa"/>
-              <w:bottom w:w="80" w:type="dxa"/>
-              <w:right w:w="100" w:type="dxa"/>
-            </w:tcMar>
-            <w:vAlign w:val="center"/>
-          </w:tcPr>
-          <w:p>
-            <w:pPr>
-              <w:spacing w:after="0"/>
-            </w:pPr>
-            <w:r>
-              <w:rPr>
-                <w:b w:val="0"/>
-                <w:bCs w:val="0"/>
-                <w:color w:val="202020"/>
-                <w:sz w:val="19"/>
-                <w:szCs w:val="19"/>
-              </w:rPr>
-              <w:t>Android support</w:t>
-            </w:r>
-          </w:p>
-        </w:tc>
-        <w:tc>
-          <w:tcPr>
-            <w:tcW w:w="4873" w:type="dxa"/>
-            <w:tcBorders>
-              <w:top w:val="single" w:color="B7C9C0" w:sz="4" w:space="0"/>
-              <w:left w:val="single" w:color="B7C9C0" w:sz="4" w:space="0"/>
-              <w:bottom w:val="single" w:color="B7C9C0" w:sz="4" w:space="0"/>
-              <w:right w:val="single" w:color="B7C9C0" w:sz="4" w:space="0"/>
-            </w:tcBorders>
-            <w:shd w:val="clear" w:color="auto" w:fill="F2F8F1"/>
-            <w:tcMar>
-              <w:top w:w="80" w:type="dxa"/>
-              <w:left w:w="100" w:type="dxa"/>
-              <w:bottom w:w="80" w:type="dxa"/>
-              <w:right w:w="100" w:type="dxa"/>
-            </w:tcMar>
-            <w:vAlign w:val="center"/>
-          </w:tcPr>
-          <w:p>
-            <w:pPr>
-              <w:spacing w:after="0"/>
-            </w:pPr>
-            <w:r>
-              <w:rPr>
-                <w:b w:val="0"/>
-                <w:bCs w:val="0"/>
-                <w:color w:val="202020"/>
-                <w:sz w:val="19"/>
-                <w:szCs w:val="19"/>
-              </w:rPr>
-              <w:t>API 33–35</w:t>
-            </w:r>
-          </w:p>
-        </w:tc>
-      </w:tr>
-      <w:tr>
-        <w:tblPrEx>
-          <w:tblBorders>
-            <w:top w:val="single" w:color="auto" w:sz="4" w:space="0"/>
-            <w:left w:val="single" w:color="auto" w:sz="4" w:space="0"/>
-            <w:bottom w:val="single" w:color="auto" w:sz="4" w:space="0"/>
-            <w:right w:val="single" w:color="auto" w:sz="4" w:space="0"/>
-            <w:insideH w:val="single" w:color="auto" w:sz="4" w:space="0"/>
-            <w:insideV w:val="single" w:color="auto" w:sz="4" w:space="0"/>
-          </w:tblBorders>
-          <w:tblCellMar>
-            <w:top w:w="0" w:type="dxa"/>
-            <w:left w:w="10" w:type="dxa"/>
-            <w:bottom w:w="0" w:type="dxa"/>
-            <w:right w:w="10" w:type="dxa"/>
-          </w:tblCellMar>
-        </w:tblPrEx>
-        <w:tc>
-          <w:tcPr>
-            <w:tcW w:w="4873" w:type="dxa"/>
-            <w:tcBorders>
-              <w:top w:val="single" w:color="B7C9C0" w:sz="4" w:space="0"/>
-              <w:left w:val="single" w:color="B7C9C0" w:sz="4" w:space="0"/>
-              <w:bottom w:val="single" w:color="B7C9C0" w:sz="4" w:space="0"/>
-              <w:right w:val="single" w:color="B7C9C0" w:sz="4" w:space="0"/>
-            </w:tcBorders>
-            <w:shd w:val="clear" w:color="auto" w:fill="FFFFFF"/>
-            <w:tcMar>
-              <w:top w:w="80" w:type="dxa"/>
-              <w:left w:w="100" w:type="dxa"/>
-              <w:bottom w:w="80" w:type="dxa"/>
-              <w:right w:w="100" w:type="dxa"/>
-            </w:tcMar>
-            <w:vAlign w:val="center"/>
-          </w:tcPr>
-          <w:p>
-            <w:pPr>
-              <w:spacing w:after="0"/>
-            </w:pPr>
-            <w:r>
-              <w:rPr>
-                <w:b w:val="0"/>
-                <w:bCs w:val="0"/>
-                <w:color w:val="202020"/>
-                <w:sz w:val="19"/>
-                <w:szCs w:val="19"/>
-              </w:rPr>
-              <w:t>Local store</w:t>
-            </w:r>
-          </w:p>
-        </w:tc>
-        <w:tc>
-          <w:tcPr>
-            <w:tcW w:w="4873" w:type="dxa"/>
-            <w:tcBorders>
-              <w:top w:val="single" w:color="B7C9C0" w:sz="4" w:space="0"/>
-              <w:left w:val="single" w:color="B7C9C0" w:sz="4" w:space="0"/>
-              <w:bottom w:val="single" w:color="B7C9C0" w:sz="4" w:space="0"/>
-              <w:right w:val="single" w:color="B7C9C0" w:sz="4" w:space="0"/>
-            </w:tcBorders>
-            <w:shd w:val="clear" w:color="auto" w:fill="FFFFFF"/>
-            <w:tcMar>
-              <w:top w:w="80" w:type="dxa"/>
-              <w:left w:w="100" w:type="dxa"/>
-              <w:bottom w:w="80" w:type="dxa"/>
-              <w:right w:w="100" w:type="dxa"/>
-            </w:tcMar>
-            <w:vAlign w:val="center"/>
-          </w:tcPr>
-          <w:p>
-            <w:pPr>
-              <w:spacing w:after="0"/>
-            </w:pPr>
-            <w:r>
-              <w:rPr>
-                <w:b w:val="0"/>
-                <w:bCs w:val="0"/>
-                <w:color w:val="202020"/>
-                <w:sz w:val="19"/>
-                <w:szCs w:val="19"/>
-              </w:rPr>
-              <w:t>Room/SQLite hams.db, schema version 6</w:t>
-            </w:r>
-          </w:p>
-        </w:tc>
-      </w:tr>
-      <w:tr>
-        <w:tblPrEx>
-          <w:tblBorders>
-            <w:top w:val="single" w:color="auto" w:sz="4" w:space="0"/>
-            <w:left w:val="single" w:color="auto" w:sz="4" w:space="0"/>
-            <w:bottom w:val="single" w:color="auto" w:sz="4" w:space="0"/>
-            <w:right w:val="single" w:color="auto" w:sz="4" w:space="0"/>
-            <w:insideH w:val="single" w:color="auto" w:sz="4" w:space="0"/>
-            <w:insideV w:val="single" w:color="auto" w:sz="4" w:space="0"/>
-          </w:tblBorders>
-          <w:tblCellMar>
-            <w:top w:w="0" w:type="dxa"/>
-            <w:left w:w="10" w:type="dxa"/>
-            <w:bottom w:w="0" w:type="dxa"/>
-            <w:right w:w="10" w:type="dxa"/>
-          </w:tblCellMar>
-        </w:tblPrEx>
-        <w:tc>
-          <w:tcPr>
-            <w:tcW w:w="4873" w:type="dxa"/>
-            <w:tcBorders>
-              <w:top w:val="single" w:color="B7C9C0" w:sz="4" w:space="0"/>
-              <w:left w:val="single" w:color="B7C9C0" w:sz="4" w:space="0"/>
-              <w:bottom w:val="single" w:color="B7C9C0" w:sz="4" w:space="0"/>
-              <w:right w:val="single" w:color="B7C9C0" w:sz="4" w:space="0"/>
-            </w:tcBorders>
-            <w:shd w:val="clear" w:color="auto" w:fill="F2F8F1"/>
-            <w:tcMar>
-              <w:top w:w="80" w:type="dxa"/>
-              <w:left w:w="100" w:type="dxa"/>
-              <w:bottom w:w="80" w:type="dxa"/>
-              <w:right w:w="100" w:type="dxa"/>
-            </w:tcMar>
-            <w:vAlign w:val="center"/>
-          </w:tcPr>
-          <w:p>
-            <w:pPr>
-              <w:spacing w:after="0"/>
-            </w:pPr>
-            <w:r>
-              <w:rPr>
-                <w:b w:val="0"/>
-                <w:bCs w:val="0"/>
-                <w:color w:val="202020"/>
-                <w:sz w:val="19"/>
-                <w:szCs w:val="19"/>
-              </w:rPr>
-              <w:t>Orientation</w:t>
-            </w:r>
-          </w:p>
-        </w:tc>
-        <w:tc>
-          <w:tcPr>
-            <w:tcW w:w="4873" w:type="dxa"/>
-            <w:tcBorders>
-              <w:top w:val="single" w:color="B7C9C0" w:sz="4" w:space="0"/>
-              <w:left w:val="single" w:color="B7C9C0" w:sz="4" w:space="0"/>
-              <w:bottom w:val="single" w:color="B7C9C0" w:sz="4" w:space="0"/>
-              <w:right w:val="single" w:color="B7C9C0" w:sz="4" w:space="0"/>
-            </w:tcBorders>
-            <w:shd w:val="clear" w:color="auto" w:fill="F2F8F1"/>
-            <w:tcMar>
-              <w:top w:w="80" w:type="dxa"/>
-              <w:left w:w="100" w:type="dxa"/>
-              <w:bottom w:w="80" w:type="dxa"/>
-              <w:right w:w="100" w:type="dxa"/>
-            </w:tcMar>
-            <w:vAlign w:val="center"/>
-          </w:tcPr>
-          <w:p>
-            <w:pPr>
-              <w:spacing w:after="0"/>
-            </w:pPr>
-            <w:r>
-              <w:rPr>
-                <w:b w:val="0"/>
-                <w:bCs w:val="0"/>
-                <w:color w:val="202020"/>
-                <w:sz w:val="19"/>
-                <w:szCs w:val="19"/>
-              </w:rPr>
-              <w:t>Sensor portrait</w:t>
-            </w:r>
-          </w:p>
-        </w:tc>
-      </w:tr>
-      <w:tr>
-        <w:tblPrEx>
-          <w:tblBorders>
-            <w:top w:val="single" w:color="auto" w:sz="4" w:space="0"/>
-            <w:left w:val="single" w:color="auto" w:sz="4" w:space="0"/>
-            <w:bottom w:val="single" w:color="auto" w:sz="4" w:space="0"/>
-            <w:right w:val="single" w:color="auto" w:sz="4" w:space="0"/>
-            <w:insideH w:val="single" w:color="auto" w:sz="4" w:space="0"/>
-            <w:insideV w:val="single" w:color="auto" w:sz="4" w:space="0"/>
-          </w:tblBorders>
-          <w:tblCellMar>
-            <w:top w:w="0" w:type="dxa"/>
-            <w:left w:w="10" w:type="dxa"/>
-            <w:bottom w:w="0" w:type="dxa"/>
-            <w:right w:w="10" w:type="dxa"/>
-          </w:tblCellMar>
-        </w:tblPrEx>
-        <w:tc>
-          <w:tcPr>
-            <w:tcW w:w="4873" w:type="dxa"/>
-            <w:tcBorders>
-              <w:top w:val="single" w:color="B7C9C0" w:sz="4" w:space="0"/>
-              <w:left w:val="single" w:color="B7C9C0" w:sz="4" w:space="0"/>
-              <w:bottom w:val="single" w:color="B7C9C0" w:sz="4" w:space="0"/>
-              <w:right w:val="single" w:color="B7C9C0" w:sz="4" w:space="0"/>
-            </w:tcBorders>
-            <w:shd w:val="clear" w:color="auto" w:fill="FFFFFF"/>
-            <w:tcMar>
-              <w:top w:w="80" w:type="dxa"/>
-              <w:left w:w="100" w:type="dxa"/>
-              <w:bottom w:w="80" w:type="dxa"/>
-              <w:right w:w="100" w:type="dxa"/>
-            </w:tcMar>
-            <w:vAlign w:val="center"/>
-          </w:tcPr>
-          <w:p>
-            <w:pPr>
-              <w:spacing w:after="0"/>
-            </w:pPr>
-            <w:r>
-              <w:rPr>
-                <w:b w:val="0"/>
-                <w:bCs w:val="0"/>
-                <w:color w:val="202020"/>
-                <w:sz w:val="19"/>
-                <w:szCs w:val="19"/>
-              </w:rPr>
-              <w:t>Exact realme Android version</w:t>
-            </w:r>
-          </w:p>
-        </w:tc>
-        <w:tc>
-          <w:tcPr>
-            <w:tcW w:w="4873" w:type="dxa"/>
-            <w:tcBorders>
-              <w:top w:val="single" w:color="B7C9C0" w:sz="4" w:space="0"/>
-              <w:left w:val="single" w:color="B7C9C0" w:sz="4" w:space="0"/>
-              <w:bottom w:val="single" w:color="B7C9C0" w:sz="4" w:space="0"/>
-              <w:right w:val="single" w:color="B7C9C0" w:sz="4" w:space="0"/>
-            </w:tcBorders>
-            <w:shd w:val="clear" w:color="auto" w:fill="FFFFFF"/>
-            <w:tcMar>
-              <w:top w:w="80" w:type="dxa"/>
-              <w:left w:w="100" w:type="dxa"/>
-              <w:bottom w:w="80" w:type="dxa"/>
-              <w:right w:w="100" w:type="dxa"/>
-            </w:tcMar>
-            <w:vAlign w:val="center"/>
-          </w:tcPr>
-          <w:p>
-            <w:pPr>
-              <w:spacing w:after="0"/>
-              <w:rPr>
-                <w:rFonts w:hint="default"/>
-                <w:lang w:val="en-MY"/>
-              </w:rPr>
-            </w:pPr>
-            <w:r>
-              <w:rPr>
-                <w:rFonts w:hint="default"/>
-                <w:lang w:val="en-MY"/>
-              </w:rPr>
-              <w:t>15</w:t>
-            </w:r>
-          </w:p>
-        </w:tc>
-      </w:tr>
-    </w:tbl>
-    <w:p>
-      <w:pPr>
-        <w:spacing w:after="100"/>
-      </w:pPr>
-    </w:p>
-    <w:p>
-      <w:pPr>
-        <w:spacing w:after="100" w:line="276" w:lineRule="auto"/>
-      </w:pPr>
-      <w:r>
-        <w:t>Before use, install the approved signed build, enable location services, grant location permission, allow notifications, and complete pairing through the office process.</w:t>
-      </w:r>
-    </w:p>
-    <w:p>
-      <w:pPr>
-        <w:pStyle w:val="2"/>
-        <w:pageBreakBefore/>
-      </w:pPr>
-      <w:bookmarkStart w:id="2" w:name="_Toc13032"/>
+      <w:bookmarkStart w:id="4" w:name="_Toc13032"/>
+      <w:bookmarkStart w:id="5" w:name="_Toc8237"/>
       <w:r>
         <w:t>3. App user interface and field use</w:t>
       </w:r>
-      <w:bookmarkEnd w:id="2"/>
+      <w:bookmarkEnd w:id="4"/>
+      <w:bookmarkEnd w:id="5"/>
     </w:p>
     <w:p>
       <w:pPr>
         <w:pStyle w:val="3"/>
       </w:pPr>
-      <w:bookmarkStart w:id="3" w:name="_Toc26962"/>
+      <w:bookmarkStart w:id="6" w:name="_Toc26962"/>
+      <w:bookmarkStart w:id="7" w:name="_Toc1208"/>
       <w:r>
         <w:t>3.1 UI overview</w:t>
       </w:r>
-      <w:bookmarkEnd w:id="3"/>
+      <w:bookmarkEnd w:id="6"/>
+      <w:bookmarkEnd w:id="7"/>
     </w:p>
     <w:tbl>
       <w:tblPr>
@@ -4052,11 +4117,13 @@
       <w:pPr>
         <w:pStyle w:val="3"/>
       </w:pPr>
-      <w:bookmarkStart w:id="4" w:name="_Toc16534"/>
+      <w:bookmarkStart w:id="8" w:name="_Toc16534"/>
+      <w:bookmarkStart w:id="9" w:name="_Toc8007"/>
       <w:r>
         <w:t>3.2 Daily use</w:t>
       </w:r>
-      <w:bookmarkEnd w:id="4"/>
+      <w:bookmarkEnd w:id="8"/>
+      <w:bookmarkEnd w:id="9"/>
     </w:p>
     <w:p>
       <w:pPr>
@@ -4171,6 +4238,12 @@
             <w:insideH w:val="single" w:color="auto" w:sz="4" w:space="0"/>
             <w:insideV w:val="single" w:color="auto" w:sz="4" w:space="0"/>
           </w:tblBorders>
+          <w:tblCellMar>
+            <w:top w:w="0" w:type="dxa"/>
+            <w:left w:w="10" w:type="dxa"/>
+            <w:bottom w:w="0" w:type="dxa"/>
+            <w:right w:w="10" w:type="dxa"/>
+          </w:tblCellMar>
         </w:tblPrEx>
         <w:trPr>
           <w:tblHeader/>
@@ -4685,11 +4758,13 @@
         <w:pStyle w:val="2"/>
         <w:pageBreakBefore/>
       </w:pPr>
-      <w:bookmarkStart w:id="5" w:name="_Toc9970"/>
+      <w:bookmarkStart w:id="10" w:name="_Toc9970"/>
+      <w:bookmarkStart w:id="11" w:name="_Toc26807"/>
       <w:r>
         <w:t>4. Data delivery, pairing, and release safety</w:t>
       </w:r>
-      <w:bookmarkEnd w:id="5"/>
+      <w:bookmarkEnd w:id="10"/>
+      <w:bookmarkEnd w:id="11"/>
     </w:p>
     <w:p>
       <w:pPr>
@@ -5253,11 +5328,13 @@
       <w:pPr>
         <w:pStyle w:val="3"/>
       </w:pPr>
-      <w:bookmarkStart w:id="6" w:name="_Toc23642"/>
+      <w:bookmarkStart w:id="12" w:name="_Toc23642"/>
+      <w:bookmarkStart w:id="13" w:name="_Toc11261"/>
       <w:r>
         <w:t>4.1 Pairing and verification</w:t>
       </w:r>
-      <w:bookmarkEnd w:id="6"/>
+      <w:bookmarkEnd w:id="12"/>
+      <w:bookmarkEnd w:id="13"/>
     </w:p>
     <w:p>
       <w:pPr>
@@ -5332,6 +5409,12 @@
             <w:insideH w:val="single" w:color="auto" w:sz="4" w:space="0"/>
             <w:insideV w:val="single" w:color="auto" w:sz="4" w:space="0"/>
           </w:tblBorders>
+          <w:tblCellMar>
+            <w:top w:w="0" w:type="dxa"/>
+            <w:left w:w="10" w:type="dxa"/>
+            <w:bottom w:w="0" w:type="dxa"/>
+            <w:right w:w="10" w:type="dxa"/>
+          </w:tblCellMar>
         </w:tblPrEx>
         <w:trPr>
           <w:tblHeader/>
@@ -5759,11 +5842,13 @@
       <w:pPr>
         <w:pStyle w:val="3"/>
       </w:pPr>
-      <w:bookmarkStart w:id="7" w:name="_Toc15323"/>
+      <w:bookmarkStart w:id="14" w:name="_Toc15323"/>
+      <w:bookmarkStart w:id="15" w:name="_Toc665"/>
       <w:r>
         <w:t>4.2 Release and replacement</w:t>
       </w:r>
-      <w:bookmarkEnd w:id="7"/>
+      <w:bookmarkEnd w:id="14"/>
+      <w:bookmarkEnd w:id="15"/>
     </w:p>
     <w:p>
       <w:pPr>
@@ -5864,6 +5949,12 @@
             <w:insideH w:val="single" w:color="auto" w:sz="4" w:space="0"/>
             <w:insideV w:val="single" w:color="auto" w:sz="4" w:space="0"/>
           </w:tblBorders>
+          <w:tblCellMar>
+            <w:top w:w="0" w:type="dxa"/>
+            <w:left w:w="10" w:type="dxa"/>
+            <w:bottom w:w="0" w:type="dxa"/>
+            <w:right w:w="10" w:type="dxa"/>
+          </w:tblCellMar>
         </w:tblPrEx>
         <w:tc>
           <w:tcPr>
@@ -5902,18 +5993,20 @@
       <w:pPr>
         <w:pStyle w:val="3"/>
       </w:pPr>
-      <w:bookmarkStart w:id="900" w:name="_Toc99431"/>
+      <w:bookmarkStart w:id="16" w:name="_Toc99431"/>
+      <w:bookmarkStart w:id="17" w:name="_Toc24557"/>
       <w:r>
         <w:t>4.3 Pairing and release: precautions and fallback</w:t>
       </w:r>
-      <w:bookmarkEnd w:id="900"/>
+      <w:bookmarkEnd w:id="16"/>
+      <w:bookmarkEnd w:id="17"/>
     </w:p>
     <w:p>
       <w:pPr>
         <w:spacing w:after="100"/>
       </w:pPr>
       <w:r>
-        <w:t xml:space="preserve">This section tells the person holding the phone what to do when pairing or release does not go as expected. In the tables below, the highlighted cell is the action to take.</w:t>
+        <w:t>This section tells the person holding the phone what to do when pairing or release does not go as expected. In the tables below, the highlighted cell is the action to take.</w:t>
       </w:r>
     </w:p>
     <w:p>
@@ -5925,51 +6018,46 @@
           <w:b/>
           <w:bCs/>
         </w:rPr>
-        <w:t xml:space="preserve">Before pairing</w:t>
+        <w:t>Before pairing</w:t>
       </w:r>
     </w:p>
     <w:p>
       <w:pPr>
         <w:numPr>
           <w:ilvl w:val="0"/>
-          <w:numId w:val="2"/>
+          <w:numId w:val="3"/>
         </w:numPr>
         <w:spacing w:after="50"/>
+        <w:ind w:left="520" w:leftChars="0" w:hanging="260" w:firstLineChars="0"/>
       </w:pPr>
       <w:r>
-        <w:t xml:space="preserve">Take the unit ID from the office register. Do not guess it or type it from memory. The convention is OC&lt;NUM&gt;_H_&lt;SERIAL_NUMBER&gt;; a wrong ID either fails outright or binds the phone to the wrong unit.</w:t>
+        <w:t>Take the unit ID from the office register. Do not guess it or type it from memory. The convention is OC&lt;NUM&gt;_H_&lt;SERIAL_NUMBER&gt;; a wrong ID either fails outright or binds the phone to the wrong unit.</w:t>
       </w:r>
     </w:p>
     <w:p>
       <w:pPr>
         <w:numPr>
           <w:ilvl w:val="0"/>
-          <w:numId w:val="2"/>
+          <w:numId w:val="3"/>
         </w:numPr>
         <w:spacing w:after="50"/>
+        <w:ind w:left="520" w:leftChars="0" w:hanging="260" w:firstLineChars="0"/>
       </w:pPr>
       <w:r>
-        <w:t xml:space="preserve">Confirm the phone has a working network connection. Pairing needs one. GPS is not required until counting starts.</w:t>
+        <w:t>Confirm the phone has a working network connection. Pairing needs one. GPS is not required until counting starts.</w:t>
       </w:r>
     </w:p>
     <w:p>
       <w:pPr>
         <w:numPr>
           <w:ilvl w:val="0"/>
-          <w:numId w:val="2"/>
+          <w:numId w:val="3"/>
         </w:numPr>
         <w:spacing w:after="50"/>
+        <w:ind w:left="520" w:leftChars="0" w:hanging="260" w:firstLineChars="0"/>
       </w:pPr>
       <w:r>
-        <w:t xml:space="preserve">Pair one phone to one unit at a time, and record the pairing in the operational register.</w:t>
-      </w:r>
-    </w:p>
-    <w:p>
-      <w:pPr>
-        <w:spacing w:after="60"/>
-      </w:pPr>
-      <w:r>
-        <w:t xml:space="preserve"/>
+        <w:t>Pair one phone to one unit at a time, and record the pairing in the operational register.</w:t>
       </w:r>
     </w:p>
     <w:p>
@@ -5981,7 +6069,7 @@
           <w:b/>
           <w:bCs/>
         </w:rPr>
-        <w:t xml:space="preserve">If pairing does not succeed</w:t>
+        <w:t>If pairing does not succeed</w:t>
       </w:r>
     </w:p>
     <w:tbl>
@@ -6006,17 +6094,33 @@
         </w:tblCellMar>
       </w:tblPr>
       <w:tblGrid>
-        <w:gridCol w:w="3000"/>
-        <w:gridCol w:w="3200"/>
+        <w:gridCol w:w="3069"/>
+        <w:gridCol w:w="3131"/>
         <w:gridCol w:w="3546"/>
       </w:tblGrid>
       <w:tr>
+        <w:tblPrEx>
+          <w:tblBorders>
+            <w:top w:val="single" w:color="auto" w:sz="4" w:space="0"/>
+            <w:left w:val="single" w:color="auto" w:sz="4" w:space="0"/>
+            <w:bottom w:val="single" w:color="auto" w:sz="4" w:space="0"/>
+            <w:right w:val="single" w:color="auto" w:sz="4" w:space="0"/>
+            <w:insideH w:val="single" w:color="auto" w:sz="4" w:space="0"/>
+            <w:insideV w:val="single" w:color="auto" w:sz="4" w:space="0"/>
+          </w:tblBorders>
+          <w:tblCellMar>
+            <w:top w:w="0" w:type="dxa"/>
+            <w:left w:w="10" w:type="dxa"/>
+            <w:bottom w:w="0" w:type="dxa"/>
+            <w:right w:w="10" w:type="dxa"/>
+          </w:tblCellMar>
+        </w:tblPrEx>
         <w:trPr>
           <w:tblHeader/>
         </w:trPr>
         <w:tc>
           <w:tcPr>
-            <w:tcW w:w="3000" w:type="dxa"/>
+            <w:tcW w:w="3069" w:type="dxa"/>
             <w:tcBorders>
               <w:top w:val="single" w:color="B7C9C0" w:sz="4" w:space="0"/>
               <w:left w:val="single" w:color="B7C9C0" w:sz="4" w:space="0"/>
@@ -6044,13 +6148,13 @@
                 <w:sz w:val="19"/>
                 <w:szCs w:val="19"/>
               </w:rPr>
-              <w:t xml:space="preserve">Message on the phone</w:t>
-            </w:r>
-          </w:p>
-        </w:tc>
-        <w:tc>
-          <w:tcPr>
-            <w:tcW w:w="3200" w:type="dxa"/>
+              <w:t>Message on the phone</w:t>
+            </w:r>
+          </w:p>
+        </w:tc>
+        <w:tc>
+          <w:tcPr>
+            <w:tcW w:w="3131" w:type="dxa"/>
             <w:tcBorders>
               <w:top w:val="single" w:color="B7C9C0" w:sz="4" w:space="0"/>
               <w:left w:val="single" w:color="B7C9C0" w:sz="4" w:space="0"/>
@@ -6078,7 +6182,7 @@
                 <w:sz w:val="19"/>
                 <w:szCs w:val="19"/>
               </w:rPr>
-              <w:t xml:space="preserve">What it means</w:t>
+              <w:t>What it means</w:t>
             </w:r>
           </w:p>
         </w:tc>
@@ -6112,15 +6216,31 @@
                 <w:sz w:val="19"/>
                 <w:szCs w:val="19"/>
               </w:rPr>
-              <w:t xml:space="preserve">What to do</w:t>
+              <w:t>What to do</w:t>
             </w:r>
           </w:p>
         </w:tc>
       </w:tr>
       <w:tr>
-        <w:tc>
-          <w:tcPr>
-            <w:tcW w:w="3000" w:type="dxa"/>
+        <w:tblPrEx>
+          <w:tblBorders>
+            <w:top w:val="single" w:color="auto" w:sz="4" w:space="0"/>
+            <w:left w:val="single" w:color="auto" w:sz="4" w:space="0"/>
+            <w:bottom w:val="single" w:color="auto" w:sz="4" w:space="0"/>
+            <w:right w:val="single" w:color="auto" w:sz="4" w:space="0"/>
+            <w:insideH w:val="single" w:color="auto" w:sz="4" w:space="0"/>
+            <w:insideV w:val="single" w:color="auto" w:sz="4" w:space="0"/>
+          </w:tblBorders>
+          <w:tblCellMar>
+            <w:top w:w="0" w:type="dxa"/>
+            <w:left w:w="10" w:type="dxa"/>
+            <w:bottom w:w="0" w:type="dxa"/>
+            <w:right w:w="10" w:type="dxa"/>
+          </w:tblCellMar>
+        </w:tblPrEx>
+        <w:tc>
+          <w:tcPr>
+            <w:tcW w:w="3069" w:type="dxa"/>
             <w:tcBorders>
               <w:top w:val="single" w:color="B7C9C0" w:sz="4" w:space="0"/>
               <w:left w:val="single" w:color="B7C9C0" w:sz="4" w:space="0"/>
@@ -6148,13 +6268,13 @@
                 <w:sz w:val="19"/>
                 <w:szCs w:val="19"/>
               </w:rPr>
-              <w:t xml:space="preserve">Unknown unit ID. Check and retry.</w:t>
-            </w:r>
-          </w:p>
-        </w:tc>
-        <w:tc>
-          <w:tcPr>
-            <w:tcW w:w="3200" w:type="dxa"/>
+              <w:t>Unknown unit ID. Check and retry.</w:t>
+            </w:r>
+          </w:p>
+        </w:tc>
+        <w:tc>
+          <w:tcPr>
+            <w:tcW w:w="3131" w:type="dxa"/>
             <w:tcBorders>
               <w:top w:val="single" w:color="B7C9C0" w:sz="4" w:space="0"/>
               <w:left w:val="single" w:color="B7C9C0" w:sz="4" w:space="0"/>
@@ -6182,7 +6302,7 @@
                 <w:sz w:val="19"/>
                 <w:szCs w:val="19"/>
               </w:rPr>
-              <w:t xml:space="preserve">The unit is not in the office register.</w:t>
+              <w:t>The unit is not in the office register.</w:t>
             </w:r>
           </w:p>
         </w:tc>
@@ -6216,15 +6336,31 @@
                 <w:sz w:val="19"/>
                 <w:szCs w:val="19"/>
               </w:rPr>
-              <w:t xml:space="preserve">Re-check the ID against the register. If it is correct, ask the office to confirm the unit was seeded.</w:t>
+              <w:t>Re-check the ID against the register. If it is correct, ask the office to confirm the unit was seeded.</w:t>
             </w:r>
           </w:p>
         </w:tc>
       </w:tr>
       <w:tr>
-        <w:tc>
-          <w:tcPr>
-            <w:tcW w:w="3000" w:type="dxa"/>
+        <w:tblPrEx>
+          <w:tblBorders>
+            <w:top w:val="single" w:color="auto" w:sz="4" w:space="0"/>
+            <w:left w:val="single" w:color="auto" w:sz="4" w:space="0"/>
+            <w:bottom w:val="single" w:color="auto" w:sz="4" w:space="0"/>
+            <w:right w:val="single" w:color="auto" w:sz="4" w:space="0"/>
+            <w:insideH w:val="single" w:color="auto" w:sz="4" w:space="0"/>
+            <w:insideV w:val="single" w:color="auto" w:sz="4" w:space="0"/>
+          </w:tblBorders>
+          <w:tblCellMar>
+            <w:top w:w="0" w:type="dxa"/>
+            <w:left w:w="10" w:type="dxa"/>
+            <w:bottom w:w="0" w:type="dxa"/>
+            <w:right w:w="10" w:type="dxa"/>
+          </w:tblCellMar>
+        </w:tblPrEx>
+        <w:tc>
+          <w:tcPr>
+            <w:tcW w:w="3069" w:type="dxa"/>
             <w:tcBorders>
               <w:top w:val="single" w:color="B7C9C0" w:sz="4" w:space="0"/>
               <w:left w:val="single" w:color="B7C9C0" w:sz="4" w:space="0"/>
@@ -6252,13 +6388,13 @@
                 <w:sz w:val="19"/>
                 <w:szCs w:val="19"/>
               </w:rPr>
-              <w:t xml:space="preserve">This device is already bound to another unit.</w:t>
-            </w:r>
-          </w:p>
-        </w:tc>
-        <w:tc>
-          <w:tcPr>
-            <w:tcW w:w="3200" w:type="dxa"/>
+              <w:t>This device is already bound to another unit.</w:t>
+            </w:r>
+          </w:p>
+        </w:tc>
+        <w:tc>
+          <w:tcPr>
+            <w:tcW w:w="3131" w:type="dxa"/>
             <w:tcBorders>
               <w:top w:val="single" w:color="B7C9C0" w:sz="4" w:space="0"/>
               <w:left w:val="single" w:color="B7C9C0" w:sz="4" w:space="0"/>
@@ -6286,7 +6422,7 @@
                 <w:sz w:val="19"/>
                 <w:szCs w:val="19"/>
               </w:rPr>
-              <w:t xml:space="preserve">This phone already owns a different unit.</w:t>
+              <w:t>This phone already owns a different unit.</w:t>
             </w:r>
           </w:p>
         </w:tc>
@@ -6320,15 +6456,31 @@
                 <w:sz w:val="19"/>
                 <w:szCs w:val="19"/>
               </w:rPr>
-              <w:t xml:space="preserve">Release that unit first, then pair to the new one.</w:t>
+              <w:t>Release that unit first, then pair to the new one.</w:t>
             </w:r>
           </w:p>
         </w:tc>
       </w:tr>
       <w:tr>
-        <w:tc>
-          <w:tcPr>
-            <w:tcW w:w="3000" w:type="dxa"/>
+        <w:tblPrEx>
+          <w:tblBorders>
+            <w:top w:val="single" w:color="auto" w:sz="4" w:space="0"/>
+            <w:left w:val="single" w:color="auto" w:sz="4" w:space="0"/>
+            <w:bottom w:val="single" w:color="auto" w:sz="4" w:space="0"/>
+            <w:right w:val="single" w:color="auto" w:sz="4" w:space="0"/>
+            <w:insideH w:val="single" w:color="auto" w:sz="4" w:space="0"/>
+            <w:insideV w:val="single" w:color="auto" w:sz="4" w:space="0"/>
+          </w:tblBorders>
+          <w:tblCellMar>
+            <w:top w:w="0" w:type="dxa"/>
+            <w:left w:w="10" w:type="dxa"/>
+            <w:bottom w:w="0" w:type="dxa"/>
+            <w:right w:w="10" w:type="dxa"/>
+          </w:tblCellMar>
+        </w:tblPrEx>
+        <w:tc>
+          <w:tcPr>
+            <w:tcW w:w="3069" w:type="dxa"/>
             <w:tcBorders>
               <w:top w:val="single" w:color="B7C9C0" w:sz="4" w:space="0"/>
               <w:left w:val="single" w:color="B7C9C0" w:sz="4" w:space="0"/>
@@ -6356,13 +6508,13 @@
                 <w:sz w:val="19"/>
                 <w:szCs w:val="19"/>
               </w:rPr>
-              <w:t xml:space="preserve">That unit is bound to another device.</w:t>
-            </w:r>
-          </w:p>
-        </w:tc>
-        <w:tc>
-          <w:tcPr>
-            <w:tcW w:w="3200" w:type="dxa"/>
+              <w:t>That unit is bound to another device.</w:t>
+            </w:r>
+          </w:p>
+        </w:tc>
+        <w:tc>
+          <w:tcPr>
+            <w:tcW w:w="3131" w:type="dxa"/>
             <w:tcBorders>
               <w:top w:val="single" w:color="B7C9C0" w:sz="4" w:space="0"/>
               <w:left w:val="single" w:color="B7C9C0" w:sz="4" w:space="0"/>
@@ -6390,7 +6542,7 @@
                 <w:sz w:val="19"/>
                 <w:szCs w:val="19"/>
               </w:rPr>
-              <w:t xml:space="preserve">A different phone owns the unit.</w:t>
+              <w:t>A different phone owns the unit.</w:t>
             </w:r>
           </w:p>
         </w:tc>
@@ -6424,15 +6576,31 @@
                 <w:sz w:val="19"/>
                 <w:szCs w:val="19"/>
               </w:rPr>
-              <w:t xml:space="preserve">Stop. Do not retry. The office must release the unit before this phone can take it.</w:t>
+              <w:t>Stop. Do not retry. The office must release the unit before this phone can take it.</w:t>
             </w:r>
           </w:p>
         </w:tc>
       </w:tr>
       <w:tr>
-        <w:tc>
-          <w:tcPr>
-            <w:tcW w:w="3000" w:type="dxa"/>
+        <w:tblPrEx>
+          <w:tblBorders>
+            <w:top w:val="single" w:color="auto" w:sz="4" w:space="0"/>
+            <w:left w:val="single" w:color="auto" w:sz="4" w:space="0"/>
+            <w:bottom w:val="single" w:color="auto" w:sz="4" w:space="0"/>
+            <w:right w:val="single" w:color="auto" w:sz="4" w:space="0"/>
+            <w:insideH w:val="single" w:color="auto" w:sz="4" w:space="0"/>
+            <w:insideV w:val="single" w:color="auto" w:sz="4" w:space="0"/>
+          </w:tblBorders>
+          <w:tblCellMar>
+            <w:top w:w="0" w:type="dxa"/>
+            <w:left w:w="10" w:type="dxa"/>
+            <w:bottom w:w="0" w:type="dxa"/>
+            <w:right w:w="10" w:type="dxa"/>
+          </w:tblCellMar>
+        </w:tblPrEx>
+        <w:tc>
+          <w:tcPr>
+            <w:tcW w:w="3069" w:type="dxa"/>
             <w:tcBorders>
               <w:top w:val="single" w:color="B7C9C0" w:sz="4" w:space="0"/>
               <w:left w:val="single" w:color="B7C9C0" w:sz="4" w:space="0"/>
@@ -6460,13 +6628,13 @@
                 <w:sz w:val="19"/>
                 <w:szCs w:val="19"/>
               </w:rPr>
-              <w:t xml:space="preserve">This unit is finishing release from another device.</w:t>
-            </w:r>
-          </w:p>
-        </w:tc>
-        <w:tc>
-          <w:tcPr>
-            <w:tcW w:w="3200" w:type="dxa"/>
+              <w:t>This unit is finishing release from another device.</w:t>
+            </w:r>
+          </w:p>
+        </w:tc>
+        <w:tc>
+          <w:tcPr>
+            <w:tcW w:w="3131" w:type="dxa"/>
             <w:tcBorders>
               <w:top w:val="single" w:color="B7C9C0" w:sz="4" w:space="0"/>
               <w:left w:val="single" w:color="B7C9C0" w:sz="4" w:space="0"/>
@@ -6494,7 +6662,7 @@
                 <w:sz w:val="19"/>
                 <w:szCs w:val="19"/>
               </w:rPr>
-              <w:t xml:space="preserve">The previous phone is still inside its protected delivery window.</w:t>
+              <w:t>The previous phone is still inside its protected delivery window.</w:t>
             </w:r>
           </w:p>
         </w:tc>
@@ -6528,15 +6696,31 @@
                 <w:sz w:val="19"/>
                 <w:szCs w:val="19"/>
               </w:rPr>
-              <w:t xml:space="preserve">Wait a few minutes, then retry. The wait protects counts still being sent.</w:t>
+              <w:t>Wait a few minutes, then retry. The wait protects counts still being sent.</w:t>
             </w:r>
           </w:p>
         </w:tc>
       </w:tr>
       <w:tr>
-        <w:tc>
-          <w:tcPr>
-            <w:tcW w:w="3000" w:type="dxa"/>
+        <w:tblPrEx>
+          <w:tblBorders>
+            <w:top w:val="single" w:color="auto" w:sz="4" w:space="0"/>
+            <w:left w:val="single" w:color="auto" w:sz="4" w:space="0"/>
+            <w:bottom w:val="single" w:color="auto" w:sz="4" w:space="0"/>
+            <w:right w:val="single" w:color="auto" w:sz="4" w:space="0"/>
+            <w:insideH w:val="single" w:color="auto" w:sz="4" w:space="0"/>
+            <w:insideV w:val="single" w:color="auto" w:sz="4" w:space="0"/>
+          </w:tblBorders>
+          <w:tblCellMar>
+            <w:top w:w="0" w:type="dxa"/>
+            <w:left w:w="10" w:type="dxa"/>
+            <w:bottom w:w="0" w:type="dxa"/>
+            <w:right w:w="10" w:type="dxa"/>
+          </w:tblCellMar>
+        </w:tblPrEx>
+        <w:tc>
+          <w:tcPr>
+            <w:tcW w:w="3069" w:type="dxa"/>
             <w:tcBorders>
               <w:top w:val="single" w:color="B7C9C0" w:sz="4" w:space="0"/>
               <w:left w:val="single" w:color="B7C9C0" w:sz="4" w:space="0"/>
@@ -6564,13 +6748,13 @@
                 <w:sz w:val="19"/>
                 <w:szCs w:val="19"/>
               </w:rPr>
-              <w:t xml:space="preserve">Supervisor code rejected. Check and retry.</w:t>
-            </w:r>
-          </w:p>
-        </w:tc>
-        <w:tc>
-          <w:tcPr>
-            <w:tcW w:w="3200" w:type="dxa"/>
+              <w:t>Supervisor code rejected. Check and retry.</w:t>
+            </w:r>
+          </w:p>
+        </w:tc>
+        <w:tc>
+          <w:tcPr>
+            <w:tcW w:w="3131" w:type="dxa"/>
             <w:tcBorders>
               <w:top w:val="single" w:color="B7C9C0" w:sz="4" w:space="0"/>
               <w:left w:val="single" w:color="B7C9C0" w:sz="4" w:space="0"/>
@@ -6598,7 +6782,7 @@
                 <w:sz w:val="19"/>
                 <w:szCs w:val="19"/>
               </w:rPr>
-              <w:t xml:space="preserve">The code is wrong, expired, or already used.</w:t>
+              <w:t>The code is wrong, expired, or already used.</w:t>
             </w:r>
           </w:p>
         </w:tc>
@@ -6632,15 +6816,31 @@
                 <w:sz w:val="19"/>
                 <w:szCs w:val="19"/>
               </w:rPr>
-              <w:t xml:space="preserve">Request a fresh code. A code lasts 10 minutes and works once only.</w:t>
+              <w:t>Request a fresh code. A code lasts 10 minutes and works once only.</w:t>
             </w:r>
           </w:p>
         </w:tc>
       </w:tr>
       <w:tr>
-        <w:tc>
-          <w:tcPr>
-            <w:tcW w:w="3000" w:type="dxa"/>
+        <w:tblPrEx>
+          <w:tblBorders>
+            <w:top w:val="single" w:color="auto" w:sz="4" w:space="0"/>
+            <w:left w:val="single" w:color="auto" w:sz="4" w:space="0"/>
+            <w:bottom w:val="single" w:color="auto" w:sz="4" w:space="0"/>
+            <w:right w:val="single" w:color="auto" w:sz="4" w:space="0"/>
+            <w:insideH w:val="single" w:color="auto" w:sz="4" w:space="0"/>
+            <w:insideV w:val="single" w:color="auto" w:sz="4" w:space="0"/>
+          </w:tblBorders>
+          <w:tblCellMar>
+            <w:top w:w="0" w:type="dxa"/>
+            <w:left w:w="10" w:type="dxa"/>
+            <w:bottom w:w="0" w:type="dxa"/>
+            <w:right w:w="10" w:type="dxa"/>
+          </w:tblCellMar>
+        </w:tblPrEx>
+        <w:tc>
+          <w:tcPr>
+            <w:tcW w:w="3069" w:type="dxa"/>
             <w:tcBorders>
               <w:top w:val="single" w:color="B7C9C0" w:sz="4" w:space="0"/>
               <w:left w:val="single" w:color="B7C9C0" w:sz="4" w:space="0"/>
@@ -6668,13 +6868,13 @@
                 <w:sz w:val="19"/>
                 <w:szCs w:val="19"/>
               </w:rPr>
-              <w:t xml:space="preserve">Supervisor code is not configured.</w:t>
-            </w:r>
-          </w:p>
-        </w:tc>
-        <w:tc>
-          <w:tcPr>
-            <w:tcW w:w="3200" w:type="dxa"/>
+              <w:t>Supervisor code is not configured.</w:t>
+            </w:r>
+          </w:p>
+        </w:tc>
+        <w:tc>
+          <w:tcPr>
+            <w:tcW w:w="3131" w:type="dxa"/>
             <w:tcBorders>
               <w:top w:val="single" w:color="B7C9C0" w:sz="4" w:space="0"/>
               <w:left w:val="single" w:color="B7C9C0" w:sz="4" w:space="0"/>
@@ -6702,7 +6902,7 @@
                 <w:sz w:val="19"/>
                 <w:szCs w:val="19"/>
               </w:rPr>
-              <w:t xml:space="preserve">The office code service is not set up.</w:t>
+              <w:t>The office code service is not set up.</w:t>
             </w:r>
           </w:p>
         </w:tc>
@@ -6736,15 +6936,31 @@
                 <w:sz w:val="19"/>
                 <w:szCs w:val="19"/>
               </w:rPr>
-              <w:t xml:space="preserve">Contact the office administrator. Nothing can be fixed on the phone.</w:t>
+              <w:t>Contact the office administrator. Nothing can be fixed on the phone.</w:t>
             </w:r>
           </w:p>
         </w:tc>
       </w:tr>
       <w:tr>
-        <w:tc>
-          <w:tcPr>
-            <w:tcW w:w="3000" w:type="dxa"/>
+        <w:tblPrEx>
+          <w:tblBorders>
+            <w:top w:val="single" w:color="auto" w:sz="4" w:space="0"/>
+            <w:left w:val="single" w:color="auto" w:sz="4" w:space="0"/>
+            <w:bottom w:val="single" w:color="auto" w:sz="4" w:space="0"/>
+            <w:right w:val="single" w:color="auto" w:sz="4" w:space="0"/>
+            <w:insideH w:val="single" w:color="auto" w:sz="4" w:space="0"/>
+            <w:insideV w:val="single" w:color="auto" w:sz="4" w:space="0"/>
+          </w:tblBorders>
+          <w:tblCellMar>
+            <w:top w:w="0" w:type="dxa"/>
+            <w:left w:w="10" w:type="dxa"/>
+            <w:bottom w:w="0" w:type="dxa"/>
+            <w:right w:w="10" w:type="dxa"/>
+          </w:tblCellMar>
+        </w:tblPrEx>
+        <w:tc>
+          <w:tcPr>
+            <w:tcW w:w="3069" w:type="dxa"/>
             <w:tcBorders>
               <w:top w:val="single" w:color="B7C9C0" w:sz="4" w:space="0"/>
               <w:left w:val="single" w:color="B7C9C0" w:sz="4" w:space="0"/>
@@ -6772,13 +6988,13 @@
                 <w:sz w:val="19"/>
                 <w:szCs w:val="19"/>
               </w:rPr>
-              <w:t xml:space="preserve">No connection. Connect and retry.</w:t>
-            </w:r>
-          </w:p>
-        </w:tc>
-        <w:tc>
-          <w:tcPr>
-            <w:tcW w:w="3200" w:type="dxa"/>
+              <w:t>No connection. Connect and retry.</w:t>
+            </w:r>
+          </w:p>
+        </w:tc>
+        <w:tc>
+          <w:tcPr>
+            <w:tcW w:w="3131" w:type="dxa"/>
             <w:tcBorders>
               <w:top w:val="single" w:color="B7C9C0" w:sz="4" w:space="0"/>
               <w:left w:val="single" w:color="B7C9C0" w:sz="4" w:space="0"/>
@@ -6806,7 +7022,7 @@
                 <w:sz w:val="19"/>
                 <w:szCs w:val="19"/>
               </w:rPr>
-              <w:t xml:space="preserve">The phone cannot reach the office service.</w:t>
+              <w:t>The phone cannot reach the office service.</w:t>
             </w:r>
           </w:p>
         </w:tc>
@@ -6840,7 +7056,7 @@
                 <w:sz w:val="19"/>
                 <w:szCs w:val="19"/>
               </w:rPr>
-              <w:t xml:space="preserve">Restore the network and retry. Nothing is lost by retrying.</w:t>
+              <w:t>Restore the network and retry. Nothing is lost by retrying.</w:t>
             </w:r>
           </w:p>
         </w:tc>
@@ -6860,7 +7076,7 @@
           <w:b/>
           <w:bCs/>
         </w:rPr>
-        <w:t xml:space="preserve">Before releasing or handing back a phone</w:t>
+        <w:t>Before releasing or handing back a phone</w:t>
       </w:r>
     </w:p>
     <w:p>
@@ -6872,7 +7088,7 @@
         <w:spacing w:after="50"/>
       </w:pPr>
       <w:r>
-        <w:t xml:space="preserve">Deliver pending counts first, and confirm the push completed.</w:t>
+        <w:t>Deliver pending counts first, and confirm the push completed.</w:t>
       </w:r>
     </w:p>
     <w:p>
@@ -6884,7 +7100,7 @@
         <w:spacing w:after="50"/>
       </w:pPr>
       <w:r>
-        <w:t xml:space="preserve">Only then use the protected administrator release control with a valid supervisor code.</w:t>
+        <w:t>Only then use the protected administrator release control with a valid supervisor code.</w:t>
       </w:r>
     </w:p>
     <w:p>
@@ -6896,16 +7112,13 @@
         <w:spacing w:after="50"/>
       </w:pPr>
       <w:r>
-        <w:t xml:space="preserve">Never uninstall the app to fix a delivery problem. Uninstalling destroys counts that have not been sent, and skips the safe release sequence entirely.</w:t>
+        <w:t>Never uninstall the app to fix a delivery problem. Uninstalling destroys counts that have not been sent, and skips the safe release sequence entirely.</w:t>
       </w:r>
     </w:p>
     <w:p>
       <w:pPr>
         <w:spacing w:after="60"/>
       </w:pPr>
-      <w:r>
-        <w:t xml:space="preserve"/>
-      </w:r>
     </w:p>
     <w:p>
       <w:pPr>
@@ -6916,7 +7129,7 @@
           <w:b/>
           <w:bCs/>
         </w:rPr>
-        <w:t xml:space="preserve">Fallback when a phone is reset, lost, or damaged</w:t>
+        <w:t>Fallback when a phone is reset, lost, or damaged</w:t>
       </w:r>
     </w:p>
     <w:p>
@@ -6924,7 +7137,7 @@
         <w:spacing w:after="100"/>
       </w:pPr>
       <w:r>
-        <w:t xml:space="preserve">A factory reset changes the phone's Android identity. The rebuilt phone can no longer prove it owned the unit, so it cannot release the unit itself and cannot simply pair to it again. The office must force-release the unit first. The same unit ID can then be paired to the rebuilt or replacement phone, keeping its identity and its history.</w:t>
+        <w:t>A factory reset changes the phone's Android identity. The rebuilt phone can no longer prove it owned the unit, so it cannot release the unit itself and cannot simply pair to it again. The office must force-release the unit first. The same unit ID can then be paired to the rebuilt or replacement phone, keeping its identity and its history.</w:t>
       </w:r>
     </w:p>
     <w:tbl>
@@ -6954,6 +7167,22 @@
         <w:gridCol w:w="3646"/>
       </w:tblGrid>
       <w:tr>
+        <w:tblPrEx>
+          <w:tblBorders>
+            <w:top w:val="single" w:color="auto" w:sz="4" w:space="0"/>
+            <w:left w:val="single" w:color="auto" w:sz="4" w:space="0"/>
+            <w:bottom w:val="single" w:color="auto" w:sz="4" w:space="0"/>
+            <w:right w:val="single" w:color="auto" w:sz="4" w:space="0"/>
+            <w:insideH w:val="single" w:color="auto" w:sz="4" w:space="0"/>
+            <w:insideV w:val="single" w:color="auto" w:sz="4" w:space="0"/>
+          </w:tblBorders>
+          <w:tblCellMar>
+            <w:top w:w="0" w:type="dxa"/>
+            <w:left w:w="10" w:type="dxa"/>
+            <w:bottom w:w="0" w:type="dxa"/>
+            <w:right w:w="10" w:type="dxa"/>
+          </w:tblCellMar>
+        </w:tblPrEx>
         <w:trPr>
           <w:tblHeader/>
         </w:trPr>
@@ -6987,7 +7216,7 @@
                 <w:sz w:val="19"/>
                 <w:szCs w:val="19"/>
               </w:rPr>
-              <w:t xml:space="preserve">Scenario</w:t>
+              <w:t>Scenario</w:t>
             </w:r>
           </w:p>
         </w:tc>
@@ -7021,7 +7250,7 @@
                 <w:sz w:val="19"/>
                 <w:szCs w:val="19"/>
               </w:rPr>
-              <w:t xml:space="preserve">What has happened</w:t>
+              <w:t>What has happened</w:t>
             </w:r>
           </w:p>
         </w:tc>
@@ -7055,12 +7284,28 @@
                 <w:sz w:val="19"/>
                 <w:szCs w:val="19"/>
               </w:rPr>
-              <w:t xml:space="preserve">Correct response</w:t>
+              <w:t>Correct response</w:t>
             </w:r>
           </w:p>
         </w:tc>
       </w:tr>
       <w:tr>
+        <w:tblPrEx>
+          <w:tblBorders>
+            <w:top w:val="single" w:color="auto" w:sz="4" w:space="0"/>
+            <w:left w:val="single" w:color="auto" w:sz="4" w:space="0"/>
+            <w:bottom w:val="single" w:color="auto" w:sz="4" w:space="0"/>
+            <w:right w:val="single" w:color="auto" w:sz="4" w:space="0"/>
+            <w:insideH w:val="single" w:color="auto" w:sz="4" w:space="0"/>
+            <w:insideV w:val="single" w:color="auto" w:sz="4" w:space="0"/>
+          </w:tblBorders>
+          <w:tblCellMar>
+            <w:top w:w="0" w:type="dxa"/>
+            <w:left w:w="10" w:type="dxa"/>
+            <w:bottom w:w="0" w:type="dxa"/>
+            <w:right w:w="10" w:type="dxa"/>
+          </w:tblCellMar>
+        </w:tblPrEx>
         <w:tc>
           <w:tcPr>
             <w:tcW w:w="2900" w:type="dxa"/>
@@ -7091,7 +7336,7 @@
                 <w:sz w:val="19"/>
                 <w:szCs w:val="19"/>
               </w:rPr>
-              <w:t xml:space="preserve">Phone works and is being reassigned</w:t>
+              <w:t>Phone works and is being reassigned</w:t>
             </w:r>
           </w:p>
         </w:tc>
@@ -7125,7 +7370,7 @@
                 <w:sz w:val="19"/>
                 <w:szCs w:val="19"/>
               </w:rPr>
-              <w:t xml:space="preserve">Normal case. The app can still prove it owns the unit.</w:t>
+              <w:t>Normal case. The app can still prove it owns the unit.</w:t>
             </w:r>
           </w:p>
         </w:tc>
@@ -7159,12 +7404,28 @@
                 <w:sz w:val="19"/>
                 <w:szCs w:val="19"/>
               </w:rPr>
-              <w:t xml:space="preserve">Release from the app with a supervisor code. Pending counts are delivered first.</w:t>
+              <w:t>Release from the app with a supervisor code. Pending counts are delivered first.</w:t>
             </w:r>
           </w:p>
         </w:tc>
       </w:tr>
       <w:tr>
+        <w:tblPrEx>
+          <w:tblBorders>
+            <w:top w:val="single" w:color="auto" w:sz="4" w:space="0"/>
+            <w:left w:val="single" w:color="auto" w:sz="4" w:space="0"/>
+            <w:bottom w:val="single" w:color="auto" w:sz="4" w:space="0"/>
+            <w:right w:val="single" w:color="auto" w:sz="4" w:space="0"/>
+            <w:insideH w:val="single" w:color="auto" w:sz="4" w:space="0"/>
+            <w:insideV w:val="single" w:color="auto" w:sz="4" w:space="0"/>
+          </w:tblBorders>
+          <w:tblCellMar>
+            <w:top w:w="0" w:type="dxa"/>
+            <w:left w:w="10" w:type="dxa"/>
+            <w:bottom w:w="0" w:type="dxa"/>
+            <w:right w:w="10" w:type="dxa"/>
+          </w:tblCellMar>
+        </w:tblPrEx>
         <w:tc>
           <w:tcPr>
             <w:tcW w:w="2900" w:type="dxa"/>
@@ -7195,7 +7456,7 @@
                 <w:sz w:val="19"/>
                 <w:szCs w:val="19"/>
               </w:rPr>
-              <w:t xml:space="preserve">Phone was reset without releasing</w:t>
+              <w:t>Phone was reset without releasing</w:t>
             </w:r>
           </w:p>
         </w:tc>
@@ -7229,7 +7490,7 @@
                 <w:sz w:val="19"/>
                 <w:szCs w:val="19"/>
               </w:rPr>
-              <w:t xml:space="preserve">The register still shows the unit claimed by an identity that no longer exists.</w:t>
+              <w:t>The register still shows the unit claimed by an identity that no longer exists.</w:t>
             </w:r>
           </w:p>
         </w:tc>
@@ -7263,12 +7524,28 @@
                 <w:sz w:val="19"/>
                 <w:szCs w:val="19"/>
               </w:rPr>
-              <w:t xml:space="preserve">Ask the office to force-release the unit, then pair the same unit ID again.</w:t>
+              <w:t>Ask the office to force-release the unit, then pair the same unit ID again.</w:t>
             </w:r>
           </w:p>
         </w:tc>
       </w:tr>
       <w:tr>
+        <w:tblPrEx>
+          <w:tblBorders>
+            <w:top w:val="single" w:color="auto" w:sz="4" w:space="0"/>
+            <w:left w:val="single" w:color="auto" w:sz="4" w:space="0"/>
+            <w:bottom w:val="single" w:color="auto" w:sz="4" w:space="0"/>
+            <w:right w:val="single" w:color="auto" w:sz="4" w:space="0"/>
+            <w:insideH w:val="single" w:color="auto" w:sz="4" w:space="0"/>
+            <w:insideV w:val="single" w:color="auto" w:sz="4" w:space="0"/>
+          </w:tblBorders>
+          <w:tblCellMar>
+            <w:top w:w="0" w:type="dxa"/>
+            <w:left w:w="10" w:type="dxa"/>
+            <w:bottom w:w="0" w:type="dxa"/>
+            <w:right w:w="10" w:type="dxa"/>
+          </w:tblCellMar>
+        </w:tblPrEx>
         <w:tc>
           <w:tcPr>
             <w:tcW w:w="2900" w:type="dxa"/>
@@ -7299,7 +7576,7 @@
                 <w:sz w:val="19"/>
                 <w:szCs w:val="19"/>
               </w:rPr>
-              <w:t xml:space="preserve">Phone lost, stolen, or dead</w:t>
+              <w:t>Phone lost, stolen, or dead</w:t>
             </w:r>
           </w:p>
         </w:tc>
@@ -7333,7 +7610,7 @@
                 <w:sz w:val="19"/>
                 <w:szCs w:val="19"/>
               </w:rPr>
-              <w:t xml:space="preserve">The unit stays claimed and no phone is able to release it.</w:t>
+              <w:t>The unit stays claimed and no phone is able to release it.</w:t>
             </w:r>
           </w:p>
         </w:tc>
@@ -7367,12 +7644,28 @@
                 <w:sz w:val="19"/>
                 <w:szCs w:val="19"/>
               </w:rPr>
-              <w:t xml:space="preserve">Ask the office to force-release the unit, then pair the replacement phone.</w:t>
+              <w:t>Ask the office to force-release the unit, then pair the replacement phone.</w:t>
             </w:r>
           </w:p>
         </w:tc>
       </w:tr>
       <w:tr>
+        <w:tblPrEx>
+          <w:tblBorders>
+            <w:top w:val="single" w:color="auto" w:sz="4" w:space="0"/>
+            <w:left w:val="single" w:color="auto" w:sz="4" w:space="0"/>
+            <w:bottom w:val="single" w:color="auto" w:sz="4" w:space="0"/>
+            <w:right w:val="single" w:color="auto" w:sz="4" w:space="0"/>
+            <w:insideH w:val="single" w:color="auto" w:sz="4" w:space="0"/>
+            <w:insideV w:val="single" w:color="auto" w:sz="4" w:space="0"/>
+          </w:tblBorders>
+          <w:tblCellMar>
+            <w:top w:w="0" w:type="dxa"/>
+            <w:left w:w="10" w:type="dxa"/>
+            <w:bottom w:w="0" w:type="dxa"/>
+            <w:right w:w="10" w:type="dxa"/>
+          </w:tblCellMar>
+        </w:tblPrEx>
         <w:tc>
           <w:tcPr>
             <w:tcW w:w="2900" w:type="dxa"/>
@@ -7403,7 +7696,7 @@
                 <w:sz w:val="19"/>
                 <w:szCs w:val="19"/>
               </w:rPr>
-              <w:t xml:space="preserve">App unexpectedly returns to the pairing screen</w:t>
+              <w:t>App unexpectedly returns to the pairing screen</w:t>
             </w:r>
           </w:p>
         </w:tc>
@@ -7437,7 +7730,7 @@
                 <w:sz w:val="19"/>
                 <w:szCs w:val="19"/>
               </w:rPr>
-              <w:t xml:space="preserve">The unit was released or reassigned somewhere else.</w:t>
+              <w:t>The unit was released or reassigned somewhere else.</w:t>
             </w:r>
           </w:p>
         </w:tc>
@@ -7471,7 +7764,7 @@
                 <w:sz w:val="19"/>
                 <w:szCs w:val="19"/>
               </w:rPr>
-              <w:t xml:space="preserve">Stop counting. Do not pair again. Ask the office to check the unit assignment first.</w:t>
+              <w:t>Stop counting. Do not pair again. Ask the office to check the unit assignment first.</w:t>
             </w:r>
           </w:p>
         </w:tc>
@@ -7507,6 +7800,22 @@
         <w:gridCol w:w="9746"/>
       </w:tblGrid>
       <w:tr>
+        <w:tblPrEx>
+          <w:tblBorders>
+            <w:top w:val="single" w:color="auto" w:sz="4" w:space="0"/>
+            <w:left w:val="single" w:color="auto" w:sz="4" w:space="0"/>
+            <w:bottom w:val="single" w:color="auto" w:sz="4" w:space="0"/>
+            <w:right w:val="single" w:color="auto" w:sz="4" w:space="0"/>
+            <w:insideH w:val="single" w:color="auto" w:sz="4" w:space="0"/>
+            <w:insideV w:val="single" w:color="auto" w:sz="4" w:space="0"/>
+          </w:tblBorders>
+          <w:tblCellMar>
+            <w:top w:w="0" w:type="dxa"/>
+            <w:left w:w="10" w:type="dxa"/>
+            <w:bottom w:w="0" w:type="dxa"/>
+            <w:right w:w="10" w:type="dxa"/>
+          </w:tblCellMar>
+        </w:tblPrEx>
         <w:tc>
           <w:tcPr>
             <w:tcW w:w="9746" w:type="dxa"/>
@@ -7529,7 +7838,7 @@
               <w:spacing w:after="0"/>
             </w:pPr>
             <w:r>
-              <w:t xml:space="preserve">⚠ Counts still unsent on a phone that is reset, lost, or damaged are permanently lost. Only a release performed from a working phone delivers pending work first.</w:t>
+              <w:t>⚠ Counts still unsent on a phone that is reset, lost, or damaged are permanently lost. Only a release performed from a working phone delivers pending work first.</w:t>
             </w:r>
           </w:p>
         </w:tc>
@@ -7565,6 +7874,22 @@
         <w:gridCol w:w="9746"/>
       </w:tblGrid>
       <w:tr>
+        <w:tblPrEx>
+          <w:tblBorders>
+            <w:top w:val="single" w:color="auto" w:sz="4" w:space="0"/>
+            <w:left w:val="single" w:color="auto" w:sz="4" w:space="0"/>
+            <w:bottom w:val="single" w:color="auto" w:sz="4" w:space="0"/>
+            <w:right w:val="single" w:color="auto" w:sz="4" w:space="0"/>
+            <w:insideH w:val="single" w:color="auto" w:sz="4" w:space="0"/>
+            <w:insideV w:val="single" w:color="auto" w:sz="4" w:space="0"/>
+          </w:tblBorders>
+          <w:tblCellMar>
+            <w:top w:w="0" w:type="dxa"/>
+            <w:left w:w="10" w:type="dxa"/>
+            <w:bottom w:w="0" w:type="dxa"/>
+            <w:right w:w="10" w:type="dxa"/>
+          </w:tblCellMar>
+        </w:tblPrEx>
         <w:tc>
           <w:tcPr>
             <w:tcW w:w="9746" w:type="dxa"/>
@@ -7587,37 +7912,36 @@
               <w:spacing w:after="0"/>
             </w:pPr>
             <w:r>
-              <w:t xml:space="preserve">⚠ Do not force-release a unit while the old phone may still be working and holding unsent counts. That phone will stop delivering, and the work it holds is stranded.</w:t>
+              <w:t>⚠ Do not force-release a unit while the old phone may still be working and holding unsent counts. That phone will stop delivering, and the work it holds is stranded.</w:t>
             </w:r>
           </w:p>
         </w:tc>
       </w:tr>
     </w:tbl>
-    <w:p>
-      <w:pPr>
-        <w:spacing w:after="100"/>
-      </w:pPr>
-    </w:p>
     <w:p>
       <w:pPr>
         <w:pStyle w:val="2"/>
         <w:pageBreakBefore/>
       </w:pPr>
-      <w:bookmarkStart w:id="8" w:name="_Toc12954"/>
+      <w:bookmarkStart w:id="18" w:name="_Toc12954"/>
+      <w:bookmarkStart w:id="19" w:name="_Toc7469"/>
       <w:r>
         <w:t>5. Technical and backend reference</w:t>
       </w:r>
-      <w:bookmarkEnd w:id="8"/>
+      <w:bookmarkEnd w:id="18"/>
+      <w:bookmarkEnd w:id="19"/>
     </w:p>
     <w:p>
       <w:pPr>
         <w:pStyle w:val="3"/>
       </w:pPr>
-      <w:bookmarkStart w:id="9" w:name="_Toc4426"/>
+      <w:bookmarkStart w:id="20" w:name="_Toc4426"/>
+      <w:bookmarkStart w:id="21" w:name="_Toc15271"/>
       <w:r>
         <w:t>5.1 Local mobile database</w:t>
       </w:r>
-      <w:bookmarkEnd w:id="9"/>
+      <w:bookmarkEnd w:id="20"/>
+      <w:bookmarkEnd w:id="21"/>
     </w:p>
     <w:tbl>
       <w:tblPr>
@@ -8001,18 +8325,20 @@
       <w:pPr>
         <w:pStyle w:val="3"/>
       </w:pPr>
-      <w:bookmarkStart w:id="10" w:name="_Toc25698"/>
+      <w:bookmarkStart w:id="22" w:name="_Toc25698"/>
+      <w:bookmarkStart w:id="23" w:name="_Toc7098"/>
       <w:r>
         <w:t>5.2 Wialon IPS</w:t>
       </w:r>
-      <w:bookmarkEnd w:id="10"/>
+      <w:bookmarkEnd w:id="22"/>
+      <w:bookmarkEnd w:id="23"/>
     </w:p>
     <w:p>
       <w:pPr>
         <w:pStyle w:val="18"/>
         <w:numPr>
           <w:ilvl w:val="0"/>
-          <w:numId w:val="3"/>
+          <w:numId w:val="4"/>
         </w:numPr>
         <w:spacing w:after="50"/>
       </w:pPr>
@@ -8025,17 +8351,12 @@
         <w:pStyle w:val="18"/>
         <w:numPr>
           <w:ilvl w:val="0"/>
-          <w:numId w:val="3"/>
+          <w:numId w:val="4"/>
         </w:numPr>
         <w:spacing w:after="50"/>
       </w:pPr>
       <w:r>
-        <w:t>Coordinates are converted to IPS DDMM.MM</w:t>
-      </w:r>
-      <w:bookmarkStart w:id="24" w:name="_GoBack"/>
-      <w:bookmarkEnd w:id="24"/>
-      <w:r>
-        <w:t>MM / DDDMM.MMMM format.</w:t>
+        <w:t>Coordinates are converted to IPS DDMM.MMMM / DDDMM.MMMM format.</w:t>
       </w:r>
     </w:p>
     <w:p>
@@ -8043,7 +8364,7 @@
         <w:pStyle w:val="18"/>
         <w:numPr>
           <w:ilvl w:val="0"/>
-          <w:numId w:val="3"/>
+          <w:numId w:val="4"/>
         </w:numPr>
         <w:spacing w:after="50"/>
       </w:pPr>
@@ -8056,7 +8377,7 @@
         <w:pStyle w:val="18"/>
         <w:numPr>
           <w:ilvl w:val="0"/>
-          <w:numId w:val="3"/>
+          <w:numId w:val="4"/>
         </w:numPr>
         <w:spacing w:after="50"/>
       </w:pPr>
@@ -8068,11 +8389,13 @@
       <w:pPr>
         <w:pStyle w:val="3"/>
       </w:pPr>
-      <w:bookmarkStart w:id="11" w:name="_Toc13778"/>
+      <w:bookmarkStart w:id="24" w:name="_Toc13778"/>
+      <w:bookmarkStart w:id="25" w:name="_Toc20072"/>
       <w:r>
         <w:t>5.3 n8n and PostgreSQL backend</w:t>
       </w:r>
-      <w:bookmarkEnd w:id="11"/>
+      <w:bookmarkEnd w:id="24"/>
+      <w:bookmarkEnd w:id="25"/>
     </w:p>
     <w:p>
       <w:pPr>
@@ -9195,21 +9518,25 @@
         <w:pStyle w:val="2"/>
         <w:pageBreakBefore/>
       </w:pPr>
-      <w:bookmarkStart w:id="12" w:name="_Toc22732"/>
+      <w:bookmarkStart w:id="26" w:name="_Toc22732"/>
+      <w:bookmarkStart w:id="27" w:name="_Toc27990"/>
       <w:r>
         <w:t>6. Credentials, support, and change control</w:t>
       </w:r>
-      <w:bookmarkEnd w:id="12"/>
+      <w:bookmarkEnd w:id="26"/>
+      <w:bookmarkEnd w:id="27"/>
     </w:p>
     <w:p>
       <w:pPr>
         <w:pStyle w:val="3"/>
       </w:pPr>
-      <w:bookmarkStart w:id="13" w:name="_Toc941"/>
+      <w:bookmarkStart w:id="28" w:name="_Toc941"/>
+      <w:bookmarkStart w:id="29" w:name="_Toc7319"/>
       <w:r>
         <w:t>6.1 Sensitive data and credentials register</w:t>
       </w:r>
-      <w:bookmarkEnd w:id="13"/>
+      <w:bookmarkEnd w:id="28"/>
+      <w:bookmarkEnd w:id="29"/>
     </w:p>
     <w:p>
       <w:pPr>
@@ -10031,11 +10358,13 @@
       <w:pPr>
         <w:pStyle w:val="3"/>
       </w:pPr>
-      <w:bookmarkStart w:id="14" w:name="_Toc31370"/>
+      <w:bookmarkStart w:id="30" w:name="_Toc31370"/>
+      <w:bookmarkStart w:id="31" w:name="_Toc6119"/>
       <w:r>
         <w:t>6.2 Support record</w:t>
       </w:r>
-      <w:bookmarkEnd w:id="14"/>
+      <w:bookmarkEnd w:id="30"/>
+      <w:bookmarkEnd w:id="31"/>
     </w:p>
     <w:p>
       <w:pPr>
@@ -10049,18 +10378,20 @@
       <w:pPr>
         <w:pStyle w:val="3"/>
       </w:pPr>
-      <w:bookmarkStart w:id="15" w:name="_Toc22178"/>
+      <w:bookmarkStart w:id="32" w:name="_Toc22178"/>
+      <w:bookmarkStart w:id="33" w:name="_Toc17197"/>
       <w:r>
         <w:t>6.3 Controlled changes</w:t>
       </w:r>
-      <w:bookmarkEnd w:id="15"/>
+      <w:bookmarkEnd w:id="32"/>
+      <w:bookmarkEnd w:id="33"/>
     </w:p>
     <w:p>
       <w:pPr>
         <w:pStyle w:val="18"/>
         <w:numPr>
           <w:ilvl w:val="0"/>
-          <w:numId w:val="3"/>
+          <w:numId w:val="4"/>
         </w:numPr>
         <w:spacing w:after="50"/>
       </w:pPr>
@@ -10073,7 +10404,7 @@
         <w:pStyle w:val="18"/>
         <w:numPr>
           <w:ilvl w:val="0"/>
-          <w:numId w:val="3"/>
+          <w:numId w:val="4"/>
         </w:numPr>
         <w:spacing w:after="50"/>
       </w:pPr>
@@ -10086,7 +10417,7 @@
         <w:pStyle w:val="18"/>
         <w:numPr>
           <w:ilvl w:val="0"/>
-          <w:numId w:val="3"/>
+          <w:numId w:val="4"/>
         </w:numPr>
         <w:spacing w:after="50"/>
       </w:pPr>
@@ -10099,11 +10430,13 @@
         <w:pStyle w:val="2"/>
         <w:pageBreakBefore/>
       </w:pPr>
-      <w:bookmarkStart w:id="16" w:name="_Toc19131"/>
+      <w:bookmarkStart w:id="34" w:name="_Toc19131"/>
+      <w:bookmarkStart w:id="35" w:name="_Toc106"/>
       <w:r>
         <w:t>Appendix A. Wialon task and reporting events</w:t>
       </w:r>
-      <w:bookmarkEnd w:id="16"/>
+      <w:bookmarkEnd w:id="34"/>
+      <w:bookmarkEnd w:id="35"/>
     </w:p>
     <w:p>
       <w:pPr>
@@ -10112,1347 +10445,6 @@
       <w:r>
         <w:t>These are task-path messages sent to Wialon. They are operational/reporting events, not diagnostics.</w:t>
       </w:r>
-    </w:p>
-    <w:tbl>
-      <w:tblPr>
-        <w:tblStyle w:val="9"/>
-        <w:tblW w:w="9746" w:type="dxa"/>
-        <w:tblInd w:w="0" w:type="dxa"/>
-        <w:tblBorders>
-          <w:top w:val="single" w:color="auto" w:sz="4" w:space="0"/>
-          <w:left w:val="single" w:color="auto" w:sz="4" w:space="0"/>
-          <w:bottom w:val="single" w:color="auto" w:sz="4" w:space="0"/>
-          <w:right w:val="single" w:color="auto" w:sz="4" w:space="0"/>
-          <w:insideH w:val="single" w:color="auto" w:sz="4" w:space="0"/>
-          <w:insideV w:val="single" w:color="auto" w:sz="4" w:space="0"/>
-        </w:tblBorders>
-        <w:tblLayout w:type="autofit"/>
-        <w:tblCellMar>
-          <w:top w:w="0" w:type="dxa"/>
-          <w:left w:w="10" w:type="dxa"/>
-          <w:bottom w:w="0" w:type="dxa"/>
-          <w:right w:w="10" w:type="dxa"/>
-        </w:tblCellMar>
-      </w:tblPr>
-      <w:tblGrid>
-        <w:gridCol w:w="3248"/>
-        <w:gridCol w:w="3248"/>
-        <w:gridCol w:w="3250"/>
-      </w:tblGrid>
-      <w:tr>
-        <w:tblPrEx>
-          <w:tblBorders>
-            <w:top w:val="single" w:color="auto" w:sz="4" w:space="0"/>
-            <w:left w:val="single" w:color="auto" w:sz="4" w:space="0"/>
-            <w:bottom w:val="single" w:color="auto" w:sz="4" w:space="0"/>
-            <w:right w:val="single" w:color="auto" w:sz="4" w:space="0"/>
-            <w:insideH w:val="single" w:color="auto" w:sz="4" w:space="0"/>
-            <w:insideV w:val="single" w:color="auto" w:sz="4" w:space="0"/>
-          </w:tblBorders>
-        </w:tblPrEx>
-        <w:trPr>
-          <w:tblHeader/>
-        </w:trPr>
-        <w:tc>
-          <w:tcPr>
-            <w:tcW w:w="3248" w:type="dxa"/>
-            <w:tcBorders>
-              <w:top w:val="single" w:color="B7C9C0" w:sz="4" w:space="0"/>
-              <w:left w:val="single" w:color="B7C9C0" w:sz="4" w:space="0"/>
-              <w:bottom w:val="single" w:color="B7C9C0" w:sz="4" w:space="0"/>
-              <w:right w:val="single" w:color="B7C9C0" w:sz="4" w:space="0"/>
-            </w:tcBorders>
-            <w:shd w:val="clear" w:color="auto" w:fill="1F4E3D"/>
-            <w:tcMar>
-              <w:top w:w="80" w:type="dxa"/>
-              <w:left w:w="100" w:type="dxa"/>
-              <w:bottom w:w="80" w:type="dxa"/>
-              <w:right w:w="100" w:type="dxa"/>
-            </w:tcMar>
-            <w:vAlign w:val="center"/>
-          </w:tcPr>
-          <w:p>
-            <w:pPr>
-              <w:spacing w:after="0"/>
-            </w:pPr>
-            <w:r>
-              <w:rPr>
-                <w:b/>
-                <w:bCs/>
-                <w:color w:val="FFFFFF"/>
-                <w:sz w:val="19"/>
-                <w:szCs w:val="19"/>
-              </w:rPr>
-              <w:t>Code</w:t>
-            </w:r>
-          </w:p>
-        </w:tc>
-        <w:tc>
-          <w:tcPr>
-            <w:tcW w:w="3248" w:type="dxa"/>
-            <w:tcBorders>
-              <w:top w:val="single" w:color="B7C9C0" w:sz="4" w:space="0"/>
-              <w:left w:val="single" w:color="B7C9C0" w:sz="4" w:space="0"/>
-              <w:bottom w:val="single" w:color="B7C9C0" w:sz="4" w:space="0"/>
-              <w:right w:val="single" w:color="B7C9C0" w:sz="4" w:space="0"/>
-            </w:tcBorders>
-            <w:shd w:val="clear" w:color="auto" w:fill="1F4E3D"/>
-            <w:tcMar>
-              <w:top w:w="80" w:type="dxa"/>
-              <w:left w:w="100" w:type="dxa"/>
-              <w:bottom w:w="80" w:type="dxa"/>
-              <w:right w:w="100" w:type="dxa"/>
-            </w:tcMar>
-            <w:vAlign w:val="center"/>
-          </w:tcPr>
-          <w:p>
-            <w:pPr>
-              <w:spacing w:after="0"/>
-            </w:pPr>
-            <w:r>
-              <w:rPr>
-                <w:b/>
-                <w:bCs/>
-                <w:color w:val="FFFFFF"/>
-                <w:sz w:val="19"/>
-                <w:szCs w:val="19"/>
-              </w:rPr>
-              <w:t>Wialon task meaning</w:t>
-            </w:r>
-          </w:p>
-        </w:tc>
-        <w:tc>
-          <w:tcPr>
-            <w:tcW w:w="3250" w:type="dxa"/>
-            <w:tcBorders>
-              <w:top w:val="single" w:color="B7C9C0" w:sz="4" w:space="0"/>
-              <w:left w:val="single" w:color="B7C9C0" w:sz="4" w:space="0"/>
-              <w:bottom w:val="single" w:color="B7C9C0" w:sz="4" w:space="0"/>
-              <w:right w:val="single" w:color="B7C9C0" w:sz="4" w:space="0"/>
-            </w:tcBorders>
-            <w:shd w:val="clear" w:color="auto" w:fill="1F4E3D"/>
-            <w:tcMar>
-              <w:top w:w="80" w:type="dxa"/>
-              <w:left w:w="100" w:type="dxa"/>
-              <w:bottom w:w="80" w:type="dxa"/>
-              <w:right w:w="100" w:type="dxa"/>
-            </w:tcMar>
-            <w:vAlign w:val="center"/>
-          </w:tcPr>
-          <w:p>
-            <w:pPr>
-              <w:spacing w:after="0"/>
-            </w:pPr>
-            <w:r>
-              <w:rPr>
-                <w:b/>
-                <w:bCs/>
-                <w:color w:val="FFFFFF"/>
-                <w:sz w:val="19"/>
-                <w:szCs w:val="19"/>
-              </w:rPr>
-              <w:t>Delivery rule</w:t>
-            </w:r>
-          </w:p>
-        </w:tc>
-      </w:tr>
-      <w:tr>
-        <w:tblPrEx>
-          <w:tblBorders>
-            <w:top w:val="single" w:color="auto" w:sz="4" w:space="0"/>
-            <w:left w:val="single" w:color="auto" w:sz="4" w:space="0"/>
-            <w:bottom w:val="single" w:color="auto" w:sz="4" w:space="0"/>
-            <w:right w:val="single" w:color="auto" w:sz="4" w:space="0"/>
-            <w:insideH w:val="single" w:color="auto" w:sz="4" w:space="0"/>
-            <w:insideV w:val="single" w:color="auto" w:sz="4" w:space="0"/>
-          </w:tblBorders>
-          <w:tblCellMar>
-            <w:top w:w="0" w:type="dxa"/>
-            <w:left w:w="10" w:type="dxa"/>
-            <w:bottom w:w="0" w:type="dxa"/>
-            <w:right w:w="10" w:type="dxa"/>
-          </w:tblCellMar>
-        </w:tblPrEx>
-        <w:tc>
-          <w:tcPr>
-            <w:tcW w:w="3248" w:type="dxa"/>
-            <w:tcBorders>
-              <w:top w:val="single" w:color="B7C9C0" w:sz="4" w:space="0"/>
-              <w:left w:val="single" w:color="B7C9C0" w:sz="4" w:space="0"/>
-              <w:bottom w:val="single" w:color="B7C9C0" w:sz="4" w:space="0"/>
-              <w:right w:val="single" w:color="B7C9C0" w:sz="4" w:space="0"/>
-            </w:tcBorders>
-            <w:shd w:val="clear" w:color="auto" w:fill="FFFFFF"/>
-            <w:tcMar>
-              <w:top w:w="80" w:type="dxa"/>
-              <w:left w:w="100" w:type="dxa"/>
-              <w:bottom w:w="80" w:type="dxa"/>
-              <w:right w:w="100" w:type="dxa"/>
-            </w:tcMar>
-            <w:vAlign w:val="center"/>
-          </w:tcPr>
-          <w:p>
-            <w:pPr>
-              <w:spacing w:after="0"/>
-            </w:pPr>
-            <w:r>
-              <w:rPr>
-                <w:b w:val="0"/>
-                <w:bCs w:val="0"/>
-                <w:color w:val="202020"/>
-                <w:sz w:val="19"/>
-                <w:szCs w:val="19"/>
-              </w:rPr>
-              <w:t>179</w:t>
-            </w:r>
-          </w:p>
-        </w:tc>
-        <w:tc>
-          <w:tcPr>
-            <w:tcW w:w="3248" w:type="dxa"/>
-            <w:tcBorders>
-              <w:top w:val="single" w:color="B7C9C0" w:sz="4" w:space="0"/>
-              <w:left w:val="single" w:color="B7C9C0" w:sz="4" w:space="0"/>
-              <w:bottom w:val="single" w:color="B7C9C0" w:sz="4" w:space="0"/>
-              <w:right w:val="single" w:color="B7C9C0" w:sz="4" w:space="0"/>
-            </w:tcBorders>
-            <w:shd w:val="clear" w:color="auto" w:fill="FFFFFF"/>
-            <w:tcMar>
-              <w:top w:w="80" w:type="dxa"/>
-              <w:left w:w="100" w:type="dxa"/>
-              <w:bottom w:w="80" w:type="dxa"/>
-              <w:right w:w="100" w:type="dxa"/>
-            </w:tcMar>
-            <w:vAlign w:val="center"/>
-          </w:tcPr>
-          <w:p>
-            <w:pPr>
-              <w:spacing w:after="0"/>
-            </w:pPr>
-            <w:r>
-              <w:rPr>
-                <w:b w:val="0"/>
-                <w:bCs w:val="0"/>
-                <w:color w:val="202020"/>
-                <w:sz w:val="19"/>
-                <w:szCs w:val="19"/>
-              </w:rPr>
-              <w:t>Plus/cut</w:t>
-            </w:r>
-          </w:p>
-        </w:tc>
-        <w:tc>
-          <w:tcPr>
-            <w:tcW w:w="3250" w:type="dxa"/>
-            <w:tcBorders>
-              <w:top w:val="single" w:color="B7C9C0" w:sz="4" w:space="0"/>
-              <w:left w:val="single" w:color="B7C9C0" w:sz="4" w:space="0"/>
-              <w:bottom w:val="single" w:color="B7C9C0" w:sz="4" w:space="0"/>
-              <w:right w:val="single" w:color="B7C9C0" w:sz="4" w:space="0"/>
-            </w:tcBorders>
-            <w:shd w:val="clear" w:color="auto" w:fill="FFFFFF"/>
-            <w:tcMar>
-              <w:top w:w="80" w:type="dxa"/>
-              <w:left w:w="100" w:type="dxa"/>
-              <w:bottom w:w="80" w:type="dxa"/>
-              <w:right w:w="100" w:type="dxa"/>
-            </w:tcMar>
-            <w:vAlign w:val="center"/>
-          </w:tcPr>
-          <w:p>
-            <w:pPr>
-              <w:spacing w:after="0"/>
-            </w:pPr>
-            <w:r>
-              <w:rPr>
-                <w:b w:val="0"/>
-                <w:bCs w:val="0"/>
-                <w:color w:val="202020"/>
-                <w:sz w:val="19"/>
-                <w:szCs w:val="19"/>
-              </w:rPr>
-              <w:t>Queued task event; ffb_cut=1.</w:t>
-            </w:r>
-          </w:p>
-        </w:tc>
-      </w:tr>
-      <w:tr>
-        <w:tblPrEx>
-          <w:tblBorders>
-            <w:top w:val="single" w:color="auto" w:sz="4" w:space="0"/>
-            <w:left w:val="single" w:color="auto" w:sz="4" w:space="0"/>
-            <w:bottom w:val="single" w:color="auto" w:sz="4" w:space="0"/>
-            <w:right w:val="single" w:color="auto" w:sz="4" w:space="0"/>
-            <w:insideH w:val="single" w:color="auto" w:sz="4" w:space="0"/>
-            <w:insideV w:val="single" w:color="auto" w:sz="4" w:space="0"/>
-          </w:tblBorders>
-          <w:tblCellMar>
-            <w:top w:w="0" w:type="dxa"/>
-            <w:left w:w="10" w:type="dxa"/>
-            <w:bottom w:w="0" w:type="dxa"/>
-            <w:right w:w="10" w:type="dxa"/>
-          </w:tblCellMar>
-        </w:tblPrEx>
-        <w:tc>
-          <w:tcPr>
-            <w:tcW w:w="3248" w:type="dxa"/>
-            <w:tcBorders>
-              <w:top w:val="single" w:color="B7C9C0" w:sz="4" w:space="0"/>
-              <w:left w:val="single" w:color="B7C9C0" w:sz="4" w:space="0"/>
-              <w:bottom w:val="single" w:color="B7C9C0" w:sz="4" w:space="0"/>
-              <w:right w:val="single" w:color="B7C9C0" w:sz="4" w:space="0"/>
-            </w:tcBorders>
-            <w:shd w:val="clear" w:color="auto" w:fill="F2F8F1"/>
-            <w:tcMar>
-              <w:top w:w="80" w:type="dxa"/>
-              <w:left w:w="100" w:type="dxa"/>
-              <w:bottom w:w="80" w:type="dxa"/>
-              <w:right w:w="100" w:type="dxa"/>
-            </w:tcMar>
-            <w:vAlign w:val="center"/>
-          </w:tcPr>
-          <w:p>
-            <w:pPr>
-              <w:spacing w:after="0"/>
-            </w:pPr>
-            <w:r>
-              <w:rPr>
-                <w:b w:val="0"/>
-                <w:bCs w:val="0"/>
-                <w:color w:val="202020"/>
-                <w:sz w:val="19"/>
-                <w:szCs w:val="19"/>
-              </w:rPr>
-              <w:t>180</w:t>
-            </w:r>
-          </w:p>
-        </w:tc>
-        <w:tc>
-          <w:tcPr>
-            <w:tcW w:w="3248" w:type="dxa"/>
-            <w:tcBorders>
-              <w:top w:val="single" w:color="B7C9C0" w:sz="4" w:space="0"/>
-              <w:left w:val="single" w:color="B7C9C0" w:sz="4" w:space="0"/>
-              <w:bottom w:val="single" w:color="B7C9C0" w:sz="4" w:space="0"/>
-              <w:right w:val="single" w:color="B7C9C0" w:sz="4" w:space="0"/>
-            </w:tcBorders>
-            <w:shd w:val="clear" w:color="auto" w:fill="F2F8F1"/>
-            <w:tcMar>
-              <w:top w:w="80" w:type="dxa"/>
-              <w:left w:w="100" w:type="dxa"/>
-              <w:bottom w:w="80" w:type="dxa"/>
-              <w:right w:w="100" w:type="dxa"/>
-            </w:tcMar>
-            <w:vAlign w:val="center"/>
-          </w:tcPr>
-          <w:p>
-            <w:pPr>
-              <w:spacing w:after="0"/>
-            </w:pPr>
-            <w:r>
-              <w:rPr>
-                <w:b w:val="0"/>
-                <w:bCs w:val="0"/>
-                <w:color w:val="202020"/>
-                <w:sz w:val="19"/>
-                <w:szCs w:val="19"/>
-              </w:rPr>
-              <w:t>Productive minus/correction</w:t>
-            </w:r>
-          </w:p>
-        </w:tc>
-        <w:tc>
-          <w:tcPr>
-            <w:tcW w:w="3250" w:type="dxa"/>
-            <w:tcBorders>
-              <w:top w:val="single" w:color="B7C9C0" w:sz="4" w:space="0"/>
-              <w:left w:val="single" w:color="B7C9C0" w:sz="4" w:space="0"/>
-              <w:bottom w:val="single" w:color="B7C9C0" w:sz="4" w:space="0"/>
-              <w:right w:val="single" w:color="B7C9C0" w:sz="4" w:space="0"/>
-            </w:tcBorders>
-            <w:shd w:val="clear" w:color="auto" w:fill="F2F8F1"/>
-            <w:tcMar>
-              <w:top w:w="80" w:type="dxa"/>
-              <w:left w:w="100" w:type="dxa"/>
-              <w:bottom w:w="80" w:type="dxa"/>
-              <w:right w:w="100" w:type="dxa"/>
-            </w:tcMar>
-            <w:vAlign w:val="center"/>
-          </w:tcPr>
-          <w:p>
-            <w:pPr>
-              <w:spacing w:after="0"/>
-            </w:pPr>
-            <w:r>
-              <w:rPr>
-                <w:b w:val="0"/>
-                <w:bCs w:val="0"/>
-                <w:color w:val="202020"/>
-                <w:sz w:val="19"/>
-                <w:szCs w:val="19"/>
-              </w:rPr>
-              <w:t>Queued only when post-action count is above zero.</w:t>
-            </w:r>
-          </w:p>
-        </w:tc>
-      </w:tr>
-      <w:tr>
-        <w:tblPrEx>
-          <w:tblBorders>
-            <w:top w:val="single" w:color="auto" w:sz="4" w:space="0"/>
-            <w:left w:val="single" w:color="auto" w:sz="4" w:space="0"/>
-            <w:bottom w:val="single" w:color="auto" w:sz="4" w:space="0"/>
-            <w:right w:val="single" w:color="auto" w:sz="4" w:space="0"/>
-            <w:insideH w:val="single" w:color="auto" w:sz="4" w:space="0"/>
-            <w:insideV w:val="single" w:color="auto" w:sz="4" w:space="0"/>
-          </w:tblBorders>
-          <w:tblCellMar>
-            <w:top w:w="0" w:type="dxa"/>
-            <w:left w:w="10" w:type="dxa"/>
-            <w:bottom w:w="0" w:type="dxa"/>
-            <w:right w:w="10" w:type="dxa"/>
-          </w:tblCellMar>
-        </w:tblPrEx>
-        <w:tc>
-          <w:tcPr>
-            <w:tcW w:w="3248" w:type="dxa"/>
-            <w:tcBorders>
-              <w:top w:val="single" w:color="B7C9C0" w:sz="4" w:space="0"/>
-              <w:left w:val="single" w:color="B7C9C0" w:sz="4" w:space="0"/>
-              <w:bottom w:val="single" w:color="B7C9C0" w:sz="4" w:space="0"/>
-              <w:right w:val="single" w:color="B7C9C0" w:sz="4" w:space="0"/>
-            </w:tcBorders>
-            <w:shd w:val="clear" w:color="auto" w:fill="FFFFFF"/>
-            <w:tcMar>
-              <w:top w:w="80" w:type="dxa"/>
-              <w:left w:w="100" w:type="dxa"/>
-              <w:bottom w:w="80" w:type="dxa"/>
-              <w:right w:w="100" w:type="dxa"/>
-            </w:tcMar>
-            <w:vAlign w:val="center"/>
-          </w:tcPr>
-          <w:p>
-            <w:pPr>
-              <w:spacing w:after="0"/>
-            </w:pPr>
-            <w:r>
-              <w:rPr>
-                <w:b w:val="0"/>
-                <w:bCs w:val="0"/>
-                <w:color w:val="202020"/>
-                <w:sz w:val="19"/>
-                <w:szCs w:val="19"/>
-              </w:rPr>
-              <w:t>35</w:t>
-            </w:r>
-          </w:p>
-        </w:tc>
-        <w:tc>
-          <w:tcPr>
-            <w:tcW w:w="3248" w:type="dxa"/>
-            <w:tcBorders>
-              <w:top w:val="single" w:color="B7C9C0" w:sz="4" w:space="0"/>
-              <w:left w:val="single" w:color="B7C9C0" w:sz="4" w:space="0"/>
-              <w:bottom w:val="single" w:color="B7C9C0" w:sz="4" w:space="0"/>
-              <w:right w:val="single" w:color="B7C9C0" w:sz="4" w:space="0"/>
-            </w:tcBorders>
-            <w:shd w:val="clear" w:color="auto" w:fill="FFFFFF"/>
-            <w:tcMar>
-              <w:top w:w="80" w:type="dxa"/>
-              <w:left w:w="100" w:type="dxa"/>
-              <w:bottom w:w="80" w:type="dxa"/>
-              <w:right w:w="100" w:type="dxa"/>
-            </w:tcMar>
-            <w:vAlign w:val="center"/>
-          </w:tcPr>
-          <w:p>
-            <w:pPr>
-              <w:spacing w:after="0"/>
-            </w:pPr>
-            <w:r>
-              <w:rPr>
-                <w:b w:val="0"/>
-                <w:bCs w:val="0"/>
-                <w:color w:val="202020"/>
-                <w:sz w:val="19"/>
-                <w:szCs w:val="19"/>
-              </w:rPr>
-              <w:t>Heartbeat</w:t>
-            </w:r>
-          </w:p>
-        </w:tc>
-        <w:tc>
-          <w:tcPr>
-            <w:tcW w:w="3250" w:type="dxa"/>
-            <w:tcBorders>
-              <w:top w:val="single" w:color="B7C9C0" w:sz="4" w:space="0"/>
-              <w:left w:val="single" w:color="B7C9C0" w:sz="4" w:space="0"/>
-              <w:bottom w:val="single" w:color="B7C9C0" w:sz="4" w:space="0"/>
-              <w:right w:val="single" w:color="B7C9C0" w:sz="4" w:space="0"/>
-            </w:tcBorders>
-            <w:shd w:val="clear" w:color="auto" w:fill="FFFFFF"/>
-            <w:tcMar>
-              <w:top w:w="80" w:type="dxa"/>
-              <w:left w:w="100" w:type="dxa"/>
-              <w:bottom w:w="80" w:type="dxa"/>
-              <w:right w:w="100" w:type="dxa"/>
-            </w:tcMar>
-            <w:vAlign w:val="center"/>
-          </w:tcPr>
-          <w:p>
-            <w:pPr>
-              <w:spacing w:after="0"/>
-            </w:pPr>
-            <w:r>
-              <w:rPr>
-                <w:b w:val="0"/>
-                <w:bCs w:val="0"/>
-                <w:color w:val="202020"/>
-                <w:sz w:val="19"/>
-                <w:szCs w:val="19"/>
-              </w:rPr>
-              <w:t>Queued task event; ffb_cut=0.</w:t>
-            </w:r>
-          </w:p>
-        </w:tc>
-      </w:tr>
-    </w:tbl>
-    <w:p>
-      <w:pPr>
-        <w:spacing w:after="100"/>
-      </w:pPr>
-    </w:p>
-    <w:p>
-      <w:pPr>
-        <w:pStyle w:val="2"/>
-        <w:pageBreakBefore/>
-      </w:pPr>
-      <w:bookmarkStart w:id="17" w:name="_Toc13824"/>
-      <w:r>
-        <w:t>Appendix B. Wialon diagnostic telemetry codes</w:t>
-      </w:r>
-      <w:bookmarkEnd w:id="17"/>
-    </w:p>
-    <w:p>
-      <w:pPr>
-        <w:spacing w:after="100" w:line="276" w:lineRule="auto"/>
-      </w:pPr>
-      <w:r>
-        <w:t>These codes use the separate diagnostics telemetry path. They are for operational visibility, not task-count reporting.</w:t>
-      </w:r>
-    </w:p>
-    <w:tbl>
-      <w:tblPr>
-        <w:tblStyle w:val="9"/>
-        <w:tblW w:w="9746" w:type="dxa"/>
-        <w:tblInd w:w="0" w:type="dxa"/>
-        <w:tblBorders>
-          <w:top w:val="single" w:color="auto" w:sz="4" w:space="0"/>
-          <w:left w:val="single" w:color="auto" w:sz="4" w:space="0"/>
-          <w:bottom w:val="single" w:color="auto" w:sz="4" w:space="0"/>
-          <w:right w:val="single" w:color="auto" w:sz="4" w:space="0"/>
-          <w:insideH w:val="single" w:color="auto" w:sz="4" w:space="0"/>
-          <w:insideV w:val="single" w:color="auto" w:sz="4" w:space="0"/>
-        </w:tblBorders>
-        <w:tblLayout w:type="autofit"/>
-        <w:tblCellMar>
-          <w:top w:w="0" w:type="dxa"/>
-          <w:left w:w="10" w:type="dxa"/>
-          <w:bottom w:w="0" w:type="dxa"/>
-          <w:right w:w="10" w:type="dxa"/>
-        </w:tblCellMar>
-      </w:tblPr>
-      <w:tblGrid>
-        <w:gridCol w:w="4873"/>
-        <w:gridCol w:w="4873"/>
-      </w:tblGrid>
-      <w:tr>
-        <w:tblPrEx>
-          <w:tblBorders>
-            <w:top w:val="single" w:color="auto" w:sz="4" w:space="0"/>
-            <w:left w:val="single" w:color="auto" w:sz="4" w:space="0"/>
-            <w:bottom w:val="single" w:color="auto" w:sz="4" w:space="0"/>
-            <w:right w:val="single" w:color="auto" w:sz="4" w:space="0"/>
-            <w:insideH w:val="single" w:color="auto" w:sz="4" w:space="0"/>
-            <w:insideV w:val="single" w:color="auto" w:sz="4" w:space="0"/>
-          </w:tblBorders>
-        </w:tblPrEx>
-        <w:trPr>
-          <w:tblHeader/>
-        </w:trPr>
-        <w:tc>
-          <w:tcPr>
-            <w:tcW w:w="4873" w:type="dxa"/>
-            <w:tcBorders>
-              <w:top w:val="single" w:color="B7C9C0" w:sz="4" w:space="0"/>
-              <w:left w:val="single" w:color="B7C9C0" w:sz="4" w:space="0"/>
-              <w:bottom w:val="single" w:color="B7C9C0" w:sz="4" w:space="0"/>
-              <w:right w:val="single" w:color="B7C9C0" w:sz="4" w:space="0"/>
-            </w:tcBorders>
-            <w:shd w:val="clear" w:color="auto" w:fill="1F4E3D"/>
-            <w:tcMar>
-              <w:top w:w="80" w:type="dxa"/>
-              <w:left w:w="100" w:type="dxa"/>
-              <w:bottom w:w="80" w:type="dxa"/>
-              <w:right w:w="100" w:type="dxa"/>
-            </w:tcMar>
-            <w:vAlign w:val="center"/>
-          </w:tcPr>
-          <w:p>
-            <w:pPr>
-              <w:spacing w:after="0"/>
-            </w:pPr>
-            <w:r>
-              <w:rPr>
-                <w:b/>
-                <w:bCs/>
-                <w:color w:val="FFFFFF"/>
-                <w:sz w:val="19"/>
-                <w:szCs w:val="19"/>
-              </w:rPr>
-              <w:t>Code</w:t>
-            </w:r>
-          </w:p>
-        </w:tc>
-        <w:tc>
-          <w:tcPr>
-            <w:tcW w:w="4873" w:type="dxa"/>
-            <w:tcBorders>
-              <w:top w:val="single" w:color="B7C9C0" w:sz="4" w:space="0"/>
-              <w:left w:val="single" w:color="B7C9C0" w:sz="4" w:space="0"/>
-              <w:bottom w:val="single" w:color="B7C9C0" w:sz="4" w:space="0"/>
-              <w:right w:val="single" w:color="B7C9C0" w:sz="4" w:space="0"/>
-            </w:tcBorders>
-            <w:shd w:val="clear" w:color="auto" w:fill="1F4E3D"/>
-            <w:tcMar>
-              <w:top w:w="80" w:type="dxa"/>
-              <w:left w:w="100" w:type="dxa"/>
-              <w:bottom w:w="80" w:type="dxa"/>
-              <w:right w:w="100" w:type="dxa"/>
-            </w:tcMar>
-            <w:vAlign w:val="center"/>
-          </w:tcPr>
-          <w:p>
-            <w:pPr>
-              <w:spacing w:after="0"/>
-            </w:pPr>
-            <w:r>
-              <w:rPr>
-                <w:b/>
-                <w:bCs/>
-                <w:color w:val="FFFFFF"/>
-                <w:sz w:val="19"/>
-                <w:szCs w:val="19"/>
-              </w:rPr>
-              <w:t>Wialon diagnostic meaning</w:t>
-            </w:r>
-          </w:p>
-        </w:tc>
-      </w:tr>
-      <w:tr>
-        <w:tblPrEx>
-          <w:tblBorders>
-            <w:top w:val="single" w:color="auto" w:sz="4" w:space="0"/>
-            <w:left w:val="single" w:color="auto" w:sz="4" w:space="0"/>
-            <w:bottom w:val="single" w:color="auto" w:sz="4" w:space="0"/>
-            <w:right w:val="single" w:color="auto" w:sz="4" w:space="0"/>
-            <w:insideH w:val="single" w:color="auto" w:sz="4" w:space="0"/>
-            <w:insideV w:val="single" w:color="auto" w:sz="4" w:space="0"/>
-          </w:tblBorders>
-          <w:tblCellMar>
-            <w:top w:w="0" w:type="dxa"/>
-            <w:left w:w="10" w:type="dxa"/>
-            <w:bottom w:w="0" w:type="dxa"/>
-            <w:right w:w="10" w:type="dxa"/>
-          </w:tblCellMar>
-        </w:tblPrEx>
-        <w:tc>
-          <w:tcPr>
-            <w:tcW w:w="4873" w:type="dxa"/>
-            <w:tcBorders>
-              <w:top w:val="single" w:color="B7C9C0" w:sz="4" w:space="0"/>
-              <w:left w:val="single" w:color="B7C9C0" w:sz="4" w:space="0"/>
-              <w:bottom w:val="single" w:color="B7C9C0" w:sz="4" w:space="0"/>
-              <w:right w:val="single" w:color="B7C9C0" w:sz="4" w:space="0"/>
-            </w:tcBorders>
-            <w:shd w:val="clear" w:color="auto" w:fill="FFFFFF"/>
-            <w:tcMar>
-              <w:top w:w="80" w:type="dxa"/>
-              <w:left w:w="100" w:type="dxa"/>
-              <w:bottom w:w="80" w:type="dxa"/>
-              <w:right w:w="100" w:type="dxa"/>
-            </w:tcMar>
-            <w:vAlign w:val="center"/>
-          </w:tcPr>
-          <w:p>
-            <w:pPr>
-              <w:spacing w:after="0"/>
-            </w:pPr>
-            <w:r>
-              <w:rPr>
-                <w:b w:val="0"/>
-                <w:bCs w:val="0"/>
-                <w:color w:val="202020"/>
-                <w:sz w:val="19"/>
-                <w:szCs w:val="19"/>
-              </w:rPr>
-              <w:t>24 / 25</w:t>
-            </w:r>
-          </w:p>
-        </w:tc>
-        <w:tc>
-          <w:tcPr>
-            <w:tcW w:w="4873" w:type="dxa"/>
-            <w:tcBorders>
-              <w:top w:val="single" w:color="B7C9C0" w:sz="4" w:space="0"/>
-              <w:left w:val="single" w:color="B7C9C0" w:sz="4" w:space="0"/>
-              <w:bottom w:val="single" w:color="B7C9C0" w:sz="4" w:space="0"/>
-              <w:right w:val="single" w:color="B7C9C0" w:sz="4" w:space="0"/>
-            </w:tcBorders>
-            <w:shd w:val="clear" w:color="auto" w:fill="FFFFFF"/>
-            <w:tcMar>
-              <w:top w:w="80" w:type="dxa"/>
-              <w:left w:w="100" w:type="dxa"/>
-              <w:bottom w:w="80" w:type="dxa"/>
-              <w:right w:w="100" w:type="dxa"/>
-            </w:tcMar>
-            <w:vAlign w:val="center"/>
-          </w:tcPr>
-          <w:p>
-            <w:pPr>
-              <w:spacing w:after="0"/>
-            </w:pPr>
-            <w:r>
-              <w:rPr>
-                <w:b w:val="0"/>
-                <w:bCs w:val="0"/>
-                <w:color w:val="202020"/>
-                <w:sz w:val="19"/>
-                <w:szCs w:val="19"/>
-              </w:rPr>
-              <w:t>GPS lost / GPS recovery</w:t>
-            </w:r>
-          </w:p>
-        </w:tc>
-      </w:tr>
-      <w:tr>
-        <w:tblPrEx>
-          <w:tblBorders>
-            <w:top w:val="single" w:color="auto" w:sz="4" w:space="0"/>
-            <w:left w:val="single" w:color="auto" w:sz="4" w:space="0"/>
-            <w:bottom w:val="single" w:color="auto" w:sz="4" w:space="0"/>
-            <w:right w:val="single" w:color="auto" w:sz="4" w:space="0"/>
-            <w:insideH w:val="single" w:color="auto" w:sz="4" w:space="0"/>
-            <w:insideV w:val="single" w:color="auto" w:sz="4" w:space="0"/>
-          </w:tblBorders>
-          <w:tblCellMar>
-            <w:top w:w="0" w:type="dxa"/>
-            <w:left w:w="10" w:type="dxa"/>
-            <w:bottom w:w="0" w:type="dxa"/>
-            <w:right w:w="10" w:type="dxa"/>
-          </w:tblCellMar>
-        </w:tblPrEx>
-        <w:tc>
-          <w:tcPr>
-            <w:tcW w:w="4873" w:type="dxa"/>
-            <w:tcBorders>
-              <w:top w:val="single" w:color="B7C9C0" w:sz="4" w:space="0"/>
-              <w:left w:val="single" w:color="B7C9C0" w:sz="4" w:space="0"/>
-              <w:bottom w:val="single" w:color="B7C9C0" w:sz="4" w:space="0"/>
-              <w:right w:val="single" w:color="B7C9C0" w:sz="4" w:space="0"/>
-            </w:tcBorders>
-            <w:shd w:val="clear" w:color="auto" w:fill="F2F8F1"/>
-            <w:tcMar>
-              <w:top w:w="80" w:type="dxa"/>
-              <w:left w:w="100" w:type="dxa"/>
-              <w:bottom w:w="80" w:type="dxa"/>
-              <w:right w:w="100" w:type="dxa"/>
-            </w:tcMar>
-            <w:vAlign w:val="center"/>
-          </w:tcPr>
-          <w:p>
-            <w:pPr>
-              <w:spacing w:after="0"/>
-            </w:pPr>
-            <w:r>
-              <w:rPr>
-                <w:b w:val="0"/>
-                <w:bCs w:val="0"/>
-                <w:color w:val="202020"/>
-                <w:sz w:val="19"/>
-                <w:szCs w:val="19"/>
-              </w:rPr>
-              <w:t>26 / 27</w:t>
-            </w:r>
-          </w:p>
-        </w:tc>
-        <w:tc>
-          <w:tcPr>
-            <w:tcW w:w="4873" w:type="dxa"/>
-            <w:tcBorders>
-              <w:top w:val="single" w:color="B7C9C0" w:sz="4" w:space="0"/>
-              <w:left w:val="single" w:color="B7C9C0" w:sz="4" w:space="0"/>
-              <w:bottom w:val="single" w:color="B7C9C0" w:sz="4" w:space="0"/>
-              <w:right w:val="single" w:color="B7C9C0" w:sz="4" w:space="0"/>
-            </w:tcBorders>
-            <w:shd w:val="clear" w:color="auto" w:fill="F2F8F1"/>
-            <w:tcMar>
-              <w:top w:w="80" w:type="dxa"/>
-              <w:left w:w="100" w:type="dxa"/>
-              <w:bottom w:w="80" w:type="dxa"/>
-              <w:right w:w="100" w:type="dxa"/>
-            </w:tcMar>
-            <w:vAlign w:val="center"/>
-          </w:tcPr>
-          <w:p>
-            <w:pPr>
-              <w:spacing w:after="0"/>
-            </w:pPr>
-            <w:r>
-              <w:rPr>
-                <w:b w:val="0"/>
-                <w:bCs w:val="0"/>
-                <w:color w:val="202020"/>
-                <w:sz w:val="19"/>
-                <w:szCs w:val="19"/>
-              </w:rPr>
-              <w:t>Screen off / Screen on</w:t>
-            </w:r>
-          </w:p>
-        </w:tc>
-      </w:tr>
-      <w:tr>
-        <w:tblPrEx>
-          <w:tblBorders>
-            <w:top w:val="single" w:color="auto" w:sz="4" w:space="0"/>
-            <w:left w:val="single" w:color="auto" w:sz="4" w:space="0"/>
-            <w:bottom w:val="single" w:color="auto" w:sz="4" w:space="0"/>
-            <w:right w:val="single" w:color="auto" w:sz="4" w:space="0"/>
-            <w:insideH w:val="single" w:color="auto" w:sz="4" w:space="0"/>
-            <w:insideV w:val="single" w:color="auto" w:sz="4" w:space="0"/>
-          </w:tblBorders>
-          <w:tblCellMar>
-            <w:top w:w="0" w:type="dxa"/>
-            <w:left w:w="10" w:type="dxa"/>
-            <w:bottom w:w="0" w:type="dxa"/>
-            <w:right w:w="10" w:type="dxa"/>
-          </w:tblCellMar>
-        </w:tblPrEx>
-        <w:tc>
-          <w:tcPr>
-            <w:tcW w:w="4873" w:type="dxa"/>
-            <w:tcBorders>
-              <w:top w:val="single" w:color="B7C9C0" w:sz="4" w:space="0"/>
-              <w:left w:val="single" w:color="B7C9C0" w:sz="4" w:space="0"/>
-              <w:bottom w:val="single" w:color="B7C9C0" w:sz="4" w:space="0"/>
-              <w:right w:val="single" w:color="B7C9C0" w:sz="4" w:space="0"/>
-            </w:tcBorders>
-            <w:shd w:val="clear" w:color="auto" w:fill="FFFFFF"/>
-            <w:tcMar>
-              <w:top w:w="80" w:type="dxa"/>
-              <w:left w:w="100" w:type="dxa"/>
-              <w:bottom w:w="80" w:type="dxa"/>
-              <w:right w:w="100" w:type="dxa"/>
-            </w:tcMar>
-            <w:vAlign w:val="center"/>
-          </w:tcPr>
-          <w:p>
-            <w:pPr>
-              <w:spacing w:after="0"/>
-            </w:pPr>
-            <w:r>
-              <w:rPr>
-                <w:b w:val="0"/>
-                <w:bCs w:val="0"/>
-                <w:color w:val="202020"/>
-                <w:sz w:val="19"/>
-                <w:szCs w:val="19"/>
-              </w:rPr>
-              <w:t>29 / 40</w:t>
-            </w:r>
-          </w:p>
-        </w:tc>
-        <w:tc>
-          <w:tcPr>
-            <w:tcW w:w="4873" w:type="dxa"/>
-            <w:tcBorders>
-              <w:top w:val="single" w:color="B7C9C0" w:sz="4" w:space="0"/>
-              <w:left w:val="single" w:color="B7C9C0" w:sz="4" w:space="0"/>
-              <w:bottom w:val="single" w:color="B7C9C0" w:sz="4" w:space="0"/>
-              <w:right w:val="single" w:color="B7C9C0" w:sz="4" w:space="0"/>
-            </w:tcBorders>
-            <w:shd w:val="clear" w:color="auto" w:fill="FFFFFF"/>
-            <w:tcMar>
-              <w:top w:w="80" w:type="dxa"/>
-              <w:left w:w="100" w:type="dxa"/>
-              <w:bottom w:w="80" w:type="dxa"/>
-              <w:right w:w="100" w:type="dxa"/>
-            </w:tcMar>
-            <w:vAlign w:val="center"/>
-          </w:tcPr>
-          <w:p>
-            <w:pPr>
-              <w:spacing w:after="0"/>
-            </w:pPr>
-            <w:r>
-              <w:rPr>
-                <w:b w:val="0"/>
-                <w:bCs w:val="0"/>
-                <w:color w:val="202020"/>
-                <w:sz w:val="19"/>
-                <w:szCs w:val="19"/>
-              </w:rPr>
-              <w:t>Device boot / Device shutdown</w:t>
-            </w:r>
-          </w:p>
-        </w:tc>
-      </w:tr>
-      <w:tr>
-        <w:tblPrEx>
-          <w:tblBorders>
-            <w:top w:val="single" w:color="auto" w:sz="4" w:space="0"/>
-            <w:left w:val="single" w:color="auto" w:sz="4" w:space="0"/>
-            <w:bottom w:val="single" w:color="auto" w:sz="4" w:space="0"/>
-            <w:right w:val="single" w:color="auto" w:sz="4" w:space="0"/>
-            <w:insideH w:val="single" w:color="auto" w:sz="4" w:space="0"/>
-            <w:insideV w:val="single" w:color="auto" w:sz="4" w:space="0"/>
-          </w:tblBorders>
-          <w:tblCellMar>
-            <w:top w:w="0" w:type="dxa"/>
-            <w:left w:w="10" w:type="dxa"/>
-            <w:bottom w:w="0" w:type="dxa"/>
-            <w:right w:w="10" w:type="dxa"/>
-          </w:tblCellMar>
-        </w:tblPrEx>
-        <w:tc>
-          <w:tcPr>
-            <w:tcW w:w="4873" w:type="dxa"/>
-            <w:tcBorders>
-              <w:top w:val="single" w:color="B7C9C0" w:sz="4" w:space="0"/>
-              <w:left w:val="single" w:color="B7C9C0" w:sz="4" w:space="0"/>
-              <w:bottom w:val="single" w:color="B7C9C0" w:sz="4" w:space="0"/>
-              <w:right w:val="single" w:color="B7C9C0" w:sz="4" w:space="0"/>
-            </w:tcBorders>
-            <w:shd w:val="clear" w:color="auto" w:fill="F2F8F1"/>
-            <w:tcMar>
-              <w:top w:w="80" w:type="dxa"/>
-              <w:left w:w="100" w:type="dxa"/>
-              <w:bottom w:w="80" w:type="dxa"/>
-              <w:right w:w="100" w:type="dxa"/>
-            </w:tcMar>
-            <w:vAlign w:val="center"/>
-          </w:tcPr>
-          <w:p>
-            <w:pPr>
-              <w:spacing w:after="0"/>
-            </w:pPr>
-            <w:r>
-              <w:rPr>
-                <w:b w:val="0"/>
-                <w:bCs w:val="0"/>
-                <w:color w:val="202020"/>
-                <w:sz w:val="19"/>
-                <w:szCs w:val="19"/>
-              </w:rPr>
-              <w:t>41 / 42</w:t>
-            </w:r>
-          </w:p>
-        </w:tc>
-        <w:tc>
-          <w:tcPr>
-            <w:tcW w:w="4873" w:type="dxa"/>
-            <w:tcBorders>
-              <w:top w:val="single" w:color="B7C9C0" w:sz="4" w:space="0"/>
-              <w:left w:val="single" w:color="B7C9C0" w:sz="4" w:space="0"/>
-              <w:bottom w:val="single" w:color="B7C9C0" w:sz="4" w:space="0"/>
-              <w:right w:val="single" w:color="B7C9C0" w:sz="4" w:space="0"/>
-            </w:tcBorders>
-            <w:shd w:val="clear" w:color="auto" w:fill="F2F8F1"/>
-            <w:tcMar>
-              <w:top w:w="80" w:type="dxa"/>
-              <w:left w:w="100" w:type="dxa"/>
-              <w:bottom w:w="80" w:type="dxa"/>
-              <w:right w:w="100" w:type="dxa"/>
-            </w:tcMar>
-            <w:vAlign w:val="center"/>
-          </w:tcPr>
-          <w:p>
-            <w:pPr>
-              <w:spacing w:after="0"/>
-            </w:pPr>
-            <w:r>
-              <w:rPr>
-                <w:b w:val="0"/>
-                <w:bCs w:val="0"/>
-                <w:color w:val="202020"/>
-                <w:sz w:val="19"/>
-                <w:szCs w:val="19"/>
-              </w:rPr>
-              <w:t>Stop moving / Start moving</w:t>
-            </w:r>
-          </w:p>
-        </w:tc>
-      </w:tr>
-      <w:tr>
-        <w:tblPrEx>
-          <w:tblBorders>
-            <w:top w:val="single" w:color="auto" w:sz="4" w:space="0"/>
-            <w:left w:val="single" w:color="auto" w:sz="4" w:space="0"/>
-            <w:bottom w:val="single" w:color="auto" w:sz="4" w:space="0"/>
-            <w:right w:val="single" w:color="auto" w:sz="4" w:space="0"/>
-            <w:insideH w:val="single" w:color="auto" w:sz="4" w:space="0"/>
-            <w:insideV w:val="single" w:color="auto" w:sz="4" w:space="0"/>
-          </w:tblBorders>
-          <w:tblCellMar>
-            <w:top w:w="0" w:type="dxa"/>
-            <w:left w:w="10" w:type="dxa"/>
-            <w:bottom w:w="0" w:type="dxa"/>
-            <w:right w:w="10" w:type="dxa"/>
-          </w:tblCellMar>
-        </w:tblPrEx>
-        <w:tc>
-          <w:tcPr>
-            <w:tcW w:w="4873" w:type="dxa"/>
-            <w:tcBorders>
-              <w:top w:val="single" w:color="B7C9C0" w:sz="4" w:space="0"/>
-              <w:left w:val="single" w:color="B7C9C0" w:sz="4" w:space="0"/>
-              <w:bottom w:val="single" w:color="B7C9C0" w:sz="4" w:space="0"/>
-              <w:right w:val="single" w:color="B7C9C0" w:sz="4" w:space="0"/>
-            </w:tcBorders>
-            <w:shd w:val="clear" w:color="auto" w:fill="FFFFFF"/>
-            <w:tcMar>
-              <w:top w:w="80" w:type="dxa"/>
-              <w:left w:w="100" w:type="dxa"/>
-              <w:bottom w:w="80" w:type="dxa"/>
-              <w:right w:w="100" w:type="dxa"/>
-            </w:tcMar>
-            <w:vAlign w:val="center"/>
-          </w:tcPr>
-          <w:p>
-            <w:pPr>
-              <w:spacing w:after="0"/>
-            </w:pPr>
-            <w:r>
-              <w:rPr>
-                <w:b w:val="0"/>
-                <w:bCs w:val="0"/>
-                <w:color w:val="202020"/>
-                <w:sz w:val="19"/>
-                <w:szCs w:val="19"/>
-              </w:rPr>
-              <w:t>43 / 44</w:t>
-            </w:r>
-          </w:p>
-        </w:tc>
-        <w:tc>
-          <w:tcPr>
-            <w:tcW w:w="4873" w:type="dxa"/>
-            <w:tcBorders>
-              <w:top w:val="single" w:color="B7C9C0" w:sz="4" w:space="0"/>
-              <w:left w:val="single" w:color="B7C9C0" w:sz="4" w:space="0"/>
-              <w:bottom w:val="single" w:color="B7C9C0" w:sz="4" w:space="0"/>
-              <w:right w:val="single" w:color="B7C9C0" w:sz="4" w:space="0"/>
-            </w:tcBorders>
-            <w:shd w:val="clear" w:color="auto" w:fill="FFFFFF"/>
-            <w:tcMar>
-              <w:top w:w="80" w:type="dxa"/>
-              <w:left w:w="100" w:type="dxa"/>
-              <w:bottom w:w="80" w:type="dxa"/>
-              <w:right w:w="100" w:type="dxa"/>
-            </w:tcMar>
-            <w:vAlign w:val="center"/>
-          </w:tcPr>
-          <w:p>
-            <w:pPr>
-              <w:spacing w:after="0"/>
-            </w:pPr>
-            <w:r>
-              <w:rPr>
-                <w:b w:val="0"/>
-                <w:bCs w:val="0"/>
-                <w:color w:val="202020"/>
-                <w:sz w:val="19"/>
-                <w:szCs w:val="19"/>
-              </w:rPr>
-              <w:t>Power connected / Power disconnected</w:t>
-            </w:r>
-          </w:p>
-        </w:tc>
-      </w:tr>
-      <w:tr>
-        <w:tblPrEx>
-          <w:tblBorders>
-            <w:top w:val="single" w:color="auto" w:sz="4" w:space="0"/>
-            <w:left w:val="single" w:color="auto" w:sz="4" w:space="0"/>
-            <w:bottom w:val="single" w:color="auto" w:sz="4" w:space="0"/>
-            <w:right w:val="single" w:color="auto" w:sz="4" w:space="0"/>
-            <w:insideH w:val="single" w:color="auto" w:sz="4" w:space="0"/>
-            <w:insideV w:val="single" w:color="auto" w:sz="4" w:space="0"/>
-          </w:tblBorders>
-          <w:tblCellMar>
-            <w:top w:w="0" w:type="dxa"/>
-            <w:left w:w="10" w:type="dxa"/>
-            <w:bottom w:w="0" w:type="dxa"/>
-            <w:right w:w="10" w:type="dxa"/>
-          </w:tblCellMar>
-        </w:tblPrEx>
-        <w:tc>
-          <w:tcPr>
-            <w:tcW w:w="4873" w:type="dxa"/>
-            <w:tcBorders>
-              <w:top w:val="single" w:color="B7C9C0" w:sz="4" w:space="0"/>
-              <w:left w:val="single" w:color="B7C9C0" w:sz="4" w:space="0"/>
-              <w:bottom w:val="single" w:color="B7C9C0" w:sz="4" w:space="0"/>
-              <w:right w:val="single" w:color="B7C9C0" w:sz="4" w:space="0"/>
-            </w:tcBorders>
-            <w:shd w:val="clear" w:color="auto" w:fill="F2F8F1"/>
-            <w:tcMar>
-              <w:top w:w="80" w:type="dxa"/>
-              <w:left w:w="100" w:type="dxa"/>
-              <w:bottom w:w="80" w:type="dxa"/>
-              <w:right w:w="100" w:type="dxa"/>
-            </w:tcMar>
-            <w:vAlign w:val="center"/>
-          </w:tcPr>
-          <w:p>
-            <w:pPr>
-              <w:spacing w:after="0"/>
-            </w:pPr>
-            <w:r>
-              <w:rPr>
-                <w:b w:val="0"/>
-                <w:bCs w:val="0"/>
-                <w:color w:val="202020"/>
-                <w:sz w:val="19"/>
-                <w:szCs w:val="19"/>
-              </w:rPr>
-              <w:t>301</w:t>
-            </w:r>
-          </w:p>
-        </w:tc>
-        <w:tc>
-          <w:tcPr>
-            <w:tcW w:w="4873" w:type="dxa"/>
-            <w:tcBorders>
-              <w:top w:val="single" w:color="B7C9C0" w:sz="4" w:space="0"/>
-              <w:left w:val="single" w:color="B7C9C0" w:sz="4" w:space="0"/>
-              <w:bottom w:val="single" w:color="B7C9C0" w:sz="4" w:space="0"/>
-              <w:right w:val="single" w:color="B7C9C0" w:sz="4" w:space="0"/>
-            </w:tcBorders>
-            <w:shd w:val="clear" w:color="auto" w:fill="F2F8F1"/>
-            <w:tcMar>
-              <w:top w:w="80" w:type="dxa"/>
-              <w:left w:w="100" w:type="dxa"/>
-              <w:bottom w:w="80" w:type="dxa"/>
-              <w:right w:w="100" w:type="dxa"/>
-            </w:tcMar>
-            <w:vAlign w:val="center"/>
-          </w:tcPr>
-          <w:p>
-            <w:pPr>
-              <w:spacing w:after="0"/>
-            </w:pPr>
-            <w:r>
-              <w:rPr>
-                <w:b w:val="0"/>
-                <w:bCs w:val="0"/>
-                <w:color w:val="202020"/>
-                <w:sz w:val="19"/>
-                <w:szCs w:val="19"/>
-              </w:rPr>
-              <w:t>Binding released</w:t>
-            </w:r>
-          </w:p>
-        </w:tc>
-      </w:tr>
-      <w:tr>
-        <w:tblPrEx>
-          <w:tblBorders>
-            <w:top w:val="single" w:color="auto" w:sz="4" w:space="0"/>
-            <w:left w:val="single" w:color="auto" w:sz="4" w:space="0"/>
-            <w:bottom w:val="single" w:color="auto" w:sz="4" w:space="0"/>
-            <w:right w:val="single" w:color="auto" w:sz="4" w:space="0"/>
-            <w:insideH w:val="single" w:color="auto" w:sz="4" w:space="0"/>
-            <w:insideV w:val="single" w:color="auto" w:sz="4" w:space="0"/>
-          </w:tblBorders>
-          <w:tblCellMar>
-            <w:top w:w="0" w:type="dxa"/>
-            <w:left w:w="10" w:type="dxa"/>
-            <w:bottom w:w="0" w:type="dxa"/>
-            <w:right w:w="10" w:type="dxa"/>
-          </w:tblCellMar>
-        </w:tblPrEx>
-        <w:tc>
-          <w:tcPr>
-            <w:tcW w:w="4873" w:type="dxa"/>
-            <w:tcBorders>
-              <w:top w:val="single" w:color="B7C9C0" w:sz="4" w:space="0"/>
-              <w:left w:val="single" w:color="B7C9C0" w:sz="4" w:space="0"/>
-              <w:bottom w:val="single" w:color="B7C9C0" w:sz="4" w:space="0"/>
-              <w:right w:val="single" w:color="B7C9C0" w:sz="4" w:space="0"/>
-            </w:tcBorders>
-            <w:shd w:val="clear" w:color="auto" w:fill="FFFFFF"/>
-            <w:tcMar>
-              <w:top w:w="80" w:type="dxa"/>
-              <w:left w:w="100" w:type="dxa"/>
-              <w:bottom w:w="80" w:type="dxa"/>
-              <w:right w:w="100" w:type="dxa"/>
-            </w:tcMar>
-            <w:vAlign w:val="center"/>
-          </w:tcPr>
-          <w:p>
-            <w:pPr>
-              <w:spacing w:after="0"/>
-            </w:pPr>
-            <w:r>
-              <w:rPr>
-                <w:b w:val="0"/>
-                <w:bCs w:val="0"/>
-                <w:color w:val="202020"/>
-                <w:sz w:val="19"/>
-                <w:szCs w:val="19"/>
-              </w:rPr>
-              <w:t>302</w:t>
-            </w:r>
-          </w:p>
-        </w:tc>
-        <w:tc>
-          <w:tcPr>
-            <w:tcW w:w="4873" w:type="dxa"/>
-            <w:tcBorders>
-              <w:top w:val="single" w:color="B7C9C0" w:sz="4" w:space="0"/>
-              <w:left w:val="single" w:color="B7C9C0" w:sz="4" w:space="0"/>
-              <w:bottom w:val="single" w:color="B7C9C0" w:sz="4" w:space="0"/>
-              <w:right w:val="single" w:color="B7C9C0" w:sz="4" w:space="0"/>
-            </w:tcBorders>
-            <w:shd w:val="clear" w:color="auto" w:fill="FFFFFF"/>
-            <w:tcMar>
-              <w:top w:w="80" w:type="dxa"/>
-              <w:left w:w="100" w:type="dxa"/>
-              <w:bottom w:w="80" w:type="dxa"/>
-              <w:right w:w="100" w:type="dxa"/>
-            </w:tcMar>
-            <w:vAlign w:val="center"/>
-          </w:tcPr>
-          <w:p>
-            <w:pPr>
-              <w:spacing w:after="0"/>
-            </w:pPr>
-            <w:r>
-              <w:rPr>
-                <w:b w:val="0"/>
-                <w:bCs w:val="0"/>
-                <w:color w:val="202020"/>
-                <w:sz w:val="19"/>
-                <w:szCs w:val="19"/>
-              </w:rPr>
-              <w:t>Work stranded; may include lost_cuts</w:t>
-            </w:r>
-          </w:p>
-        </w:tc>
-      </w:tr>
-      <w:tr>
-        <w:tblPrEx>
-          <w:tblBorders>
-            <w:top w:val="single" w:color="auto" w:sz="4" w:space="0"/>
-            <w:left w:val="single" w:color="auto" w:sz="4" w:space="0"/>
-            <w:bottom w:val="single" w:color="auto" w:sz="4" w:space="0"/>
-            <w:right w:val="single" w:color="auto" w:sz="4" w:space="0"/>
-            <w:insideH w:val="single" w:color="auto" w:sz="4" w:space="0"/>
-            <w:insideV w:val="single" w:color="auto" w:sz="4" w:space="0"/>
-          </w:tblBorders>
-          <w:tblCellMar>
-            <w:top w:w="0" w:type="dxa"/>
-            <w:left w:w="10" w:type="dxa"/>
-            <w:bottom w:w="0" w:type="dxa"/>
-            <w:right w:w="10" w:type="dxa"/>
-          </w:tblCellMar>
-        </w:tblPrEx>
-        <w:tc>
-          <w:tcPr>
-            <w:tcW w:w="4873" w:type="dxa"/>
-            <w:tcBorders>
-              <w:top w:val="single" w:color="B7C9C0" w:sz="4" w:space="0"/>
-              <w:left w:val="single" w:color="B7C9C0" w:sz="4" w:space="0"/>
-              <w:bottom w:val="single" w:color="B7C9C0" w:sz="4" w:space="0"/>
-              <w:right w:val="single" w:color="B7C9C0" w:sz="4" w:space="0"/>
-            </w:tcBorders>
-            <w:shd w:val="clear" w:color="auto" w:fill="F2F8F1"/>
-            <w:tcMar>
-              <w:top w:w="80" w:type="dxa"/>
-              <w:left w:w="100" w:type="dxa"/>
-              <w:bottom w:w="80" w:type="dxa"/>
-              <w:right w:w="100" w:type="dxa"/>
-            </w:tcMar>
-            <w:vAlign w:val="center"/>
-          </w:tcPr>
-          <w:p>
-            <w:pPr>
-              <w:spacing w:after="0"/>
-            </w:pPr>
-            <w:r>
-              <w:rPr>
-                <w:b w:val="0"/>
-                <w:bCs w:val="0"/>
-                <w:color w:val="202020"/>
-                <w:sz w:val="19"/>
-                <w:szCs w:val="19"/>
-              </w:rPr>
-              <w:t>303 / 304</w:t>
-            </w:r>
-          </w:p>
-        </w:tc>
-        <w:tc>
-          <w:tcPr>
-            <w:tcW w:w="4873" w:type="dxa"/>
-            <w:tcBorders>
-              <w:top w:val="single" w:color="B7C9C0" w:sz="4" w:space="0"/>
-              <w:left w:val="single" w:color="B7C9C0" w:sz="4" w:space="0"/>
-              <w:bottom w:val="single" w:color="B7C9C0" w:sz="4" w:space="0"/>
-              <w:right w:val="single" w:color="B7C9C0" w:sz="4" w:space="0"/>
-            </w:tcBorders>
-            <w:shd w:val="clear" w:color="auto" w:fill="F2F8F1"/>
-            <w:tcMar>
-              <w:top w:w="80" w:type="dxa"/>
-              <w:left w:w="100" w:type="dxa"/>
-              <w:bottom w:w="80" w:type="dxa"/>
-              <w:right w:w="100" w:type="dxa"/>
-            </w:tcMar>
-            <w:vAlign w:val="center"/>
-          </w:tcPr>
-          <w:p>
-            <w:pPr>
-              <w:spacing w:after="0"/>
-            </w:pPr>
-            <w:r>
-              <w:rPr>
-                <w:b w:val="0"/>
-                <w:bCs w:val="0"/>
-                <w:color w:val="202020"/>
-                <w:sz w:val="19"/>
-                <w:szCs w:val="19"/>
-              </w:rPr>
-              <w:t>Device bound / Device unbound</w:t>
-            </w:r>
-          </w:p>
-        </w:tc>
-      </w:tr>
-    </w:tbl>
-    <w:p>
-      <w:pPr>
-        <w:spacing w:after="100"/>
-      </w:pPr>
-    </w:p>
-    <w:p>
-      <w:pPr>
-        <w:pStyle w:val="2"/>
-        <w:pageBreakBefore/>
-      </w:pPr>
-      <w:bookmarkStart w:id="18" w:name="_Toc15222"/>
-      <w:r>
-        <w:t>Appendix C. APK internal/local codes</w:t>
-      </w:r>
-      <w:bookmarkEnd w:id="18"/>
     </w:p>
     <w:tbl>
       <w:tblPr>
@@ -11564,7 +10556,7 @@
                 <w:sz w:val="19"/>
                 <w:szCs w:val="19"/>
               </w:rPr>
-              <w:t>APK meaning</w:t>
+              <w:t>Wialon task meaning</w:t>
             </w:r>
           </w:p>
         </w:tc>
@@ -11650,7 +10642,7 @@
                 <w:sz w:val="19"/>
                 <w:szCs w:val="19"/>
               </w:rPr>
-              <w:t>281</w:t>
+              <w:t>179</w:t>
             </w:r>
           </w:p>
         </w:tc>
@@ -11684,7 +10676,7 @@
                 <w:sz w:val="19"/>
                 <w:szCs w:val="19"/>
               </w:rPr>
-              <w:t>New task</w:t>
+              <w:t>Plus/cut</w:t>
             </w:r>
           </w:p>
         </w:tc>
@@ -11718,7 +10710,7 @@
                 <w:sz w:val="19"/>
                 <w:szCs w:val="19"/>
               </w:rPr>
-              <w:t>Local-only.</w:t>
+              <w:t>Queued task event; ffb_cut=1.</w:t>
             </w:r>
           </w:p>
         </w:tc>
@@ -11770,7 +10762,7 @@
                 <w:sz w:val="19"/>
                 <w:szCs w:val="19"/>
               </w:rPr>
-              <w:t>283 / 284</w:t>
+              <w:t>180</w:t>
             </w:r>
           </w:p>
         </w:tc>
@@ -11804,7 +10796,7 @@
                 <w:sz w:val="19"/>
                 <w:szCs w:val="19"/>
               </w:rPr>
-              <w:t>Auto-save on kill / pre-push auto-save</w:t>
+              <w:t>Productive minus/correction</w:t>
             </w:r>
           </w:p>
         </w:tc>
@@ -11838,7 +10830,7 @@
                 <w:sz w:val="19"/>
                 <w:szCs w:val="19"/>
               </w:rPr>
-              <w:t>Local-only.</w:t>
+              <w:t>Queued only when post-action count is above zero.</w:t>
             </w:r>
           </w:p>
         </w:tc>
@@ -11890,7 +10882,7 @@
                 <w:sz w:val="19"/>
                 <w:szCs w:val="19"/>
               </w:rPr>
-              <w:t>291 / 292</w:t>
+              <w:t>35</w:t>
             </w:r>
           </w:p>
         </w:tc>
@@ -11924,7 +10916,7 @@
                 <w:sz w:val="19"/>
                 <w:szCs w:val="19"/>
               </w:rPr>
-              <w:t>Battery warning / critical edge</w:t>
+              <w:t>Heartbeat</w:t>
             </w:r>
           </w:p>
         </w:tc>
@@ -11958,127 +10950,7 @@
                 <w:sz w:val="19"/>
                 <w:szCs w:val="19"/>
               </w:rPr>
-              <w:t>Local-only.</w:t>
-            </w:r>
-          </w:p>
-        </w:tc>
-      </w:tr>
-      <w:tr>
-        <w:tblPrEx>
-          <w:tblBorders>
-            <w:top w:val="single" w:color="auto" w:sz="4" w:space="0"/>
-            <w:left w:val="single" w:color="auto" w:sz="4" w:space="0"/>
-            <w:bottom w:val="single" w:color="auto" w:sz="4" w:space="0"/>
-            <w:right w:val="single" w:color="auto" w:sz="4" w:space="0"/>
-            <w:insideH w:val="single" w:color="auto" w:sz="4" w:space="0"/>
-            <w:insideV w:val="single" w:color="auto" w:sz="4" w:space="0"/>
-          </w:tblBorders>
-          <w:tblCellMar>
-            <w:top w:w="0" w:type="dxa"/>
-            <w:left w:w="10" w:type="dxa"/>
-            <w:bottom w:w="0" w:type="dxa"/>
-            <w:right w:w="10" w:type="dxa"/>
-          </w:tblCellMar>
-        </w:tblPrEx>
-        <w:tc>
-          <w:tcPr>
-            <w:tcW w:w="3248" w:type="dxa"/>
-            <w:tcBorders>
-              <w:top w:val="single" w:color="B7C9C0" w:sz="4" w:space="0"/>
-              <w:left w:val="single" w:color="B7C9C0" w:sz="4" w:space="0"/>
-              <w:bottom w:val="single" w:color="B7C9C0" w:sz="4" w:space="0"/>
-              <w:right w:val="single" w:color="B7C9C0" w:sz="4" w:space="0"/>
-            </w:tcBorders>
-            <w:shd w:val="clear" w:color="auto" w:fill="F2F8F1"/>
-            <w:tcMar>
-              <w:top w:w="80" w:type="dxa"/>
-              <w:left w:w="100" w:type="dxa"/>
-              <w:bottom w:w="80" w:type="dxa"/>
-              <w:right w:w="100" w:type="dxa"/>
-            </w:tcMar>
-            <w:vAlign w:val="center"/>
-          </w:tcPr>
-          <w:p>
-            <w:pPr>
-              <w:spacing w:after="0"/>
-            </w:pPr>
-            <w:r>
-              <w:rPr>
-                <w:b w:val="0"/>
-                <w:bCs w:val="0"/>
-                <w:color w:val="202020"/>
-                <w:sz w:val="19"/>
-                <w:szCs w:val="19"/>
-              </w:rPr>
-              <w:t>293</w:t>
-            </w:r>
-          </w:p>
-        </w:tc>
-        <w:tc>
-          <w:tcPr>
-            <w:tcW w:w="3248" w:type="dxa"/>
-            <w:tcBorders>
-              <w:top w:val="single" w:color="B7C9C0" w:sz="4" w:space="0"/>
-              <w:left w:val="single" w:color="B7C9C0" w:sz="4" w:space="0"/>
-              <w:bottom w:val="single" w:color="B7C9C0" w:sz="4" w:space="0"/>
-              <w:right w:val="single" w:color="B7C9C0" w:sz="4" w:space="0"/>
-            </w:tcBorders>
-            <w:shd w:val="clear" w:color="auto" w:fill="F2F8F1"/>
-            <w:tcMar>
-              <w:top w:w="80" w:type="dxa"/>
-              <w:left w:w="100" w:type="dxa"/>
-              <w:bottom w:w="80" w:type="dxa"/>
-              <w:right w:w="100" w:type="dxa"/>
-            </w:tcMar>
-            <w:vAlign w:val="center"/>
-          </w:tcPr>
-          <w:p>
-            <w:pPr>
-              <w:spacing w:after="0"/>
-            </w:pPr>
-            <w:r>
-              <w:rPr>
-                <w:b w:val="0"/>
-                <w:bCs w:val="0"/>
-                <w:color w:val="202020"/>
-                <w:sz w:val="19"/>
-                <w:szCs w:val="19"/>
-              </w:rPr>
-              <w:t>GPS degraded</w:t>
-            </w:r>
-          </w:p>
-        </w:tc>
-        <w:tc>
-          <w:tcPr>
-            <w:tcW w:w="3250" w:type="dxa"/>
-            <w:tcBorders>
-              <w:top w:val="single" w:color="B7C9C0" w:sz="4" w:space="0"/>
-              <w:left w:val="single" w:color="B7C9C0" w:sz="4" w:space="0"/>
-              <w:bottom w:val="single" w:color="B7C9C0" w:sz="4" w:space="0"/>
-              <w:right w:val="single" w:color="B7C9C0" w:sz="4" w:space="0"/>
-            </w:tcBorders>
-            <w:shd w:val="clear" w:color="auto" w:fill="F2F8F1"/>
-            <w:tcMar>
-              <w:top w:w="80" w:type="dxa"/>
-              <w:left w:w="100" w:type="dxa"/>
-              <w:bottom w:w="80" w:type="dxa"/>
-              <w:right w:w="100" w:type="dxa"/>
-            </w:tcMar>
-            <w:vAlign w:val="center"/>
-          </w:tcPr>
-          <w:p>
-            <w:pPr>
-              <w:spacing w:after="0"/>
-            </w:pPr>
-            <w:r>
-              <w:rPr>
-                <w:b w:val="0"/>
-                <w:bCs w:val="0"/>
-                <w:color w:val="202020"/>
-                <w:sz w:val="19"/>
-                <w:szCs w:val="19"/>
-              </w:rPr>
-              <w:t>Local-only.</w:t>
+              <w:t>Queued task event; ffb_cut=0.</w:t>
             </w:r>
           </w:p>
         </w:tc>
@@ -12094,18 +10966,20 @@
         <w:pStyle w:val="2"/>
         <w:pageBreakBefore/>
       </w:pPr>
-      <w:bookmarkStart w:id="19" w:name="_Toc15224"/>
-      <w:r>
-        <w:t>Appendix D. PostgreSQL Data Dictionary</w:t>
-      </w:r>
-      <w:bookmarkEnd w:id="19"/>
+      <w:bookmarkStart w:id="36" w:name="_Toc13824"/>
+      <w:bookmarkStart w:id="37" w:name="_Toc1911"/>
+      <w:r>
+        <w:t>Appendix B. Wialon diagnostic telemetry codes</w:t>
+      </w:r>
+      <w:bookmarkEnd w:id="36"/>
+      <w:bookmarkEnd w:id="37"/>
     </w:p>
     <w:p>
       <w:pPr>
         <w:spacing w:after="100" w:line="276" w:lineRule="auto"/>
       </w:pPr>
       <w:r>
-        <w:t>This database supports unit provisioning, OTP control, binding verification, and release. It is not the Android harvest-event store.</w:t>
+        <w:t>These codes use the separate diagnostics telemetry path. They are for operational visibility, not task-count reporting.</w:t>
       </w:r>
     </w:p>
     <w:tbl>
@@ -12183,7 +11057,7 @@
                 <w:sz w:val="19"/>
                 <w:szCs w:val="19"/>
               </w:rPr>
-              <w:t>Metadata</w:t>
+              <w:t>Code</w:t>
             </w:r>
           </w:p>
         </w:tc>
@@ -12217,7 +11091,7 @@
                 <w:sz w:val="19"/>
                 <w:szCs w:val="19"/>
               </w:rPr>
-              <w:t>Value</w:t>
+              <w:t>Wialon diagnostic meaning</w:t>
             </w:r>
           </w:p>
         </w:tc>
@@ -12269,7 +11143,7 @@
                 <w:sz w:val="19"/>
                 <w:szCs w:val="19"/>
               </w:rPr>
-              <w:t>Engine</w:t>
+              <w:t>24 / 25</w:t>
             </w:r>
           </w:p>
         </w:tc>
@@ -12303,7 +11177,7 @@
                 <w:sz w:val="19"/>
                 <w:szCs w:val="19"/>
               </w:rPr>
-              <w:t>PostgreSQL</w:t>
+              <w:t>GPS lost / GPS recovery</w:t>
             </w:r>
           </w:p>
         </w:tc>
@@ -12355,7 +11229,7 @@
                 <w:sz w:val="19"/>
                 <w:szCs w:val="19"/>
               </w:rPr>
-              <w:t>Tables</w:t>
+              <w:t>26 / 27</w:t>
             </w:r>
           </w:p>
         </w:tc>
@@ -12389,7 +11263,7 @@
                 <w:sz w:val="19"/>
                 <w:szCs w:val="19"/>
               </w:rPr>
-              <w:t>2</w:t>
+              <w:t>Screen off / Screen on</w:t>
             </w:r>
           </w:p>
         </w:tc>
@@ -12441,7 +11315,7 @@
                 <w:sz w:val="19"/>
                 <w:szCs w:val="19"/>
               </w:rPr>
-              <w:t>Business routines</w:t>
+              <w:t>29 / 40</w:t>
             </w:r>
           </w:p>
         </w:tc>
@@ -12475,7 +11349,7 @@
                 <w:sz w:val="19"/>
                 <w:szCs w:val="19"/>
               </w:rPr>
-              <w:t>8</w:t>
+              <w:t>Device boot / Device shutdown</w:t>
             </w:r>
           </w:p>
         </w:tc>
@@ -12527,7 +11401,7 @@
                 <w:sz w:val="19"/>
                 <w:szCs w:val="19"/>
               </w:rPr>
-              <w:t>Routine response</w:t>
+              <w:t>41 / 42</w:t>
             </w:r>
           </w:p>
         </w:tc>
@@ -12561,7 +11435,7 @@
                 <w:sz w:val="19"/>
                 <w:szCs w:val="19"/>
               </w:rPr>
-              <w:t>JSONB status objects</w:t>
+              <w:t>Stop moving / Start moving</w:t>
             </w:r>
           </w:p>
         </w:tc>
@@ -12613,6 +11487,1483 @@
                 <w:sz w:val="19"/>
                 <w:szCs w:val="19"/>
               </w:rPr>
+              <w:t>43 / 44</w:t>
+            </w:r>
+          </w:p>
+        </w:tc>
+        <w:tc>
+          <w:tcPr>
+            <w:tcW w:w="4873" w:type="dxa"/>
+            <w:tcBorders>
+              <w:top w:val="single" w:color="B7C9C0" w:sz="4" w:space="0"/>
+              <w:left w:val="single" w:color="B7C9C0" w:sz="4" w:space="0"/>
+              <w:bottom w:val="single" w:color="B7C9C0" w:sz="4" w:space="0"/>
+              <w:right w:val="single" w:color="B7C9C0" w:sz="4" w:space="0"/>
+            </w:tcBorders>
+            <w:shd w:val="clear" w:color="auto" w:fill="FFFFFF"/>
+            <w:tcMar>
+              <w:top w:w="80" w:type="dxa"/>
+              <w:left w:w="100" w:type="dxa"/>
+              <w:bottom w:w="80" w:type="dxa"/>
+              <w:right w:w="100" w:type="dxa"/>
+            </w:tcMar>
+            <w:vAlign w:val="center"/>
+          </w:tcPr>
+          <w:p>
+            <w:pPr>
+              <w:spacing w:after="0"/>
+            </w:pPr>
+            <w:r>
+              <w:rPr>
+                <w:b w:val="0"/>
+                <w:bCs w:val="0"/>
+                <w:color w:val="202020"/>
+                <w:sz w:val="19"/>
+                <w:szCs w:val="19"/>
+              </w:rPr>
+              <w:t>Power connected / Power disconnected</w:t>
+            </w:r>
+          </w:p>
+        </w:tc>
+      </w:tr>
+      <w:tr>
+        <w:tblPrEx>
+          <w:tblBorders>
+            <w:top w:val="single" w:color="auto" w:sz="4" w:space="0"/>
+            <w:left w:val="single" w:color="auto" w:sz="4" w:space="0"/>
+            <w:bottom w:val="single" w:color="auto" w:sz="4" w:space="0"/>
+            <w:right w:val="single" w:color="auto" w:sz="4" w:space="0"/>
+            <w:insideH w:val="single" w:color="auto" w:sz="4" w:space="0"/>
+            <w:insideV w:val="single" w:color="auto" w:sz="4" w:space="0"/>
+          </w:tblBorders>
+          <w:tblCellMar>
+            <w:top w:w="0" w:type="dxa"/>
+            <w:left w:w="10" w:type="dxa"/>
+            <w:bottom w:w="0" w:type="dxa"/>
+            <w:right w:w="10" w:type="dxa"/>
+          </w:tblCellMar>
+        </w:tblPrEx>
+        <w:tc>
+          <w:tcPr>
+            <w:tcW w:w="4873" w:type="dxa"/>
+            <w:tcBorders>
+              <w:top w:val="single" w:color="B7C9C0" w:sz="4" w:space="0"/>
+              <w:left w:val="single" w:color="B7C9C0" w:sz="4" w:space="0"/>
+              <w:bottom w:val="single" w:color="B7C9C0" w:sz="4" w:space="0"/>
+              <w:right w:val="single" w:color="B7C9C0" w:sz="4" w:space="0"/>
+            </w:tcBorders>
+            <w:shd w:val="clear" w:color="auto" w:fill="F2F8F1"/>
+            <w:tcMar>
+              <w:top w:w="80" w:type="dxa"/>
+              <w:left w:w="100" w:type="dxa"/>
+              <w:bottom w:w="80" w:type="dxa"/>
+              <w:right w:w="100" w:type="dxa"/>
+            </w:tcMar>
+            <w:vAlign w:val="center"/>
+          </w:tcPr>
+          <w:p>
+            <w:pPr>
+              <w:spacing w:after="0"/>
+            </w:pPr>
+            <w:r>
+              <w:rPr>
+                <w:b w:val="0"/>
+                <w:bCs w:val="0"/>
+                <w:color w:val="202020"/>
+                <w:sz w:val="19"/>
+                <w:szCs w:val="19"/>
+              </w:rPr>
+              <w:t>301</w:t>
+            </w:r>
+          </w:p>
+        </w:tc>
+        <w:tc>
+          <w:tcPr>
+            <w:tcW w:w="4873" w:type="dxa"/>
+            <w:tcBorders>
+              <w:top w:val="single" w:color="B7C9C0" w:sz="4" w:space="0"/>
+              <w:left w:val="single" w:color="B7C9C0" w:sz="4" w:space="0"/>
+              <w:bottom w:val="single" w:color="B7C9C0" w:sz="4" w:space="0"/>
+              <w:right w:val="single" w:color="B7C9C0" w:sz="4" w:space="0"/>
+            </w:tcBorders>
+            <w:shd w:val="clear" w:color="auto" w:fill="F2F8F1"/>
+            <w:tcMar>
+              <w:top w:w="80" w:type="dxa"/>
+              <w:left w:w="100" w:type="dxa"/>
+              <w:bottom w:w="80" w:type="dxa"/>
+              <w:right w:w="100" w:type="dxa"/>
+            </w:tcMar>
+            <w:vAlign w:val="center"/>
+          </w:tcPr>
+          <w:p>
+            <w:pPr>
+              <w:spacing w:after="0"/>
+            </w:pPr>
+            <w:r>
+              <w:rPr>
+                <w:b w:val="0"/>
+                <w:bCs w:val="0"/>
+                <w:color w:val="202020"/>
+                <w:sz w:val="19"/>
+                <w:szCs w:val="19"/>
+              </w:rPr>
+              <w:t>Binding released</w:t>
+            </w:r>
+          </w:p>
+        </w:tc>
+      </w:tr>
+      <w:tr>
+        <w:tblPrEx>
+          <w:tblBorders>
+            <w:top w:val="single" w:color="auto" w:sz="4" w:space="0"/>
+            <w:left w:val="single" w:color="auto" w:sz="4" w:space="0"/>
+            <w:bottom w:val="single" w:color="auto" w:sz="4" w:space="0"/>
+            <w:right w:val="single" w:color="auto" w:sz="4" w:space="0"/>
+            <w:insideH w:val="single" w:color="auto" w:sz="4" w:space="0"/>
+            <w:insideV w:val="single" w:color="auto" w:sz="4" w:space="0"/>
+          </w:tblBorders>
+          <w:tblCellMar>
+            <w:top w:w="0" w:type="dxa"/>
+            <w:left w:w="10" w:type="dxa"/>
+            <w:bottom w:w="0" w:type="dxa"/>
+            <w:right w:w="10" w:type="dxa"/>
+          </w:tblCellMar>
+        </w:tblPrEx>
+        <w:tc>
+          <w:tcPr>
+            <w:tcW w:w="4873" w:type="dxa"/>
+            <w:tcBorders>
+              <w:top w:val="single" w:color="B7C9C0" w:sz="4" w:space="0"/>
+              <w:left w:val="single" w:color="B7C9C0" w:sz="4" w:space="0"/>
+              <w:bottom w:val="single" w:color="B7C9C0" w:sz="4" w:space="0"/>
+              <w:right w:val="single" w:color="B7C9C0" w:sz="4" w:space="0"/>
+            </w:tcBorders>
+            <w:shd w:val="clear" w:color="auto" w:fill="FFFFFF"/>
+            <w:tcMar>
+              <w:top w:w="80" w:type="dxa"/>
+              <w:left w:w="100" w:type="dxa"/>
+              <w:bottom w:w="80" w:type="dxa"/>
+              <w:right w:w="100" w:type="dxa"/>
+            </w:tcMar>
+            <w:vAlign w:val="center"/>
+          </w:tcPr>
+          <w:p>
+            <w:pPr>
+              <w:spacing w:after="0"/>
+            </w:pPr>
+            <w:r>
+              <w:rPr>
+                <w:b w:val="0"/>
+                <w:bCs w:val="0"/>
+                <w:color w:val="202020"/>
+                <w:sz w:val="19"/>
+                <w:szCs w:val="19"/>
+              </w:rPr>
+              <w:t>302</w:t>
+            </w:r>
+          </w:p>
+        </w:tc>
+        <w:tc>
+          <w:tcPr>
+            <w:tcW w:w="4873" w:type="dxa"/>
+            <w:tcBorders>
+              <w:top w:val="single" w:color="B7C9C0" w:sz="4" w:space="0"/>
+              <w:left w:val="single" w:color="B7C9C0" w:sz="4" w:space="0"/>
+              <w:bottom w:val="single" w:color="B7C9C0" w:sz="4" w:space="0"/>
+              <w:right w:val="single" w:color="B7C9C0" w:sz="4" w:space="0"/>
+            </w:tcBorders>
+            <w:shd w:val="clear" w:color="auto" w:fill="FFFFFF"/>
+            <w:tcMar>
+              <w:top w:w="80" w:type="dxa"/>
+              <w:left w:w="100" w:type="dxa"/>
+              <w:bottom w:w="80" w:type="dxa"/>
+              <w:right w:w="100" w:type="dxa"/>
+            </w:tcMar>
+            <w:vAlign w:val="center"/>
+          </w:tcPr>
+          <w:p>
+            <w:pPr>
+              <w:spacing w:after="0"/>
+            </w:pPr>
+            <w:r>
+              <w:rPr>
+                <w:b w:val="0"/>
+                <w:bCs w:val="0"/>
+                <w:color w:val="202020"/>
+                <w:sz w:val="19"/>
+                <w:szCs w:val="19"/>
+              </w:rPr>
+              <w:t>Work stranded; may include lost_cuts</w:t>
+            </w:r>
+          </w:p>
+        </w:tc>
+      </w:tr>
+      <w:tr>
+        <w:tblPrEx>
+          <w:tblBorders>
+            <w:top w:val="single" w:color="auto" w:sz="4" w:space="0"/>
+            <w:left w:val="single" w:color="auto" w:sz="4" w:space="0"/>
+            <w:bottom w:val="single" w:color="auto" w:sz="4" w:space="0"/>
+            <w:right w:val="single" w:color="auto" w:sz="4" w:space="0"/>
+            <w:insideH w:val="single" w:color="auto" w:sz="4" w:space="0"/>
+            <w:insideV w:val="single" w:color="auto" w:sz="4" w:space="0"/>
+          </w:tblBorders>
+          <w:tblCellMar>
+            <w:top w:w="0" w:type="dxa"/>
+            <w:left w:w="10" w:type="dxa"/>
+            <w:bottom w:w="0" w:type="dxa"/>
+            <w:right w:w="10" w:type="dxa"/>
+          </w:tblCellMar>
+        </w:tblPrEx>
+        <w:tc>
+          <w:tcPr>
+            <w:tcW w:w="4873" w:type="dxa"/>
+            <w:tcBorders>
+              <w:top w:val="single" w:color="B7C9C0" w:sz="4" w:space="0"/>
+              <w:left w:val="single" w:color="B7C9C0" w:sz="4" w:space="0"/>
+              <w:bottom w:val="single" w:color="B7C9C0" w:sz="4" w:space="0"/>
+              <w:right w:val="single" w:color="B7C9C0" w:sz="4" w:space="0"/>
+            </w:tcBorders>
+            <w:shd w:val="clear" w:color="auto" w:fill="F2F8F1"/>
+            <w:tcMar>
+              <w:top w:w="80" w:type="dxa"/>
+              <w:left w:w="100" w:type="dxa"/>
+              <w:bottom w:w="80" w:type="dxa"/>
+              <w:right w:w="100" w:type="dxa"/>
+            </w:tcMar>
+            <w:vAlign w:val="center"/>
+          </w:tcPr>
+          <w:p>
+            <w:pPr>
+              <w:spacing w:after="0"/>
+            </w:pPr>
+            <w:r>
+              <w:rPr>
+                <w:b w:val="0"/>
+                <w:bCs w:val="0"/>
+                <w:color w:val="202020"/>
+                <w:sz w:val="19"/>
+                <w:szCs w:val="19"/>
+              </w:rPr>
+              <w:t>303 / 304</w:t>
+            </w:r>
+          </w:p>
+        </w:tc>
+        <w:tc>
+          <w:tcPr>
+            <w:tcW w:w="4873" w:type="dxa"/>
+            <w:tcBorders>
+              <w:top w:val="single" w:color="B7C9C0" w:sz="4" w:space="0"/>
+              <w:left w:val="single" w:color="B7C9C0" w:sz="4" w:space="0"/>
+              <w:bottom w:val="single" w:color="B7C9C0" w:sz="4" w:space="0"/>
+              <w:right w:val="single" w:color="B7C9C0" w:sz="4" w:space="0"/>
+            </w:tcBorders>
+            <w:shd w:val="clear" w:color="auto" w:fill="F2F8F1"/>
+            <w:tcMar>
+              <w:top w:w="80" w:type="dxa"/>
+              <w:left w:w="100" w:type="dxa"/>
+              <w:bottom w:w="80" w:type="dxa"/>
+              <w:right w:w="100" w:type="dxa"/>
+            </w:tcMar>
+            <w:vAlign w:val="center"/>
+          </w:tcPr>
+          <w:p>
+            <w:pPr>
+              <w:spacing w:after="0"/>
+            </w:pPr>
+            <w:r>
+              <w:rPr>
+                <w:b w:val="0"/>
+                <w:bCs w:val="0"/>
+                <w:color w:val="202020"/>
+                <w:sz w:val="19"/>
+                <w:szCs w:val="19"/>
+              </w:rPr>
+              <w:t>Device bound / Device unbound</w:t>
+            </w:r>
+          </w:p>
+        </w:tc>
+      </w:tr>
+    </w:tbl>
+    <w:p>
+      <w:pPr>
+        <w:spacing w:after="100"/>
+      </w:pPr>
+    </w:p>
+    <w:p>
+      <w:pPr>
+        <w:pStyle w:val="2"/>
+        <w:pageBreakBefore/>
+      </w:pPr>
+      <w:bookmarkStart w:id="38" w:name="_Toc15222"/>
+      <w:bookmarkStart w:id="39" w:name="_Toc561"/>
+      <w:r>
+        <w:t>Appendix C. APK internal/local codes</w:t>
+      </w:r>
+      <w:bookmarkEnd w:id="38"/>
+      <w:bookmarkEnd w:id="39"/>
+    </w:p>
+    <w:tbl>
+      <w:tblPr>
+        <w:tblStyle w:val="9"/>
+        <w:tblW w:w="9746" w:type="dxa"/>
+        <w:tblInd w:w="0" w:type="dxa"/>
+        <w:tblBorders>
+          <w:top w:val="single" w:color="auto" w:sz="4" w:space="0"/>
+          <w:left w:val="single" w:color="auto" w:sz="4" w:space="0"/>
+          <w:bottom w:val="single" w:color="auto" w:sz="4" w:space="0"/>
+          <w:right w:val="single" w:color="auto" w:sz="4" w:space="0"/>
+          <w:insideH w:val="single" w:color="auto" w:sz="4" w:space="0"/>
+          <w:insideV w:val="single" w:color="auto" w:sz="4" w:space="0"/>
+        </w:tblBorders>
+        <w:tblLayout w:type="autofit"/>
+        <w:tblCellMar>
+          <w:top w:w="0" w:type="dxa"/>
+          <w:left w:w="10" w:type="dxa"/>
+          <w:bottom w:w="0" w:type="dxa"/>
+          <w:right w:w="10" w:type="dxa"/>
+        </w:tblCellMar>
+      </w:tblPr>
+      <w:tblGrid>
+        <w:gridCol w:w="3248"/>
+        <w:gridCol w:w="3248"/>
+        <w:gridCol w:w="3250"/>
+      </w:tblGrid>
+      <w:tr>
+        <w:tblPrEx>
+          <w:tblBorders>
+            <w:top w:val="single" w:color="auto" w:sz="4" w:space="0"/>
+            <w:left w:val="single" w:color="auto" w:sz="4" w:space="0"/>
+            <w:bottom w:val="single" w:color="auto" w:sz="4" w:space="0"/>
+            <w:right w:val="single" w:color="auto" w:sz="4" w:space="0"/>
+            <w:insideH w:val="single" w:color="auto" w:sz="4" w:space="0"/>
+            <w:insideV w:val="single" w:color="auto" w:sz="4" w:space="0"/>
+          </w:tblBorders>
+          <w:tblCellMar>
+            <w:top w:w="0" w:type="dxa"/>
+            <w:left w:w="10" w:type="dxa"/>
+            <w:bottom w:w="0" w:type="dxa"/>
+            <w:right w:w="10" w:type="dxa"/>
+          </w:tblCellMar>
+        </w:tblPrEx>
+        <w:trPr>
+          <w:tblHeader/>
+        </w:trPr>
+        <w:tc>
+          <w:tcPr>
+            <w:tcW w:w="3248" w:type="dxa"/>
+            <w:tcBorders>
+              <w:top w:val="single" w:color="B7C9C0" w:sz="4" w:space="0"/>
+              <w:left w:val="single" w:color="B7C9C0" w:sz="4" w:space="0"/>
+              <w:bottom w:val="single" w:color="B7C9C0" w:sz="4" w:space="0"/>
+              <w:right w:val="single" w:color="B7C9C0" w:sz="4" w:space="0"/>
+            </w:tcBorders>
+            <w:shd w:val="clear" w:color="auto" w:fill="1F4E3D"/>
+            <w:tcMar>
+              <w:top w:w="80" w:type="dxa"/>
+              <w:left w:w="100" w:type="dxa"/>
+              <w:bottom w:w="80" w:type="dxa"/>
+              <w:right w:w="100" w:type="dxa"/>
+            </w:tcMar>
+            <w:vAlign w:val="center"/>
+          </w:tcPr>
+          <w:p>
+            <w:pPr>
+              <w:spacing w:after="0"/>
+            </w:pPr>
+            <w:r>
+              <w:rPr>
+                <w:b/>
+                <w:bCs/>
+                <w:color w:val="FFFFFF"/>
+                <w:sz w:val="19"/>
+                <w:szCs w:val="19"/>
+              </w:rPr>
+              <w:t>Code</w:t>
+            </w:r>
+          </w:p>
+        </w:tc>
+        <w:tc>
+          <w:tcPr>
+            <w:tcW w:w="3248" w:type="dxa"/>
+            <w:tcBorders>
+              <w:top w:val="single" w:color="B7C9C0" w:sz="4" w:space="0"/>
+              <w:left w:val="single" w:color="B7C9C0" w:sz="4" w:space="0"/>
+              <w:bottom w:val="single" w:color="B7C9C0" w:sz="4" w:space="0"/>
+              <w:right w:val="single" w:color="B7C9C0" w:sz="4" w:space="0"/>
+            </w:tcBorders>
+            <w:shd w:val="clear" w:color="auto" w:fill="1F4E3D"/>
+            <w:tcMar>
+              <w:top w:w="80" w:type="dxa"/>
+              <w:left w:w="100" w:type="dxa"/>
+              <w:bottom w:w="80" w:type="dxa"/>
+              <w:right w:w="100" w:type="dxa"/>
+            </w:tcMar>
+            <w:vAlign w:val="center"/>
+          </w:tcPr>
+          <w:p>
+            <w:pPr>
+              <w:spacing w:after="0"/>
+            </w:pPr>
+            <w:r>
+              <w:rPr>
+                <w:b/>
+                <w:bCs/>
+                <w:color w:val="FFFFFF"/>
+                <w:sz w:val="19"/>
+                <w:szCs w:val="19"/>
+              </w:rPr>
+              <w:t>APK meaning</w:t>
+            </w:r>
+          </w:p>
+        </w:tc>
+        <w:tc>
+          <w:tcPr>
+            <w:tcW w:w="3250" w:type="dxa"/>
+            <w:tcBorders>
+              <w:top w:val="single" w:color="B7C9C0" w:sz="4" w:space="0"/>
+              <w:left w:val="single" w:color="B7C9C0" w:sz="4" w:space="0"/>
+              <w:bottom w:val="single" w:color="B7C9C0" w:sz="4" w:space="0"/>
+              <w:right w:val="single" w:color="B7C9C0" w:sz="4" w:space="0"/>
+            </w:tcBorders>
+            <w:shd w:val="clear" w:color="auto" w:fill="1F4E3D"/>
+            <w:tcMar>
+              <w:top w:w="80" w:type="dxa"/>
+              <w:left w:w="100" w:type="dxa"/>
+              <w:bottom w:w="80" w:type="dxa"/>
+              <w:right w:w="100" w:type="dxa"/>
+            </w:tcMar>
+            <w:vAlign w:val="center"/>
+          </w:tcPr>
+          <w:p>
+            <w:pPr>
+              <w:spacing w:after="0"/>
+            </w:pPr>
+            <w:r>
+              <w:rPr>
+                <w:b/>
+                <w:bCs/>
+                <w:color w:val="FFFFFF"/>
+                <w:sz w:val="19"/>
+                <w:szCs w:val="19"/>
+              </w:rPr>
+              <w:t>Delivery rule</w:t>
+            </w:r>
+          </w:p>
+        </w:tc>
+      </w:tr>
+      <w:tr>
+        <w:tblPrEx>
+          <w:tblBorders>
+            <w:top w:val="single" w:color="auto" w:sz="4" w:space="0"/>
+            <w:left w:val="single" w:color="auto" w:sz="4" w:space="0"/>
+            <w:bottom w:val="single" w:color="auto" w:sz="4" w:space="0"/>
+            <w:right w:val="single" w:color="auto" w:sz="4" w:space="0"/>
+            <w:insideH w:val="single" w:color="auto" w:sz="4" w:space="0"/>
+            <w:insideV w:val="single" w:color="auto" w:sz="4" w:space="0"/>
+          </w:tblBorders>
+          <w:tblCellMar>
+            <w:top w:w="0" w:type="dxa"/>
+            <w:left w:w="10" w:type="dxa"/>
+            <w:bottom w:w="0" w:type="dxa"/>
+            <w:right w:w="10" w:type="dxa"/>
+          </w:tblCellMar>
+        </w:tblPrEx>
+        <w:tc>
+          <w:tcPr>
+            <w:tcW w:w="3248" w:type="dxa"/>
+            <w:tcBorders>
+              <w:top w:val="single" w:color="B7C9C0" w:sz="4" w:space="0"/>
+              <w:left w:val="single" w:color="B7C9C0" w:sz="4" w:space="0"/>
+              <w:bottom w:val="single" w:color="B7C9C0" w:sz="4" w:space="0"/>
+              <w:right w:val="single" w:color="B7C9C0" w:sz="4" w:space="0"/>
+            </w:tcBorders>
+            <w:shd w:val="clear" w:color="auto" w:fill="FFFFFF"/>
+            <w:tcMar>
+              <w:top w:w="80" w:type="dxa"/>
+              <w:left w:w="100" w:type="dxa"/>
+              <w:bottom w:w="80" w:type="dxa"/>
+              <w:right w:w="100" w:type="dxa"/>
+            </w:tcMar>
+            <w:vAlign w:val="center"/>
+          </w:tcPr>
+          <w:p>
+            <w:pPr>
+              <w:spacing w:after="0"/>
+            </w:pPr>
+            <w:r>
+              <w:rPr>
+                <w:b w:val="0"/>
+                <w:bCs w:val="0"/>
+                <w:color w:val="202020"/>
+                <w:sz w:val="19"/>
+                <w:szCs w:val="19"/>
+              </w:rPr>
+              <w:t>281</w:t>
+            </w:r>
+          </w:p>
+        </w:tc>
+        <w:tc>
+          <w:tcPr>
+            <w:tcW w:w="3248" w:type="dxa"/>
+            <w:tcBorders>
+              <w:top w:val="single" w:color="B7C9C0" w:sz="4" w:space="0"/>
+              <w:left w:val="single" w:color="B7C9C0" w:sz="4" w:space="0"/>
+              <w:bottom w:val="single" w:color="B7C9C0" w:sz="4" w:space="0"/>
+              <w:right w:val="single" w:color="B7C9C0" w:sz="4" w:space="0"/>
+            </w:tcBorders>
+            <w:shd w:val="clear" w:color="auto" w:fill="FFFFFF"/>
+            <w:tcMar>
+              <w:top w:w="80" w:type="dxa"/>
+              <w:left w:w="100" w:type="dxa"/>
+              <w:bottom w:w="80" w:type="dxa"/>
+              <w:right w:w="100" w:type="dxa"/>
+            </w:tcMar>
+            <w:vAlign w:val="center"/>
+          </w:tcPr>
+          <w:p>
+            <w:pPr>
+              <w:spacing w:after="0"/>
+            </w:pPr>
+            <w:r>
+              <w:rPr>
+                <w:b w:val="0"/>
+                <w:bCs w:val="0"/>
+                <w:color w:val="202020"/>
+                <w:sz w:val="19"/>
+                <w:szCs w:val="19"/>
+              </w:rPr>
+              <w:t>New task</w:t>
+            </w:r>
+          </w:p>
+        </w:tc>
+        <w:tc>
+          <w:tcPr>
+            <w:tcW w:w="3250" w:type="dxa"/>
+            <w:tcBorders>
+              <w:top w:val="single" w:color="B7C9C0" w:sz="4" w:space="0"/>
+              <w:left w:val="single" w:color="B7C9C0" w:sz="4" w:space="0"/>
+              <w:bottom w:val="single" w:color="B7C9C0" w:sz="4" w:space="0"/>
+              <w:right w:val="single" w:color="B7C9C0" w:sz="4" w:space="0"/>
+            </w:tcBorders>
+            <w:shd w:val="clear" w:color="auto" w:fill="FFFFFF"/>
+            <w:tcMar>
+              <w:top w:w="80" w:type="dxa"/>
+              <w:left w:w="100" w:type="dxa"/>
+              <w:bottom w:w="80" w:type="dxa"/>
+              <w:right w:w="100" w:type="dxa"/>
+            </w:tcMar>
+            <w:vAlign w:val="center"/>
+          </w:tcPr>
+          <w:p>
+            <w:pPr>
+              <w:spacing w:after="0"/>
+            </w:pPr>
+            <w:r>
+              <w:rPr>
+                <w:b w:val="0"/>
+                <w:bCs w:val="0"/>
+                <w:color w:val="202020"/>
+                <w:sz w:val="19"/>
+                <w:szCs w:val="19"/>
+              </w:rPr>
+              <w:t>Local-only.</w:t>
+            </w:r>
+          </w:p>
+        </w:tc>
+      </w:tr>
+      <w:tr>
+        <w:tblPrEx>
+          <w:tblBorders>
+            <w:top w:val="single" w:color="auto" w:sz="4" w:space="0"/>
+            <w:left w:val="single" w:color="auto" w:sz="4" w:space="0"/>
+            <w:bottom w:val="single" w:color="auto" w:sz="4" w:space="0"/>
+            <w:right w:val="single" w:color="auto" w:sz="4" w:space="0"/>
+            <w:insideH w:val="single" w:color="auto" w:sz="4" w:space="0"/>
+            <w:insideV w:val="single" w:color="auto" w:sz="4" w:space="0"/>
+          </w:tblBorders>
+          <w:tblCellMar>
+            <w:top w:w="0" w:type="dxa"/>
+            <w:left w:w="10" w:type="dxa"/>
+            <w:bottom w:w="0" w:type="dxa"/>
+            <w:right w:w="10" w:type="dxa"/>
+          </w:tblCellMar>
+        </w:tblPrEx>
+        <w:tc>
+          <w:tcPr>
+            <w:tcW w:w="3248" w:type="dxa"/>
+            <w:tcBorders>
+              <w:top w:val="single" w:color="B7C9C0" w:sz="4" w:space="0"/>
+              <w:left w:val="single" w:color="B7C9C0" w:sz="4" w:space="0"/>
+              <w:bottom w:val="single" w:color="B7C9C0" w:sz="4" w:space="0"/>
+              <w:right w:val="single" w:color="B7C9C0" w:sz="4" w:space="0"/>
+            </w:tcBorders>
+            <w:shd w:val="clear" w:color="auto" w:fill="F2F8F1"/>
+            <w:tcMar>
+              <w:top w:w="80" w:type="dxa"/>
+              <w:left w:w="100" w:type="dxa"/>
+              <w:bottom w:w="80" w:type="dxa"/>
+              <w:right w:w="100" w:type="dxa"/>
+            </w:tcMar>
+            <w:vAlign w:val="center"/>
+          </w:tcPr>
+          <w:p>
+            <w:pPr>
+              <w:spacing w:after="0"/>
+            </w:pPr>
+            <w:r>
+              <w:rPr>
+                <w:b w:val="0"/>
+                <w:bCs w:val="0"/>
+                <w:color w:val="202020"/>
+                <w:sz w:val="19"/>
+                <w:szCs w:val="19"/>
+              </w:rPr>
+              <w:t>283 / 284</w:t>
+            </w:r>
+          </w:p>
+        </w:tc>
+        <w:tc>
+          <w:tcPr>
+            <w:tcW w:w="3248" w:type="dxa"/>
+            <w:tcBorders>
+              <w:top w:val="single" w:color="B7C9C0" w:sz="4" w:space="0"/>
+              <w:left w:val="single" w:color="B7C9C0" w:sz="4" w:space="0"/>
+              <w:bottom w:val="single" w:color="B7C9C0" w:sz="4" w:space="0"/>
+              <w:right w:val="single" w:color="B7C9C0" w:sz="4" w:space="0"/>
+            </w:tcBorders>
+            <w:shd w:val="clear" w:color="auto" w:fill="F2F8F1"/>
+            <w:tcMar>
+              <w:top w:w="80" w:type="dxa"/>
+              <w:left w:w="100" w:type="dxa"/>
+              <w:bottom w:w="80" w:type="dxa"/>
+              <w:right w:w="100" w:type="dxa"/>
+            </w:tcMar>
+            <w:vAlign w:val="center"/>
+          </w:tcPr>
+          <w:p>
+            <w:pPr>
+              <w:spacing w:after="0"/>
+            </w:pPr>
+            <w:r>
+              <w:rPr>
+                <w:b w:val="0"/>
+                <w:bCs w:val="0"/>
+                <w:color w:val="202020"/>
+                <w:sz w:val="19"/>
+                <w:szCs w:val="19"/>
+              </w:rPr>
+              <w:t>Auto-save on kill / pre-push auto-save</w:t>
+            </w:r>
+          </w:p>
+        </w:tc>
+        <w:tc>
+          <w:tcPr>
+            <w:tcW w:w="3250" w:type="dxa"/>
+            <w:tcBorders>
+              <w:top w:val="single" w:color="B7C9C0" w:sz="4" w:space="0"/>
+              <w:left w:val="single" w:color="B7C9C0" w:sz="4" w:space="0"/>
+              <w:bottom w:val="single" w:color="B7C9C0" w:sz="4" w:space="0"/>
+              <w:right w:val="single" w:color="B7C9C0" w:sz="4" w:space="0"/>
+            </w:tcBorders>
+            <w:shd w:val="clear" w:color="auto" w:fill="F2F8F1"/>
+            <w:tcMar>
+              <w:top w:w="80" w:type="dxa"/>
+              <w:left w:w="100" w:type="dxa"/>
+              <w:bottom w:w="80" w:type="dxa"/>
+              <w:right w:w="100" w:type="dxa"/>
+            </w:tcMar>
+            <w:vAlign w:val="center"/>
+          </w:tcPr>
+          <w:p>
+            <w:pPr>
+              <w:spacing w:after="0"/>
+            </w:pPr>
+            <w:r>
+              <w:rPr>
+                <w:b w:val="0"/>
+                <w:bCs w:val="0"/>
+                <w:color w:val="202020"/>
+                <w:sz w:val="19"/>
+                <w:szCs w:val="19"/>
+              </w:rPr>
+              <w:t>Local-only.</w:t>
+            </w:r>
+          </w:p>
+        </w:tc>
+      </w:tr>
+      <w:tr>
+        <w:tblPrEx>
+          <w:tblBorders>
+            <w:top w:val="single" w:color="auto" w:sz="4" w:space="0"/>
+            <w:left w:val="single" w:color="auto" w:sz="4" w:space="0"/>
+            <w:bottom w:val="single" w:color="auto" w:sz="4" w:space="0"/>
+            <w:right w:val="single" w:color="auto" w:sz="4" w:space="0"/>
+            <w:insideH w:val="single" w:color="auto" w:sz="4" w:space="0"/>
+            <w:insideV w:val="single" w:color="auto" w:sz="4" w:space="0"/>
+          </w:tblBorders>
+          <w:tblCellMar>
+            <w:top w:w="0" w:type="dxa"/>
+            <w:left w:w="10" w:type="dxa"/>
+            <w:bottom w:w="0" w:type="dxa"/>
+            <w:right w:w="10" w:type="dxa"/>
+          </w:tblCellMar>
+        </w:tblPrEx>
+        <w:tc>
+          <w:tcPr>
+            <w:tcW w:w="3248" w:type="dxa"/>
+            <w:tcBorders>
+              <w:top w:val="single" w:color="B7C9C0" w:sz="4" w:space="0"/>
+              <w:left w:val="single" w:color="B7C9C0" w:sz="4" w:space="0"/>
+              <w:bottom w:val="single" w:color="B7C9C0" w:sz="4" w:space="0"/>
+              <w:right w:val="single" w:color="B7C9C0" w:sz="4" w:space="0"/>
+            </w:tcBorders>
+            <w:shd w:val="clear" w:color="auto" w:fill="FFFFFF"/>
+            <w:tcMar>
+              <w:top w:w="80" w:type="dxa"/>
+              <w:left w:w="100" w:type="dxa"/>
+              <w:bottom w:w="80" w:type="dxa"/>
+              <w:right w:w="100" w:type="dxa"/>
+            </w:tcMar>
+            <w:vAlign w:val="center"/>
+          </w:tcPr>
+          <w:p>
+            <w:pPr>
+              <w:spacing w:after="0"/>
+            </w:pPr>
+            <w:r>
+              <w:rPr>
+                <w:b w:val="0"/>
+                <w:bCs w:val="0"/>
+                <w:color w:val="202020"/>
+                <w:sz w:val="19"/>
+                <w:szCs w:val="19"/>
+              </w:rPr>
+              <w:t>291 / 292</w:t>
+            </w:r>
+          </w:p>
+        </w:tc>
+        <w:tc>
+          <w:tcPr>
+            <w:tcW w:w="3248" w:type="dxa"/>
+            <w:tcBorders>
+              <w:top w:val="single" w:color="B7C9C0" w:sz="4" w:space="0"/>
+              <w:left w:val="single" w:color="B7C9C0" w:sz="4" w:space="0"/>
+              <w:bottom w:val="single" w:color="B7C9C0" w:sz="4" w:space="0"/>
+              <w:right w:val="single" w:color="B7C9C0" w:sz="4" w:space="0"/>
+            </w:tcBorders>
+            <w:shd w:val="clear" w:color="auto" w:fill="FFFFFF"/>
+            <w:tcMar>
+              <w:top w:w="80" w:type="dxa"/>
+              <w:left w:w="100" w:type="dxa"/>
+              <w:bottom w:w="80" w:type="dxa"/>
+              <w:right w:w="100" w:type="dxa"/>
+            </w:tcMar>
+            <w:vAlign w:val="center"/>
+          </w:tcPr>
+          <w:p>
+            <w:pPr>
+              <w:spacing w:after="0"/>
+            </w:pPr>
+            <w:r>
+              <w:rPr>
+                <w:b w:val="0"/>
+                <w:bCs w:val="0"/>
+                <w:color w:val="202020"/>
+                <w:sz w:val="19"/>
+                <w:szCs w:val="19"/>
+              </w:rPr>
+              <w:t>Battery warning / critical edge</w:t>
+            </w:r>
+          </w:p>
+        </w:tc>
+        <w:tc>
+          <w:tcPr>
+            <w:tcW w:w="3250" w:type="dxa"/>
+            <w:tcBorders>
+              <w:top w:val="single" w:color="B7C9C0" w:sz="4" w:space="0"/>
+              <w:left w:val="single" w:color="B7C9C0" w:sz="4" w:space="0"/>
+              <w:bottom w:val="single" w:color="B7C9C0" w:sz="4" w:space="0"/>
+              <w:right w:val="single" w:color="B7C9C0" w:sz="4" w:space="0"/>
+            </w:tcBorders>
+            <w:shd w:val="clear" w:color="auto" w:fill="FFFFFF"/>
+            <w:tcMar>
+              <w:top w:w="80" w:type="dxa"/>
+              <w:left w:w="100" w:type="dxa"/>
+              <w:bottom w:w="80" w:type="dxa"/>
+              <w:right w:w="100" w:type="dxa"/>
+            </w:tcMar>
+            <w:vAlign w:val="center"/>
+          </w:tcPr>
+          <w:p>
+            <w:pPr>
+              <w:spacing w:after="0"/>
+            </w:pPr>
+            <w:r>
+              <w:rPr>
+                <w:b w:val="0"/>
+                <w:bCs w:val="0"/>
+                <w:color w:val="202020"/>
+                <w:sz w:val="19"/>
+                <w:szCs w:val="19"/>
+              </w:rPr>
+              <w:t>Local-only.</w:t>
+            </w:r>
+          </w:p>
+        </w:tc>
+      </w:tr>
+      <w:tr>
+        <w:tblPrEx>
+          <w:tblBorders>
+            <w:top w:val="single" w:color="auto" w:sz="4" w:space="0"/>
+            <w:left w:val="single" w:color="auto" w:sz="4" w:space="0"/>
+            <w:bottom w:val="single" w:color="auto" w:sz="4" w:space="0"/>
+            <w:right w:val="single" w:color="auto" w:sz="4" w:space="0"/>
+            <w:insideH w:val="single" w:color="auto" w:sz="4" w:space="0"/>
+            <w:insideV w:val="single" w:color="auto" w:sz="4" w:space="0"/>
+          </w:tblBorders>
+          <w:tblCellMar>
+            <w:top w:w="0" w:type="dxa"/>
+            <w:left w:w="10" w:type="dxa"/>
+            <w:bottom w:w="0" w:type="dxa"/>
+            <w:right w:w="10" w:type="dxa"/>
+          </w:tblCellMar>
+        </w:tblPrEx>
+        <w:tc>
+          <w:tcPr>
+            <w:tcW w:w="3248" w:type="dxa"/>
+            <w:tcBorders>
+              <w:top w:val="single" w:color="B7C9C0" w:sz="4" w:space="0"/>
+              <w:left w:val="single" w:color="B7C9C0" w:sz="4" w:space="0"/>
+              <w:bottom w:val="single" w:color="B7C9C0" w:sz="4" w:space="0"/>
+              <w:right w:val="single" w:color="B7C9C0" w:sz="4" w:space="0"/>
+            </w:tcBorders>
+            <w:shd w:val="clear" w:color="auto" w:fill="F2F8F1"/>
+            <w:tcMar>
+              <w:top w:w="80" w:type="dxa"/>
+              <w:left w:w="100" w:type="dxa"/>
+              <w:bottom w:w="80" w:type="dxa"/>
+              <w:right w:w="100" w:type="dxa"/>
+            </w:tcMar>
+            <w:vAlign w:val="center"/>
+          </w:tcPr>
+          <w:p>
+            <w:pPr>
+              <w:spacing w:after="0"/>
+            </w:pPr>
+            <w:r>
+              <w:rPr>
+                <w:b w:val="0"/>
+                <w:bCs w:val="0"/>
+                <w:color w:val="202020"/>
+                <w:sz w:val="19"/>
+                <w:szCs w:val="19"/>
+              </w:rPr>
+              <w:t>293</w:t>
+            </w:r>
+          </w:p>
+        </w:tc>
+        <w:tc>
+          <w:tcPr>
+            <w:tcW w:w="3248" w:type="dxa"/>
+            <w:tcBorders>
+              <w:top w:val="single" w:color="B7C9C0" w:sz="4" w:space="0"/>
+              <w:left w:val="single" w:color="B7C9C0" w:sz="4" w:space="0"/>
+              <w:bottom w:val="single" w:color="B7C9C0" w:sz="4" w:space="0"/>
+              <w:right w:val="single" w:color="B7C9C0" w:sz="4" w:space="0"/>
+            </w:tcBorders>
+            <w:shd w:val="clear" w:color="auto" w:fill="F2F8F1"/>
+            <w:tcMar>
+              <w:top w:w="80" w:type="dxa"/>
+              <w:left w:w="100" w:type="dxa"/>
+              <w:bottom w:w="80" w:type="dxa"/>
+              <w:right w:w="100" w:type="dxa"/>
+            </w:tcMar>
+            <w:vAlign w:val="center"/>
+          </w:tcPr>
+          <w:p>
+            <w:pPr>
+              <w:spacing w:after="0"/>
+            </w:pPr>
+            <w:r>
+              <w:rPr>
+                <w:b w:val="0"/>
+                <w:bCs w:val="0"/>
+                <w:color w:val="202020"/>
+                <w:sz w:val="19"/>
+                <w:szCs w:val="19"/>
+              </w:rPr>
+              <w:t>GPS degraded</w:t>
+            </w:r>
+          </w:p>
+        </w:tc>
+        <w:tc>
+          <w:tcPr>
+            <w:tcW w:w="3250" w:type="dxa"/>
+            <w:tcBorders>
+              <w:top w:val="single" w:color="B7C9C0" w:sz="4" w:space="0"/>
+              <w:left w:val="single" w:color="B7C9C0" w:sz="4" w:space="0"/>
+              <w:bottom w:val="single" w:color="B7C9C0" w:sz="4" w:space="0"/>
+              <w:right w:val="single" w:color="B7C9C0" w:sz="4" w:space="0"/>
+            </w:tcBorders>
+            <w:shd w:val="clear" w:color="auto" w:fill="F2F8F1"/>
+            <w:tcMar>
+              <w:top w:w="80" w:type="dxa"/>
+              <w:left w:w="100" w:type="dxa"/>
+              <w:bottom w:w="80" w:type="dxa"/>
+              <w:right w:w="100" w:type="dxa"/>
+            </w:tcMar>
+            <w:vAlign w:val="center"/>
+          </w:tcPr>
+          <w:p>
+            <w:pPr>
+              <w:spacing w:after="0"/>
+            </w:pPr>
+            <w:r>
+              <w:rPr>
+                <w:b w:val="0"/>
+                <w:bCs w:val="0"/>
+                <w:color w:val="202020"/>
+                <w:sz w:val="19"/>
+                <w:szCs w:val="19"/>
+              </w:rPr>
+              <w:t>Local-only.</w:t>
+            </w:r>
+          </w:p>
+        </w:tc>
+      </w:tr>
+    </w:tbl>
+    <w:p>
+      <w:pPr>
+        <w:spacing w:after="100"/>
+      </w:pPr>
+    </w:p>
+    <w:p>
+      <w:pPr>
+        <w:pStyle w:val="2"/>
+        <w:pageBreakBefore/>
+      </w:pPr>
+      <w:bookmarkStart w:id="40" w:name="_Toc15224"/>
+      <w:bookmarkStart w:id="41" w:name="_Toc15828"/>
+      <w:r>
+        <w:t>Appendix D. PostgreSQL Data Dictionary</w:t>
+      </w:r>
+      <w:bookmarkEnd w:id="40"/>
+      <w:bookmarkEnd w:id="41"/>
+    </w:p>
+    <w:p>
+      <w:pPr>
+        <w:spacing w:after="100" w:line="276" w:lineRule="auto"/>
+      </w:pPr>
+      <w:r>
+        <w:t>This database supports unit provisioning, OTP control, binding verification, and release. It is not the Android harvest-event store.</w:t>
+      </w:r>
+    </w:p>
+    <w:tbl>
+      <w:tblPr>
+        <w:tblStyle w:val="9"/>
+        <w:tblW w:w="9746" w:type="dxa"/>
+        <w:tblInd w:w="0" w:type="dxa"/>
+        <w:tblBorders>
+          <w:top w:val="single" w:color="auto" w:sz="4" w:space="0"/>
+          <w:left w:val="single" w:color="auto" w:sz="4" w:space="0"/>
+          <w:bottom w:val="single" w:color="auto" w:sz="4" w:space="0"/>
+          <w:right w:val="single" w:color="auto" w:sz="4" w:space="0"/>
+          <w:insideH w:val="single" w:color="auto" w:sz="4" w:space="0"/>
+          <w:insideV w:val="single" w:color="auto" w:sz="4" w:space="0"/>
+        </w:tblBorders>
+        <w:tblLayout w:type="autofit"/>
+        <w:tblCellMar>
+          <w:top w:w="0" w:type="dxa"/>
+          <w:left w:w="10" w:type="dxa"/>
+          <w:bottom w:w="0" w:type="dxa"/>
+          <w:right w:w="10" w:type="dxa"/>
+        </w:tblCellMar>
+      </w:tblPr>
+      <w:tblGrid>
+        <w:gridCol w:w="4873"/>
+        <w:gridCol w:w="4873"/>
+      </w:tblGrid>
+      <w:tr>
+        <w:tblPrEx>
+          <w:tblBorders>
+            <w:top w:val="single" w:color="auto" w:sz="4" w:space="0"/>
+            <w:left w:val="single" w:color="auto" w:sz="4" w:space="0"/>
+            <w:bottom w:val="single" w:color="auto" w:sz="4" w:space="0"/>
+            <w:right w:val="single" w:color="auto" w:sz="4" w:space="0"/>
+            <w:insideH w:val="single" w:color="auto" w:sz="4" w:space="0"/>
+            <w:insideV w:val="single" w:color="auto" w:sz="4" w:space="0"/>
+          </w:tblBorders>
+          <w:tblCellMar>
+            <w:top w:w="0" w:type="dxa"/>
+            <w:left w:w="10" w:type="dxa"/>
+            <w:bottom w:w="0" w:type="dxa"/>
+            <w:right w:w="10" w:type="dxa"/>
+          </w:tblCellMar>
+        </w:tblPrEx>
+        <w:trPr>
+          <w:tblHeader/>
+        </w:trPr>
+        <w:tc>
+          <w:tcPr>
+            <w:tcW w:w="4873" w:type="dxa"/>
+            <w:tcBorders>
+              <w:top w:val="single" w:color="B7C9C0" w:sz="4" w:space="0"/>
+              <w:left w:val="single" w:color="B7C9C0" w:sz="4" w:space="0"/>
+              <w:bottom w:val="single" w:color="B7C9C0" w:sz="4" w:space="0"/>
+              <w:right w:val="single" w:color="B7C9C0" w:sz="4" w:space="0"/>
+            </w:tcBorders>
+            <w:shd w:val="clear" w:color="auto" w:fill="1F4E3D"/>
+            <w:tcMar>
+              <w:top w:w="80" w:type="dxa"/>
+              <w:left w:w="100" w:type="dxa"/>
+              <w:bottom w:w="80" w:type="dxa"/>
+              <w:right w:w="100" w:type="dxa"/>
+            </w:tcMar>
+            <w:vAlign w:val="center"/>
+          </w:tcPr>
+          <w:p>
+            <w:pPr>
+              <w:spacing w:after="0"/>
+            </w:pPr>
+            <w:r>
+              <w:rPr>
+                <w:b/>
+                <w:bCs/>
+                <w:color w:val="FFFFFF"/>
+                <w:sz w:val="19"/>
+                <w:szCs w:val="19"/>
+              </w:rPr>
+              <w:t>Metadata</w:t>
+            </w:r>
+          </w:p>
+        </w:tc>
+        <w:tc>
+          <w:tcPr>
+            <w:tcW w:w="4873" w:type="dxa"/>
+            <w:tcBorders>
+              <w:top w:val="single" w:color="B7C9C0" w:sz="4" w:space="0"/>
+              <w:left w:val="single" w:color="B7C9C0" w:sz="4" w:space="0"/>
+              <w:bottom w:val="single" w:color="B7C9C0" w:sz="4" w:space="0"/>
+              <w:right w:val="single" w:color="B7C9C0" w:sz="4" w:space="0"/>
+            </w:tcBorders>
+            <w:shd w:val="clear" w:color="auto" w:fill="1F4E3D"/>
+            <w:tcMar>
+              <w:top w:w="80" w:type="dxa"/>
+              <w:left w:w="100" w:type="dxa"/>
+              <w:bottom w:w="80" w:type="dxa"/>
+              <w:right w:w="100" w:type="dxa"/>
+            </w:tcMar>
+            <w:vAlign w:val="center"/>
+          </w:tcPr>
+          <w:p>
+            <w:pPr>
+              <w:spacing w:after="0"/>
+            </w:pPr>
+            <w:r>
+              <w:rPr>
+                <w:b/>
+                <w:bCs/>
+                <w:color w:val="FFFFFF"/>
+                <w:sz w:val="19"/>
+                <w:szCs w:val="19"/>
+              </w:rPr>
+              <w:t>Value</w:t>
+            </w:r>
+          </w:p>
+        </w:tc>
+      </w:tr>
+      <w:tr>
+        <w:tblPrEx>
+          <w:tblBorders>
+            <w:top w:val="single" w:color="auto" w:sz="4" w:space="0"/>
+            <w:left w:val="single" w:color="auto" w:sz="4" w:space="0"/>
+            <w:bottom w:val="single" w:color="auto" w:sz="4" w:space="0"/>
+            <w:right w:val="single" w:color="auto" w:sz="4" w:space="0"/>
+            <w:insideH w:val="single" w:color="auto" w:sz="4" w:space="0"/>
+            <w:insideV w:val="single" w:color="auto" w:sz="4" w:space="0"/>
+          </w:tblBorders>
+          <w:tblCellMar>
+            <w:top w:w="0" w:type="dxa"/>
+            <w:left w:w="10" w:type="dxa"/>
+            <w:bottom w:w="0" w:type="dxa"/>
+            <w:right w:w="10" w:type="dxa"/>
+          </w:tblCellMar>
+        </w:tblPrEx>
+        <w:tc>
+          <w:tcPr>
+            <w:tcW w:w="4873" w:type="dxa"/>
+            <w:tcBorders>
+              <w:top w:val="single" w:color="B7C9C0" w:sz="4" w:space="0"/>
+              <w:left w:val="single" w:color="B7C9C0" w:sz="4" w:space="0"/>
+              <w:bottom w:val="single" w:color="B7C9C0" w:sz="4" w:space="0"/>
+              <w:right w:val="single" w:color="B7C9C0" w:sz="4" w:space="0"/>
+            </w:tcBorders>
+            <w:shd w:val="clear" w:color="auto" w:fill="FFFFFF"/>
+            <w:tcMar>
+              <w:top w:w="80" w:type="dxa"/>
+              <w:left w:w="100" w:type="dxa"/>
+              <w:bottom w:w="80" w:type="dxa"/>
+              <w:right w:w="100" w:type="dxa"/>
+            </w:tcMar>
+            <w:vAlign w:val="center"/>
+          </w:tcPr>
+          <w:p>
+            <w:pPr>
+              <w:spacing w:after="0"/>
+            </w:pPr>
+            <w:r>
+              <w:rPr>
+                <w:b w:val="0"/>
+                <w:bCs w:val="0"/>
+                <w:color w:val="202020"/>
+                <w:sz w:val="19"/>
+                <w:szCs w:val="19"/>
+              </w:rPr>
+              <w:t>Engine</w:t>
+            </w:r>
+          </w:p>
+        </w:tc>
+        <w:tc>
+          <w:tcPr>
+            <w:tcW w:w="4873" w:type="dxa"/>
+            <w:tcBorders>
+              <w:top w:val="single" w:color="B7C9C0" w:sz="4" w:space="0"/>
+              <w:left w:val="single" w:color="B7C9C0" w:sz="4" w:space="0"/>
+              <w:bottom w:val="single" w:color="B7C9C0" w:sz="4" w:space="0"/>
+              <w:right w:val="single" w:color="B7C9C0" w:sz="4" w:space="0"/>
+            </w:tcBorders>
+            <w:shd w:val="clear" w:color="auto" w:fill="FFFFFF"/>
+            <w:tcMar>
+              <w:top w:w="80" w:type="dxa"/>
+              <w:left w:w="100" w:type="dxa"/>
+              <w:bottom w:w="80" w:type="dxa"/>
+              <w:right w:w="100" w:type="dxa"/>
+            </w:tcMar>
+            <w:vAlign w:val="center"/>
+          </w:tcPr>
+          <w:p>
+            <w:pPr>
+              <w:spacing w:after="0"/>
+            </w:pPr>
+            <w:r>
+              <w:rPr>
+                <w:b w:val="0"/>
+                <w:bCs w:val="0"/>
+                <w:color w:val="202020"/>
+                <w:sz w:val="19"/>
+                <w:szCs w:val="19"/>
+              </w:rPr>
+              <w:t>PostgreSQL</w:t>
+            </w:r>
+          </w:p>
+        </w:tc>
+      </w:tr>
+      <w:tr>
+        <w:tblPrEx>
+          <w:tblBorders>
+            <w:top w:val="single" w:color="auto" w:sz="4" w:space="0"/>
+            <w:left w:val="single" w:color="auto" w:sz="4" w:space="0"/>
+            <w:bottom w:val="single" w:color="auto" w:sz="4" w:space="0"/>
+            <w:right w:val="single" w:color="auto" w:sz="4" w:space="0"/>
+            <w:insideH w:val="single" w:color="auto" w:sz="4" w:space="0"/>
+            <w:insideV w:val="single" w:color="auto" w:sz="4" w:space="0"/>
+          </w:tblBorders>
+          <w:tblCellMar>
+            <w:top w:w="0" w:type="dxa"/>
+            <w:left w:w="10" w:type="dxa"/>
+            <w:bottom w:w="0" w:type="dxa"/>
+            <w:right w:w="10" w:type="dxa"/>
+          </w:tblCellMar>
+        </w:tblPrEx>
+        <w:tc>
+          <w:tcPr>
+            <w:tcW w:w="4873" w:type="dxa"/>
+            <w:tcBorders>
+              <w:top w:val="single" w:color="B7C9C0" w:sz="4" w:space="0"/>
+              <w:left w:val="single" w:color="B7C9C0" w:sz="4" w:space="0"/>
+              <w:bottom w:val="single" w:color="B7C9C0" w:sz="4" w:space="0"/>
+              <w:right w:val="single" w:color="B7C9C0" w:sz="4" w:space="0"/>
+            </w:tcBorders>
+            <w:shd w:val="clear" w:color="auto" w:fill="F2F8F1"/>
+            <w:tcMar>
+              <w:top w:w="80" w:type="dxa"/>
+              <w:left w:w="100" w:type="dxa"/>
+              <w:bottom w:w="80" w:type="dxa"/>
+              <w:right w:w="100" w:type="dxa"/>
+            </w:tcMar>
+            <w:vAlign w:val="center"/>
+          </w:tcPr>
+          <w:p>
+            <w:pPr>
+              <w:spacing w:after="0"/>
+            </w:pPr>
+            <w:r>
+              <w:rPr>
+                <w:b w:val="0"/>
+                <w:bCs w:val="0"/>
+                <w:color w:val="202020"/>
+                <w:sz w:val="19"/>
+                <w:szCs w:val="19"/>
+              </w:rPr>
+              <w:t>Tables</w:t>
+            </w:r>
+          </w:p>
+        </w:tc>
+        <w:tc>
+          <w:tcPr>
+            <w:tcW w:w="4873" w:type="dxa"/>
+            <w:tcBorders>
+              <w:top w:val="single" w:color="B7C9C0" w:sz="4" w:space="0"/>
+              <w:left w:val="single" w:color="B7C9C0" w:sz="4" w:space="0"/>
+              <w:bottom w:val="single" w:color="B7C9C0" w:sz="4" w:space="0"/>
+              <w:right w:val="single" w:color="B7C9C0" w:sz="4" w:space="0"/>
+            </w:tcBorders>
+            <w:shd w:val="clear" w:color="auto" w:fill="F2F8F1"/>
+            <w:tcMar>
+              <w:top w:w="80" w:type="dxa"/>
+              <w:left w:w="100" w:type="dxa"/>
+              <w:bottom w:w="80" w:type="dxa"/>
+              <w:right w:w="100" w:type="dxa"/>
+            </w:tcMar>
+            <w:vAlign w:val="center"/>
+          </w:tcPr>
+          <w:p>
+            <w:pPr>
+              <w:spacing w:after="0"/>
+            </w:pPr>
+            <w:r>
+              <w:rPr>
+                <w:b w:val="0"/>
+                <w:bCs w:val="0"/>
+                <w:color w:val="202020"/>
+                <w:sz w:val="19"/>
+                <w:szCs w:val="19"/>
+              </w:rPr>
+              <w:t>2</w:t>
+            </w:r>
+          </w:p>
+        </w:tc>
+      </w:tr>
+      <w:tr>
+        <w:tblPrEx>
+          <w:tblBorders>
+            <w:top w:val="single" w:color="auto" w:sz="4" w:space="0"/>
+            <w:left w:val="single" w:color="auto" w:sz="4" w:space="0"/>
+            <w:bottom w:val="single" w:color="auto" w:sz="4" w:space="0"/>
+            <w:right w:val="single" w:color="auto" w:sz="4" w:space="0"/>
+            <w:insideH w:val="single" w:color="auto" w:sz="4" w:space="0"/>
+            <w:insideV w:val="single" w:color="auto" w:sz="4" w:space="0"/>
+          </w:tblBorders>
+          <w:tblCellMar>
+            <w:top w:w="0" w:type="dxa"/>
+            <w:left w:w="10" w:type="dxa"/>
+            <w:bottom w:w="0" w:type="dxa"/>
+            <w:right w:w="10" w:type="dxa"/>
+          </w:tblCellMar>
+        </w:tblPrEx>
+        <w:tc>
+          <w:tcPr>
+            <w:tcW w:w="4873" w:type="dxa"/>
+            <w:tcBorders>
+              <w:top w:val="single" w:color="B7C9C0" w:sz="4" w:space="0"/>
+              <w:left w:val="single" w:color="B7C9C0" w:sz="4" w:space="0"/>
+              <w:bottom w:val="single" w:color="B7C9C0" w:sz="4" w:space="0"/>
+              <w:right w:val="single" w:color="B7C9C0" w:sz="4" w:space="0"/>
+            </w:tcBorders>
+            <w:shd w:val="clear" w:color="auto" w:fill="FFFFFF"/>
+            <w:tcMar>
+              <w:top w:w="80" w:type="dxa"/>
+              <w:left w:w="100" w:type="dxa"/>
+              <w:bottom w:w="80" w:type="dxa"/>
+              <w:right w:w="100" w:type="dxa"/>
+            </w:tcMar>
+            <w:vAlign w:val="center"/>
+          </w:tcPr>
+          <w:p>
+            <w:pPr>
+              <w:spacing w:after="0"/>
+            </w:pPr>
+            <w:r>
+              <w:rPr>
+                <w:b w:val="0"/>
+                <w:bCs w:val="0"/>
+                <w:color w:val="202020"/>
+                <w:sz w:val="19"/>
+                <w:szCs w:val="19"/>
+              </w:rPr>
+              <w:t>Business routines</w:t>
+            </w:r>
+          </w:p>
+        </w:tc>
+        <w:tc>
+          <w:tcPr>
+            <w:tcW w:w="4873" w:type="dxa"/>
+            <w:tcBorders>
+              <w:top w:val="single" w:color="B7C9C0" w:sz="4" w:space="0"/>
+              <w:left w:val="single" w:color="B7C9C0" w:sz="4" w:space="0"/>
+              <w:bottom w:val="single" w:color="B7C9C0" w:sz="4" w:space="0"/>
+              <w:right w:val="single" w:color="B7C9C0" w:sz="4" w:space="0"/>
+            </w:tcBorders>
+            <w:shd w:val="clear" w:color="auto" w:fill="FFFFFF"/>
+            <w:tcMar>
+              <w:top w:w="80" w:type="dxa"/>
+              <w:left w:w="100" w:type="dxa"/>
+              <w:bottom w:w="80" w:type="dxa"/>
+              <w:right w:w="100" w:type="dxa"/>
+            </w:tcMar>
+            <w:vAlign w:val="center"/>
+          </w:tcPr>
+          <w:p>
+            <w:pPr>
+              <w:spacing w:after="0"/>
+            </w:pPr>
+            <w:r>
+              <w:rPr>
+                <w:b w:val="0"/>
+                <w:bCs w:val="0"/>
+                <w:color w:val="202020"/>
+                <w:sz w:val="19"/>
+                <w:szCs w:val="19"/>
+              </w:rPr>
+              <w:t>8</w:t>
+            </w:r>
+          </w:p>
+        </w:tc>
+      </w:tr>
+      <w:tr>
+        <w:tblPrEx>
+          <w:tblBorders>
+            <w:top w:val="single" w:color="auto" w:sz="4" w:space="0"/>
+            <w:left w:val="single" w:color="auto" w:sz="4" w:space="0"/>
+            <w:bottom w:val="single" w:color="auto" w:sz="4" w:space="0"/>
+            <w:right w:val="single" w:color="auto" w:sz="4" w:space="0"/>
+            <w:insideH w:val="single" w:color="auto" w:sz="4" w:space="0"/>
+            <w:insideV w:val="single" w:color="auto" w:sz="4" w:space="0"/>
+          </w:tblBorders>
+          <w:tblCellMar>
+            <w:top w:w="0" w:type="dxa"/>
+            <w:left w:w="10" w:type="dxa"/>
+            <w:bottom w:w="0" w:type="dxa"/>
+            <w:right w:w="10" w:type="dxa"/>
+          </w:tblCellMar>
+        </w:tblPrEx>
+        <w:tc>
+          <w:tcPr>
+            <w:tcW w:w="4873" w:type="dxa"/>
+            <w:tcBorders>
+              <w:top w:val="single" w:color="B7C9C0" w:sz="4" w:space="0"/>
+              <w:left w:val="single" w:color="B7C9C0" w:sz="4" w:space="0"/>
+              <w:bottom w:val="single" w:color="B7C9C0" w:sz="4" w:space="0"/>
+              <w:right w:val="single" w:color="B7C9C0" w:sz="4" w:space="0"/>
+            </w:tcBorders>
+            <w:shd w:val="clear" w:color="auto" w:fill="F2F8F1"/>
+            <w:tcMar>
+              <w:top w:w="80" w:type="dxa"/>
+              <w:left w:w="100" w:type="dxa"/>
+              <w:bottom w:w="80" w:type="dxa"/>
+              <w:right w:w="100" w:type="dxa"/>
+            </w:tcMar>
+            <w:vAlign w:val="center"/>
+          </w:tcPr>
+          <w:p>
+            <w:pPr>
+              <w:spacing w:after="0"/>
+            </w:pPr>
+            <w:r>
+              <w:rPr>
+                <w:b w:val="0"/>
+                <w:bCs w:val="0"/>
+                <w:color w:val="202020"/>
+                <w:sz w:val="19"/>
+                <w:szCs w:val="19"/>
+              </w:rPr>
+              <w:t>Routine response</w:t>
+            </w:r>
+          </w:p>
+        </w:tc>
+        <w:tc>
+          <w:tcPr>
+            <w:tcW w:w="4873" w:type="dxa"/>
+            <w:tcBorders>
+              <w:top w:val="single" w:color="B7C9C0" w:sz="4" w:space="0"/>
+              <w:left w:val="single" w:color="B7C9C0" w:sz="4" w:space="0"/>
+              <w:bottom w:val="single" w:color="B7C9C0" w:sz="4" w:space="0"/>
+              <w:right w:val="single" w:color="B7C9C0" w:sz="4" w:space="0"/>
+            </w:tcBorders>
+            <w:shd w:val="clear" w:color="auto" w:fill="F2F8F1"/>
+            <w:tcMar>
+              <w:top w:w="80" w:type="dxa"/>
+              <w:left w:w="100" w:type="dxa"/>
+              <w:bottom w:w="80" w:type="dxa"/>
+              <w:right w:w="100" w:type="dxa"/>
+            </w:tcMar>
+            <w:vAlign w:val="center"/>
+          </w:tcPr>
+          <w:p>
+            <w:pPr>
+              <w:spacing w:after="0"/>
+            </w:pPr>
+            <w:r>
+              <w:rPr>
+                <w:b w:val="0"/>
+                <w:bCs w:val="0"/>
+                <w:color w:val="202020"/>
+                <w:sz w:val="19"/>
+                <w:szCs w:val="19"/>
+              </w:rPr>
+              <w:t>JSONB status objects</w:t>
+            </w:r>
+          </w:p>
+        </w:tc>
+      </w:tr>
+      <w:tr>
+        <w:tblPrEx>
+          <w:tblBorders>
+            <w:top w:val="single" w:color="auto" w:sz="4" w:space="0"/>
+            <w:left w:val="single" w:color="auto" w:sz="4" w:space="0"/>
+            <w:bottom w:val="single" w:color="auto" w:sz="4" w:space="0"/>
+            <w:right w:val="single" w:color="auto" w:sz="4" w:space="0"/>
+            <w:insideH w:val="single" w:color="auto" w:sz="4" w:space="0"/>
+            <w:insideV w:val="single" w:color="auto" w:sz="4" w:space="0"/>
+          </w:tblBorders>
+          <w:tblCellMar>
+            <w:top w:w="0" w:type="dxa"/>
+            <w:left w:w="10" w:type="dxa"/>
+            <w:bottom w:w="0" w:type="dxa"/>
+            <w:right w:w="10" w:type="dxa"/>
+          </w:tblCellMar>
+        </w:tblPrEx>
+        <w:tc>
+          <w:tcPr>
+            <w:tcW w:w="4873" w:type="dxa"/>
+            <w:tcBorders>
+              <w:top w:val="single" w:color="B7C9C0" w:sz="4" w:space="0"/>
+              <w:left w:val="single" w:color="B7C9C0" w:sz="4" w:space="0"/>
+              <w:bottom w:val="single" w:color="B7C9C0" w:sz="4" w:space="0"/>
+              <w:right w:val="single" w:color="B7C9C0" w:sz="4" w:space="0"/>
+            </w:tcBorders>
+            <w:shd w:val="clear" w:color="auto" w:fill="FFFFFF"/>
+            <w:tcMar>
+              <w:top w:w="80" w:type="dxa"/>
+              <w:left w:w="100" w:type="dxa"/>
+              <w:bottom w:w="80" w:type="dxa"/>
+              <w:right w:w="100" w:type="dxa"/>
+            </w:tcMar>
+            <w:vAlign w:val="center"/>
+          </w:tcPr>
+          <w:p>
+            <w:pPr>
+              <w:spacing w:after="0"/>
+            </w:pPr>
+            <w:r>
+              <w:rPr>
+                <w:b w:val="0"/>
+                <w:bCs w:val="0"/>
+                <w:color w:val="202020"/>
+                <w:sz w:val="19"/>
+                <w:szCs w:val="19"/>
+              </w:rPr>
               <w:t>SQL reference</w:t>
             </w:r>
           </w:p>
@@ -12662,11 +13013,13 @@
       <w:pPr>
         <w:pStyle w:val="3"/>
       </w:pPr>
-      <w:bookmarkStart w:id="20" w:name="_Toc6068"/>
+      <w:bookmarkStart w:id="42" w:name="_Toc6068"/>
+      <w:bookmarkStart w:id="43" w:name="_Toc13611"/>
       <w:r>
         <w:t>D.1 Unit registry: G_PM_IT_IOT_HAMS_UNITS</w:t>
       </w:r>
-      <w:bookmarkEnd w:id="20"/>
+      <w:bookmarkEnd w:id="42"/>
+      <w:bookmarkEnd w:id="43"/>
     </w:p>
     <w:tbl>
       <w:tblPr>
@@ -12705,6 +13058,12 @@
             <w:insideH w:val="single" w:color="auto" w:sz="4" w:space="0"/>
             <w:insideV w:val="single" w:color="auto" w:sz="4" w:space="0"/>
           </w:tblBorders>
+          <w:tblCellMar>
+            <w:top w:w="0" w:type="dxa"/>
+            <w:left w:w="10" w:type="dxa"/>
+            <w:bottom w:w="0" w:type="dxa"/>
+            <w:right w:w="10" w:type="dxa"/>
+          </w:tblCellMar>
         </w:tblPrEx>
         <w:trPr>
           <w:tblHeader/>
@@ -14550,11 +14909,13 @@
       <w:pPr>
         <w:pStyle w:val="3"/>
       </w:pPr>
-      <w:bookmarkStart w:id="21" w:name="_Toc1513"/>
+      <w:bookmarkStart w:id="44" w:name="_Toc1513"/>
+      <w:bookmarkStart w:id="45" w:name="_Toc1875"/>
       <w:r>
         <w:t>D.2 Office OTP table: G_PM_IT_IOT_HAMS_ADMIN_OTP</w:t>
       </w:r>
-      <w:bookmarkEnd w:id="21"/>
+      <w:bookmarkEnd w:id="44"/>
+      <w:bookmarkEnd w:id="45"/>
     </w:p>
     <w:tbl>
       <w:tblPr>
@@ -15366,11 +15727,13 @@
       <w:pPr>
         <w:pStyle w:val="3"/>
       </w:pPr>
-      <w:bookmarkStart w:id="22" w:name="_Toc11135"/>
+      <w:bookmarkStart w:id="46" w:name="_Toc11135"/>
+      <w:bookmarkStart w:id="47" w:name="_Toc901"/>
       <w:r>
         <w:t>D.3 Routines</w:t>
       </w:r>
-      <w:bookmarkEnd w:id="22"/>
+      <w:bookmarkEnd w:id="46"/>
+      <w:bookmarkEnd w:id="47"/>
     </w:p>
     <w:tbl>
       <w:tblPr>
@@ -15407,6 +15770,12 @@
             <w:insideH w:val="single" w:color="auto" w:sz="4" w:space="0"/>
             <w:insideV w:val="single" w:color="auto" w:sz="4" w:space="0"/>
           </w:tblBorders>
+          <w:tblCellMar>
+            <w:top w:w="0" w:type="dxa"/>
+            <w:left w:w="10" w:type="dxa"/>
+            <w:bottom w:w="0" w:type="dxa"/>
+            <w:right w:w="10" w:type="dxa"/>
+          </w:tblCellMar>
         </w:tblPrEx>
         <w:trPr>
           <w:tblHeader/>
@@ -16178,11 +16547,13 @@
       <w:pPr>
         <w:pStyle w:val="3"/>
       </w:pPr>
-      <w:bookmarkStart w:id="23" w:name="_Toc16210"/>
+      <w:bookmarkStart w:id="48" w:name="_Toc16210"/>
+      <w:bookmarkStart w:id="49" w:name="_Toc9571"/>
       <w:r>
         <w:t>D.4 App-facing status values</w:t>
       </w:r>
-      <w:bookmarkEnd w:id="23"/>
+      <w:bookmarkEnd w:id="48"/>
+      <w:bookmarkEnd w:id="49"/>
     </w:p>
     <w:tbl>
       <w:tblPr>
@@ -17693,6 +18064,12 @@
             <w:insideH w:val="single" w:color="auto" w:sz="4" w:space="0"/>
             <w:insideV w:val="single" w:color="auto" w:sz="4" w:space="0"/>
           </w:tblBorders>
+          <w:tblCellMar>
+            <w:top w:w="0" w:type="dxa"/>
+            <w:left w:w="10" w:type="dxa"/>
+            <w:bottom w:w="0" w:type="dxa"/>
+            <w:right w:w="10" w:type="dxa"/>
+          </w:tblCellMar>
         </w:tblPrEx>
         <w:tc>
           <w:tcPr>
@@ -17876,6 +18253,9 @@
     </w:lvlOverride>
   </w:num>
   <w:num w:numId="3">
+    <w:abstractNumId w:val="1"/>
+  </w:num>
+  <w:num w:numId="4">
     <w:abstractNumId w:val="0"/>
     <w:lvlOverride w:ilvl="0">
       <w:startOverride w:val="1"/>
@@ -17914,7 +18294,7 @@
     <w:lsdException w:unhideWhenUsed="0" w:uiPriority="0" w:semiHidden="0" w:name="index 7"/>
     <w:lsdException w:unhideWhenUsed="0" w:uiPriority="0" w:semiHidden="0" w:name="index 8"/>
     <w:lsdException w:unhideWhenUsed="0" w:uiPriority="0" w:semiHidden="0" w:name="index 9"/>
-    <w:lsdException w:unhideWhenUsed="0" w:uiPriority="0" w:semiHidden="0" w:name="toc 1"/>
+    <w:lsdException w:qFormat="1" w:unhideWhenUsed="0" w:uiPriority="0" w:semiHidden="0" w:name="toc 1"/>
     <w:lsdException w:unhideWhenUsed="0" w:uiPriority="0" w:semiHidden="0" w:name="toc 2"/>
     <w:lsdException w:unhideWhenUsed="0" w:uiPriority="0" w:semiHidden="0" w:name="toc 3"/>
     <w:lsdException w:unhideWhenUsed="0" w:uiPriority="0" w:semiHidden="0" w:name="toc 4"/>
@@ -18346,6 +18726,7 @@
     <w:name w:val="toc 1"/>
     <w:basedOn w:val="1"/>
     <w:next w:val="1"/>
+    <w:qFormat/>
     <w:uiPriority w:val="0"/>
   </w:style>
   <w:style w:type="paragraph" w:styleId="17">

--- a/docs/HAMS_PRODUCTION_REFERENCE.docx
+++ b/docs/HAMS_PRODUCTION_REFERENCE.docx
@@ -72,7 +72,7 @@
           <w:sz w:val="20"/>
           <w:szCs w:val="20"/>
         </w:rPr>
-        <w:t>10 August 2026 | realme C85 | App 1.1 (2)</w:t>
+        <w:t>26 August 2026 | realme C85 | App 1.2 (3)</w:t>
       </w:r>
     </w:p>
     <w:p>
@@ -1558,7 +1558,7 @@
                 <w:sz w:val="19"/>
                 <w:szCs w:val="19"/>
               </w:rPr>
-              <w:t>10 August 2026</w:t>
+              <w:t>26 August 2026</w:t>
             </w:r>
           </w:p>
         </w:tc>
@@ -1730,7 +1730,7 @@
                 <w:sz w:val="19"/>
                 <w:szCs w:val="19"/>
               </w:rPr>
-              <w:t>Draft</w:t>
+              <w:t>Released</w:t>
             </w:r>
           </w:p>
         </w:tc>
@@ -1893,32 +1893,16 @@
           <w:p>
             <w:pPr>
               <w:spacing w:after="0"/>
-              <w:rPr>
-                <w:rFonts w:hint="default"/>
-                <w:lang w:val="en-US"/>
-              </w:rPr>
-            </w:pPr>
-            <w:r>
-              <w:rPr>
-                <w:b w:val="0"/>
-                <w:bCs w:val="0"/>
-                <w:color w:val="202020"/>
-                <w:sz w:val="19"/>
-                <w:szCs w:val="19"/>
-              </w:rPr>
-              <w:t>1.</w:t>
-            </w:r>
-            <w:r>
-              <w:rPr>
-                <w:rFonts w:hint="default"/>
-                <w:b w:val="0"/>
-                <w:bCs w:val="0"/>
-                <w:color w:val="202020"/>
-                <w:sz w:val="19"/>
-                <w:szCs w:val="19"/>
-                <w:lang w:val="en-US"/>
-              </w:rPr>
-              <w:t>2</w:t>
+            </w:pPr>
+            <w:r>
+              <w:rPr>
+                <w:b w:val="0"/>
+                <w:bCs w:val="0"/>
+                <w:color w:val="202020"/>
+                <w:sz w:val="19"/>
+                <w:szCs w:val="19"/>
+              </w:rPr>
+              <w:t xml:space="preserve">1.2 (3) in production; 1.3 (5) under trial</w:t>
             </w:r>
           </w:p>
         </w:tc>

--- a/docs/HAMS_PRODUCTION_REFERENCE.docx
+++ b/docs/HAMS_PRODUCTION_REFERENCE.docx
@@ -8584,7 +8584,7 @@
                 <w:sz w:val="19"/>
                 <w:szCs w:val="19"/>
               </w:rPr>
-              <w:t>Create/refresh unit registry records.</w:t>
+              <w:t>Create/refresh unit registry records in bulk. Manual trigger.</w:t>
             </w:r>
           </w:p>
         </w:tc>
@@ -8670,7 +8670,7 @@
                 <w:sz w:val="19"/>
                 <w:szCs w:val="19"/>
               </w:rPr>
-              <w:t>Issue office OTP.</w:t>
+              <w:t>Seed the requested unit if the registry has never seen it, then issue and email an office OTP.</w:t>
             </w:r>
           </w:p>
         </w:tc>

--- a/docs/HAMS_PRODUCTION_REFERENCE.docx
+++ b/docs/HAMS_PRODUCTION_REFERENCE.docx
@@ -8464,7 +8464,7 @@
                 <w:sz w:val="19"/>
                 <w:szCs w:val="19"/>
               </w:rPr>
-              <w:t>n8n workflow</w:t>
+              <w:t>n8n workflow (name in n8n)</w:t>
             </w:r>
           </w:p>
         </w:tc>
@@ -8550,7 +8550,7 @@
                 <w:sz w:val="19"/>
                 <w:szCs w:val="19"/>
               </w:rPr>
-              <w:t>Seed</w:t>
+              <w:t>G_PM_IT_IOT_HAMS_SEED</w:t>
             </w:r>
           </w:p>
         </w:tc>
@@ -8636,7 +8636,7 @@
                 <w:sz w:val="19"/>
                 <w:szCs w:val="19"/>
               </w:rPr>
-              <w:t>Device OTP</w:t>
+              <w:t>G_PM_IT_IOT_HAMS_DEVICEOTP</w:t>
             </w:r>
           </w:p>
         </w:tc>
@@ -8722,7 +8722,7 @@
                 <w:sz w:val="19"/>
                 <w:szCs w:val="19"/>
               </w:rPr>
-              <w:t>Manual Claim</w:t>
+              <w:t>G_PM_IT_IOT_HAMS_MANUALCLAIM</w:t>
             </w:r>
           </w:p>
         </w:tc>
@@ -8808,7 +8808,7 @@
                 <w:sz w:val="19"/>
                 <w:szCs w:val="19"/>
               </w:rPr>
-              <w:t>Verify</w:t>
+              <w:t>G_PM_IT_IOT_HAMS_VERIFY</w:t>
             </w:r>
           </w:p>
         </w:tc>
@@ -8894,7 +8894,7 @@
                 <w:sz w:val="19"/>
                 <w:szCs w:val="19"/>
               </w:rPr>
-              <w:t>Release</w:t>
+              <w:t>G_PM_IT_IOT_HAMS_RELEASE</w:t>
             </w:r>
           </w:p>
         </w:tc>
@@ -8980,7 +8980,7 @@
                 <w:sz w:val="19"/>
                 <w:szCs w:val="19"/>
               </w:rPr>
-              <w:t>Admin Release</w:t>
+              <w:t>G_PM_IT_IOT_HAMS_ADMINRELEASE</w:t>
             </w:r>
           </w:p>
         </w:tc>
@@ -9066,7 +9066,7 @@
                 <w:sz w:val="19"/>
                 <w:szCs w:val="19"/>
               </w:rPr>
-              <w:t>List Units</w:t>
+              <w:t>G_PM_IT_IOT_HAMS_LISTUNITS</w:t>
             </w:r>
           </w:p>
         </w:tc>

--- a/docs/HAMS_PRODUCTION_REFERENCE.docx
+++ b/docs/HAMS_PRODUCTION_REFERENCE.docx
@@ -86,17 +86,7 @@
           <w:sz w:val="18"/>
           <w:szCs w:val="18"/>
         </w:rPr>
-        <w:t>© 2026 Kuala Lump</w:t>
-      </w:r>
-      <w:bookmarkStart w:id="50" w:name="_GoBack"/>
-      <w:bookmarkEnd w:id="50"/>
-      <w:r>
-        <w:rPr>
-          <w:color w:val="666666"/>
-          <w:sz w:val="18"/>
-          <w:szCs w:val="18"/>
-        </w:rPr>
-        <w:t>ur Kepong Berhad. All rights reserved.</w:t>
+        <w:t>© 2026 Kuala Lumpur Kepong Berhad. All rights reserved.</w:t>
       </w:r>
     </w:p>
     <w:p>
@@ -1902,7 +1892,7 @@
                 <w:sz w:val="19"/>
                 <w:szCs w:val="19"/>
               </w:rPr>
-              <w:t xml:space="preserve">1.2 (3) in production; 1.3 (5) under trial</w:t>
+              <w:t>1.2 (3) in production; 1.3 (5) under trial</w:t>
             </w:r>
           </w:p>
         </w:tc>
@@ -2496,8 +2486,8 @@
         <w:pStyle w:val="2"/>
         <w:pageBreakBefore/>
       </w:pPr>
-      <w:bookmarkStart w:id="2" w:name="_Toc5645"/>
-      <w:bookmarkStart w:id="3" w:name="_Toc15700"/>
+      <w:bookmarkStart w:id="2" w:name="_Toc15700"/>
+      <w:bookmarkStart w:id="3" w:name="_Toc5645"/>
       <w:r>
         <w:t>2. Device and application baseline</w:t>
       </w:r>
@@ -3298,8 +3288,8 @@
         </w:tblCellMar>
       </w:tblPr>
       <w:tblGrid>
-        <w:gridCol w:w="4873"/>
-        <w:gridCol w:w="4873"/>
+        <w:gridCol w:w="2432"/>
+        <w:gridCol w:w="7314"/>
       </w:tblGrid>
       <w:tr>
         <w:tblPrEx>
@@ -3311,13 +3301,19 @@
             <w:insideH w:val="single" w:color="auto" w:sz="4" w:space="0"/>
             <w:insideV w:val="single" w:color="auto" w:sz="4" w:space="0"/>
           </w:tblBorders>
+          <w:tblCellMar>
+            <w:top w:w="0" w:type="dxa"/>
+            <w:left w:w="10" w:type="dxa"/>
+            <w:bottom w:w="0" w:type="dxa"/>
+            <w:right w:w="10" w:type="dxa"/>
+          </w:tblCellMar>
         </w:tblPrEx>
         <w:trPr>
           <w:tblHeader/>
         </w:trPr>
         <w:tc>
           <w:tcPr>
-            <w:tcW w:w="4873" w:type="dxa"/>
+            <w:tcW w:w="2432" w:type="dxa"/>
             <w:tcBorders>
               <w:top w:val="single" w:color="B7C9C0" w:sz="4" w:space="0"/>
               <w:left w:val="single" w:color="B7C9C0" w:sz="4" w:space="0"/>
@@ -3351,7 +3347,7 @@
         </w:tc>
         <w:tc>
           <w:tcPr>
-            <w:tcW w:w="4873" w:type="dxa"/>
+            <w:tcW w:w="7314" w:type="dxa"/>
             <w:tcBorders>
               <w:top w:val="single" w:color="B7C9C0" w:sz="4" w:space="0"/>
               <w:left w:val="single" w:color="B7C9C0" w:sz="4" w:space="0"/>
@@ -3403,7 +3399,7 @@
         </w:tblPrEx>
         <w:tc>
           <w:tcPr>
-            <w:tcW w:w="4873" w:type="dxa"/>
+            <w:tcW w:w="2432" w:type="dxa"/>
             <w:tcBorders>
               <w:top w:val="single" w:color="B7C9C0" w:sz="4" w:space="0"/>
               <w:left w:val="single" w:color="B7C9C0" w:sz="4" w:space="0"/>
@@ -3437,7 +3433,7 @@
         </w:tc>
         <w:tc>
           <w:tcPr>
-            <w:tcW w:w="4873" w:type="dxa"/>
+            <w:tcW w:w="7314" w:type="dxa"/>
             <w:tcBorders>
               <w:top w:val="single" w:color="B7C9C0" w:sz="4" w:space="0"/>
               <w:left w:val="single" w:color="B7C9C0" w:sz="4" w:space="0"/>
@@ -3489,7 +3485,7 @@
         </w:tblPrEx>
         <w:tc>
           <w:tcPr>
-            <w:tcW w:w="4873" w:type="dxa"/>
+            <w:tcW w:w="2432" w:type="dxa"/>
             <w:tcBorders>
               <w:top w:val="single" w:color="B7C9C0" w:sz="4" w:space="0"/>
               <w:left w:val="single" w:color="B7C9C0" w:sz="4" w:space="0"/>
@@ -3523,7 +3519,7 @@
         </w:tc>
         <w:tc>
           <w:tcPr>
-            <w:tcW w:w="4873" w:type="dxa"/>
+            <w:tcW w:w="7314" w:type="dxa"/>
             <w:tcBorders>
               <w:top w:val="single" w:color="B7C9C0" w:sz="4" w:space="0"/>
               <w:left w:val="single" w:color="B7C9C0" w:sz="4" w:space="0"/>
@@ -3575,7 +3571,7 @@
         </w:tblPrEx>
         <w:tc>
           <w:tcPr>
-            <w:tcW w:w="4873" w:type="dxa"/>
+            <w:tcW w:w="2432" w:type="dxa"/>
             <w:tcBorders>
               <w:top w:val="single" w:color="B7C9C0" w:sz="4" w:space="0"/>
               <w:left w:val="single" w:color="B7C9C0" w:sz="4" w:space="0"/>
@@ -3609,7 +3605,7 @@
         </w:tc>
         <w:tc>
           <w:tcPr>
-            <w:tcW w:w="4873" w:type="dxa"/>
+            <w:tcW w:w="7314" w:type="dxa"/>
             <w:tcBorders>
               <w:top w:val="single" w:color="B7C9C0" w:sz="4" w:space="0"/>
               <w:left w:val="single" w:color="B7C9C0" w:sz="4" w:space="0"/>
@@ -3661,7 +3657,7 @@
         </w:tblPrEx>
         <w:tc>
           <w:tcPr>
-            <w:tcW w:w="4873" w:type="dxa"/>
+            <w:tcW w:w="2432" w:type="dxa"/>
             <w:tcBorders>
               <w:top w:val="single" w:color="B7C9C0" w:sz="4" w:space="0"/>
               <w:left w:val="single" w:color="B7C9C0" w:sz="4" w:space="0"/>
@@ -3695,7 +3691,7 @@
         </w:tc>
         <w:tc>
           <w:tcPr>
-            <w:tcW w:w="4873" w:type="dxa"/>
+            <w:tcW w:w="7314" w:type="dxa"/>
             <w:tcBorders>
               <w:top w:val="single" w:color="B7C9C0" w:sz="4" w:space="0"/>
               <w:left w:val="single" w:color="B7C9C0" w:sz="4" w:space="0"/>
@@ -3747,7 +3743,7 @@
         </w:tblPrEx>
         <w:tc>
           <w:tcPr>
-            <w:tcW w:w="4873" w:type="dxa"/>
+            <w:tcW w:w="2432" w:type="dxa"/>
             <w:tcBorders>
               <w:top w:val="single" w:color="B7C9C0" w:sz="4" w:space="0"/>
               <w:left w:val="single" w:color="B7C9C0" w:sz="4" w:space="0"/>
@@ -3781,7 +3777,7 @@
         </w:tc>
         <w:tc>
           <w:tcPr>
-            <w:tcW w:w="4873" w:type="dxa"/>
+            <w:tcW w:w="7314" w:type="dxa"/>
             <w:tcBorders>
               <w:top w:val="single" w:color="B7C9C0" w:sz="4" w:space="0"/>
               <w:left w:val="single" w:color="B7C9C0" w:sz="4" w:space="0"/>
@@ -4117,6 +4113,7 @@
           <w:numId w:val="1"/>
         </w:numPr>
         <w:spacing w:after="50"/>
+        <w:ind w:left="260" w:leftChars="0" w:firstLineChars="0"/>
       </w:pPr>
       <w:r>
         <w:t>Open HAMS and confirm that the device is paired.</w:t>
@@ -4130,6 +4127,7 @@
           <w:numId w:val="1"/>
         </w:numPr>
         <w:spacing w:after="50"/>
+        <w:ind w:left="260" w:leftChars="0" w:firstLineChars="0"/>
       </w:pPr>
       <w:r>
         <w:t>Confirm GPS is ready before counting.</w:t>
@@ -4143,6 +4141,7 @@
           <w:numId w:val="1"/>
         </w:numPr>
         <w:spacing w:after="50"/>
+        <w:ind w:left="260" w:leftChars="0" w:firstLineChars="0"/>
       </w:pPr>
       <w:r>
         <w:t>Press + for each count and confirm the displayed net count.</w:t>
@@ -4156,6 +4155,7 @@
           <w:numId w:val="1"/>
         </w:numPr>
         <w:spacing w:after="50"/>
+        <w:ind w:left="260" w:leftChars="0" w:firstLineChars="0"/>
       </w:pPr>
       <w:r>
         <w:t>Use − only for a genuine correction.</w:t>
@@ -4169,6 +4169,7 @@
           <w:numId w:val="1"/>
         </w:numPr>
         <w:spacing w:after="50"/>
+        <w:ind w:left="260" w:leftChars="0" w:firstLineChars="0"/>
       </w:pPr>
       <w:r>
         <w:t>Use New Task only after completing the prior task.</w:t>
@@ -4182,10 +4183,21 @@
           <w:numId w:val="1"/>
         </w:numPr>
         <w:spacing w:after="50"/>
+        <w:ind w:left="260" w:leftChars="0" w:firstLineChars="0"/>
       </w:pPr>
       <w:r>
         <w:t>Use normal app controls to check delivery; do not uninstall the app to resolve a push issue.</w:t>
       </w:r>
+    </w:p>
+    <w:p>
+      <w:pPr>
+        <w:pStyle w:val="18"/>
+        <w:numPr>
+          <w:numId w:val="0"/>
+        </w:numPr>
+        <w:spacing w:after="50"/>
+        <w:ind w:left="260" w:leftChars="0"/>
+      </w:pPr>
     </w:p>
     <w:tbl>
       <w:tblPr>
@@ -5842,6 +5854,7 @@
           <w:numId w:val="2"/>
         </w:numPr>
         <w:spacing w:after="50"/>
+        <w:ind w:left="260" w:leftChars="0" w:firstLineChars="0"/>
       </w:pPr>
       <w:r>
         <w:t>Release through the protected administrator control using a valid OTP.</w:t>
@@ -5855,6 +5868,7 @@
           <w:numId w:val="2"/>
         </w:numPr>
         <w:spacing w:after="50"/>
+        <w:ind w:left="260" w:leftChars="0" w:firstLineChars="0"/>
       </w:pPr>
       <w:r>
         <w:t>The app verifies that it still owns the unit.</w:t>
@@ -5868,6 +5882,7 @@
           <w:numId w:val="2"/>
         </w:numPr>
         <w:spacing w:after="50"/>
+        <w:ind w:left="260" w:leftChars="0" w:firstLineChars="0"/>
       </w:pPr>
       <w:r>
         <w:t>It attempts bounded delivery while it remains bound.</w:t>
@@ -5881,6 +5896,7 @@
           <w:numId w:val="2"/>
         </w:numPr>
         <w:spacing w:after="50"/>
+        <w:ind w:left="260" w:leftChars="0" w:firstLineChars="0"/>
       </w:pPr>
       <w:r>
         <w:t>It releases the unit through the configured backend.</w:t>
@@ -5894,6 +5910,7 @@
           <w:numId w:val="2"/>
         </w:numPr>
         <w:spacing w:after="50"/>
+        <w:ind w:left="260" w:leftChars="0" w:firstLineChars="0"/>
       </w:pPr>
       <w:r>
         <w:t>Any remaining queued task rows are marked stranded (pushed = 2) and cannot upload under a later unit.</w:t>
@@ -6012,7 +6029,7 @@
           <w:numId w:val="3"/>
         </w:numPr>
         <w:spacing w:after="50"/>
-        <w:ind w:left="520" w:leftChars="0" w:hanging="260" w:firstLineChars="0"/>
+        <w:ind w:left="260" w:leftChars="0" w:hanging="260" w:firstLineChars="0"/>
       </w:pPr>
       <w:r>
         <w:t>Take the unit ID from the office register. Do not guess it or type it from memory. The convention is OC&lt;NUM&gt;_H_&lt;SERIAL_NUMBER&gt;; a wrong ID either fails outright or binds the phone to the wrong unit.</w:t>
@@ -6025,7 +6042,7 @@
           <w:numId w:val="3"/>
         </w:numPr>
         <w:spacing w:after="50"/>
-        <w:ind w:left="520" w:leftChars="0" w:hanging="260" w:firstLineChars="0"/>
+        <w:ind w:left="260" w:leftChars="0" w:hanging="260" w:firstLineChars="0"/>
       </w:pPr>
       <w:r>
         <w:t>Confirm the phone has a working network connection. Pairing needs one. GPS is not required until counting starts.</w:t>
@@ -6038,7 +6055,7 @@
           <w:numId w:val="3"/>
         </w:numPr>
         <w:spacing w:after="50"/>
-        <w:ind w:left="520" w:leftChars="0" w:hanging="260" w:firstLineChars="0"/>
+        <w:ind w:left="260" w:leftChars="0" w:hanging="260" w:firstLineChars="0"/>
       </w:pPr>
       <w:r>
         <w:t>Pair one phone to one unit at a time, and record the pairing in the operational register.</w:t>
@@ -7070,7 +7087,15 @@
           <w:numId w:val="2"/>
         </w:numPr>
         <w:spacing w:after="50"/>
+        <w:ind w:left="260" w:leftChars="0" w:firstLineChars="0"/>
       </w:pPr>
+      <w:r>
+        <w:rPr>
+          <w:rFonts w:hint="default"/>
+          <w:lang w:val="en-US"/>
+        </w:rPr>
+        <w:t xml:space="preserve">    </w:t>
+      </w:r>
       <w:r>
         <w:t>Deliver pending counts first, and confirm the push completed.</w:t>
       </w:r>
@@ -7082,6 +7107,7 @@
           <w:numId w:val="2"/>
         </w:numPr>
         <w:spacing w:after="50"/>
+        <w:ind w:left="260" w:leftChars="0" w:firstLineChars="0"/>
       </w:pPr>
       <w:r>
         <w:t>Only then use the protected administrator release control with a valid supervisor code.</w:t>
@@ -7094,6 +7120,7 @@
           <w:numId w:val="2"/>
         </w:numPr>
         <w:spacing w:after="50"/>
+        <w:ind w:left="260" w:leftChars="0" w:firstLineChars="0"/>
       </w:pPr>
       <w:r>
         <w:t>Never uninstall the app to fix a delivery problem. Uninstalling destroys counts that have not been sent, and skips the safe release sequence entirely.</w:t>
@@ -7146,8 +7173,8 @@
         </w:tblCellMar>
       </w:tblPr>
       <w:tblGrid>
-        <w:gridCol w:w="2900"/>
-        <w:gridCol w:w="3200"/>
+        <w:gridCol w:w="3023"/>
+        <w:gridCol w:w="3077"/>
         <w:gridCol w:w="3646"/>
       </w:tblGrid>
       <w:tr>
@@ -7172,7 +7199,7 @@
         </w:trPr>
         <w:tc>
           <w:tcPr>
-            <w:tcW w:w="2900" w:type="dxa"/>
+            <w:tcW w:w="3023" w:type="dxa"/>
             <w:tcBorders>
               <w:top w:val="single" w:color="B7C9C0" w:sz="4" w:space="0"/>
               <w:left w:val="single" w:color="B7C9C0" w:sz="4" w:space="0"/>
@@ -7206,7 +7233,7 @@
         </w:tc>
         <w:tc>
           <w:tcPr>
-            <w:tcW w:w="3200" w:type="dxa"/>
+            <w:tcW w:w="3077" w:type="dxa"/>
             <w:tcBorders>
               <w:top w:val="single" w:color="B7C9C0" w:sz="4" w:space="0"/>
               <w:left w:val="single" w:color="B7C9C0" w:sz="4" w:space="0"/>
@@ -7292,7 +7319,7 @@
         </w:tblPrEx>
         <w:tc>
           <w:tcPr>
-            <w:tcW w:w="2900" w:type="dxa"/>
+            <w:tcW w:w="3023" w:type="dxa"/>
             <w:tcBorders>
               <w:top w:val="single" w:color="B7C9C0" w:sz="4" w:space="0"/>
               <w:left w:val="single" w:color="B7C9C0" w:sz="4" w:space="0"/>
@@ -7326,7 +7353,7 @@
         </w:tc>
         <w:tc>
           <w:tcPr>
-            <w:tcW w:w="3200" w:type="dxa"/>
+            <w:tcW w:w="3077" w:type="dxa"/>
             <w:tcBorders>
               <w:top w:val="single" w:color="B7C9C0" w:sz="4" w:space="0"/>
               <w:left w:val="single" w:color="B7C9C0" w:sz="4" w:space="0"/>
@@ -7412,7 +7439,7 @@
         </w:tblPrEx>
         <w:tc>
           <w:tcPr>
-            <w:tcW w:w="2900" w:type="dxa"/>
+            <w:tcW w:w="3023" w:type="dxa"/>
             <w:tcBorders>
               <w:top w:val="single" w:color="B7C9C0" w:sz="4" w:space="0"/>
               <w:left w:val="single" w:color="B7C9C0" w:sz="4" w:space="0"/>
@@ -7446,7 +7473,7 @@
         </w:tc>
         <w:tc>
           <w:tcPr>
-            <w:tcW w:w="3200" w:type="dxa"/>
+            <w:tcW w:w="3077" w:type="dxa"/>
             <w:tcBorders>
               <w:top w:val="single" w:color="B7C9C0" w:sz="4" w:space="0"/>
               <w:left w:val="single" w:color="B7C9C0" w:sz="4" w:space="0"/>
@@ -7532,7 +7559,7 @@
         </w:tblPrEx>
         <w:tc>
           <w:tcPr>
-            <w:tcW w:w="2900" w:type="dxa"/>
+            <w:tcW w:w="3023" w:type="dxa"/>
             <w:tcBorders>
               <w:top w:val="single" w:color="B7C9C0" w:sz="4" w:space="0"/>
               <w:left w:val="single" w:color="B7C9C0" w:sz="4" w:space="0"/>
@@ -7566,7 +7593,7 @@
         </w:tc>
         <w:tc>
           <w:tcPr>
-            <w:tcW w:w="3200" w:type="dxa"/>
+            <w:tcW w:w="3077" w:type="dxa"/>
             <w:tcBorders>
               <w:top w:val="single" w:color="B7C9C0" w:sz="4" w:space="0"/>
               <w:left w:val="single" w:color="B7C9C0" w:sz="4" w:space="0"/>
@@ -7652,7 +7679,7 @@
         </w:tblPrEx>
         <w:tc>
           <w:tcPr>
-            <w:tcW w:w="2900" w:type="dxa"/>
+            <w:tcW w:w="3023" w:type="dxa"/>
             <w:tcBorders>
               <w:top w:val="single" w:color="B7C9C0" w:sz="4" w:space="0"/>
               <w:left w:val="single" w:color="B7C9C0" w:sz="4" w:space="0"/>
@@ -7686,7 +7713,7 @@
         </w:tc>
         <w:tc>
           <w:tcPr>
-            <w:tcW w:w="3200" w:type="dxa"/>
+            <w:tcW w:w="3077" w:type="dxa"/>
             <w:tcBorders>
               <w:top w:val="single" w:color="B7C9C0" w:sz="4" w:space="0"/>
               <w:left w:val="single" w:color="B7C9C0" w:sz="4" w:space="0"/>
@@ -7919,8 +7946,8 @@
       <w:pPr>
         <w:pStyle w:val="3"/>
       </w:pPr>
-      <w:bookmarkStart w:id="20" w:name="_Toc4426"/>
-      <w:bookmarkStart w:id="21" w:name="_Toc15271"/>
+      <w:bookmarkStart w:id="20" w:name="_Toc15271"/>
+      <w:bookmarkStart w:id="21" w:name="_Toc4426"/>
       <w:r>
         <w:t>5.1 Local mobile database</w:t>
       </w:r>
@@ -8373,8 +8400,13 @@
       <w:pPr>
         <w:pStyle w:val="3"/>
       </w:pPr>
-      <w:bookmarkStart w:id="24" w:name="_Toc13778"/>
-      <w:bookmarkStart w:id="25" w:name="_Toc20072"/>
+      <w:bookmarkStart w:id="24" w:name="_Toc20072"/>
+      <w:bookmarkStart w:id="25" w:name="_Toc13778"/>
+    </w:p>
+    <w:p>
+      <w:pPr>
+        <w:pStyle w:val="3"/>
+      </w:pPr>
       <w:r>
         <w:t>5.3 n8n and PostgreSQL backend</w:t>
       </w:r>
@@ -8411,8 +8443,8 @@
         </w:tblCellMar>
       </w:tblPr>
       <w:tblGrid>
-        <w:gridCol w:w="4873"/>
-        <w:gridCol w:w="4873"/>
+        <w:gridCol w:w="3975"/>
+        <w:gridCol w:w="5771"/>
       </w:tblGrid>
       <w:tr>
         <w:tblPrEx>
@@ -8436,7 +8468,7 @@
         </w:trPr>
         <w:tc>
           <w:tcPr>
-            <w:tcW w:w="4873" w:type="dxa"/>
+            <w:tcW w:w="3975" w:type="dxa"/>
             <w:tcBorders>
               <w:top w:val="single" w:color="B7C9C0" w:sz="4" w:space="0"/>
               <w:left w:val="single" w:color="B7C9C0" w:sz="4" w:space="0"/>
@@ -8470,7 +8502,7 @@
         </w:tc>
         <w:tc>
           <w:tcPr>
-            <w:tcW w:w="4873" w:type="dxa"/>
+            <w:tcW w:w="5771" w:type="dxa"/>
             <w:tcBorders>
               <w:top w:val="single" w:color="B7C9C0" w:sz="4" w:space="0"/>
               <w:left w:val="single" w:color="B7C9C0" w:sz="4" w:space="0"/>
@@ -8522,7 +8554,7 @@
         </w:tblPrEx>
         <w:tc>
           <w:tcPr>
-            <w:tcW w:w="4873" w:type="dxa"/>
+            <w:tcW w:w="3975" w:type="dxa"/>
             <w:tcBorders>
               <w:top w:val="single" w:color="B7C9C0" w:sz="4" w:space="0"/>
               <w:left w:val="single" w:color="B7C9C0" w:sz="4" w:space="0"/>
@@ -8556,7 +8588,7 @@
         </w:tc>
         <w:tc>
           <w:tcPr>
-            <w:tcW w:w="4873" w:type="dxa"/>
+            <w:tcW w:w="5771" w:type="dxa"/>
             <w:tcBorders>
               <w:top w:val="single" w:color="B7C9C0" w:sz="4" w:space="0"/>
               <w:left w:val="single" w:color="B7C9C0" w:sz="4" w:space="0"/>
@@ -8608,7 +8640,7 @@
         </w:tblPrEx>
         <w:tc>
           <w:tcPr>
-            <w:tcW w:w="4873" w:type="dxa"/>
+            <w:tcW w:w="3975" w:type="dxa"/>
             <w:tcBorders>
               <w:top w:val="single" w:color="B7C9C0" w:sz="4" w:space="0"/>
               <w:left w:val="single" w:color="B7C9C0" w:sz="4" w:space="0"/>
@@ -8642,7 +8674,7 @@
         </w:tc>
         <w:tc>
           <w:tcPr>
-            <w:tcW w:w="4873" w:type="dxa"/>
+            <w:tcW w:w="5771" w:type="dxa"/>
             <w:tcBorders>
               <w:top w:val="single" w:color="B7C9C0" w:sz="4" w:space="0"/>
               <w:left w:val="single" w:color="B7C9C0" w:sz="4" w:space="0"/>
@@ -8694,7 +8726,7 @@
         </w:tblPrEx>
         <w:tc>
           <w:tcPr>
-            <w:tcW w:w="4873" w:type="dxa"/>
+            <w:tcW w:w="3975" w:type="dxa"/>
             <w:tcBorders>
               <w:top w:val="single" w:color="B7C9C0" w:sz="4" w:space="0"/>
               <w:left w:val="single" w:color="B7C9C0" w:sz="4" w:space="0"/>
@@ -8728,7 +8760,7 @@
         </w:tc>
         <w:tc>
           <w:tcPr>
-            <w:tcW w:w="4873" w:type="dxa"/>
+            <w:tcW w:w="5771" w:type="dxa"/>
             <w:tcBorders>
               <w:top w:val="single" w:color="B7C9C0" w:sz="4" w:space="0"/>
               <w:left w:val="single" w:color="B7C9C0" w:sz="4" w:space="0"/>
@@ -8780,7 +8812,7 @@
         </w:tblPrEx>
         <w:tc>
           <w:tcPr>
-            <w:tcW w:w="4873" w:type="dxa"/>
+            <w:tcW w:w="3975" w:type="dxa"/>
             <w:tcBorders>
               <w:top w:val="single" w:color="B7C9C0" w:sz="4" w:space="0"/>
               <w:left w:val="single" w:color="B7C9C0" w:sz="4" w:space="0"/>
@@ -8814,7 +8846,7 @@
         </w:tc>
         <w:tc>
           <w:tcPr>
-            <w:tcW w:w="4873" w:type="dxa"/>
+            <w:tcW w:w="5771" w:type="dxa"/>
             <w:tcBorders>
               <w:top w:val="single" w:color="B7C9C0" w:sz="4" w:space="0"/>
               <w:left w:val="single" w:color="B7C9C0" w:sz="4" w:space="0"/>
@@ -8866,7 +8898,7 @@
         </w:tblPrEx>
         <w:tc>
           <w:tcPr>
-            <w:tcW w:w="4873" w:type="dxa"/>
+            <w:tcW w:w="3975" w:type="dxa"/>
             <w:tcBorders>
               <w:top w:val="single" w:color="B7C9C0" w:sz="4" w:space="0"/>
               <w:left w:val="single" w:color="B7C9C0" w:sz="4" w:space="0"/>
@@ -8900,7 +8932,7 @@
         </w:tc>
         <w:tc>
           <w:tcPr>
-            <w:tcW w:w="4873" w:type="dxa"/>
+            <w:tcW w:w="5771" w:type="dxa"/>
             <w:tcBorders>
               <w:top w:val="single" w:color="B7C9C0" w:sz="4" w:space="0"/>
               <w:left w:val="single" w:color="B7C9C0" w:sz="4" w:space="0"/>
@@ -8952,7 +8984,7 @@
         </w:tblPrEx>
         <w:tc>
           <w:tcPr>
-            <w:tcW w:w="4873" w:type="dxa"/>
+            <w:tcW w:w="3975" w:type="dxa"/>
             <w:tcBorders>
               <w:top w:val="single" w:color="B7C9C0" w:sz="4" w:space="0"/>
               <w:left w:val="single" w:color="B7C9C0" w:sz="4" w:space="0"/>
@@ -8986,7 +9018,7 @@
         </w:tc>
         <w:tc>
           <w:tcPr>
-            <w:tcW w:w="4873" w:type="dxa"/>
+            <w:tcW w:w="5771" w:type="dxa"/>
             <w:tcBorders>
               <w:top w:val="single" w:color="B7C9C0" w:sz="4" w:space="0"/>
               <w:left w:val="single" w:color="B7C9C0" w:sz="4" w:space="0"/>
@@ -9038,7 +9070,7 @@
         </w:tblPrEx>
         <w:tc>
           <w:tcPr>
-            <w:tcW w:w="4873" w:type="dxa"/>
+            <w:tcW w:w="3975" w:type="dxa"/>
             <w:tcBorders>
               <w:top w:val="single" w:color="B7C9C0" w:sz="4" w:space="0"/>
               <w:left w:val="single" w:color="B7C9C0" w:sz="4" w:space="0"/>
@@ -9072,7 +9104,7 @@
         </w:tc>
         <w:tc>
           <w:tcPr>
-            <w:tcW w:w="4873" w:type="dxa"/>
+            <w:tcW w:w="5771" w:type="dxa"/>
             <w:tcBorders>
               <w:top w:val="single" w:color="B7C9C0" w:sz="4" w:space="0"/>
               <w:left w:val="single" w:color="B7C9C0" w:sz="4" w:space="0"/>
@@ -9514,8 +9546,8 @@
       <w:pPr>
         <w:pStyle w:val="3"/>
       </w:pPr>
-      <w:bookmarkStart w:id="28" w:name="_Toc941"/>
-      <w:bookmarkStart w:id="29" w:name="_Toc7319"/>
+      <w:bookmarkStart w:id="28" w:name="_Toc7319"/>
+      <w:bookmarkStart w:id="29" w:name="_Toc941"/>
       <w:r>
         <w:t>6.1 Sensitive data and credentials register</w:t>
       </w:r>
@@ -9552,8 +9584,8 @@
         </w:tblCellMar>
       </w:tblPr>
       <w:tblGrid>
-        <w:gridCol w:w="4045"/>
-        <w:gridCol w:w="5701"/>
+        <w:gridCol w:w="3580"/>
+        <w:gridCol w:w="6166"/>
       </w:tblGrid>
       <w:tr>
         <w:tblPrEx>
@@ -9577,7 +9609,7 @@
         </w:trPr>
         <w:tc>
           <w:tcPr>
-            <w:tcW w:w="4045" w:type="dxa"/>
+            <w:tcW w:w="3580" w:type="dxa"/>
             <w:tcBorders>
               <w:top w:val="single" w:color="B7C9C0" w:sz="4" w:space="0"/>
               <w:left w:val="single" w:color="B7C9C0" w:sz="4" w:space="0"/>
@@ -9611,7 +9643,7 @@
         </w:tc>
         <w:tc>
           <w:tcPr>
-            <w:tcW w:w="5701" w:type="dxa"/>
+            <w:tcW w:w="6166" w:type="dxa"/>
             <w:tcBorders>
               <w:top w:val="single" w:color="B7C9C0" w:sz="4" w:space="0"/>
               <w:left w:val="single" w:color="B7C9C0" w:sz="4" w:space="0"/>
@@ -9663,7 +9695,7 @@
         </w:tblPrEx>
         <w:tc>
           <w:tcPr>
-            <w:tcW w:w="4045" w:type="dxa"/>
+            <w:tcW w:w="3580" w:type="dxa"/>
             <w:tcBorders>
               <w:top w:val="single" w:color="B7C9C0" w:sz="4" w:space="0"/>
               <w:left w:val="single" w:color="B7C9C0" w:sz="4" w:space="0"/>
@@ -9697,7 +9729,7 @@
         </w:tc>
         <w:tc>
           <w:tcPr>
-            <w:tcW w:w="5701" w:type="dxa"/>
+            <w:tcW w:w="6166" w:type="dxa"/>
             <w:tcBorders>
               <w:top w:val="single" w:color="B7C9C0" w:sz="4" w:space="0"/>
               <w:left w:val="single" w:color="B7C9C0" w:sz="4" w:space="0"/>
@@ -9749,7 +9781,7 @@
         </w:tblPrEx>
         <w:tc>
           <w:tcPr>
-            <w:tcW w:w="4045" w:type="dxa"/>
+            <w:tcW w:w="3580" w:type="dxa"/>
             <w:tcBorders>
               <w:top w:val="single" w:color="B7C9C0" w:sz="4" w:space="0"/>
               <w:left w:val="single" w:color="B7C9C0" w:sz="4" w:space="0"/>
@@ -9783,7 +9815,7 @@
         </w:tc>
         <w:tc>
           <w:tcPr>
-            <w:tcW w:w="5701" w:type="dxa"/>
+            <w:tcW w:w="6166" w:type="dxa"/>
             <w:tcBorders>
               <w:top w:val="single" w:color="B7C9C0" w:sz="4" w:space="0"/>
               <w:left w:val="single" w:color="B7C9C0" w:sz="4" w:space="0"/>
@@ -9835,7 +9867,7 @@
         </w:tblPrEx>
         <w:tc>
           <w:tcPr>
-            <w:tcW w:w="4045" w:type="dxa"/>
+            <w:tcW w:w="3580" w:type="dxa"/>
             <w:tcBorders>
               <w:top w:val="single" w:color="B7C9C0" w:sz="4" w:space="0"/>
               <w:left w:val="single" w:color="B7C9C0" w:sz="4" w:space="0"/>
@@ -9869,7 +9901,7 @@
         </w:tc>
         <w:tc>
           <w:tcPr>
-            <w:tcW w:w="5701" w:type="dxa"/>
+            <w:tcW w:w="6166" w:type="dxa"/>
             <w:tcBorders>
               <w:top w:val="single" w:color="B7C9C0" w:sz="4" w:space="0"/>
               <w:left w:val="single" w:color="B7C9C0" w:sz="4" w:space="0"/>
@@ -9921,7 +9953,7 @@
         </w:tblPrEx>
         <w:tc>
           <w:tcPr>
-            <w:tcW w:w="4045" w:type="dxa"/>
+            <w:tcW w:w="3580" w:type="dxa"/>
             <w:tcBorders>
               <w:top w:val="single" w:color="B7C9C0" w:sz="4" w:space="0"/>
               <w:left w:val="single" w:color="B7C9C0" w:sz="4" w:space="0"/>
@@ -9955,7 +9987,7 @@
         </w:tc>
         <w:tc>
           <w:tcPr>
-            <w:tcW w:w="5701" w:type="dxa"/>
+            <w:tcW w:w="6166" w:type="dxa"/>
             <w:tcBorders>
               <w:top w:val="single" w:color="B7C9C0" w:sz="4" w:space="0"/>
               <w:left w:val="single" w:color="B7C9C0" w:sz="4" w:space="0"/>
@@ -10007,7 +10039,7 @@
         </w:tblPrEx>
         <w:tc>
           <w:tcPr>
-            <w:tcW w:w="4045" w:type="dxa"/>
+            <w:tcW w:w="3580" w:type="dxa"/>
             <w:tcBorders>
               <w:top w:val="single" w:color="B7C9C0" w:sz="4" w:space="0"/>
               <w:left w:val="single" w:color="B7C9C0" w:sz="4" w:space="0"/>
@@ -10041,7 +10073,7 @@
         </w:tc>
         <w:tc>
           <w:tcPr>
-            <w:tcW w:w="5701" w:type="dxa"/>
+            <w:tcW w:w="6166" w:type="dxa"/>
             <w:tcBorders>
               <w:top w:val="single" w:color="B7C9C0" w:sz="4" w:space="0"/>
               <w:left w:val="single" w:color="B7C9C0" w:sz="4" w:space="0"/>
@@ -10093,7 +10125,7 @@
         </w:tblPrEx>
         <w:tc>
           <w:tcPr>
-            <w:tcW w:w="4045" w:type="dxa"/>
+            <w:tcW w:w="3580" w:type="dxa"/>
             <w:tcBorders>
               <w:top w:val="single" w:color="B7C9C0" w:sz="4" w:space="0"/>
               <w:left w:val="single" w:color="B7C9C0" w:sz="4" w:space="0"/>
@@ -10127,7 +10159,7 @@
         </w:tc>
         <w:tc>
           <w:tcPr>
-            <w:tcW w:w="5701" w:type="dxa"/>
+            <w:tcW w:w="6166" w:type="dxa"/>
             <w:tcBorders>
               <w:top w:val="single" w:color="B7C9C0" w:sz="4" w:space="0"/>
               <w:left w:val="single" w:color="B7C9C0" w:sz="4" w:space="0"/>
@@ -10179,7 +10211,7 @@
         </w:tblPrEx>
         <w:tc>
           <w:tcPr>
-            <w:tcW w:w="4045" w:type="dxa"/>
+            <w:tcW w:w="3580" w:type="dxa"/>
             <w:tcBorders>
               <w:top w:val="single" w:color="B7C9C0" w:sz="4" w:space="0"/>
               <w:left w:val="single" w:color="B7C9C0" w:sz="4" w:space="0"/>
@@ -10213,7 +10245,7 @@
         </w:tc>
         <w:tc>
           <w:tcPr>
-            <w:tcW w:w="5701" w:type="dxa"/>
+            <w:tcW w:w="6166" w:type="dxa"/>
             <w:tcBorders>
               <w:top w:val="single" w:color="B7C9C0" w:sz="4" w:space="0"/>
               <w:left w:val="single" w:color="B7C9C0" w:sz="4" w:space="0"/>
@@ -10265,7 +10297,7 @@
         </w:tblPrEx>
         <w:tc>
           <w:tcPr>
-            <w:tcW w:w="4045" w:type="dxa"/>
+            <w:tcW w:w="3580" w:type="dxa"/>
             <w:tcBorders>
               <w:top w:val="single" w:color="B7C9C0" w:sz="4" w:space="0"/>
               <w:left w:val="single" w:color="B7C9C0" w:sz="4" w:space="0"/>
@@ -10299,7 +10331,7 @@
         </w:tc>
         <w:tc>
           <w:tcPr>
-            <w:tcW w:w="5701" w:type="dxa"/>
+            <w:tcW w:w="6166" w:type="dxa"/>
             <w:tcBorders>
               <w:top w:val="single" w:color="B7C9C0" w:sz="4" w:space="0"/>
               <w:left w:val="single" w:color="B7C9C0" w:sz="4" w:space="0"/>
@@ -10342,8 +10374,8 @@
       <w:pPr>
         <w:pStyle w:val="3"/>
       </w:pPr>
-      <w:bookmarkStart w:id="30" w:name="_Toc31370"/>
-      <w:bookmarkStart w:id="31" w:name="_Toc6119"/>
+      <w:bookmarkStart w:id="30" w:name="_Toc6119"/>
+      <w:bookmarkStart w:id="31" w:name="_Toc31370"/>
       <w:r>
         <w:t>6.2 Support record</w:t>
       </w:r>
@@ -10364,6 +10396,13 @@
       </w:pPr>
       <w:bookmarkStart w:id="32" w:name="_Toc22178"/>
       <w:bookmarkStart w:id="33" w:name="_Toc17197"/>
+    </w:p>
+    <w:p>
+      <w:pPr>
+        <w:pStyle w:val="3"/>
+      </w:pPr>
+      <w:bookmarkStart w:id="50" w:name="_GoBack"/>
+      <w:bookmarkEnd w:id="50"/>
       <w:r>
         <w:t>6.3 Controlled changes</w:t>
       </w:r>
@@ -10950,8 +10989,8 @@
         <w:pStyle w:val="2"/>
         <w:pageBreakBefore/>
       </w:pPr>
-      <w:bookmarkStart w:id="36" w:name="_Toc13824"/>
-      <w:bookmarkStart w:id="37" w:name="_Toc1911"/>
+      <w:bookmarkStart w:id="36" w:name="_Toc1911"/>
+      <w:bookmarkStart w:id="37" w:name="_Toc13824"/>
       <w:r>
         <w:t>Appendix B. Wialon diagnostic telemetry codes</w:t>
       </w:r>
@@ -12427,8 +12466,8 @@
         <w:pStyle w:val="2"/>
         <w:pageBreakBefore/>
       </w:pPr>
-      <w:bookmarkStart w:id="40" w:name="_Toc15224"/>
-      <w:bookmarkStart w:id="41" w:name="_Toc15828"/>
+      <w:bookmarkStart w:id="40" w:name="_Toc15828"/>
+      <w:bookmarkStart w:id="41" w:name="_Toc15224"/>
       <w:r>
         <w:t>Appendix D. PostgreSQL Data Dictionary</w:t>
       </w:r>
@@ -15741,32 +15780,17 @@
         </w:tblCellMar>
       </w:tblPr>
       <w:tblGrid>
-        <w:gridCol w:w="4873"/>
-        <w:gridCol w:w="4873"/>
+        <w:gridCol w:w="2100"/>
+        <w:gridCol w:w="3000"/>
+        <w:gridCol w:w="4646"/>
       </w:tblGrid>
       <w:tr>
-        <w:tblPrEx>
-          <w:tblBorders>
-            <w:top w:val="single" w:color="auto" w:sz="4" w:space="0"/>
-            <w:left w:val="single" w:color="auto" w:sz="4" w:space="0"/>
-            <w:bottom w:val="single" w:color="auto" w:sz="4" w:space="0"/>
-            <w:right w:val="single" w:color="auto" w:sz="4" w:space="0"/>
-            <w:insideH w:val="single" w:color="auto" w:sz="4" w:space="0"/>
-            <w:insideV w:val="single" w:color="auto" w:sz="4" w:space="0"/>
-          </w:tblBorders>
-          <w:tblCellMar>
-            <w:top w:w="0" w:type="dxa"/>
-            <w:left w:w="10" w:type="dxa"/>
-            <w:bottom w:w="0" w:type="dxa"/>
-            <w:right w:w="10" w:type="dxa"/>
-          </w:tblCellMar>
-        </w:tblPrEx>
         <w:trPr>
           <w:tblHeader/>
         </w:trPr>
         <w:tc>
           <w:tcPr>
-            <w:tcW w:w="4873" w:type="dxa"/>
+            <w:tcW w:w="2100" w:type="dxa"/>
             <w:tcBorders>
               <w:top w:val="single" w:color="B7C9C0" w:sz="4" w:space="0"/>
               <w:left w:val="single" w:color="B7C9C0" w:sz="4" w:space="0"/>
@@ -15794,13 +15818,13 @@
                 <w:sz w:val="19"/>
                 <w:szCs w:val="19"/>
               </w:rPr>
-              <w:t>Routine</w:t>
-            </w:r>
-          </w:p>
-        </w:tc>
-        <w:tc>
-          <w:tcPr>
-            <w:tcW w:w="4873" w:type="dxa"/>
+              <w:t xml:space="preserve">Routine</w:t>
+            </w:r>
+          </w:p>
+        </w:tc>
+        <w:tc>
+          <w:tcPr>
+            <w:tcW w:w="3000" w:type="dxa"/>
             <w:tcBorders>
               <w:top w:val="single" w:color="B7C9C0" w:sz="4" w:space="0"/>
               <w:left w:val="single" w:color="B7C9C0" w:sz="4" w:space="0"/>
@@ -15828,31 +15852,49 @@
                 <w:sz w:val="19"/>
                 <w:szCs w:val="19"/>
               </w:rPr>
-              <w:t>Purpose</w:t>
+              <w:t xml:space="preserve">Parameters</w:t>
+            </w:r>
+          </w:p>
+        </w:tc>
+        <w:tc>
+          <w:tcPr>
+            <w:tcW w:w="4646" w:type="dxa"/>
+            <w:tcBorders>
+              <w:top w:val="single" w:color="B7C9C0" w:sz="4" w:space="0"/>
+              <w:left w:val="single" w:color="B7C9C0" w:sz="4" w:space="0"/>
+              <w:bottom w:val="single" w:color="B7C9C0" w:sz="4" w:space="0"/>
+              <w:right w:val="single" w:color="B7C9C0" w:sz="4" w:space="0"/>
+            </w:tcBorders>
+            <w:shd w:val="clear" w:color="auto" w:fill="1F4E3D"/>
+            <w:tcMar>
+              <w:top w:w="80" w:type="dxa"/>
+              <w:left w:w="100" w:type="dxa"/>
+              <w:bottom w:w="80" w:type="dxa"/>
+              <w:right w:w="100" w:type="dxa"/>
+            </w:tcMar>
+            <w:vAlign w:val="center"/>
+          </w:tcPr>
+          <w:p>
+            <w:pPr>
+              <w:spacing w:after="0"/>
+            </w:pPr>
+            <w:r>
+              <w:rPr>
+                <w:b/>
+                <w:bCs/>
+                <w:color w:val="FFFFFF"/>
+                <w:sz w:val="19"/>
+                <w:szCs w:val="19"/>
+              </w:rPr>
+              <w:t xml:space="preserve">Purpose</w:t>
             </w:r>
           </w:p>
         </w:tc>
       </w:tr>
       <w:tr>
-        <w:tblPrEx>
-          <w:tblBorders>
-            <w:top w:val="single" w:color="auto" w:sz="4" w:space="0"/>
-            <w:left w:val="single" w:color="auto" w:sz="4" w:space="0"/>
-            <w:bottom w:val="single" w:color="auto" w:sz="4" w:space="0"/>
-            <w:right w:val="single" w:color="auto" w:sz="4" w:space="0"/>
-            <w:insideH w:val="single" w:color="auto" w:sz="4" w:space="0"/>
-            <w:insideV w:val="single" w:color="auto" w:sz="4" w:space="0"/>
-          </w:tblBorders>
-          <w:tblCellMar>
-            <w:top w:w="0" w:type="dxa"/>
-            <w:left w:w="10" w:type="dxa"/>
-            <w:bottom w:w="0" w:type="dxa"/>
-            <w:right w:w="10" w:type="dxa"/>
-          </w:tblCellMar>
-        </w:tblPrEx>
-        <w:tc>
-          <w:tcPr>
-            <w:tcW w:w="4873" w:type="dxa"/>
+        <w:tc>
+          <w:tcPr>
+            <w:tcW w:w="2100" w:type="dxa"/>
             <w:tcBorders>
               <w:top w:val="single" w:color="B7C9C0" w:sz="4" w:space="0"/>
               <w:left w:val="single" w:color="B7C9C0" w:sz="4" w:space="0"/>
@@ -15880,13 +15922,13 @@
                 <w:sz w:val="19"/>
                 <w:szCs w:val="19"/>
               </w:rPr>
-              <w:t>seed_unit</w:t>
-            </w:r>
-          </w:p>
-        </w:tc>
-        <w:tc>
-          <w:tcPr>
-            <w:tcW w:w="4873" w:type="dxa"/>
+              <w:t xml:space="preserve">seed_unit</w:t>
+            </w:r>
+          </w:p>
+        </w:tc>
+        <w:tc>
+          <w:tcPr>
+            <w:tcW w:w="3000" w:type="dxa"/>
             <w:tcBorders>
               <w:top w:val="single" w:color="B7C9C0" w:sz="4" w:space="0"/>
               <w:left w:val="single" w:color="B7C9C0" w:sz="4" w:space="0"/>
@@ -15914,31 +15956,49 @@
                 <w:sz w:val="19"/>
                 <w:szCs w:val="19"/>
               </w:rPr>
-              <w:t>Insert a unit or refresh its label without changing a live binding.</w:t>
+              <w:t xml:space="preserve">p_unique_id, p_name</w:t>
+            </w:r>
+          </w:p>
+        </w:tc>
+        <w:tc>
+          <w:tcPr>
+            <w:tcW w:w="4646" w:type="dxa"/>
+            <w:tcBorders>
+              <w:top w:val="single" w:color="B7C9C0" w:sz="4" w:space="0"/>
+              <w:left w:val="single" w:color="B7C9C0" w:sz="4" w:space="0"/>
+              <w:bottom w:val="single" w:color="B7C9C0" w:sz="4" w:space="0"/>
+              <w:right w:val="single" w:color="B7C9C0" w:sz="4" w:space="0"/>
+            </w:tcBorders>
+            <w:shd w:val="clear" w:color="auto" w:fill="FFFFFF"/>
+            <w:tcMar>
+              <w:top w:w="80" w:type="dxa"/>
+              <w:left w:w="100" w:type="dxa"/>
+              <w:bottom w:w="80" w:type="dxa"/>
+              <w:right w:w="100" w:type="dxa"/>
+            </w:tcMar>
+            <w:vAlign w:val="center"/>
+          </w:tcPr>
+          <w:p>
+            <w:pPr>
+              <w:spacing w:after="0"/>
+            </w:pPr>
+            <w:r>
+              <w:rPr>
+                <w:b w:val="0"/>
+                <w:bCs w:val="0"/>
+                <w:color w:val="202020"/>
+                <w:sz w:val="19"/>
+                <w:szCs w:val="19"/>
+              </w:rPr>
+              <w:t xml:space="preserve">Insert a unit or refresh its label without changing a live binding.</w:t>
             </w:r>
           </w:p>
         </w:tc>
       </w:tr>
       <w:tr>
-        <w:tblPrEx>
-          <w:tblBorders>
-            <w:top w:val="single" w:color="auto" w:sz="4" w:space="0"/>
-            <w:left w:val="single" w:color="auto" w:sz="4" w:space="0"/>
-            <w:bottom w:val="single" w:color="auto" w:sz="4" w:space="0"/>
-            <w:right w:val="single" w:color="auto" w:sz="4" w:space="0"/>
-            <w:insideH w:val="single" w:color="auto" w:sz="4" w:space="0"/>
-            <w:insideV w:val="single" w:color="auto" w:sz="4" w:space="0"/>
-          </w:tblBorders>
-          <w:tblCellMar>
-            <w:top w:w="0" w:type="dxa"/>
-            <w:left w:w="10" w:type="dxa"/>
-            <w:bottom w:w="0" w:type="dxa"/>
-            <w:right w:w="10" w:type="dxa"/>
-          </w:tblCellMar>
-        </w:tblPrEx>
-        <w:tc>
-          <w:tcPr>
-            <w:tcW w:w="4873" w:type="dxa"/>
+        <w:tc>
+          <w:tcPr>
+            <w:tcW w:w="2100" w:type="dxa"/>
             <w:tcBorders>
               <w:top w:val="single" w:color="B7C9C0" w:sz="4" w:space="0"/>
               <w:left w:val="single" w:color="B7C9C0" w:sz="4" w:space="0"/>
@@ -15966,13 +16026,13 @@
                 <w:sz w:val="19"/>
                 <w:szCs w:val="19"/>
               </w:rPr>
-              <w:t>issue_otp</w:t>
-            </w:r>
-          </w:p>
-        </w:tc>
-        <w:tc>
-          <w:tcPr>
-            <w:tcW w:w="4873" w:type="dxa"/>
+              <w:t xml:space="preserve">issue_otp</w:t>
+            </w:r>
+          </w:p>
+        </w:tc>
+        <w:tc>
+          <w:tcPr>
+            <w:tcW w:w="3000" w:type="dxa"/>
             <w:tcBorders>
               <w:top w:val="single" w:color="B7C9C0" w:sz="4" w:space="0"/>
               <w:left w:val="single" w:color="B7C9C0" w:sz="4" w:space="0"/>
@@ -16000,31 +16060,49 @@
                 <w:sz w:val="19"/>
                 <w:szCs w:val="19"/>
               </w:rPr>
-              <w:t>Purge expired OTPs and issue a six-digit OTP.</w:t>
+              <w:t xml:space="preserve">p_ttl_minutes (default 10)</w:t>
+            </w:r>
+          </w:p>
+        </w:tc>
+        <w:tc>
+          <w:tcPr>
+            <w:tcW w:w="4646" w:type="dxa"/>
+            <w:tcBorders>
+              <w:top w:val="single" w:color="B7C9C0" w:sz="4" w:space="0"/>
+              <w:left w:val="single" w:color="B7C9C0" w:sz="4" w:space="0"/>
+              <w:bottom w:val="single" w:color="B7C9C0" w:sz="4" w:space="0"/>
+              <w:right w:val="single" w:color="B7C9C0" w:sz="4" w:space="0"/>
+            </w:tcBorders>
+            <w:shd w:val="clear" w:color="auto" w:fill="F2F8F1"/>
+            <w:tcMar>
+              <w:top w:w="80" w:type="dxa"/>
+              <w:left w:w="100" w:type="dxa"/>
+              <w:bottom w:w="80" w:type="dxa"/>
+              <w:right w:w="100" w:type="dxa"/>
+            </w:tcMar>
+            <w:vAlign w:val="center"/>
+          </w:tcPr>
+          <w:p>
+            <w:pPr>
+              <w:spacing w:after="0"/>
+            </w:pPr>
+            <w:r>
+              <w:rPr>
+                <w:b w:val="0"/>
+                <w:bCs w:val="0"/>
+                <w:color w:val="202020"/>
+                <w:sz w:val="19"/>
+                <w:szCs w:val="19"/>
+              </w:rPr>
+              <w:t xml:space="preserve">Purge expired OTPs and issue a six-digit OTP.</w:t>
             </w:r>
           </w:p>
         </w:tc>
       </w:tr>
       <w:tr>
-        <w:tblPrEx>
-          <w:tblBorders>
-            <w:top w:val="single" w:color="auto" w:sz="4" w:space="0"/>
-            <w:left w:val="single" w:color="auto" w:sz="4" w:space="0"/>
-            <w:bottom w:val="single" w:color="auto" w:sz="4" w:space="0"/>
-            <w:right w:val="single" w:color="auto" w:sz="4" w:space="0"/>
-            <w:insideH w:val="single" w:color="auto" w:sz="4" w:space="0"/>
-            <w:insideV w:val="single" w:color="auto" w:sz="4" w:space="0"/>
-          </w:tblBorders>
-          <w:tblCellMar>
-            <w:top w:w="0" w:type="dxa"/>
-            <w:left w:w="10" w:type="dxa"/>
-            <w:bottom w:w="0" w:type="dxa"/>
-            <w:right w:w="10" w:type="dxa"/>
-          </w:tblCellMar>
-        </w:tblPrEx>
-        <w:tc>
-          <w:tcPr>
-            <w:tcW w:w="4873" w:type="dxa"/>
+        <w:tc>
+          <w:tcPr>
+            <w:tcW w:w="2100" w:type="dxa"/>
             <w:tcBorders>
               <w:top w:val="single" w:color="B7C9C0" w:sz="4" w:space="0"/>
               <w:left w:val="single" w:color="B7C9C0" w:sz="4" w:space="0"/>
@@ -16052,13 +16130,13 @@
                 <w:sz w:val="19"/>
                 <w:szCs w:val="19"/>
               </w:rPr>
-              <w:t>otp_is_valid</w:t>
-            </w:r>
-          </w:p>
-        </w:tc>
-        <w:tc>
-          <w:tcPr>
-            <w:tcW w:w="4873" w:type="dxa"/>
+              <w:t xml:space="preserve">otp_is_valid</w:t>
+            </w:r>
+          </w:p>
+        </w:tc>
+        <w:tc>
+          <w:tcPr>
+            <w:tcW w:w="3000" w:type="dxa"/>
             <w:tcBorders>
               <w:top w:val="single" w:color="B7C9C0" w:sz="4" w:space="0"/>
               <w:left w:val="single" w:color="B7C9C0" w:sz="4" w:space="0"/>
@@ -16086,31 +16164,49 @@
                 <w:sz w:val="19"/>
                 <w:szCs w:val="19"/>
               </w:rPr>
-              <w:t>Check OTP validity without consuming it.</w:t>
+              <w:t xml:space="preserve">p_otp</w:t>
+            </w:r>
+          </w:p>
+        </w:tc>
+        <w:tc>
+          <w:tcPr>
+            <w:tcW w:w="4646" w:type="dxa"/>
+            <w:tcBorders>
+              <w:top w:val="single" w:color="B7C9C0" w:sz="4" w:space="0"/>
+              <w:left w:val="single" w:color="B7C9C0" w:sz="4" w:space="0"/>
+              <w:bottom w:val="single" w:color="B7C9C0" w:sz="4" w:space="0"/>
+              <w:right w:val="single" w:color="B7C9C0" w:sz="4" w:space="0"/>
+            </w:tcBorders>
+            <w:shd w:val="clear" w:color="auto" w:fill="FFFFFF"/>
+            <w:tcMar>
+              <w:top w:w="80" w:type="dxa"/>
+              <w:left w:w="100" w:type="dxa"/>
+              <w:bottom w:w="80" w:type="dxa"/>
+              <w:right w:w="100" w:type="dxa"/>
+            </w:tcMar>
+            <w:vAlign w:val="center"/>
+          </w:tcPr>
+          <w:p>
+            <w:pPr>
+              <w:spacing w:after="0"/>
+            </w:pPr>
+            <w:r>
+              <w:rPr>
+                <w:b w:val="0"/>
+                <w:bCs w:val="0"/>
+                <w:color w:val="202020"/>
+                <w:sz w:val="19"/>
+                <w:szCs w:val="19"/>
+              </w:rPr>
+              <w:t xml:space="preserve">Check OTP validity without consuming it.</w:t>
             </w:r>
           </w:p>
         </w:tc>
       </w:tr>
       <w:tr>
-        <w:tblPrEx>
-          <w:tblBorders>
-            <w:top w:val="single" w:color="auto" w:sz="4" w:space="0"/>
-            <w:left w:val="single" w:color="auto" w:sz="4" w:space="0"/>
-            <w:bottom w:val="single" w:color="auto" w:sz="4" w:space="0"/>
-            <w:right w:val="single" w:color="auto" w:sz="4" w:space="0"/>
-            <w:insideH w:val="single" w:color="auto" w:sz="4" w:space="0"/>
-            <w:insideV w:val="single" w:color="auto" w:sz="4" w:space="0"/>
-          </w:tblBorders>
-          <w:tblCellMar>
-            <w:top w:w="0" w:type="dxa"/>
-            <w:left w:w="10" w:type="dxa"/>
-            <w:bottom w:w="0" w:type="dxa"/>
-            <w:right w:w="10" w:type="dxa"/>
-          </w:tblCellMar>
-        </w:tblPrEx>
-        <w:tc>
-          <w:tcPr>
-            <w:tcW w:w="4873" w:type="dxa"/>
+        <w:tc>
+          <w:tcPr>
+            <w:tcW w:w="2100" w:type="dxa"/>
             <w:tcBorders>
               <w:top w:val="single" w:color="B7C9C0" w:sz="4" w:space="0"/>
               <w:left w:val="single" w:color="B7C9C0" w:sz="4" w:space="0"/>
@@ -16138,13 +16234,13 @@
                 <w:sz w:val="19"/>
                 <w:szCs w:val="19"/>
               </w:rPr>
-              <w:t>consume_otp</w:t>
-            </w:r>
-          </w:p>
-        </w:tc>
-        <w:tc>
-          <w:tcPr>
-            <w:tcW w:w="4873" w:type="dxa"/>
+              <w:t xml:space="preserve">consume_otp</w:t>
+            </w:r>
+          </w:p>
+        </w:tc>
+        <w:tc>
+          <w:tcPr>
+            <w:tcW w:w="3000" w:type="dxa"/>
             <w:tcBorders>
               <w:top w:val="single" w:color="B7C9C0" w:sz="4" w:space="0"/>
               <w:left w:val="single" w:color="B7C9C0" w:sz="4" w:space="0"/>
@@ -16172,31 +16268,49 @@
                 <w:sz w:val="19"/>
                 <w:szCs w:val="19"/>
               </w:rPr>
-              <w:t>Atomically consume a valid OTP.</w:t>
+              <w:t xml:space="preserve">p_otp</w:t>
+            </w:r>
+          </w:p>
+        </w:tc>
+        <w:tc>
+          <w:tcPr>
+            <w:tcW w:w="4646" w:type="dxa"/>
+            <w:tcBorders>
+              <w:top w:val="single" w:color="B7C9C0" w:sz="4" w:space="0"/>
+              <w:left w:val="single" w:color="B7C9C0" w:sz="4" w:space="0"/>
+              <w:bottom w:val="single" w:color="B7C9C0" w:sz="4" w:space="0"/>
+              <w:right w:val="single" w:color="B7C9C0" w:sz="4" w:space="0"/>
+            </w:tcBorders>
+            <w:shd w:val="clear" w:color="auto" w:fill="F2F8F1"/>
+            <w:tcMar>
+              <w:top w:w="80" w:type="dxa"/>
+              <w:left w:w="100" w:type="dxa"/>
+              <w:bottom w:w="80" w:type="dxa"/>
+              <w:right w:w="100" w:type="dxa"/>
+            </w:tcMar>
+            <w:vAlign w:val="center"/>
+          </w:tcPr>
+          <w:p>
+            <w:pPr>
+              <w:spacing w:after="0"/>
+            </w:pPr>
+            <w:r>
+              <w:rPr>
+                <w:b w:val="0"/>
+                <w:bCs w:val="0"/>
+                <w:color w:val="202020"/>
+                <w:sz w:val="19"/>
+                <w:szCs w:val="19"/>
+              </w:rPr>
+              <w:t xml:space="preserve">Atomically consume a valid OTP.</w:t>
             </w:r>
           </w:p>
         </w:tc>
       </w:tr>
       <w:tr>
-        <w:tblPrEx>
-          <w:tblBorders>
-            <w:top w:val="single" w:color="auto" w:sz="4" w:space="0"/>
-            <w:left w:val="single" w:color="auto" w:sz="4" w:space="0"/>
-            <w:bottom w:val="single" w:color="auto" w:sz="4" w:space="0"/>
-            <w:right w:val="single" w:color="auto" w:sz="4" w:space="0"/>
-            <w:insideH w:val="single" w:color="auto" w:sz="4" w:space="0"/>
-            <w:insideV w:val="single" w:color="auto" w:sz="4" w:space="0"/>
-          </w:tblBorders>
-          <w:tblCellMar>
-            <w:top w:w="0" w:type="dxa"/>
-            <w:left w:w="10" w:type="dxa"/>
-            <w:bottom w:w="0" w:type="dxa"/>
-            <w:right w:w="10" w:type="dxa"/>
-          </w:tblCellMar>
-        </w:tblPrEx>
-        <w:tc>
-          <w:tcPr>
-            <w:tcW w:w="4873" w:type="dxa"/>
+        <w:tc>
+          <w:tcPr>
+            <w:tcW w:w="2100" w:type="dxa"/>
             <w:tcBorders>
               <w:top w:val="single" w:color="B7C9C0" w:sz="4" w:space="0"/>
               <w:left w:val="single" w:color="B7C9C0" w:sz="4" w:space="0"/>
@@ -16224,13 +16338,13 @@
                 <w:sz w:val="19"/>
                 <w:szCs w:val="19"/>
               </w:rPr>
-              <w:t>manual_claim</w:t>
-            </w:r>
-          </w:p>
-        </w:tc>
-        <w:tc>
-          <w:tcPr>
-            <w:tcW w:w="4873" w:type="dxa"/>
+              <w:t xml:space="preserve">manual_claim</w:t>
+            </w:r>
+          </w:p>
+        </w:tc>
+        <w:tc>
+          <w:tcPr>
+            <w:tcW w:w="3000" w:type="dxa"/>
             <w:tcBorders>
               <w:top w:val="single" w:color="B7C9C0" w:sz="4" w:space="0"/>
               <w:left w:val="single" w:color="B7C9C0" w:sz="4" w:space="0"/>
@@ -16258,31 +16372,49 @@
                 <w:sz w:val="19"/>
                 <w:szCs w:val="19"/>
               </w:rPr>
-              <w:t>Bind a phone to a unit after ownership, OTP, and drain checks.</w:t>
+              <w:t xml:space="preserve">p_unique_id, p_fingerprint, p_otp</w:t>
+            </w:r>
+          </w:p>
+        </w:tc>
+        <w:tc>
+          <w:tcPr>
+            <w:tcW w:w="4646" w:type="dxa"/>
+            <w:tcBorders>
+              <w:top w:val="single" w:color="B7C9C0" w:sz="4" w:space="0"/>
+              <w:left w:val="single" w:color="B7C9C0" w:sz="4" w:space="0"/>
+              <w:bottom w:val="single" w:color="B7C9C0" w:sz="4" w:space="0"/>
+              <w:right w:val="single" w:color="B7C9C0" w:sz="4" w:space="0"/>
+            </w:tcBorders>
+            <w:shd w:val="clear" w:color="auto" w:fill="FFFFFF"/>
+            <w:tcMar>
+              <w:top w:w="80" w:type="dxa"/>
+              <w:left w:w="100" w:type="dxa"/>
+              <w:bottom w:w="80" w:type="dxa"/>
+              <w:right w:w="100" w:type="dxa"/>
+            </w:tcMar>
+            <w:vAlign w:val="center"/>
+          </w:tcPr>
+          <w:p>
+            <w:pPr>
+              <w:spacing w:after="0"/>
+            </w:pPr>
+            <w:r>
+              <w:rPr>
+                <w:b w:val="0"/>
+                <w:bCs w:val="0"/>
+                <w:color w:val="202020"/>
+                <w:sz w:val="19"/>
+                <w:szCs w:val="19"/>
+              </w:rPr>
+              <w:t xml:space="preserve">Bind a phone to a unit after ownership, OTP, and drain checks.</w:t>
             </w:r>
           </w:p>
         </w:tc>
       </w:tr>
       <w:tr>
-        <w:tblPrEx>
-          <w:tblBorders>
-            <w:top w:val="single" w:color="auto" w:sz="4" w:space="0"/>
-            <w:left w:val="single" w:color="auto" w:sz="4" w:space="0"/>
-            <w:bottom w:val="single" w:color="auto" w:sz="4" w:space="0"/>
-            <w:right w:val="single" w:color="auto" w:sz="4" w:space="0"/>
-            <w:insideH w:val="single" w:color="auto" w:sz="4" w:space="0"/>
-            <w:insideV w:val="single" w:color="auto" w:sz="4" w:space="0"/>
-          </w:tblBorders>
-          <w:tblCellMar>
-            <w:top w:w="0" w:type="dxa"/>
-            <w:left w:w="10" w:type="dxa"/>
-            <w:bottom w:w="0" w:type="dxa"/>
-            <w:right w:w="10" w:type="dxa"/>
-          </w:tblCellMar>
-        </w:tblPrEx>
-        <w:tc>
-          <w:tcPr>
-            <w:tcW w:w="4873" w:type="dxa"/>
+        <w:tc>
+          <w:tcPr>
+            <w:tcW w:w="2100" w:type="dxa"/>
             <w:tcBorders>
               <w:top w:val="single" w:color="B7C9C0" w:sz="4" w:space="0"/>
               <w:left w:val="single" w:color="B7C9C0" w:sz="4" w:space="0"/>
@@ -16310,13 +16442,13 @@
                 <w:sz w:val="19"/>
                 <w:szCs w:val="19"/>
               </w:rPr>
-              <w:t>release_unit</w:t>
-            </w:r>
-          </w:p>
-        </w:tc>
-        <w:tc>
-          <w:tcPr>
-            <w:tcW w:w="4873" w:type="dxa"/>
+              <w:t xml:space="preserve">release_unit</w:t>
+            </w:r>
+          </w:p>
+        </w:tc>
+        <w:tc>
+          <w:tcPr>
+            <w:tcW w:w="3000" w:type="dxa"/>
             <w:tcBorders>
               <w:top w:val="single" w:color="B7C9C0" w:sz="4" w:space="0"/>
               <w:left w:val="single" w:color="B7C9C0" w:sz="4" w:space="0"/>
@@ -16344,31 +16476,49 @@
                 <w:sz w:val="19"/>
                 <w:szCs w:val="19"/>
               </w:rPr>
-              <w:t>Release a unit only for its proven owner.</w:t>
+              <w:t xml:space="preserve">p_unique_id, p_fingerprint, p_otp</w:t>
+            </w:r>
+          </w:p>
+        </w:tc>
+        <w:tc>
+          <w:tcPr>
+            <w:tcW w:w="4646" w:type="dxa"/>
+            <w:tcBorders>
+              <w:top w:val="single" w:color="B7C9C0" w:sz="4" w:space="0"/>
+              <w:left w:val="single" w:color="B7C9C0" w:sz="4" w:space="0"/>
+              <w:bottom w:val="single" w:color="B7C9C0" w:sz="4" w:space="0"/>
+              <w:right w:val="single" w:color="B7C9C0" w:sz="4" w:space="0"/>
+            </w:tcBorders>
+            <w:shd w:val="clear" w:color="auto" w:fill="F2F8F1"/>
+            <w:tcMar>
+              <w:top w:w="80" w:type="dxa"/>
+              <w:left w:w="100" w:type="dxa"/>
+              <w:bottom w:w="80" w:type="dxa"/>
+              <w:right w:w="100" w:type="dxa"/>
+            </w:tcMar>
+            <w:vAlign w:val="center"/>
+          </w:tcPr>
+          <w:p>
+            <w:pPr>
+              <w:spacing w:after="0"/>
+            </w:pPr>
+            <w:r>
+              <w:rPr>
+                <w:b w:val="0"/>
+                <w:bCs w:val="0"/>
+                <w:color w:val="202020"/>
+                <w:sz w:val="19"/>
+                <w:szCs w:val="19"/>
+              </w:rPr>
+              <w:t xml:space="preserve">Release a unit only for its proven owner.</w:t>
             </w:r>
           </w:p>
         </w:tc>
       </w:tr>
       <w:tr>
-        <w:tblPrEx>
-          <w:tblBorders>
-            <w:top w:val="single" w:color="auto" w:sz="4" w:space="0"/>
-            <w:left w:val="single" w:color="auto" w:sz="4" w:space="0"/>
-            <w:bottom w:val="single" w:color="auto" w:sz="4" w:space="0"/>
-            <w:right w:val="single" w:color="auto" w:sz="4" w:space="0"/>
-            <w:insideH w:val="single" w:color="auto" w:sz="4" w:space="0"/>
-            <w:insideV w:val="single" w:color="auto" w:sz="4" w:space="0"/>
-          </w:tblBorders>
-          <w:tblCellMar>
-            <w:top w:w="0" w:type="dxa"/>
-            <w:left w:w="10" w:type="dxa"/>
-            <w:bottom w:w="0" w:type="dxa"/>
-            <w:right w:w="10" w:type="dxa"/>
-          </w:tblCellMar>
-        </w:tblPrEx>
-        <w:tc>
-          <w:tcPr>
-            <w:tcW w:w="4873" w:type="dxa"/>
+        <w:tc>
+          <w:tcPr>
+            <w:tcW w:w="2100" w:type="dxa"/>
             <w:tcBorders>
               <w:top w:val="single" w:color="B7C9C0" w:sz="4" w:space="0"/>
               <w:left w:val="single" w:color="B7C9C0" w:sz="4" w:space="0"/>
@@ -16396,13 +16546,13 @@
                 <w:sz w:val="19"/>
                 <w:szCs w:val="19"/>
               </w:rPr>
-              <w:t>check_binding</w:t>
-            </w:r>
-          </w:p>
-        </w:tc>
-        <w:tc>
-          <w:tcPr>
-            <w:tcW w:w="4873" w:type="dxa"/>
+              <w:t xml:space="preserve">check_binding</w:t>
+            </w:r>
+          </w:p>
+        </w:tc>
+        <w:tc>
+          <w:tcPr>
+            <w:tcW w:w="3000" w:type="dxa"/>
             <w:tcBorders>
               <w:top w:val="single" w:color="B7C9C0" w:sz="4" w:space="0"/>
               <w:left w:val="single" w:color="B7C9C0" w:sz="4" w:space="0"/>
@@ -16430,31 +16580,49 @@
                 <w:sz w:val="19"/>
                 <w:szCs w:val="19"/>
               </w:rPr>
-              <w:t>Return binding state and refresh owner activity/version when bound.</w:t>
+              <w:t xml:space="preserve">p_unique_id, p_fingerprint, p_app_version (default NULL)</w:t>
+            </w:r>
+          </w:p>
+        </w:tc>
+        <w:tc>
+          <w:tcPr>
+            <w:tcW w:w="4646" w:type="dxa"/>
+            <w:tcBorders>
+              <w:top w:val="single" w:color="B7C9C0" w:sz="4" w:space="0"/>
+              <w:left w:val="single" w:color="B7C9C0" w:sz="4" w:space="0"/>
+              <w:bottom w:val="single" w:color="B7C9C0" w:sz="4" w:space="0"/>
+              <w:right w:val="single" w:color="B7C9C0" w:sz="4" w:space="0"/>
+            </w:tcBorders>
+            <w:shd w:val="clear" w:color="auto" w:fill="FFFFFF"/>
+            <w:tcMar>
+              <w:top w:w="80" w:type="dxa"/>
+              <w:left w:w="100" w:type="dxa"/>
+              <w:bottom w:w="80" w:type="dxa"/>
+              <w:right w:w="100" w:type="dxa"/>
+            </w:tcMar>
+            <w:vAlign w:val="center"/>
+          </w:tcPr>
+          <w:p>
+            <w:pPr>
+              <w:spacing w:after="0"/>
+            </w:pPr>
+            <w:r>
+              <w:rPr>
+                <w:b w:val="0"/>
+                <w:bCs w:val="0"/>
+                <w:color w:val="202020"/>
+                <w:sz w:val="19"/>
+                <w:szCs w:val="19"/>
+              </w:rPr>
+              <w:t xml:space="preserve">Return binding state and refresh owner activity/version when bound.</w:t>
             </w:r>
           </w:p>
         </w:tc>
       </w:tr>
       <w:tr>
-        <w:tblPrEx>
-          <w:tblBorders>
-            <w:top w:val="single" w:color="auto" w:sz="4" w:space="0"/>
-            <w:left w:val="single" w:color="auto" w:sz="4" w:space="0"/>
-            <w:bottom w:val="single" w:color="auto" w:sz="4" w:space="0"/>
-            <w:right w:val="single" w:color="auto" w:sz="4" w:space="0"/>
-            <w:insideH w:val="single" w:color="auto" w:sz="4" w:space="0"/>
-            <w:insideV w:val="single" w:color="auto" w:sz="4" w:space="0"/>
-          </w:tblBorders>
-          <w:tblCellMar>
-            <w:top w:w="0" w:type="dxa"/>
-            <w:left w:w="10" w:type="dxa"/>
-            <w:bottom w:w="0" w:type="dxa"/>
-            <w:right w:w="10" w:type="dxa"/>
-          </w:tblCellMar>
-        </w:tblPrEx>
-        <w:tc>
-          <w:tcPr>
-            <w:tcW w:w="4873" w:type="dxa"/>
+        <w:tc>
+          <w:tcPr>
+            <w:tcW w:w="2100" w:type="dxa"/>
             <w:tcBorders>
               <w:top w:val="single" w:color="B7C9C0" w:sz="4" w:space="0"/>
               <w:left w:val="single" w:color="B7C9C0" w:sz="4" w:space="0"/>
@@ -16482,13 +16650,13 @@
                 <w:sz w:val="19"/>
                 <w:szCs w:val="19"/>
               </w:rPr>
-              <w:t>admin_release</w:t>
-            </w:r>
-          </w:p>
-        </w:tc>
-        <w:tc>
-          <w:tcPr>
-            <w:tcW w:w="4873" w:type="dxa"/>
+              <w:t xml:space="preserve">admin_release</w:t>
+            </w:r>
+          </w:p>
+        </w:tc>
+        <w:tc>
+          <w:tcPr>
+            <w:tcW w:w="3000" w:type="dxa"/>
             <w:tcBorders>
               <w:top w:val="single" w:color="B7C9C0" w:sz="4" w:space="0"/>
               <w:left w:val="single" w:color="B7C9C0" w:sz="4" w:space="0"/>
@@ -16516,7 +16684,41 @@
                 <w:sz w:val="19"/>
                 <w:szCs w:val="19"/>
               </w:rPr>
-              <w:t>Office force-release for lost, dead, or reassigned handset.</w:t>
+              <w:t xml:space="preserve">p_unique_id</w:t>
+            </w:r>
+          </w:p>
+        </w:tc>
+        <w:tc>
+          <w:tcPr>
+            <w:tcW w:w="4646" w:type="dxa"/>
+            <w:tcBorders>
+              <w:top w:val="single" w:color="B7C9C0" w:sz="4" w:space="0"/>
+              <w:left w:val="single" w:color="B7C9C0" w:sz="4" w:space="0"/>
+              <w:bottom w:val="single" w:color="B7C9C0" w:sz="4" w:space="0"/>
+              <w:right w:val="single" w:color="B7C9C0" w:sz="4" w:space="0"/>
+            </w:tcBorders>
+            <w:shd w:val="clear" w:color="auto" w:fill="F2F8F1"/>
+            <w:tcMar>
+              <w:top w:w="80" w:type="dxa"/>
+              <w:left w:w="100" w:type="dxa"/>
+              <w:bottom w:w="80" w:type="dxa"/>
+              <w:right w:w="100" w:type="dxa"/>
+            </w:tcMar>
+            <w:vAlign w:val="center"/>
+          </w:tcPr>
+          <w:p>
+            <w:pPr>
+              <w:spacing w:after="0"/>
+            </w:pPr>
+            <w:r>
+              <w:rPr>
+                <w:b w:val="0"/>
+                <w:bCs w:val="0"/>
+                <w:color w:val="202020"/>
+                <w:sz w:val="19"/>
+                <w:szCs w:val="19"/>
+              </w:rPr>
+              <w:t xml:space="preserve">Office force-release for lost, dead, or reassigned handset. Takes no fingerprint: the point is that the owning phone can no longer prove anything.</w:t>
             </w:r>
           </w:p>
         </w:tc>
@@ -16531,8 +16733,8 @@
       <w:pPr>
         <w:pStyle w:val="3"/>
       </w:pPr>
-      <w:bookmarkStart w:id="48" w:name="_Toc16210"/>
-      <w:bookmarkStart w:id="49" w:name="_Toc9571"/>
+      <w:bookmarkStart w:id="48" w:name="_Toc9571"/>
+      <w:bookmarkStart w:id="49" w:name="_Toc16210"/>
       <w:r>
         <w:t>D.4 App-facing status values</w:t>
       </w:r>
@@ -16562,8 +16764,8 @@
       </w:tblPr>
       <w:tblGrid>
         <w:gridCol w:w="3248"/>
-        <w:gridCol w:w="3248"/>
-        <w:gridCol w:w="3250"/>
+        <w:gridCol w:w="2115"/>
+        <w:gridCol w:w="4383"/>
       </w:tblGrid>
       <w:tr>
         <w:tblPrEx>
@@ -16575,12 +16777,6 @@
             <w:insideH w:val="single" w:color="auto" w:sz="4" w:space="0"/>
             <w:insideV w:val="single" w:color="auto" w:sz="4" w:space="0"/>
           </w:tblBorders>
-          <w:tblCellMar>
-            <w:top w:w="0" w:type="dxa"/>
-            <w:left w:w="10" w:type="dxa"/>
-            <w:bottom w:w="0" w:type="dxa"/>
-            <w:right w:w="10" w:type="dxa"/>
-          </w:tblCellMar>
         </w:tblPrEx>
         <w:trPr>
           <w:tblHeader/>
@@ -16621,7 +16817,7 @@
         </w:tc>
         <w:tc>
           <w:tcPr>
-            <w:tcW w:w="3248" w:type="dxa"/>
+            <w:tcW w:w="2115" w:type="dxa"/>
             <w:tcBorders>
               <w:top w:val="single" w:color="B7C9C0" w:sz="4" w:space="0"/>
               <w:left w:val="single" w:color="B7C9C0" w:sz="4" w:space="0"/>
@@ -16655,7 +16851,7 @@
         </w:tc>
         <w:tc>
           <w:tcPr>
-            <w:tcW w:w="3250" w:type="dxa"/>
+            <w:tcW w:w="4383" w:type="dxa"/>
             <w:tcBorders>
               <w:top w:val="single" w:color="B7C9C0" w:sz="4" w:space="0"/>
               <w:left w:val="single" w:color="B7C9C0" w:sz="4" w:space="0"/>
@@ -16741,7 +16937,7 @@
         </w:tc>
         <w:tc>
           <w:tcPr>
-            <w:tcW w:w="3248" w:type="dxa"/>
+            <w:tcW w:w="2115" w:type="dxa"/>
             <w:tcBorders>
               <w:top w:val="single" w:color="B7C9C0" w:sz="4" w:space="0"/>
               <w:left w:val="single" w:color="B7C9C0" w:sz="4" w:space="0"/>
@@ -16775,7 +16971,7 @@
         </w:tc>
         <w:tc>
           <w:tcPr>
-            <w:tcW w:w="3250" w:type="dxa"/>
+            <w:tcW w:w="4383" w:type="dxa"/>
             <w:tcBorders>
               <w:top w:val="single" w:color="B7C9C0" w:sz="4" w:space="0"/>
               <w:left w:val="single" w:color="B7C9C0" w:sz="4" w:space="0"/>
@@ -16861,7 +17057,7 @@
         </w:tc>
         <w:tc>
           <w:tcPr>
-            <w:tcW w:w="3248" w:type="dxa"/>
+            <w:tcW w:w="2115" w:type="dxa"/>
             <w:tcBorders>
               <w:top w:val="single" w:color="B7C9C0" w:sz="4" w:space="0"/>
               <w:left w:val="single" w:color="B7C9C0" w:sz="4" w:space="0"/>
@@ -16895,7 +17091,7 @@
         </w:tc>
         <w:tc>
           <w:tcPr>
-            <w:tcW w:w="3250" w:type="dxa"/>
+            <w:tcW w:w="4383" w:type="dxa"/>
             <w:tcBorders>
               <w:top w:val="single" w:color="B7C9C0" w:sz="4" w:space="0"/>
               <w:left w:val="single" w:color="B7C9C0" w:sz="4" w:space="0"/>
@@ -16981,7 +17177,7 @@
         </w:tc>
         <w:tc>
           <w:tcPr>
-            <w:tcW w:w="3248" w:type="dxa"/>
+            <w:tcW w:w="2115" w:type="dxa"/>
             <w:tcBorders>
               <w:top w:val="single" w:color="B7C9C0" w:sz="4" w:space="0"/>
               <w:left w:val="single" w:color="B7C9C0" w:sz="4" w:space="0"/>
@@ -17015,7 +17211,7 @@
         </w:tc>
         <w:tc>
           <w:tcPr>
-            <w:tcW w:w="3250" w:type="dxa"/>
+            <w:tcW w:w="4383" w:type="dxa"/>
             <w:tcBorders>
               <w:top w:val="single" w:color="B7C9C0" w:sz="4" w:space="0"/>
               <w:left w:val="single" w:color="B7C9C0" w:sz="4" w:space="0"/>
@@ -17101,7 +17297,7 @@
         </w:tc>
         <w:tc>
           <w:tcPr>
-            <w:tcW w:w="3248" w:type="dxa"/>
+            <w:tcW w:w="2115" w:type="dxa"/>
             <w:tcBorders>
               <w:top w:val="single" w:color="B7C9C0" w:sz="4" w:space="0"/>
               <w:left w:val="single" w:color="B7C9C0" w:sz="4" w:space="0"/>
@@ -17135,7 +17331,7 @@
         </w:tc>
         <w:tc>
           <w:tcPr>
-            <w:tcW w:w="3250" w:type="dxa"/>
+            <w:tcW w:w="4383" w:type="dxa"/>
             <w:tcBorders>
               <w:top w:val="single" w:color="B7C9C0" w:sz="4" w:space="0"/>
               <w:left w:val="single" w:color="B7C9C0" w:sz="4" w:space="0"/>
@@ -17221,7 +17417,7 @@
         </w:tc>
         <w:tc>
           <w:tcPr>
-            <w:tcW w:w="3248" w:type="dxa"/>
+            <w:tcW w:w="2115" w:type="dxa"/>
             <w:tcBorders>
               <w:top w:val="single" w:color="B7C9C0" w:sz="4" w:space="0"/>
               <w:left w:val="single" w:color="B7C9C0" w:sz="4" w:space="0"/>
@@ -17255,7 +17451,7 @@
         </w:tc>
         <w:tc>
           <w:tcPr>
-            <w:tcW w:w="3250" w:type="dxa"/>
+            <w:tcW w:w="4383" w:type="dxa"/>
             <w:tcBorders>
               <w:top w:val="single" w:color="B7C9C0" w:sz="4" w:space="0"/>
               <w:left w:val="single" w:color="B7C9C0" w:sz="4" w:space="0"/>
@@ -17341,7 +17537,7 @@
         </w:tc>
         <w:tc>
           <w:tcPr>
-            <w:tcW w:w="3248" w:type="dxa"/>
+            <w:tcW w:w="2115" w:type="dxa"/>
             <w:tcBorders>
               <w:top w:val="single" w:color="B7C9C0" w:sz="4" w:space="0"/>
               <w:left w:val="single" w:color="B7C9C0" w:sz="4" w:space="0"/>
@@ -17375,7 +17571,7 @@
         </w:tc>
         <w:tc>
           <w:tcPr>
-            <w:tcW w:w="3250" w:type="dxa"/>
+            <w:tcW w:w="4383" w:type="dxa"/>
             <w:tcBorders>
               <w:top w:val="single" w:color="B7C9C0" w:sz="4" w:space="0"/>
               <w:left w:val="single" w:color="B7C9C0" w:sz="4" w:space="0"/>
@@ -17461,7 +17657,7 @@
         </w:tc>
         <w:tc>
           <w:tcPr>
-            <w:tcW w:w="3248" w:type="dxa"/>
+            <w:tcW w:w="2115" w:type="dxa"/>
             <w:tcBorders>
               <w:top w:val="single" w:color="B7C9C0" w:sz="4" w:space="0"/>
               <w:left w:val="single" w:color="B7C9C0" w:sz="4" w:space="0"/>
@@ -17495,7 +17691,7 @@
         </w:tc>
         <w:tc>
           <w:tcPr>
-            <w:tcW w:w="3250" w:type="dxa"/>
+            <w:tcW w:w="4383" w:type="dxa"/>
             <w:tcBorders>
               <w:top w:val="single" w:color="B7C9C0" w:sz="4" w:space="0"/>
               <w:left w:val="single" w:color="B7C9C0" w:sz="4" w:space="0"/>
@@ -17581,7 +17777,7 @@
         </w:tc>
         <w:tc>
           <w:tcPr>
-            <w:tcW w:w="3248" w:type="dxa"/>
+            <w:tcW w:w="2115" w:type="dxa"/>
             <w:tcBorders>
               <w:top w:val="single" w:color="B7C9C0" w:sz="4" w:space="0"/>
               <w:left w:val="single" w:color="B7C9C0" w:sz="4" w:space="0"/>
@@ -17615,7 +17811,7 @@
         </w:tc>
         <w:tc>
           <w:tcPr>
-            <w:tcW w:w="3250" w:type="dxa"/>
+            <w:tcW w:w="4383" w:type="dxa"/>
             <w:tcBorders>
               <w:top w:val="single" w:color="B7C9C0" w:sz="4" w:space="0"/>
               <w:left w:val="single" w:color="B7C9C0" w:sz="4" w:space="0"/>
@@ -17701,7 +17897,7 @@
         </w:tc>
         <w:tc>
           <w:tcPr>
-            <w:tcW w:w="3248" w:type="dxa"/>
+            <w:tcW w:w="2115" w:type="dxa"/>
             <w:tcBorders>
               <w:top w:val="single" w:color="B7C9C0" w:sz="4" w:space="0"/>
               <w:left w:val="single" w:color="B7C9C0" w:sz="4" w:space="0"/>
@@ -17735,7 +17931,7 @@
         </w:tc>
         <w:tc>
           <w:tcPr>
-            <w:tcW w:w="3250" w:type="dxa"/>
+            <w:tcW w:w="4383" w:type="dxa"/>
             <w:tcBorders>
               <w:top w:val="single" w:color="B7C9C0" w:sz="4" w:space="0"/>
               <w:left w:val="single" w:color="B7C9C0" w:sz="4" w:space="0"/>
@@ -17821,7 +18017,7 @@
         </w:tc>
         <w:tc>
           <w:tcPr>
-            <w:tcW w:w="3248" w:type="dxa"/>
+            <w:tcW w:w="2115" w:type="dxa"/>
             <w:tcBorders>
               <w:top w:val="single" w:color="B7C9C0" w:sz="4" w:space="0"/>
               <w:left w:val="single" w:color="B7C9C0" w:sz="4" w:space="0"/>
@@ -17855,7 +18051,7 @@
         </w:tc>
         <w:tc>
           <w:tcPr>
-            <w:tcW w:w="3250" w:type="dxa"/>
+            <w:tcW w:w="4383" w:type="dxa"/>
             <w:tcBorders>
               <w:top w:val="single" w:color="B7C9C0" w:sz="4" w:space="0"/>
               <w:left w:val="single" w:color="B7C9C0" w:sz="4" w:space="0"/>
@@ -17941,7 +18137,7 @@
         </w:tc>
         <w:tc>
           <w:tcPr>
-            <w:tcW w:w="3248" w:type="dxa"/>
+            <w:tcW w:w="2115" w:type="dxa"/>
             <w:tcBorders>
               <w:top w:val="single" w:color="B7C9C0" w:sz="4" w:space="0"/>
               <w:left w:val="single" w:color="B7C9C0" w:sz="4" w:space="0"/>
@@ -17975,7 +18171,7 @@
         </w:tc>
         <w:tc>
           <w:tcPr>
-            <w:tcW w:w="3250" w:type="dxa"/>
+            <w:tcW w:w="4383" w:type="dxa"/>
             <w:tcBorders>
               <w:top w:val="single" w:color="B7C9C0" w:sz="4" w:space="0"/>
               <w:left w:val="single" w:color="B7C9C0" w:sz="4" w:space="0"/>
@@ -18220,7 +18416,7 @@
       <w:lvlText w:val="%1."/>
       <w:lvlJc w:val="left"/>
       <w:pPr>
-        <w:ind w:left="520" w:hanging="260"/>
+        <w:ind w:left="260" w:hanging="260"/>
       </w:pPr>
     </w:lvl>
   </w:abstractNum>
@@ -18279,7 +18475,7 @@
     <w:lsdException w:unhideWhenUsed="0" w:uiPriority="0" w:semiHidden="0" w:name="index 8"/>
     <w:lsdException w:unhideWhenUsed="0" w:uiPriority="0" w:semiHidden="0" w:name="index 9"/>
     <w:lsdException w:qFormat="1" w:unhideWhenUsed="0" w:uiPriority="0" w:semiHidden="0" w:name="toc 1"/>
-    <w:lsdException w:unhideWhenUsed="0" w:uiPriority="0" w:semiHidden="0" w:name="toc 2"/>
+    <w:lsdException w:qFormat="1" w:unhideWhenUsed="0" w:uiPriority="0" w:semiHidden="0" w:name="toc 2"/>
     <w:lsdException w:unhideWhenUsed="0" w:uiPriority="0" w:semiHidden="0" w:name="toc 3"/>
     <w:lsdException w:unhideWhenUsed="0" w:uiPriority="0" w:semiHidden="0" w:name="toc 4"/>
     <w:lsdException w:unhideWhenUsed="0" w:uiPriority="0" w:semiHidden="0" w:name="toc 5"/>
@@ -18288,7 +18484,7 @@
     <w:lsdException w:unhideWhenUsed="0" w:uiPriority="0" w:semiHidden="0" w:name="toc 8"/>
     <w:lsdException w:unhideWhenUsed="0" w:uiPriority="0" w:semiHidden="0" w:name="toc 9"/>
     <w:lsdException w:unhideWhenUsed="0" w:uiPriority="0" w:semiHidden="0" w:name="Normal Indent"/>
-    <w:lsdException w:uiPriority="99" w:name="footnote text"/>
+    <w:lsdException w:qFormat="1" w:uiPriority="99" w:name="footnote text"/>
     <w:lsdException w:unhideWhenUsed="0" w:uiPriority="0" w:semiHidden="0" w:name="annotation text"/>
     <w:lsdException w:unhideWhenUsed="0" w:uiPriority="0" w:semiHidden="0" w:name="header"/>
     <w:lsdException w:unhideWhenUsed="0" w:uiPriority="0" w:semiHidden="0" w:name="footer"/>
@@ -18674,6 +18870,7 @@
     <w:link w:val="19"/>
     <w:semiHidden/>
     <w:unhideWhenUsed/>
+    <w:qFormat/>
     <w:uiPriority w:val="99"/>
     <w:pPr>
       <w:spacing w:after="0" w:line="240" w:lineRule="auto"/>
@@ -18717,6 +18914,7 @@
     <w:name w:val="toc 2"/>
     <w:basedOn w:val="1"/>
     <w:next w:val="1"/>
+    <w:qFormat/>
     <w:uiPriority w:val="0"/>
     <w:pPr>
       <w:ind w:left="420" w:leftChars="200"/>

--- a/docs/HAMS_PRODUCTION_REFERENCE.docx
+++ b/docs/HAMS_PRODUCTION_REFERENCE.docx
@@ -2,6 +2,73 @@
 <file path=word/document.xml><?xml version="1.0" encoding="utf-8"?>
 <w:document xmlns:wpc="http://schemas.microsoft.com/office/word/2010/wordprocessingCanvas" xmlns:cx="http://schemas.microsoft.com/office/drawing/2014/chartex" xmlns:cx1="http://schemas.microsoft.com/office/drawing/2015/9/8/chartex" xmlns:cx2="http://schemas.microsoft.com/office/drawing/2015/10/21/chartex" xmlns:cx3="http://schemas.microsoft.com/office/drawing/2016/5/9/chartex" xmlns:cx4="http://schemas.microsoft.com/office/drawing/2016/5/10/chartex" xmlns:cx5="http://schemas.microsoft.com/office/drawing/2016/5/11/chartex" xmlns:cx6="http://schemas.microsoft.com/office/drawing/2016/5/12/chartex" xmlns:cx7="http://schemas.microsoft.com/office/drawing/2016/5/13/chartex" xmlns:cx8="http://schemas.microsoft.com/office/drawing/2016/5/14/chartex" xmlns:mc="http://schemas.openxmlformats.org/markup-compatibility/2006" xmlns:o="urn:schemas-microsoft-com:office:office" xmlns:r="http://schemas.openxmlformats.org/officeDocument/2006/relationships" xmlns:m="http://schemas.openxmlformats.org/officeDocument/2006/math" xmlns:v="urn:schemas-microsoft-com:vml" xmlns:wp14="http://schemas.microsoft.com/office/word/2010/wordprocessingDrawing" xmlns:wp="http://schemas.openxmlformats.org/drawingml/2006/wordprocessingDrawing" xmlns:w="http://schemas.openxmlformats.org/wordprocessingml/2006/main" xmlns:w14="http://schemas.microsoft.com/office/word/2010/wordml" xmlns:w10="urn:schemas-microsoft-com:office:word" xmlns:w15="http://schemas.microsoft.com/office/word/2012/wordml" xmlns:wpg="http://schemas.microsoft.com/office/word/2010/wordprocessingGroup" xmlns:wpi="http://schemas.microsoft.com/office/word/2010/wordprocessingInk" xmlns:wne="http://schemas.microsoft.com/office/word/2006/wordml" xmlns:wps="http://schemas.microsoft.com/office/word/2010/wordprocessingShape" xmlns:wpsCustomData="http://www.wps.cn/officeDocument/2013/wpsCustomData" mc:Ignorable="w14 w15 wp14">
   <w:body>
+    <w:p>
+      <w:pPr>
+        <w:spacing w:before="2500" w:after="180"/>
+        <w:jc w:val="center"/>
+        <w:rPr>
+          <w:b/>
+          <w:bCs/>
+          <w:color w:val="1F4E3D"/>
+          <w:sz w:val="24"/>
+          <w:szCs w:val="24"/>
+        </w:rPr>
+      </w:pPr>
+      <w:r>
+        <w:rPr>
+          <w:b/>
+          <w:bCs/>
+          <w:color w:val="1F4E3D"/>
+          <w:sz w:val="24"/>
+          <w:szCs w:val="24"/>
+        </w:rPr>
+        <w:drawing>
+          <wp:anchor distT="0" distB="0" distL="114300" distR="114300" simplePos="0" relativeHeight="251659264" behindDoc="0" locked="0" layoutInCell="1" allowOverlap="1">
+            <wp:simplePos x="0" y="0"/>
+            <wp:positionH relativeFrom="column">
+              <wp:posOffset>1162685</wp:posOffset>
+            </wp:positionH>
+            <wp:positionV relativeFrom="paragraph">
+              <wp:posOffset>1368425</wp:posOffset>
+            </wp:positionV>
+            <wp:extent cx="3869055" cy="1980565"/>
+            <wp:effectExtent l="0" t="0" r="0" b="0"/>
+            <wp:wrapNone/>
+            <wp:docPr id="6" name="Picture 6" descr="KLK Coloured (RGB)"/>
+            <wp:cNvGraphicFramePr>
+              <a:graphicFrameLocks xmlns:a="http://schemas.openxmlformats.org/drawingml/2006/main" noChangeAspect="1"/>
+            </wp:cNvGraphicFramePr>
+            <a:graphic xmlns:a="http://schemas.openxmlformats.org/drawingml/2006/main">
+              <a:graphicData uri="http://schemas.openxmlformats.org/drawingml/2006/picture">
+                <pic:pic xmlns:pic="http://schemas.openxmlformats.org/drawingml/2006/picture">
+                  <pic:nvPicPr>
+                    <pic:cNvPr id="6" name="Picture 6" descr="KLK Coloured (RGB)"/>
+                    <pic:cNvPicPr>
+                      <a:picLocks noChangeAspect="1"/>
+                    </pic:cNvPicPr>
+                  </pic:nvPicPr>
+                  <pic:blipFill>
+                    <a:blip r:embed="rId6"/>
+                    <a:stretch>
+                      <a:fillRect/>
+                    </a:stretch>
+                  </pic:blipFill>
+                  <pic:spPr>
+                    <a:xfrm>
+                      <a:off x="0" y="0"/>
+                      <a:ext cx="3869055" cy="1980565"/>
+                    </a:xfrm>
+                    <a:prstGeom prst="rect">
+                      <a:avLst/>
+                    </a:prstGeom>
+                  </pic:spPr>
+                </pic:pic>
+              </a:graphicData>
+            </a:graphic>
+          </wp:anchor>
+        </w:drawing>
+      </w:r>
+    </w:p>
     <w:p>
       <w:pPr>
         <w:spacing w:before="2500" w:after="180"/>
@@ -1993,8 +2060,8 @@
       <w:pPr>
         <w:pStyle w:val="2"/>
       </w:pPr>
-      <w:bookmarkStart w:id="0" w:name="_Toc15468"/>
-      <w:bookmarkStart w:id="1" w:name="_Toc3111"/>
+      <w:bookmarkStart w:id="0" w:name="_Toc3111"/>
+      <w:bookmarkStart w:id="1" w:name="_Toc15468"/>
       <w:r>
         <w:t>1. Purpose and system scope</w:t>
       </w:r>
@@ -2486,8 +2553,8 @@
         <w:pStyle w:val="2"/>
         <w:pageBreakBefore/>
       </w:pPr>
-      <w:bookmarkStart w:id="2" w:name="_Toc15700"/>
-      <w:bookmarkStart w:id="3" w:name="_Toc5645"/>
+      <w:bookmarkStart w:id="2" w:name="_Toc5645"/>
+      <w:bookmarkStart w:id="3" w:name="_Toc15700"/>
       <w:r>
         <w:t>2. Device and application baseline</w:t>
       </w:r>
@@ -3246,8 +3313,8 @@
         <w:pStyle w:val="2"/>
         <w:pageBreakBefore/>
       </w:pPr>
-      <w:bookmarkStart w:id="4" w:name="_Toc13032"/>
-      <w:bookmarkStart w:id="5" w:name="_Toc8237"/>
+      <w:bookmarkStart w:id="4" w:name="_Toc8237"/>
+      <w:bookmarkStart w:id="5" w:name="_Toc13032"/>
       <w:r>
         <w:t>3. App user interface and field use</w:t>
       </w:r>
@@ -3847,7 +3914,7 @@
                     </pic:cNvPicPr>
                   </pic:nvPicPr>
                   <pic:blipFill>
-                    <a:blip r:embed="rId6"/>
+                    <a:blip r:embed="rId7"/>
                     <a:srcRect l="49" r="49"/>
                     <a:stretch>
                       <a:fillRect/>
@@ -3893,57 +3960,6 @@
                 <pic:pic xmlns:pic="http://schemas.openxmlformats.org/drawingml/2006/picture">
                   <pic:nvPicPr>
                     <pic:cNvPr id="2" name="Picture 2" descr="C:/Users/User/Downloads/WhatsApp Image 2026-08-21 at 09.46.07.jpegWhatsApp Image 2026-08-21 at 09.46.07"/>
-                    <pic:cNvPicPr>
-                      <a:picLocks noChangeAspect="1"/>
-                    </pic:cNvPicPr>
-                  </pic:nvPicPr>
-                  <pic:blipFill>
-                    <a:blip r:embed="rId7"/>
-                    <a:srcRect l="61" r="61"/>
-                    <a:stretch>
-                      <a:fillRect/>
-                    </a:stretch>
-                  </pic:blipFill>
-                  <pic:spPr>
-                    <a:xfrm>
-                      <a:off x="0" y="0"/>
-                      <a:ext cx="1176655" cy="2604135"/>
-                    </a:xfrm>
-                    <a:prstGeom prst="rect">
-                      <a:avLst/>
-                    </a:prstGeom>
-                  </pic:spPr>
-                </pic:pic>
-              </a:graphicData>
-            </a:graphic>
-          </wp:inline>
-        </w:drawing>
-      </w:r>
-      <w:r>
-        <w:rPr>
-          <w:rFonts w:hint="default"/>
-          <w:lang w:val="en-MY"/>
-        </w:rPr>
-        <w:t xml:space="preserve"> </w:t>
-      </w:r>
-      <w:r>
-        <w:rPr>
-          <w:rFonts w:hint="default"/>
-          <w:lang w:val="en-MY"/>
-        </w:rPr>
-        <w:drawing>
-          <wp:inline distT="0" distB="0" distL="114300" distR="114300">
-            <wp:extent cx="1176655" cy="2604135"/>
-            <wp:effectExtent l="0" t="0" r="12065" b="1905"/>
-            <wp:docPr id="3" name="Picture 3" descr="D:/HAMS_company_solution/docs/image_guideline/app/app-03-admin-sheet.jpegapp-03-admin-sheet"/>
-            <wp:cNvGraphicFramePr>
-              <a:graphicFrameLocks xmlns:a="http://schemas.openxmlformats.org/drawingml/2006/main" noChangeAspect="1"/>
-            </wp:cNvGraphicFramePr>
-            <a:graphic xmlns:a="http://schemas.openxmlformats.org/drawingml/2006/main">
-              <a:graphicData uri="http://schemas.openxmlformats.org/drawingml/2006/picture">
-                <pic:pic xmlns:pic="http://schemas.openxmlformats.org/drawingml/2006/picture">
-                  <pic:nvPicPr>
-                    <pic:cNvPr id="3" name="Picture 3" descr="D:/HAMS_company_solution/docs/image_guideline/app/app-03-admin-sheet.jpegapp-03-admin-sheet"/>
                     <pic:cNvPicPr>
                       <a:picLocks noChangeAspect="1"/>
                     </pic:cNvPicPr>
@@ -3986,7 +4002,7 @@
           <wp:inline distT="0" distB="0" distL="114300" distR="114300">
             <wp:extent cx="1176655" cy="2604135"/>
             <wp:effectExtent l="0" t="0" r="12065" b="1905"/>
-            <wp:docPr id="5" name="Picture 5" descr="D:/HAMS_company_solution/docs/image_guideline/app/app-04-supervisor-code.jpegapp-04-supervisor-code"/>
+            <wp:docPr id="3" name="Picture 3" descr="D:/HAMS_company_solution/docs/image_guideline/app/app-03-admin-sheet.jpegapp-03-admin-sheet"/>
             <wp:cNvGraphicFramePr>
               <a:graphicFrameLocks xmlns:a="http://schemas.openxmlformats.org/drawingml/2006/main" noChangeAspect="1"/>
             </wp:cNvGraphicFramePr>
@@ -3994,7 +4010,7 @@
               <a:graphicData uri="http://schemas.openxmlformats.org/drawingml/2006/picture">
                 <pic:pic xmlns:pic="http://schemas.openxmlformats.org/drawingml/2006/picture">
                   <pic:nvPicPr>
-                    <pic:cNvPr id="5" name="Picture 5" descr="D:/HAMS_company_solution/docs/image_guideline/app/app-04-supervisor-code.jpegapp-04-supervisor-code"/>
+                    <pic:cNvPr id="3" name="Picture 3" descr="D:/HAMS_company_solution/docs/image_guideline/app/app-03-admin-sheet.jpegapp-03-admin-sheet"/>
                     <pic:cNvPicPr>
                       <a:picLocks noChangeAspect="1"/>
                     </pic:cNvPicPr>
@@ -4037,7 +4053,7 @@
           <wp:inline distT="0" distB="0" distL="114300" distR="114300">
             <wp:extent cx="1176655" cy="2604135"/>
             <wp:effectExtent l="0" t="0" r="12065" b="1905"/>
-            <wp:docPr id="4" name="Picture 4" descr="D:/HAMS_company_solution/docs/image_guideline/app/app-05-notifications.jpegapp-05-notifications"/>
+            <wp:docPr id="5" name="Picture 5" descr="D:/HAMS_company_solution/docs/image_guideline/app/app-04-supervisor-code.jpegapp-04-supervisor-code"/>
             <wp:cNvGraphicFramePr>
               <a:graphicFrameLocks xmlns:a="http://schemas.openxmlformats.org/drawingml/2006/main" noChangeAspect="1"/>
             </wp:cNvGraphicFramePr>
@@ -4045,7 +4061,7 @@
               <a:graphicData uri="http://schemas.openxmlformats.org/drawingml/2006/picture">
                 <pic:pic xmlns:pic="http://schemas.openxmlformats.org/drawingml/2006/picture">
                   <pic:nvPicPr>
-                    <pic:cNvPr id="4" name="Picture 4" descr="D:/HAMS_company_solution/docs/image_guideline/app/app-05-notifications.jpegapp-05-notifications"/>
+                    <pic:cNvPr id="5" name="Picture 5" descr="D:/HAMS_company_solution/docs/image_guideline/app/app-04-supervisor-code.jpegapp-04-supervisor-code"/>
                     <pic:cNvPicPr>
                       <a:picLocks noChangeAspect="1"/>
                     </pic:cNvPicPr>
@@ -4079,6 +4095,57 @@
         </w:rPr>
         <w:t xml:space="preserve"> </w:t>
       </w:r>
+      <w:r>
+        <w:rPr>
+          <w:rFonts w:hint="default"/>
+          <w:lang w:val="en-MY"/>
+        </w:rPr>
+        <w:drawing>
+          <wp:inline distT="0" distB="0" distL="114300" distR="114300">
+            <wp:extent cx="1176655" cy="2604135"/>
+            <wp:effectExtent l="0" t="0" r="12065" b="1905"/>
+            <wp:docPr id="4" name="Picture 4" descr="D:/HAMS_company_solution/docs/image_guideline/app/app-05-notifications.jpegapp-05-notifications"/>
+            <wp:cNvGraphicFramePr>
+              <a:graphicFrameLocks xmlns:a="http://schemas.openxmlformats.org/drawingml/2006/main" noChangeAspect="1"/>
+            </wp:cNvGraphicFramePr>
+            <a:graphic xmlns:a="http://schemas.openxmlformats.org/drawingml/2006/main">
+              <a:graphicData uri="http://schemas.openxmlformats.org/drawingml/2006/picture">
+                <pic:pic xmlns:pic="http://schemas.openxmlformats.org/drawingml/2006/picture">
+                  <pic:nvPicPr>
+                    <pic:cNvPr id="4" name="Picture 4" descr="D:/HAMS_company_solution/docs/image_guideline/app/app-05-notifications.jpegapp-05-notifications"/>
+                    <pic:cNvPicPr>
+                      <a:picLocks noChangeAspect="1"/>
+                    </pic:cNvPicPr>
+                  </pic:nvPicPr>
+                  <pic:blipFill>
+                    <a:blip r:embed="rId11"/>
+                    <a:srcRect l="61" r="61"/>
+                    <a:stretch>
+                      <a:fillRect/>
+                    </a:stretch>
+                  </pic:blipFill>
+                  <pic:spPr>
+                    <a:xfrm>
+                      <a:off x="0" y="0"/>
+                      <a:ext cx="1176655" cy="2604135"/>
+                    </a:xfrm>
+                    <a:prstGeom prst="rect">
+                      <a:avLst/>
+                    </a:prstGeom>
+                  </pic:spPr>
+                </pic:pic>
+              </a:graphicData>
+            </a:graphic>
+          </wp:inline>
+        </w:drawing>
+      </w:r>
+      <w:r>
+        <w:rPr>
+          <w:rFonts w:hint="default"/>
+          <w:lang w:val="en-MY"/>
+        </w:rPr>
+        <w:t xml:space="preserve"> </w:t>
+      </w:r>
     </w:p>
     <w:p>
       <w:pPr>
@@ -4097,8 +4164,8 @@
       <w:pPr>
         <w:pStyle w:val="3"/>
       </w:pPr>
-      <w:bookmarkStart w:id="8" w:name="_Toc16534"/>
-      <w:bookmarkStart w:id="9" w:name="_Toc8007"/>
+      <w:bookmarkStart w:id="8" w:name="_Toc8007"/>
+      <w:bookmarkStart w:id="9" w:name="_Toc16534"/>
       <w:r>
         <w:t>3.2 Daily use</w:t>
       </w:r>
@@ -4193,6 +4260,7 @@
       <w:pPr>
         <w:pStyle w:val="18"/>
         <w:numPr>
+          <w:ilvl w:val="0"/>
           <w:numId w:val="0"/>
         </w:numPr>
         <w:spacing w:after="50"/>
@@ -5838,8 +5906,8 @@
       <w:pPr>
         <w:pStyle w:val="3"/>
       </w:pPr>
-      <w:bookmarkStart w:id="14" w:name="_Toc15323"/>
-      <w:bookmarkStart w:id="15" w:name="_Toc665"/>
+      <w:bookmarkStart w:id="14" w:name="_Toc665"/>
+      <w:bookmarkStart w:id="15" w:name="_Toc15323"/>
       <w:r>
         <w:t>4.2 Release and replacement</w:t>
       </w:r>
@@ -7946,8 +8014,8 @@
       <w:pPr>
         <w:pStyle w:val="3"/>
       </w:pPr>
-      <w:bookmarkStart w:id="20" w:name="_Toc15271"/>
-      <w:bookmarkStart w:id="21" w:name="_Toc4426"/>
+      <w:bookmarkStart w:id="20" w:name="_Toc4426"/>
+      <w:bookmarkStart w:id="21" w:name="_Toc15271"/>
       <w:r>
         <w:t>5.1 Local mobile database</w:t>
       </w:r>
@@ -8412,6 +8480,8 @@
       </w:r>
       <w:bookmarkEnd w:id="24"/>
       <w:bookmarkEnd w:id="25"/>
+      <w:bookmarkStart w:id="50" w:name="_GoBack"/>
+      <w:bookmarkEnd w:id="50"/>
     </w:p>
     <w:p>
       <w:pPr>
@@ -9534,8 +9604,8 @@
         <w:pStyle w:val="2"/>
         <w:pageBreakBefore/>
       </w:pPr>
-      <w:bookmarkStart w:id="26" w:name="_Toc22732"/>
-      <w:bookmarkStart w:id="27" w:name="_Toc27990"/>
+      <w:bookmarkStart w:id="26" w:name="_Toc27990"/>
+      <w:bookmarkStart w:id="27" w:name="_Toc22732"/>
       <w:r>
         <w:t>6. Credentials, support, and change control</w:t>
       </w:r>
@@ -9546,8 +9616,8 @@
       <w:pPr>
         <w:pStyle w:val="3"/>
       </w:pPr>
-      <w:bookmarkStart w:id="28" w:name="_Toc7319"/>
-      <w:bookmarkStart w:id="29" w:name="_Toc941"/>
+      <w:bookmarkStart w:id="28" w:name="_Toc941"/>
+      <w:bookmarkStart w:id="29" w:name="_Toc7319"/>
       <w:r>
         <w:t>6.1 Sensitive data and credentials register</w:t>
       </w:r>
@@ -10374,8 +10444,8 @@
       <w:pPr>
         <w:pStyle w:val="3"/>
       </w:pPr>
-      <w:bookmarkStart w:id="30" w:name="_Toc6119"/>
-      <w:bookmarkStart w:id="31" w:name="_Toc31370"/>
+      <w:bookmarkStart w:id="30" w:name="_Toc31370"/>
+      <w:bookmarkStart w:id="31" w:name="_Toc6119"/>
       <w:r>
         <w:t>6.2 Support record</w:t>
       </w:r>
@@ -10401,8 +10471,6 @@
       <w:pPr>
         <w:pStyle w:val="3"/>
       </w:pPr>
-      <w:bookmarkStart w:id="50" w:name="_GoBack"/>
-      <w:bookmarkEnd w:id="50"/>
       <w:r>
         <w:t>6.3 Controlled changes</w:t>
       </w:r>
@@ -11027,8 +11095,8 @@
         </w:tblCellMar>
       </w:tblPr>
       <w:tblGrid>
-        <w:gridCol w:w="4873"/>
-        <w:gridCol w:w="4873"/>
+        <w:gridCol w:w="2568"/>
+        <w:gridCol w:w="7178"/>
       </w:tblGrid>
       <w:tr>
         <w:tblPrEx>
@@ -11052,7 +11120,7 @@
         </w:trPr>
         <w:tc>
           <w:tcPr>
-            <w:tcW w:w="4873" w:type="dxa"/>
+            <w:tcW w:w="2568" w:type="dxa"/>
             <w:tcBorders>
               <w:top w:val="single" w:color="B7C9C0" w:sz="4" w:space="0"/>
               <w:left w:val="single" w:color="B7C9C0" w:sz="4" w:space="0"/>
@@ -11086,7 +11154,7 @@
         </w:tc>
         <w:tc>
           <w:tcPr>
-            <w:tcW w:w="4873" w:type="dxa"/>
+            <w:tcW w:w="7178" w:type="dxa"/>
             <w:tcBorders>
               <w:top w:val="single" w:color="B7C9C0" w:sz="4" w:space="0"/>
               <w:left w:val="single" w:color="B7C9C0" w:sz="4" w:space="0"/>
@@ -11138,7 +11206,7 @@
         </w:tblPrEx>
         <w:tc>
           <w:tcPr>
-            <w:tcW w:w="4873" w:type="dxa"/>
+            <w:tcW w:w="2568" w:type="dxa"/>
             <w:tcBorders>
               <w:top w:val="single" w:color="B7C9C0" w:sz="4" w:space="0"/>
               <w:left w:val="single" w:color="B7C9C0" w:sz="4" w:space="0"/>
@@ -11172,7 +11240,7 @@
         </w:tc>
         <w:tc>
           <w:tcPr>
-            <w:tcW w:w="4873" w:type="dxa"/>
+            <w:tcW w:w="7178" w:type="dxa"/>
             <w:tcBorders>
               <w:top w:val="single" w:color="B7C9C0" w:sz="4" w:space="0"/>
               <w:left w:val="single" w:color="B7C9C0" w:sz="4" w:space="0"/>
@@ -11224,7 +11292,7 @@
         </w:tblPrEx>
         <w:tc>
           <w:tcPr>
-            <w:tcW w:w="4873" w:type="dxa"/>
+            <w:tcW w:w="2568" w:type="dxa"/>
             <w:tcBorders>
               <w:top w:val="single" w:color="B7C9C0" w:sz="4" w:space="0"/>
               <w:left w:val="single" w:color="B7C9C0" w:sz="4" w:space="0"/>
@@ -11258,7 +11326,7 @@
         </w:tc>
         <w:tc>
           <w:tcPr>
-            <w:tcW w:w="4873" w:type="dxa"/>
+            <w:tcW w:w="7178" w:type="dxa"/>
             <w:tcBorders>
               <w:top w:val="single" w:color="B7C9C0" w:sz="4" w:space="0"/>
               <w:left w:val="single" w:color="B7C9C0" w:sz="4" w:space="0"/>
@@ -11310,7 +11378,7 @@
         </w:tblPrEx>
         <w:tc>
           <w:tcPr>
-            <w:tcW w:w="4873" w:type="dxa"/>
+            <w:tcW w:w="2568" w:type="dxa"/>
             <w:tcBorders>
               <w:top w:val="single" w:color="B7C9C0" w:sz="4" w:space="0"/>
               <w:left w:val="single" w:color="B7C9C0" w:sz="4" w:space="0"/>
@@ -11344,7 +11412,7 @@
         </w:tc>
         <w:tc>
           <w:tcPr>
-            <w:tcW w:w="4873" w:type="dxa"/>
+            <w:tcW w:w="7178" w:type="dxa"/>
             <w:tcBorders>
               <w:top w:val="single" w:color="B7C9C0" w:sz="4" w:space="0"/>
               <w:left w:val="single" w:color="B7C9C0" w:sz="4" w:space="0"/>
@@ -11396,7 +11464,7 @@
         </w:tblPrEx>
         <w:tc>
           <w:tcPr>
-            <w:tcW w:w="4873" w:type="dxa"/>
+            <w:tcW w:w="2568" w:type="dxa"/>
             <w:tcBorders>
               <w:top w:val="single" w:color="B7C9C0" w:sz="4" w:space="0"/>
               <w:left w:val="single" w:color="B7C9C0" w:sz="4" w:space="0"/>
@@ -11430,7 +11498,7 @@
         </w:tc>
         <w:tc>
           <w:tcPr>
-            <w:tcW w:w="4873" w:type="dxa"/>
+            <w:tcW w:w="7178" w:type="dxa"/>
             <w:tcBorders>
               <w:top w:val="single" w:color="B7C9C0" w:sz="4" w:space="0"/>
               <w:left w:val="single" w:color="B7C9C0" w:sz="4" w:space="0"/>
@@ -11482,7 +11550,7 @@
         </w:tblPrEx>
         <w:tc>
           <w:tcPr>
-            <w:tcW w:w="4873" w:type="dxa"/>
+            <w:tcW w:w="2568" w:type="dxa"/>
             <w:tcBorders>
               <w:top w:val="single" w:color="B7C9C0" w:sz="4" w:space="0"/>
               <w:left w:val="single" w:color="B7C9C0" w:sz="4" w:space="0"/>
@@ -11516,7 +11584,7 @@
         </w:tc>
         <w:tc>
           <w:tcPr>
-            <w:tcW w:w="4873" w:type="dxa"/>
+            <w:tcW w:w="7178" w:type="dxa"/>
             <w:tcBorders>
               <w:top w:val="single" w:color="B7C9C0" w:sz="4" w:space="0"/>
               <w:left w:val="single" w:color="B7C9C0" w:sz="4" w:space="0"/>
@@ -11568,7 +11636,7 @@
         </w:tblPrEx>
         <w:tc>
           <w:tcPr>
-            <w:tcW w:w="4873" w:type="dxa"/>
+            <w:tcW w:w="2568" w:type="dxa"/>
             <w:tcBorders>
               <w:top w:val="single" w:color="B7C9C0" w:sz="4" w:space="0"/>
               <w:left w:val="single" w:color="B7C9C0" w:sz="4" w:space="0"/>
@@ -11602,7 +11670,7 @@
         </w:tc>
         <w:tc>
           <w:tcPr>
-            <w:tcW w:w="4873" w:type="dxa"/>
+            <w:tcW w:w="7178" w:type="dxa"/>
             <w:tcBorders>
               <w:top w:val="single" w:color="B7C9C0" w:sz="4" w:space="0"/>
               <w:left w:val="single" w:color="B7C9C0" w:sz="4" w:space="0"/>
@@ -11654,7 +11722,7 @@
         </w:tblPrEx>
         <w:tc>
           <w:tcPr>
-            <w:tcW w:w="4873" w:type="dxa"/>
+            <w:tcW w:w="2568" w:type="dxa"/>
             <w:tcBorders>
               <w:top w:val="single" w:color="B7C9C0" w:sz="4" w:space="0"/>
               <w:left w:val="single" w:color="B7C9C0" w:sz="4" w:space="0"/>
@@ -11688,7 +11756,7 @@
         </w:tc>
         <w:tc>
           <w:tcPr>
-            <w:tcW w:w="4873" w:type="dxa"/>
+            <w:tcW w:w="7178" w:type="dxa"/>
             <w:tcBorders>
               <w:top w:val="single" w:color="B7C9C0" w:sz="4" w:space="0"/>
               <w:left w:val="single" w:color="B7C9C0" w:sz="4" w:space="0"/>
@@ -11740,7 +11808,7 @@
         </w:tblPrEx>
         <w:tc>
           <w:tcPr>
-            <w:tcW w:w="4873" w:type="dxa"/>
+            <w:tcW w:w="2568" w:type="dxa"/>
             <w:tcBorders>
               <w:top w:val="single" w:color="B7C9C0" w:sz="4" w:space="0"/>
               <w:left w:val="single" w:color="B7C9C0" w:sz="4" w:space="0"/>
@@ -11774,7 +11842,7 @@
         </w:tc>
         <w:tc>
           <w:tcPr>
-            <w:tcW w:w="4873" w:type="dxa"/>
+            <w:tcW w:w="7178" w:type="dxa"/>
             <w:tcBorders>
               <w:top w:val="single" w:color="B7C9C0" w:sz="4" w:space="0"/>
               <w:left w:val="single" w:color="B7C9C0" w:sz="4" w:space="0"/>
@@ -11818,8 +11886,8 @@
         <w:pStyle w:val="2"/>
         <w:pageBreakBefore/>
       </w:pPr>
-      <w:bookmarkStart w:id="38" w:name="_Toc15222"/>
-      <w:bookmarkStart w:id="39" w:name="_Toc561"/>
+      <w:bookmarkStart w:id="38" w:name="_Toc561"/>
+      <w:bookmarkStart w:id="39" w:name="_Toc15222"/>
       <w:r>
         <w:t>Appendix C. APK internal/local codes</w:t>
       </w:r>
@@ -12466,8 +12534,8 @@
         <w:pStyle w:val="2"/>
         <w:pageBreakBefore/>
       </w:pPr>
-      <w:bookmarkStart w:id="40" w:name="_Toc15828"/>
-      <w:bookmarkStart w:id="41" w:name="_Toc15224"/>
+      <w:bookmarkStart w:id="40" w:name="_Toc15224"/>
+      <w:bookmarkStart w:id="41" w:name="_Toc15828"/>
       <w:r>
         <w:t>Appendix D. PostgreSQL Data Dictionary</w:t>
       </w:r>
@@ -12504,8 +12572,8 @@
         </w:tblCellMar>
       </w:tblPr>
       <w:tblGrid>
-        <w:gridCol w:w="4873"/>
-        <w:gridCol w:w="4873"/>
+        <w:gridCol w:w="3648"/>
+        <w:gridCol w:w="6098"/>
       </w:tblGrid>
       <w:tr>
         <w:tblPrEx>
@@ -12529,7 +12597,7 @@
         </w:trPr>
         <w:tc>
           <w:tcPr>
-            <w:tcW w:w="4873" w:type="dxa"/>
+            <w:tcW w:w="3648" w:type="dxa"/>
             <w:tcBorders>
               <w:top w:val="single" w:color="B7C9C0" w:sz="4" w:space="0"/>
               <w:left w:val="single" w:color="B7C9C0" w:sz="4" w:space="0"/>
@@ -12563,7 +12631,7 @@
         </w:tc>
         <w:tc>
           <w:tcPr>
-            <w:tcW w:w="4873" w:type="dxa"/>
+            <w:tcW w:w="6098" w:type="dxa"/>
             <w:tcBorders>
               <w:top w:val="single" w:color="B7C9C0" w:sz="4" w:space="0"/>
               <w:left w:val="single" w:color="B7C9C0" w:sz="4" w:space="0"/>
@@ -12615,7 +12683,7 @@
         </w:tblPrEx>
         <w:tc>
           <w:tcPr>
-            <w:tcW w:w="4873" w:type="dxa"/>
+            <w:tcW w:w="3648" w:type="dxa"/>
             <w:tcBorders>
               <w:top w:val="single" w:color="B7C9C0" w:sz="4" w:space="0"/>
               <w:left w:val="single" w:color="B7C9C0" w:sz="4" w:space="0"/>
@@ -12649,7 +12717,7 @@
         </w:tc>
         <w:tc>
           <w:tcPr>
-            <w:tcW w:w="4873" w:type="dxa"/>
+            <w:tcW w:w="6098" w:type="dxa"/>
             <w:tcBorders>
               <w:top w:val="single" w:color="B7C9C0" w:sz="4" w:space="0"/>
               <w:left w:val="single" w:color="B7C9C0" w:sz="4" w:space="0"/>
@@ -12701,7 +12769,7 @@
         </w:tblPrEx>
         <w:tc>
           <w:tcPr>
-            <w:tcW w:w="4873" w:type="dxa"/>
+            <w:tcW w:w="3648" w:type="dxa"/>
             <w:tcBorders>
               <w:top w:val="single" w:color="B7C9C0" w:sz="4" w:space="0"/>
               <w:left w:val="single" w:color="B7C9C0" w:sz="4" w:space="0"/>
@@ -12735,7 +12803,7 @@
         </w:tc>
         <w:tc>
           <w:tcPr>
-            <w:tcW w:w="4873" w:type="dxa"/>
+            <w:tcW w:w="6098" w:type="dxa"/>
             <w:tcBorders>
               <w:top w:val="single" w:color="B7C9C0" w:sz="4" w:space="0"/>
               <w:left w:val="single" w:color="B7C9C0" w:sz="4" w:space="0"/>
@@ -12787,7 +12855,7 @@
         </w:tblPrEx>
         <w:tc>
           <w:tcPr>
-            <w:tcW w:w="4873" w:type="dxa"/>
+            <w:tcW w:w="3648" w:type="dxa"/>
             <w:tcBorders>
               <w:top w:val="single" w:color="B7C9C0" w:sz="4" w:space="0"/>
               <w:left w:val="single" w:color="B7C9C0" w:sz="4" w:space="0"/>
@@ -12821,7 +12889,7 @@
         </w:tc>
         <w:tc>
           <w:tcPr>
-            <w:tcW w:w="4873" w:type="dxa"/>
+            <w:tcW w:w="6098" w:type="dxa"/>
             <w:tcBorders>
               <w:top w:val="single" w:color="B7C9C0" w:sz="4" w:space="0"/>
               <w:left w:val="single" w:color="B7C9C0" w:sz="4" w:space="0"/>
@@ -12873,7 +12941,7 @@
         </w:tblPrEx>
         <w:tc>
           <w:tcPr>
-            <w:tcW w:w="4873" w:type="dxa"/>
+            <w:tcW w:w="3648" w:type="dxa"/>
             <w:tcBorders>
               <w:top w:val="single" w:color="B7C9C0" w:sz="4" w:space="0"/>
               <w:left w:val="single" w:color="B7C9C0" w:sz="4" w:space="0"/>
@@ -12907,7 +12975,7 @@
         </w:tc>
         <w:tc>
           <w:tcPr>
-            <w:tcW w:w="4873" w:type="dxa"/>
+            <w:tcW w:w="6098" w:type="dxa"/>
             <w:tcBorders>
               <w:top w:val="single" w:color="B7C9C0" w:sz="4" w:space="0"/>
               <w:left w:val="single" w:color="B7C9C0" w:sz="4" w:space="0"/>
@@ -12959,7 +13027,7 @@
         </w:tblPrEx>
         <w:tc>
           <w:tcPr>
-            <w:tcW w:w="4873" w:type="dxa"/>
+            <w:tcW w:w="3648" w:type="dxa"/>
             <w:tcBorders>
               <w:top w:val="single" w:color="B7C9C0" w:sz="4" w:space="0"/>
               <w:left w:val="single" w:color="B7C9C0" w:sz="4" w:space="0"/>
@@ -12993,7 +13061,7 @@
         </w:tc>
         <w:tc>
           <w:tcPr>
-            <w:tcW w:w="4873" w:type="dxa"/>
+            <w:tcW w:w="6098" w:type="dxa"/>
             <w:tcBorders>
               <w:top w:val="single" w:color="B7C9C0" w:sz="4" w:space="0"/>
               <w:left w:val="single" w:color="B7C9C0" w:sz="4" w:space="0"/>
@@ -14962,10 +15030,10 @@
         </w:tblCellMar>
       </w:tblPr>
       <w:tblGrid>
-        <w:gridCol w:w="2436"/>
-        <w:gridCol w:w="1831"/>
-        <w:gridCol w:w="1717"/>
-        <w:gridCol w:w="3762"/>
+        <w:gridCol w:w="1608"/>
+        <w:gridCol w:w="1899"/>
+        <w:gridCol w:w="1691"/>
+        <w:gridCol w:w="4548"/>
       </w:tblGrid>
       <w:tr>
         <w:tblPrEx>
@@ -14989,7 +15057,7 @@
         </w:trPr>
         <w:tc>
           <w:tcPr>
-            <w:tcW w:w="2436" w:type="dxa"/>
+            <w:tcW w:w="1608" w:type="dxa"/>
             <w:tcBorders>
               <w:top w:val="single" w:color="B7C9C0" w:sz="4" w:space="0"/>
               <w:left w:val="single" w:color="B7C9C0" w:sz="4" w:space="0"/>
@@ -15023,7 +15091,7 @@
         </w:tc>
         <w:tc>
           <w:tcPr>
-            <w:tcW w:w="1831" w:type="dxa"/>
+            <w:tcW w:w="1899" w:type="dxa"/>
             <w:tcBorders>
               <w:top w:val="single" w:color="B7C9C0" w:sz="4" w:space="0"/>
               <w:left w:val="single" w:color="B7C9C0" w:sz="4" w:space="0"/>
@@ -15057,7 +15125,7 @@
         </w:tc>
         <w:tc>
           <w:tcPr>
-            <w:tcW w:w="1717" w:type="dxa"/>
+            <w:tcW w:w="1691" w:type="dxa"/>
             <w:tcBorders>
               <w:top w:val="single" w:color="B7C9C0" w:sz="4" w:space="0"/>
               <w:left w:val="single" w:color="B7C9C0" w:sz="4" w:space="0"/>
@@ -15091,7 +15159,7 @@
         </w:tc>
         <w:tc>
           <w:tcPr>
-            <w:tcW w:w="3762" w:type="dxa"/>
+            <w:tcW w:w="4548" w:type="dxa"/>
             <w:tcBorders>
               <w:top w:val="single" w:color="B7C9C0" w:sz="4" w:space="0"/>
               <w:left w:val="single" w:color="B7C9C0" w:sz="4" w:space="0"/>
@@ -15143,7 +15211,7 @@
         </w:tblPrEx>
         <w:tc>
           <w:tcPr>
-            <w:tcW w:w="2436" w:type="dxa"/>
+            <w:tcW w:w="1608" w:type="dxa"/>
             <w:tcBorders>
               <w:top w:val="single" w:color="B7C9C0" w:sz="4" w:space="0"/>
               <w:left w:val="single" w:color="B7C9C0" w:sz="4" w:space="0"/>
@@ -15177,7 +15245,7 @@
         </w:tc>
         <w:tc>
           <w:tcPr>
-            <w:tcW w:w="1831" w:type="dxa"/>
+            <w:tcW w:w="1899" w:type="dxa"/>
             <w:tcBorders>
               <w:top w:val="single" w:color="B7C9C0" w:sz="4" w:space="0"/>
               <w:left w:val="single" w:color="B7C9C0" w:sz="4" w:space="0"/>
@@ -15211,7 +15279,7 @@
         </w:tc>
         <w:tc>
           <w:tcPr>
-            <w:tcW w:w="1717" w:type="dxa"/>
+            <w:tcW w:w="1691" w:type="dxa"/>
             <w:tcBorders>
               <w:top w:val="single" w:color="B7C9C0" w:sz="4" w:space="0"/>
               <w:left w:val="single" w:color="B7C9C0" w:sz="4" w:space="0"/>
@@ -15245,7 +15313,7 @@
         </w:tc>
         <w:tc>
           <w:tcPr>
-            <w:tcW w:w="3762" w:type="dxa"/>
+            <w:tcW w:w="4548" w:type="dxa"/>
             <w:tcBorders>
               <w:top w:val="single" w:color="B7C9C0" w:sz="4" w:space="0"/>
               <w:left w:val="single" w:color="B7C9C0" w:sz="4" w:space="0"/>
@@ -15297,7 +15365,7 @@
         </w:tblPrEx>
         <w:tc>
           <w:tcPr>
-            <w:tcW w:w="2436" w:type="dxa"/>
+            <w:tcW w:w="1608" w:type="dxa"/>
             <w:tcBorders>
               <w:top w:val="single" w:color="B7C9C0" w:sz="4" w:space="0"/>
               <w:left w:val="single" w:color="B7C9C0" w:sz="4" w:space="0"/>
@@ -15331,7 +15399,7 @@
         </w:tc>
         <w:tc>
           <w:tcPr>
-            <w:tcW w:w="1831" w:type="dxa"/>
+            <w:tcW w:w="1899" w:type="dxa"/>
             <w:tcBorders>
               <w:top w:val="single" w:color="B7C9C0" w:sz="4" w:space="0"/>
               <w:left w:val="single" w:color="B7C9C0" w:sz="4" w:space="0"/>
@@ -15365,7 +15433,7 @@
         </w:tc>
         <w:tc>
           <w:tcPr>
-            <w:tcW w:w="1717" w:type="dxa"/>
+            <w:tcW w:w="1691" w:type="dxa"/>
             <w:tcBorders>
               <w:top w:val="single" w:color="B7C9C0" w:sz="4" w:space="0"/>
               <w:left w:val="single" w:color="B7C9C0" w:sz="4" w:space="0"/>
@@ -15399,7 +15467,7 @@
         </w:tc>
         <w:tc>
           <w:tcPr>
-            <w:tcW w:w="3762" w:type="dxa"/>
+            <w:tcW w:w="4548" w:type="dxa"/>
             <w:tcBorders>
               <w:top w:val="single" w:color="B7C9C0" w:sz="4" w:space="0"/>
               <w:left w:val="single" w:color="B7C9C0" w:sz="4" w:space="0"/>
@@ -15451,7 +15519,7 @@
         </w:tblPrEx>
         <w:tc>
           <w:tcPr>
-            <w:tcW w:w="2436" w:type="dxa"/>
+            <w:tcW w:w="1608" w:type="dxa"/>
             <w:tcBorders>
               <w:top w:val="single" w:color="B7C9C0" w:sz="4" w:space="0"/>
               <w:left w:val="single" w:color="B7C9C0" w:sz="4" w:space="0"/>
@@ -15485,7 +15553,7 @@
         </w:tc>
         <w:tc>
           <w:tcPr>
-            <w:tcW w:w="1831" w:type="dxa"/>
+            <w:tcW w:w="1899" w:type="dxa"/>
             <w:tcBorders>
               <w:top w:val="single" w:color="B7C9C0" w:sz="4" w:space="0"/>
               <w:left w:val="single" w:color="B7C9C0" w:sz="4" w:space="0"/>
@@ -15519,7 +15587,7 @@
         </w:tc>
         <w:tc>
           <w:tcPr>
-            <w:tcW w:w="1717" w:type="dxa"/>
+            <w:tcW w:w="1691" w:type="dxa"/>
             <w:tcBorders>
               <w:top w:val="single" w:color="B7C9C0" w:sz="4" w:space="0"/>
               <w:left w:val="single" w:color="B7C9C0" w:sz="4" w:space="0"/>
@@ -15553,7 +15621,7 @@
         </w:tc>
         <w:tc>
           <w:tcPr>
-            <w:tcW w:w="3762" w:type="dxa"/>
+            <w:tcW w:w="4548" w:type="dxa"/>
             <w:tcBorders>
               <w:top w:val="single" w:color="B7C9C0" w:sz="4" w:space="0"/>
               <w:left w:val="single" w:color="B7C9C0" w:sz="4" w:space="0"/>
@@ -15605,7 +15673,7 @@
         </w:tblPrEx>
         <w:tc>
           <w:tcPr>
-            <w:tcW w:w="2436" w:type="dxa"/>
+            <w:tcW w:w="1608" w:type="dxa"/>
             <w:tcBorders>
               <w:top w:val="single" w:color="B7C9C0" w:sz="4" w:space="0"/>
               <w:left w:val="single" w:color="B7C9C0" w:sz="4" w:space="0"/>
@@ -15639,7 +15707,7 @@
         </w:tc>
         <w:tc>
           <w:tcPr>
-            <w:tcW w:w="1831" w:type="dxa"/>
+            <w:tcW w:w="1899" w:type="dxa"/>
             <w:tcBorders>
               <w:top w:val="single" w:color="B7C9C0" w:sz="4" w:space="0"/>
               <w:left w:val="single" w:color="B7C9C0" w:sz="4" w:space="0"/>
@@ -15673,7 +15741,7 @@
         </w:tc>
         <w:tc>
           <w:tcPr>
-            <w:tcW w:w="1717" w:type="dxa"/>
+            <w:tcW w:w="1691" w:type="dxa"/>
             <w:tcBorders>
               <w:top w:val="single" w:color="B7C9C0" w:sz="4" w:space="0"/>
               <w:left w:val="single" w:color="B7C9C0" w:sz="4" w:space="0"/>
@@ -15707,7 +15775,7 @@
         </w:tc>
         <w:tc>
           <w:tcPr>
-            <w:tcW w:w="3762" w:type="dxa"/>
+            <w:tcW w:w="4548" w:type="dxa"/>
             <w:tcBorders>
               <w:top w:val="single" w:color="B7C9C0" w:sz="4" w:space="0"/>
               <w:left w:val="single" w:color="B7C9C0" w:sz="4" w:space="0"/>
@@ -15785,6 +15853,22 @@
         <w:gridCol w:w="4646"/>
       </w:tblGrid>
       <w:tr>
+        <w:tblPrEx>
+          <w:tblBorders>
+            <w:top w:val="single" w:color="auto" w:sz="4" w:space="0"/>
+            <w:left w:val="single" w:color="auto" w:sz="4" w:space="0"/>
+            <w:bottom w:val="single" w:color="auto" w:sz="4" w:space="0"/>
+            <w:right w:val="single" w:color="auto" w:sz="4" w:space="0"/>
+            <w:insideH w:val="single" w:color="auto" w:sz="4" w:space="0"/>
+            <w:insideV w:val="single" w:color="auto" w:sz="4" w:space="0"/>
+          </w:tblBorders>
+          <w:tblCellMar>
+            <w:top w:w="0" w:type="dxa"/>
+            <w:left w:w="10" w:type="dxa"/>
+            <w:bottom w:w="0" w:type="dxa"/>
+            <w:right w:w="10" w:type="dxa"/>
+          </w:tblCellMar>
+        </w:tblPrEx>
         <w:trPr>
           <w:tblHeader/>
         </w:trPr>
@@ -15818,7 +15902,7 @@
                 <w:sz w:val="19"/>
                 <w:szCs w:val="19"/>
               </w:rPr>
-              <w:t xml:space="preserve">Routine</w:t>
+              <w:t>Routine</w:t>
             </w:r>
           </w:p>
         </w:tc>
@@ -15852,7 +15936,7 @@
                 <w:sz w:val="19"/>
                 <w:szCs w:val="19"/>
               </w:rPr>
-              <w:t xml:space="preserve">Parameters</w:t>
+              <w:t>Parameters</w:t>
             </w:r>
           </w:p>
         </w:tc>
@@ -15886,12 +15970,28 @@
                 <w:sz w:val="19"/>
                 <w:szCs w:val="19"/>
               </w:rPr>
-              <w:t xml:space="preserve">Purpose</w:t>
+              <w:t>Purpose</w:t>
             </w:r>
           </w:p>
         </w:tc>
       </w:tr>
       <w:tr>
+        <w:tblPrEx>
+          <w:tblBorders>
+            <w:top w:val="single" w:color="auto" w:sz="4" w:space="0"/>
+            <w:left w:val="single" w:color="auto" w:sz="4" w:space="0"/>
+            <w:bottom w:val="single" w:color="auto" w:sz="4" w:space="0"/>
+            <w:right w:val="single" w:color="auto" w:sz="4" w:space="0"/>
+            <w:insideH w:val="single" w:color="auto" w:sz="4" w:space="0"/>
+            <w:insideV w:val="single" w:color="auto" w:sz="4" w:space="0"/>
+          </w:tblBorders>
+          <w:tblCellMar>
+            <w:top w:w="0" w:type="dxa"/>
+            <w:left w:w="10" w:type="dxa"/>
+            <w:bottom w:w="0" w:type="dxa"/>
+            <w:right w:w="10" w:type="dxa"/>
+          </w:tblCellMar>
+        </w:tblPrEx>
         <w:tc>
           <w:tcPr>
             <w:tcW w:w="2100" w:type="dxa"/>
@@ -15922,7 +16022,7 @@
                 <w:sz w:val="19"/>
                 <w:szCs w:val="19"/>
               </w:rPr>
-              <w:t xml:space="preserve">seed_unit</w:t>
+              <w:t>seed_unit</w:t>
             </w:r>
           </w:p>
         </w:tc>
@@ -15956,7 +16056,7 @@
                 <w:sz w:val="19"/>
                 <w:szCs w:val="19"/>
               </w:rPr>
-              <w:t xml:space="preserve">p_unique_id, p_name</w:t>
+              <w:t>p_unique_id, p_name</w:t>
             </w:r>
           </w:p>
         </w:tc>
@@ -15990,12 +16090,28 @@
                 <w:sz w:val="19"/>
                 <w:szCs w:val="19"/>
               </w:rPr>
-              <w:t xml:space="preserve">Insert a unit or refresh its label without changing a live binding.</w:t>
+              <w:t>Insert a unit or refresh its label without changing a live binding.</w:t>
             </w:r>
           </w:p>
         </w:tc>
       </w:tr>
       <w:tr>
+        <w:tblPrEx>
+          <w:tblBorders>
+            <w:top w:val="single" w:color="auto" w:sz="4" w:space="0"/>
+            <w:left w:val="single" w:color="auto" w:sz="4" w:space="0"/>
+            <w:bottom w:val="single" w:color="auto" w:sz="4" w:space="0"/>
+            <w:right w:val="single" w:color="auto" w:sz="4" w:space="0"/>
+            <w:insideH w:val="single" w:color="auto" w:sz="4" w:space="0"/>
+            <w:insideV w:val="single" w:color="auto" w:sz="4" w:space="0"/>
+          </w:tblBorders>
+          <w:tblCellMar>
+            <w:top w:w="0" w:type="dxa"/>
+            <w:left w:w="10" w:type="dxa"/>
+            <w:bottom w:w="0" w:type="dxa"/>
+            <w:right w:w="10" w:type="dxa"/>
+          </w:tblCellMar>
+        </w:tblPrEx>
         <w:tc>
           <w:tcPr>
             <w:tcW w:w="2100" w:type="dxa"/>
@@ -16026,7 +16142,7 @@
                 <w:sz w:val="19"/>
                 <w:szCs w:val="19"/>
               </w:rPr>
-              <w:t xml:space="preserve">issue_otp</w:t>
+              <w:t>issue_otp</w:t>
             </w:r>
           </w:p>
         </w:tc>
@@ -16060,7 +16176,7 @@
                 <w:sz w:val="19"/>
                 <w:szCs w:val="19"/>
               </w:rPr>
-              <w:t xml:space="preserve">p_ttl_minutes (default 10)</w:t>
+              <w:t>p_ttl_minutes (default 10)</w:t>
             </w:r>
           </w:p>
         </w:tc>
@@ -16094,12 +16210,28 @@
                 <w:sz w:val="19"/>
                 <w:szCs w:val="19"/>
               </w:rPr>
-              <w:t xml:space="preserve">Purge expired OTPs and issue a six-digit OTP.</w:t>
+              <w:t>Purge expired OTPs and issue a six-digit OTP.</w:t>
             </w:r>
           </w:p>
         </w:tc>
       </w:tr>
       <w:tr>
+        <w:tblPrEx>
+          <w:tblBorders>
+            <w:top w:val="single" w:color="auto" w:sz="4" w:space="0"/>
+            <w:left w:val="single" w:color="auto" w:sz="4" w:space="0"/>
+            <w:bottom w:val="single" w:color="auto" w:sz="4" w:space="0"/>
+            <w:right w:val="single" w:color="auto" w:sz="4" w:space="0"/>
+            <w:insideH w:val="single" w:color="auto" w:sz="4" w:space="0"/>
+            <w:insideV w:val="single" w:color="auto" w:sz="4" w:space="0"/>
+          </w:tblBorders>
+          <w:tblCellMar>
+            <w:top w:w="0" w:type="dxa"/>
+            <w:left w:w="10" w:type="dxa"/>
+            <w:bottom w:w="0" w:type="dxa"/>
+            <w:right w:w="10" w:type="dxa"/>
+          </w:tblCellMar>
+        </w:tblPrEx>
         <w:tc>
           <w:tcPr>
             <w:tcW w:w="2100" w:type="dxa"/>
@@ -16130,7 +16262,7 @@
                 <w:sz w:val="19"/>
                 <w:szCs w:val="19"/>
               </w:rPr>
-              <w:t xml:space="preserve">otp_is_valid</w:t>
+              <w:t>otp_is_valid</w:t>
             </w:r>
           </w:p>
         </w:tc>
@@ -16164,7 +16296,7 @@
                 <w:sz w:val="19"/>
                 <w:szCs w:val="19"/>
               </w:rPr>
-              <w:t xml:space="preserve">p_otp</w:t>
+              <w:t>p_otp</w:t>
             </w:r>
           </w:p>
         </w:tc>
@@ -16198,12 +16330,28 @@
                 <w:sz w:val="19"/>
                 <w:szCs w:val="19"/>
               </w:rPr>
-              <w:t xml:space="preserve">Check OTP validity without consuming it.</w:t>
+              <w:t>Check OTP validity without consuming it.</w:t>
             </w:r>
           </w:p>
         </w:tc>
       </w:tr>
       <w:tr>
+        <w:tblPrEx>
+          <w:tblBorders>
+            <w:top w:val="single" w:color="auto" w:sz="4" w:space="0"/>
+            <w:left w:val="single" w:color="auto" w:sz="4" w:space="0"/>
+            <w:bottom w:val="single" w:color="auto" w:sz="4" w:space="0"/>
+            <w:right w:val="single" w:color="auto" w:sz="4" w:space="0"/>
+            <w:insideH w:val="single" w:color="auto" w:sz="4" w:space="0"/>
+            <w:insideV w:val="single" w:color="auto" w:sz="4" w:space="0"/>
+          </w:tblBorders>
+          <w:tblCellMar>
+            <w:top w:w="0" w:type="dxa"/>
+            <w:left w:w="10" w:type="dxa"/>
+            <w:bottom w:w="0" w:type="dxa"/>
+            <w:right w:w="10" w:type="dxa"/>
+          </w:tblCellMar>
+        </w:tblPrEx>
         <w:tc>
           <w:tcPr>
             <w:tcW w:w="2100" w:type="dxa"/>
@@ -16234,7 +16382,7 @@
                 <w:sz w:val="19"/>
                 <w:szCs w:val="19"/>
               </w:rPr>
-              <w:t xml:space="preserve">consume_otp</w:t>
+              <w:t>consume_otp</w:t>
             </w:r>
           </w:p>
         </w:tc>
@@ -16268,7 +16416,7 @@
                 <w:sz w:val="19"/>
                 <w:szCs w:val="19"/>
               </w:rPr>
-              <w:t xml:space="preserve">p_otp</w:t>
+              <w:t>p_otp</w:t>
             </w:r>
           </w:p>
         </w:tc>
@@ -16302,12 +16450,28 @@
                 <w:sz w:val="19"/>
                 <w:szCs w:val="19"/>
               </w:rPr>
-              <w:t xml:space="preserve">Atomically consume a valid OTP.</w:t>
+              <w:t>Atomically consume a valid OTP.</w:t>
             </w:r>
           </w:p>
         </w:tc>
       </w:tr>
       <w:tr>
+        <w:tblPrEx>
+          <w:tblBorders>
+            <w:top w:val="single" w:color="auto" w:sz="4" w:space="0"/>
+            <w:left w:val="single" w:color="auto" w:sz="4" w:space="0"/>
+            <w:bottom w:val="single" w:color="auto" w:sz="4" w:space="0"/>
+            <w:right w:val="single" w:color="auto" w:sz="4" w:space="0"/>
+            <w:insideH w:val="single" w:color="auto" w:sz="4" w:space="0"/>
+            <w:insideV w:val="single" w:color="auto" w:sz="4" w:space="0"/>
+          </w:tblBorders>
+          <w:tblCellMar>
+            <w:top w:w="0" w:type="dxa"/>
+            <w:left w:w="10" w:type="dxa"/>
+            <w:bottom w:w="0" w:type="dxa"/>
+            <w:right w:w="10" w:type="dxa"/>
+          </w:tblCellMar>
+        </w:tblPrEx>
         <w:tc>
           <w:tcPr>
             <w:tcW w:w="2100" w:type="dxa"/>
@@ -16338,7 +16502,7 @@
                 <w:sz w:val="19"/>
                 <w:szCs w:val="19"/>
               </w:rPr>
-              <w:t xml:space="preserve">manual_claim</w:t>
+              <w:t>manual_claim</w:t>
             </w:r>
           </w:p>
         </w:tc>
@@ -16372,7 +16536,7 @@
                 <w:sz w:val="19"/>
                 <w:szCs w:val="19"/>
               </w:rPr>
-              <w:t xml:space="preserve">p_unique_id, p_fingerprint, p_otp</w:t>
+              <w:t>p_unique_id, p_fingerprint, p_otp</w:t>
             </w:r>
           </w:p>
         </w:tc>
@@ -16406,12 +16570,28 @@
                 <w:sz w:val="19"/>
                 <w:szCs w:val="19"/>
               </w:rPr>
-              <w:t xml:space="preserve">Bind a phone to a unit after ownership, OTP, and drain checks.</w:t>
+              <w:t>Bind a phone to a unit after ownership, OTP, and drain checks.</w:t>
             </w:r>
           </w:p>
         </w:tc>
       </w:tr>
       <w:tr>
+        <w:tblPrEx>
+          <w:tblBorders>
+            <w:top w:val="single" w:color="auto" w:sz="4" w:space="0"/>
+            <w:left w:val="single" w:color="auto" w:sz="4" w:space="0"/>
+            <w:bottom w:val="single" w:color="auto" w:sz="4" w:space="0"/>
+            <w:right w:val="single" w:color="auto" w:sz="4" w:space="0"/>
+            <w:insideH w:val="single" w:color="auto" w:sz="4" w:space="0"/>
+            <w:insideV w:val="single" w:color="auto" w:sz="4" w:space="0"/>
+          </w:tblBorders>
+          <w:tblCellMar>
+            <w:top w:w="0" w:type="dxa"/>
+            <w:left w:w="10" w:type="dxa"/>
+            <w:bottom w:w="0" w:type="dxa"/>
+            <w:right w:w="10" w:type="dxa"/>
+          </w:tblCellMar>
+        </w:tblPrEx>
         <w:tc>
           <w:tcPr>
             <w:tcW w:w="2100" w:type="dxa"/>
@@ -16442,7 +16622,7 @@
                 <w:sz w:val="19"/>
                 <w:szCs w:val="19"/>
               </w:rPr>
-              <w:t xml:space="preserve">release_unit</w:t>
+              <w:t>release_unit</w:t>
             </w:r>
           </w:p>
         </w:tc>
@@ -16476,7 +16656,7 @@
                 <w:sz w:val="19"/>
                 <w:szCs w:val="19"/>
               </w:rPr>
-              <w:t xml:space="preserve">p_unique_id, p_fingerprint, p_otp</w:t>
+              <w:t>p_unique_id, p_fingerprint, p_otp</w:t>
             </w:r>
           </w:p>
         </w:tc>
@@ -16510,12 +16690,28 @@
                 <w:sz w:val="19"/>
                 <w:szCs w:val="19"/>
               </w:rPr>
-              <w:t xml:space="preserve">Release a unit only for its proven owner.</w:t>
+              <w:t>Release a unit only for its proven owner.</w:t>
             </w:r>
           </w:p>
         </w:tc>
       </w:tr>
       <w:tr>
+        <w:tblPrEx>
+          <w:tblBorders>
+            <w:top w:val="single" w:color="auto" w:sz="4" w:space="0"/>
+            <w:left w:val="single" w:color="auto" w:sz="4" w:space="0"/>
+            <w:bottom w:val="single" w:color="auto" w:sz="4" w:space="0"/>
+            <w:right w:val="single" w:color="auto" w:sz="4" w:space="0"/>
+            <w:insideH w:val="single" w:color="auto" w:sz="4" w:space="0"/>
+            <w:insideV w:val="single" w:color="auto" w:sz="4" w:space="0"/>
+          </w:tblBorders>
+          <w:tblCellMar>
+            <w:top w:w="0" w:type="dxa"/>
+            <w:left w:w="10" w:type="dxa"/>
+            <w:bottom w:w="0" w:type="dxa"/>
+            <w:right w:w="10" w:type="dxa"/>
+          </w:tblCellMar>
+        </w:tblPrEx>
         <w:tc>
           <w:tcPr>
             <w:tcW w:w="2100" w:type="dxa"/>
@@ -16546,7 +16742,7 @@
                 <w:sz w:val="19"/>
                 <w:szCs w:val="19"/>
               </w:rPr>
-              <w:t xml:space="preserve">check_binding</w:t>
+              <w:t>check_binding</w:t>
             </w:r>
           </w:p>
         </w:tc>
@@ -16580,7 +16776,7 @@
                 <w:sz w:val="19"/>
                 <w:szCs w:val="19"/>
               </w:rPr>
-              <w:t xml:space="preserve">p_unique_id, p_fingerprint, p_app_version (default NULL)</w:t>
+              <w:t>p_unique_id, p_fingerprint, p_app_version (default NULL)</w:t>
             </w:r>
           </w:p>
         </w:tc>
@@ -16614,12 +16810,28 @@
                 <w:sz w:val="19"/>
                 <w:szCs w:val="19"/>
               </w:rPr>
-              <w:t xml:space="preserve">Return binding state and refresh owner activity/version when bound.</w:t>
+              <w:t>Return binding state and refresh owner activity/version when bound.</w:t>
             </w:r>
           </w:p>
         </w:tc>
       </w:tr>
       <w:tr>
+        <w:tblPrEx>
+          <w:tblBorders>
+            <w:top w:val="single" w:color="auto" w:sz="4" w:space="0"/>
+            <w:left w:val="single" w:color="auto" w:sz="4" w:space="0"/>
+            <w:bottom w:val="single" w:color="auto" w:sz="4" w:space="0"/>
+            <w:right w:val="single" w:color="auto" w:sz="4" w:space="0"/>
+            <w:insideH w:val="single" w:color="auto" w:sz="4" w:space="0"/>
+            <w:insideV w:val="single" w:color="auto" w:sz="4" w:space="0"/>
+          </w:tblBorders>
+          <w:tblCellMar>
+            <w:top w:w="0" w:type="dxa"/>
+            <w:left w:w="10" w:type="dxa"/>
+            <w:bottom w:w="0" w:type="dxa"/>
+            <w:right w:w="10" w:type="dxa"/>
+          </w:tblCellMar>
+        </w:tblPrEx>
         <w:tc>
           <w:tcPr>
             <w:tcW w:w="2100" w:type="dxa"/>
@@ -16650,7 +16862,7 @@
                 <w:sz w:val="19"/>
                 <w:szCs w:val="19"/>
               </w:rPr>
-              <w:t xml:space="preserve">admin_release</w:t>
+              <w:t>admin_release</w:t>
             </w:r>
           </w:p>
         </w:tc>
@@ -16684,7 +16896,7 @@
                 <w:sz w:val="19"/>
                 <w:szCs w:val="19"/>
               </w:rPr>
-              <w:t xml:space="preserve">p_unique_id</w:t>
+              <w:t>p_unique_id</w:t>
             </w:r>
           </w:p>
         </w:tc>
@@ -16718,7 +16930,7 @@
                 <w:sz w:val="19"/>
                 <w:szCs w:val="19"/>
               </w:rPr>
-              <w:t xml:space="preserve">Office force-release for lost, dead, or reassigned handset. Takes no fingerprint: the point is that the owning phone can no longer prove anything.</w:t>
+              <w:t>Office force-release for lost, dead, or reassigned handset. Takes no fingerprint: the point is that the owning phone can no longer prove anything.</w:t>
             </w:r>
           </w:p>
         </w:tc>
@@ -16777,6 +16989,12 @@
             <w:insideH w:val="single" w:color="auto" w:sz="4" w:space="0"/>
             <w:insideV w:val="single" w:color="auto" w:sz="4" w:space="0"/>
           </w:tblBorders>
+          <w:tblCellMar>
+            <w:top w:w="0" w:type="dxa"/>
+            <w:left w:w="10" w:type="dxa"/>
+            <w:bottom w:w="0" w:type="dxa"/>
+            <w:right w:w="10" w:type="dxa"/>
+          </w:tblCellMar>
         </w:tblPrEx>
         <w:trPr>
           <w:tblHeader/>
